--- a/TS-Kramam/TS-7.2/TS 7.2 Malayalam Krama Paatam Corrections.docx
+++ b/TS-Kramam/TS-7.2/TS 7.2 Malayalam Krama Paatam Corrections.docx
@@ -152,12 +152,16 @@
               <w:spacing w:before="0" w:line="240" w:lineRule="auto"/>
               <w:jc w:val="center"/>
               <w:rPr>
-                <w:sz w:val="32"/>
-                <w:szCs w:val="32"/>
-              </w:rPr>
-            </w:pPr>
-            <w:r>
-              <w:rPr>
+                <w:b/>
+                <w:bCs/>
+                <w:sz w:val="32"/>
+                <w:szCs w:val="32"/>
+              </w:rPr>
+            </w:pPr>
+            <w:r>
+              <w:rPr>
+                <w:b/>
+                <w:bCs/>
                 <w:sz w:val="32"/>
                 <w:szCs w:val="32"/>
               </w:rPr>
@@ -169,12 +173,16 @@
               <w:spacing w:before="0" w:line="240" w:lineRule="auto"/>
               <w:jc w:val="center"/>
               <w:rPr>
-                <w:sz w:val="32"/>
-                <w:szCs w:val="32"/>
-              </w:rPr>
-            </w:pPr>
-            <w:r>
-              <w:rPr>
+                <w:b/>
+                <w:bCs/>
+                <w:sz w:val="32"/>
+                <w:szCs w:val="32"/>
+              </w:rPr>
+            </w:pPr>
+            <w:r>
+              <w:rPr>
+                <w:b/>
+                <w:bCs/>
                 <w:sz w:val="32"/>
                 <w:szCs w:val="32"/>
               </w:rPr>
@@ -191,12 +199,16 @@
               <w:spacing w:before="0" w:line="240" w:lineRule="auto"/>
               <w:jc w:val="center"/>
               <w:rPr>
-                <w:sz w:val="32"/>
-                <w:szCs w:val="32"/>
-              </w:rPr>
-            </w:pPr>
-            <w:r>
-              <w:rPr>
+                <w:b/>
+                <w:bCs/>
+                <w:sz w:val="32"/>
+                <w:szCs w:val="32"/>
+              </w:rPr>
+            </w:pPr>
+            <w:r>
+              <w:rPr>
+                <w:b/>
+                <w:bCs/>
                 <w:sz w:val="32"/>
                 <w:szCs w:val="32"/>
               </w:rPr>
@@ -214,12 +226,16 @@
               <w:ind w:right="-18"/>
               <w:jc w:val="center"/>
               <w:rPr>
-                <w:sz w:val="32"/>
-                <w:szCs w:val="32"/>
-              </w:rPr>
-            </w:pPr>
-            <w:r>
-              <w:rPr>
+                <w:b/>
+                <w:bCs/>
+                <w:sz w:val="32"/>
+                <w:szCs w:val="32"/>
+              </w:rPr>
+            </w:pPr>
+            <w:r>
+              <w:rPr>
+                <w:b/>
+                <w:bCs/>
                 <w:sz w:val="32"/>
                 <w:szCs w:val="32"/>
               </w:rPr>
@@ -270,16 +286,7 @@
                 <w:sz w:val="28"/>
                 <w:szCs w:val="32"/>
               </w:rPr>
-              <w:t>7.2.</w:t>
-            </w:r>
-            <w:r>
-              <w:rPr>
-                <w:rFonts w:cs="Arial"/>
-                <w:b/>
-                <w:sz w:val="28"/>
-                <w:szCs w:val="32"/>
-              </w:rPr>
-              <w:t>15.1</w:t>
+              <w:t>7.2.6.3</w:t>
             </w:r>
             <w:r>
               <w:rPr>
@@ -325,6 +332,1669 @@
                 <w:sz w:val="28"/>
                 <w:szCs w:val="32"/>
               </w:rPr>
+              <w:t>37</w:t>
+            </w:r>
+          </w:p>
+          <w:p>
+            <w:pPr>
+              <w:widowControl w:val="0"/>
+              <w:tabs>
+                <w:tab w:val="left" w:pos="993"/>
+              </w:tabs>
+              <w:autoSpaceDE w:val="0"/>
+              <w:autoSpaceDN w:val="0"/>
+              <w:adjustRightInd w:val="0"/>
+              <w:spacing w:before="0" w:line="240" w:lineRule="auto"/>
+              <w:ind w:right="297"/>
+              <w:rPr>
+                <w:rFonts w:cs="Arial"/>
+                <w:b/>
+                <w:sz w:val="28"/>
+                <w:szCs w:val="32"/>
+              </w:rPr>
+            </w:pPr>
+            <w:r>
+              <w:rPr>
+                <w:rFonts w:cs="Arial"/>
+                <w:b/>
+                <w:sz w:val="28"/>
+                <w:szCs w:val="32"/>
+              </w:rPr>
+              <w:t>Panchaati No</w:t>
+            </w:r>
+            <w:r>
+              <w:rPr>
+                <w:rFonts w:cs="Arial"/>
+                <w:b/>
+                <w:szCs w:val="32"/>
+              </w:rPr>
+              <w:t>. -</w:t>
+            </w:r>
+            <w:r>
+              <w:rPr>
+                <w:rFonts w:cs="Arial"/>
+                <w:b/>
+                <w:sz w:val="28"/>
+                <w:szCs w:val="28"/>
+              </w:rPr>
+              <w:t xml:space="preserve"> 21</w:t>
+            </w:r>
+          </w:p>
+        </w:tc>
+        <w:tc>
+          <w:tcPr>
+            <w:tcW w:w="4848" w:type="dxa"/>
+          </w:tcPr>
+          <w:p>
+            <w:pPr>
+              <w:widowControl w:val="0"/>
+              <w:autoSpaceDE w:val="0"/>
+              <w:autoSpaceDN w:val="0"/>
+              <w:adjustRightInd w:val="0"/>
+              <w:spacing w:before="0" w:line="240" w:lineRule="auto"/>
+              <w:rPr>
+                <w:rFonts w:ascii="BRH Malayalam Extra" w:eastAsia="Times New Roman" w:hAnsi="BRH Malayalam Extra" w:cs="BRH Malayalam Extra"/>
+                <w:color w:val="000000"/>
+                <w:sz w:val="40"/>
+                <w:szCs w:val="40"/>
+                <w:lang w:val="en-IN" w:eastAsia="en-IN" w:bidi="ml-IN"/>
+              </w:rPr>
+            </w:pPr>
+            <w:r>
+              <w:rPr>
+                <w:rFonts w:ascii="BRH Malayalam Extra" w:eastAsia="Times New Roman" w:hAnsi="BRH Malayalam Extra" w:cs="BRH Malayalam Extra"/>
+                <w:color w:val="000000"/>
+                <w:sz w:val="40"/>
+                <w:szCs w:val="40"/>
+                <w:lang w:val="en-IN" w:eastAsia="en-IN" w:bidi="ml-IN"/>
+              </w:rPr>
+              <w:t>G</w:t>
+            </w:r>
+            <w:r>
+              <w:rPr>
+                <w:rFonts w:ascii="BRH Malayalam Extra" w:eastAsia="Times New Roman" w:hAnsi="BRH Malayalam Extra" w:cs="BRH Malayalam Extra"/>
+                <w:b/>
+                <w:color w:val="000000"/>
+                <w:sz w:val="32"/>
+                <w:szCs w:val="40"/>
+                <w:lang w:val="en-IN" w:eastAsia="en-IN" w:bidi="ml-IN"/>
+              </w:rPr>
+              <w:t>–</w:t>
+            </w:r>
+            <w:r>
+              <w:rPr>
+                <w:rFonts w:ascii="BRH Malayalam Extra" w:eastAsia="Times New Roman" w:hAnsi="BRH Malayalam Extra" w:cs="BRH Malayalam Extra"/>
+                <w:color w:val="000000"/>
+                <w:sz w:val="40"/>
+                <w:szCs w:val="40"/>
+                <w:lang w:val="en-IN" w:eastAsia="en-IN" w:bidi="ml-IN"/>
+              </w:rPr>
+              <w:t>Kx</w:t>
+            </w:r>
+            <w:r>
+              <w:rPr>
+                <w:rFonts w:ascii="BRH Malayalam Extra" w:eastAsia="Times New Roman" w:hAnsi="BRH Malayalam Extra" w:cs="BRH Malayalam Extra"/>
+                <w:b/>
+                <w:color w:val="000000"/>
+                <w:sz w:val="32"/>
+                <w:szCs w:val="40"/>
+                <w:lang w:val="en-IN" w:eastAsia="en-IN" w:bidi="ml-IN"/>
+              </w:rPr>
+              <w:t>–</w:t>
+            </w:r>
+            <w:r>
+              <w:rPr>
+                <w:rFonts w:ascii="BRH Malayalam Extra" w:eastAsia="Times New Roman" w:hAnsi="BRH Malayalam Extra" w:cs="BRH Malayalam Extra"/>
+                <w:color w:val="000000"/>
+                <w:sz w:val="40"/>
+                <w:szCs w:val="40"/>
+                <w:lang w:val="en-IN" w:eastAsia="en-IN" w:bidi="ml-IN"/>
+              </w:rPr>
+              <w:t>b</w:t>
+            </w:r>
+            <w:r>
+              <w:rPr>
+                <w:rFonts w:ascii="BRH Malayalam Extra" w:eastAsia="Times New Roman" w:hAnsi="BRH Malayalam Extra" w:cs="BRH Malayalam Extra"/>
+                <w:b/>
+                <w:color w:val="000000"/>
+                <w:sz w:val="32"/>
+                <w:szCs w:val="40"/>
+                <w:lang w:val="en-IN" w:eastAsia="en-IN" w:bidi="ml-IN"/>
+              </w:rPr>
+              <w:t>–</w:t>
+            </w:r>
+            <w:r>
+              <w:rPr>
+                <w:rFonts w:ascii="BRH Malayalam Extra" w:eastAsia="Times New Roman" w:hAnsi="BRH Malayalam Extra" w:cs="BRH Malayalam Extra"/>
+                <w:color w:val="000000"/>
+                <w:sz w:val="40"/>
+                <w:szCs w:val="40"/>
+                <w:lang w:val="en-IN" w:eastAsia="en-IN" w:bidi="ml-IN"/>
+              </w:rPr>
+              <w:t>q</w:t>
+            </w:r>
+            <w:r>
+              <w:rPr>
+                <w:rFonts w:ascii="BRH Malayalam Extra" w:eastAsia="Times New Roman" w:hAnsi="BRH Malayalam Extra" w:cs="BRH Malayalam Extra"/>
+                <w:b/>
+                <w:color w:val="000000"/>
+                <w:sz w:val="32"/>
+                <w:szCs w:val="40"/>
+                <w:lang w:val="en-IN" w:eastAsia="en-IN" w:bidi="ml-IN"/>
+              </w:rPr>
+              <w:t>–</w:t>
+            </w:r>
+            <w:r>
+              <w:rPr>
+                <w:rFonts w:ascii="BRH Malayalam Extra" w:eastAsia="Times New Roman" w:hAnsi="BRH Malayalam Extra" w:cs="BRH Malayalam Extra"/>
+                <w:color w:val="000000"/>
+                <w:sz w:val="40"/>
+                <w:szCs w:val="40"/>
+                <w:lang w:val="en-IN" w:eastAsia="en-IN" w:bidi="ml-IN"/>
+              </w:rPr>
+              <w:t>kx</w:t>
+            </w:r>
+            <w:r>
+              <w:rPr>
+                <w:rFonts w:ascii="BRH Malayalam Extra" w:eastAsia="Times New Roman" w:hAnsi="BRH Malayalam Extra" w:cs="BRH Malayalam Extra"/>
+                <w:b/>
+                <w:color w:val="000000"/>
+                <w:sz w:val="32"/>
+                <w:szCs w:val="40"/>
+                <w:lang w:val="en-IN" w:eastAsia="en-IN" w:bidi="ml-IN"/>
+              </w:rPr>
+              <w:t>–</w:t>
+            </w:r>
+            <w:proofErr w:type="spellStart"/>
+            <w:r>
+              <w:rPr>
+                <w:rFonts w:ascii="BRH Malayalam Extra" w:eastAsia="Times New Roman" w:hAnsi="BRH Malayalam Extra" w:cs="BRH Malayalam Extra"/>
+                <w:color w:val="000000"/>
+                <w:sz w:val="40"/>
+                <w:szCs w:val="40"/>
+                <w:lang w:val="en-IN" w:eastAsia="en-IN" w:bidi="ml-IN"/>
+              </w:rPr>
+              <w:t>öZ</w:t>
+            </w:r>
+            <w:proofErr w:type="spellEnd"/>
+            <w:r>
+              <w:rPr>
+                <w:rFonts w:ascii="BRH Malayalam Extra" w:eastAsia="Times New Roman" w:hAnsi="BRH Malayalam Extra" w:cs="BRH Malayalam Extra"/>
+                <w:color w:val="000000"/>
+                <w:sz w:val="40"/>
+                <w:szCs w:val="40"/>
+                <w:lang w:val="en-IN" w:eastAsia="en-IN" w:bidi="ml-IN"/>
+              </w:rPr>
+              <w:t xml:space="preserve"> </w:t>
+            </w:r>
+            <w:proofErr w:type="spellStart"/>
+            <w:r>
+              <w:rPr>
+                <w:rFonts w:ascii="BRH Malayalam Extra" w:eastAsia="Times New Roman" w:hAnsi="BRH Malayalam Extra" w:cs="BRH Malayalam Extra"/>
+                <w:color w:val="000000"/>
+                <w:sz w:val="40"/>
+                <w:szCs w:val="40"/>
+                <w:lang w:val="en-IN" w:eastAsia="en-IN" w:bidi="ml-IN"/>
+              </w:rPr>
+              <w:t>C¥Zõ</w:t>
+            </w:r>
+            <w:proofErr w:type="spellEnd"/>
+            <w:r>
+              <w:rPr>
+                <w:rFonts w:ascii="BRH Malayalam Extra" w:eastAsia="Times New Roman" w:hAnsi="BRH Malayalam Extra" w:cs="BRH Malayalam Extra"/>
+                <w:color w:val="000000"/>
+                <w:sz w:val="40"/>
+                <w:szCs w:val="40"/>
+                <w:lang w:val="en-IN" w:eastAsia="en-IN" w:bidi="ml-IN"/>
+              </w:rPr>
+              <w:t>—</w:t>
+            </w:r>
+            <w:proofErr w:type="spellStart"/>
+            <w:r>
+              <w:rPr>
+                <w:rFonts w:ascii="BRH Malayalam Extra" w:eastAsia="Times New Roman" w:hAnsi="BRH Malayalam Extra" w:cs="BRH Malayalam Extra"/>
+                <w:color w:val="000000"/>
+                <w:sz w:val="40"/>
+                <w:szCs w:val="40"/>
+                <w:highlight w:val="yellow"/>
+                <w:lang w:val="en-IN" w:eastAsia="en-IN" w:bidi="ml-IN"/>
+              </w:rPr>
+              <w:t>Kxq</w:t>
+            </w:r>
+            <w:proofErr w:type="spellEnd"/>
+            <w:r>
+              <w:rPr>
+                <w:rFonts w:ascii="BRH Malayalam Extra" w:eastAsia="Times New Roman" w:hAnsi="BRH Malayalam Extra" w:cs="BRH Malayalam Extra"/>
+                <w:color w:val="000000"/>
+                <w:sz w:val="40"/>
+                <w:szCs w:val="40"/>
+                <w:lang w:val="en-IN" w:eastAsia="en-IN" w:bidi="ml-IN"/>
+              </w:rPr>
+              <w:t xml:space="preserve"> - kx</w:t>
+            </w:r>
+            <w:r>
+              <w:rPr>
+                <w:rFonts w:ascii="BRH Malayalam Extra" w:eastAsia="Times New Roman" w:hAnsi="BRH Malayalam Extra" w:cs="BRH Malayalam Extra"/>
+                <w:b/>
+                <w:color w:val="000000"/>
+                <w:sz w:val="32"/>
+                <w:szCs w:val="40"/>
+                <w:lang w:val="en-IN" w:eastAsia="en-IN" w:bidi="ml-IN"/>
+              </w:rPr>
+              <w:t>–</w:t>
+            </w:r>
+            <w:proofErr w:type="spellStart"/>
+            <w:r>
+              <w:rPr>
+                <w:rFonts w:ascii="BRH Malayalam Extra" w:eastAsia="Times New Roman" w:hAnsi="BRH Malayalam Extra" w:cs="BRH Malayalam Extra"/>
+                <w:color w:val="000000"/>
+                <w:sz w:val="40"/>
+                <w:szCs w:val="40"/>
+                <w:lang w:val="en-IN" w:eastAsia="en-IN" w:bidi="ml-IN"/>
+              </w:rPr>
+              <w:t>öZJ</w:t>
+            </w:r>
+            <w:proofErr w:type="spellEnd"/>
+            <w:r>
+              <w:rPr>
+                <w:rFonts w:ascii="BRH Malayalam Extra" w:eastAsia="Times New Roman" w:hAnsi="BRH Malayalam Extra" w:cs="BRH Malayalam Extra"/>
+                <w:color w:val="000000"/>
+                <w:sz w:val="40"/>
+                <w:szCs w:val="40"/>
+                <w:lang w:val="en-IN" w:eastAsia="en-IN" w:bidi="ml-IN"/>
+              </w:rPr>
+              <w:t xml:space="preserve"> |</w:t>
+            </w:r>
+          </w:p>
+        </w:tc>
+        <w:tc>
+          <w:tcPr>
+            <w:tcW w:w="5220" w:type="dxa"/>
+          </w:tcPr>
+          <w:p>
+            <w:pPr>
+              <w:widowControl w:val="0"/>
+              <w:autoSpaceDE w:val="0"/>
+              <w:autoSpaceDN w:val="0"/>
+              <w:adjustRightInd w:val="0"/>
+              <w:spacing w:before="0" w:line="240" w:lineRule="auto"/>
+              <w:rPr>
+                <w:rFonts w:ascii="BRH Malayalam Extra" w:eastAsia="Times New Roman" w:hAnsi="BRH Malayalam Extra" w:cs="BRH Malayalam Extra"/>
+                <w:color w:val="000000"/>
+                <w:sz w:val="40"/>
+                <w:szCs w:val="40"/>
+                <w:lang w:val="en-IN" w:eastAsia="en-IN" w:bidi="ml-IN"/>
+              </w:rPr>
+            </w:pPr>
+            <w:r>
+              <w:rPr>
+                <w:rFonts w:ascii="BRH Malayalam Extra" w:eastAsia="Times New Roman" w:hAnsi="BRH Malayalam Extra" w:cs="BRH Malayalam Extra"/>
+                <w:color w:val="000000"/>
+                <w:sz w:val="40"/>
+                <w:szCs w:val="40"/>
+                <w:lang w:val="en-IN" w:eastAsia="en-IN" w:bidi="ml-IN"/>
+              </w:rPr>
+              <w:t>G</w:t>
+            </w:r>
+            <w:r>
+              <w:rPr>
+                <w:rFonts w:ascii="BRH Malayalam Extra" w:eastAsia="Times New Roman" w:hAnsi="BRH Malayalam Extra" w:cs="BRH Malayalam Extra"/>
+                <w:b/>
+                <w:color w:val="000000"/>
+                <w:sz w:val="32"/>
+                <w:szCs w:val="40"/>
+                <w:lang w:val="en-IN" w:eastAsia="en-IN" w:bidi="ml-IN"/>
+              </w:rPr>
+              <w:t>–</w:t>
+            </w:r>
+            <w:r>
+              <w:rPr>
+                <w:rFonts w:ascii="BRH Malayalam Extra" w:eastAsia="Times New Roman" w:hAnsi="BRH Malayalam Extra" w:cs="BRH Malayalam Extra"/>
+                <w:color w:val="000000"/>
+                <w:sz w:val="40"/>
+                <w:szCs w:val="40"/>
+                <w:lang w:val="en-IN" w:eastAsia="en-IN" w:bidi="ml-IN"/>
+              </w:rPr>
+              <w:t>Kx</w:t>
+            </w:r>
+            <w:r>
+              <w:rPr>
+                <w:rFonts w:ascii="BRH Malayalam Extra" w:eastAsia="Times New Roman" w:hAnsi="BRH Malayalam Extra" w:cs="BRH Malayalam Extra"/>
+                <w:b/>
+                <w:color w:val="000000"/>
+                <w:sz w:val="32"/>
+                <w:szCs w:val="40"/>
+                <w:lang w:val="en-IN" w:eastAsia="en-IN" w:bidi="ml-IN"/>
+              </w:rPr>
+              <w:t>–</w:t>
+            </w:r>
+            <w:r>
+              <w:rPr>
+                <w:rFonts w:ascii="BRH Malayalam Extra" w:eastAsia="Times New Roman" w:hAnsi="BRH Malayalam Extra" w:cs="BRH Malayalam Extra"/>
+                <w:color w:val="000000"/>
+                <w:sz w:val="40"/>
+                <w:szCs w:val="40"/>
+                <w:lang w:val="en-IN" w:eastAsia="en-IN" w:bidi="ml-IN"/>
+              </w:rPr>
+              <w:t>b</w:t>
+            </w:r>
+            <w:r>
+              <w:rPr>
+                <w:rFonts w:ascii="BRH Malayalam Extra" w:eastAsia="Times New Roman" w:hAnsi="BRH Malayalam Extra" w:cs="BRH Malayalam Extra"/>
+                <w:b/>
+                <w:color w:val="000000"/>
+                <w:sz w:val="32"/>
+                <w:szCs w:val="40"/>
+                <w:lang w:val="en-IN" w:eastAsia="en-IN" w:bidi="ml-IN"/>
+              </w:rPr>
+              <w:t>–</w:t>
+            </w:r>
+            <w:r>
+              <w:rPr>
+                <w:rFonts w:ascii="BRH Malayalam Extra" w:eastAsia="Times New Roman" w:hAnsi="BRH Malayalam Extra" w:cs="BRH Malayalam Extra"/>
+                <w:color w:val="000000"/>
+                <w:sz w:val="40"/>
+                <w:szCs w:val="40"/>
+                <w:lang w:val="en-IN" w:eastAsia="en-IN" w:bidi="ml-IN"/>
+              </w:rPr>
+              <w:t>q</w:t>
+            </w:r>
+            <w:r>
+              <w:rPr>
+                <w:rFonts w:ascii="BRH Malayalam Extra" w:eastAsia="Times New Roman" w:hAnsi="BRH Malayalam Extra" w:cs="BRH Malayalam Extra"/>
+                <w:b/>
+                <w:color w:val="000000"/>
+                <w:sz w:val="32"/>
+                <w:szCs w:val="40"/>
+                <w:lang w:val="en-IN" w:eastAsia="en-IN" w:bidi="ml-IN"/>
+              </w:rPr>
+              <w:t>–</w:t>
+            </w:r>
+            <w:r>
+              <w:rPr>
+                <w:rFonts w:ascii="BRH Malayalam Extra" w:eastAsia="Times New Roman" w:hAnsi="BRH Malayalam Extra" w:cs="BRH Malayalam Extra"/>
+                <w:color w:val="000000"/>
+                <w:sz w:val="40"/>
+                <w:szCs w:val="40"/>
+                <w:lang w:val="en-IN" w:eastAsia="en-IN" w:bidi="ml-IN"/>
+              </w:rPr>
+              <w:t>kx</w:t>
+            </w:r>
+            <w:r>
+              <w:rPr>
+                <w:rFonts w:ascii="BRH Malayalam Extra" w:eastAsia="Times New Roman" w:hAnsi="BRH Malayalam Extra" w:cs="BRH Malayalam Extra"/>
+                <w:b/>
+                <w:color w:val="000000"/>
+                <w:sz w:val="32"/>
+                <w:szCs w:val="40"/>
+                <w:lang w:val="en-IN" w:eastAsia="en-IN" w:bidi="ml-IN"/>
+              </w:rPr>
+              <w:t>–</w:t>
+            </w:r>
+            <w:proofErr w:type="spellStart"/>
+            <w:r>
+              <w:rPr>
+                <w:rFonts w:ascii="BRH Malayalam Extra" w:eastAsia="Times New Roman" w:hAnsi="BRH Malayalam Extra" w:cs="BRH Malayalam Extra"/>
+                <w:color w:val="000000"/>
+                <w:sz w:val="40"/>
+                <w:szCs w:val="40"/>
+                <w:lang w:val="en-IN" w:eastAsia="en-IN" w:bidi="ml-IN"/>
+              </w:rPr>
+              <w:t>öZ</w:t>
+            </w:r>
+            <w:proofErr w:type="spellEnd"/>
+            <w:r>
+              <w:rPr>
+                <w:rFonts w:ascii="BRH Malayalam Extra" w:eastAsia="Times New Roman" w:hAnsi="BRH Malayalam Extra" w:cs="BRH Malayalam Extra"/>
+                <w:color w:val="000000"/>
+                <w:sz w:val="40"/>
+                <w:szCs w:val="40"/>
+                <w:lang w:val="en-IN" w:eastAsia="en-IN" w:bidi="ml-IN"/>
+              </w:rPr>
+              <w:t xml:space="preserve"> </w:t>
+            </w:r>
+            <w:proofErr w:type="spellStart"/>
+            <w:r>
+              <w:rPr>
+                <w:rFonts w:ascii="BRH Malayalam Extra" w:eastAsia="Times New Roman" w:hAnsi="BRH Malayalam Extra" w:cs="BRH Malayalam Extra"/>
+                <w:color w:val="000000"/>
+                <w:sz w:val="40"/>
+                <w:szCs w:val="40"/>
+                <w:lang w:val="en-IN" w:eastAsia="en-IN" w:bidi="ml-IN"/>
+              </w:rPr>
+              <w:t>C¥Zõ</w:t>
+            </w:r>
+            <w:proofErr w:type="spellEnd"/>
+            <w:r>
+              <w:rPr>
+                <w:rFonts w:ascii="BRH Malayalam Extra" w:eastAsia="Times New Roman" w:hAnsi="BRH Malayalam Extra" w:cs="BRH Malayalam Extra"/>
+                <w:color w:val="000000"/>
+                <w:sz w:val="40"/>
+                <w:szCs w:val="40"/>
+                <w:lang w:val="en-IN" w:eastAsia="en-IN" w:bidi="ml-IN"/>
+              </w:rPr>
+              <w:t>—</w:t>
+            </w:r>
+            <w:proofErr w:type="spellStart"/>
+            <w:r>
+              <w:rPr>
+                <w:rFonts w:ascii="BRH Malayalam Extra" w:eastAsia="Times New Roman" w:hAnsi="BRH Malayalam Extra" w:cs="BRH Malayalam Extra"/>
+                <w:color w:val="000000"/>
+                <w:sz w:val="40"/>
+                <w:szCs w:val="40"/>
+                <w:highlight w:val="green"/>
+                <w:lang w:val="en-IN" w:eastAsia="en-IN" w:bidi="ml-IN"/>
+              </w:rPr>
+              <w:t>Kxbq</w:t>
+            </w:r>
+            <w:proofErr w:type="spellEnd"/>
+            <w:r>
+              <w:rPr>
+                <w:rFonts w:ascii="BRH Malayalam Extra" w:eastAsia="Times New Roman" w:hAnsi="BRH Malayalam Extra" w:cs="BRH Malayalam Extra"/>
+                <w:color w:val="000000"/>
+                <w:sz w:val="40"/>
+                <w:szCs w:val="40"/>
+                <w:lang w:val="en-IN" w:eastAsia="en-IN" w:bidi="ml-IN"/>
+              </w:rPr>
+              <w:t xml:space="preserve"> - kx</w:t>
+            </w:r>
+            <w:r>
+              <w:rPr>
+                <w:rFonts w:ascii="BRH Malayalam Extra" w:eastAsia="Times New Roman" w:hAnsi="BRH Malayalam Extra" w:cs="BRH Malayalam Extra"/>
+                <w:b/>
+                <w:color w:val="000000"/>
+                <w:sz w:val="32"/>
+                <w:szCs w:val="40"/>
+                <w:lang w:val="en-IN" w:eastAsia="en-IN" w:bidi="ml-IN"/>
+              </w:rPr>
+              <w:t>–</w:t>
+            </w:r>
+            <w:proofErr w:type="spellStart"/>
+            <w:r>
+              <w:rPr>
+                <w:rFonts w:ascii="BRH Malayalam Extra" w:eastAsia="Times New Roman" w:hAnsi="BRH Malayalam Extra" w:cs="BRH Malayalam Extra"/>
+                <w:color w:val="000000"/>
+                <w:sz w:val="40"/>
+                <w:szCs w:val="40"/>
+                <w:lang w:val="en-IN" w:eastAsia="en-IN" w:bidi="ml-IN"/>
+              </w:rPr>
+              <w:t>öZJ</w:t>
+            </w:r>
+            <w:proofErr w:type="spellEnd"/>
+            <w:r>
+              <w:rPr>
+                <w:rFonts w:ascii="BRH Malayalam Extra" w:eastAsia="Times New Roman" w:hAnsi="BRH Malayalam Extra" w:cs="BRH Malayalam Extra"/>
+                <w:color w:val="000000"/>
+                <w:sz w:val="40"/>
+                <w:szCs w:val="40"/>
+                <w:lang w:val="en-IN" w:eastAsia="en-IN" w:bidi="ml-IN"/>
+              </w:rPr>
+              <w:t xml:space="preserve"> |</w:t>
+            </w:r>
+          </w:p>
+        </w:tc>
+      </w:tr>
+      <w:tr>
+        <w:trPr>
+          <w:trHeight w:val="1673"/>
+        </w:trPr>
+        <w:tc>
+          <w:tcPr>
+            <w:tcW w:w="3877" w:type="dxa"/>
+          </w:tcPr>
+          <w:p>
+            <w:pPr>
+              <w:widowControl w:val="0"/>
+              <w:tabs>
+                <w:tab w:val="left" w:pos="993"/>
+              </w:tabs>
+              <w:autoSpaceDE w:val="0"/>
+              <w:autoSpaceDN w:val="0"/>
+              <w:adjustRightInd w:val="0"/>
+              <w:spacing w:before="0" w:line="240" w:lineRule="auto"/>
+              <w:ind w:right="297"/>
+              <w:rPr>
+                <w:rFonts w:cs="Arial"/>
+                <w:b/>
+                <w:sz w:val="28"/>
+                <w:szCs w:val="32"/>
+              </w:rPr>
+            </w:pPr>
+            <w:r>
+              <w:rPr>
+                <w:rFonts w:cs="Arial"/>
+                <w:b/>
+                <w:sz w:val="28"/>
+                <w:szCs w:val="32"/>
+              </w:rPr>
+              <w:t>T.S.</w:t>
+            </w:r>
+            <w:r>
+              <w:rPr>
+                <w:rFonts w:cs="Arial"/>
+                <w:b/>
+                <w:sz w:val="28"/>
+                <w:szCs w:val="32"/>
+              </w:rPr>
+              <w:t>7.2.7.1</w:t>
+            </w:r>
+            <w:r>
+              <w:rPr>
+                <w:rFonts w:cs="Arial"/>
+                <w:b/>
+                <w:sz w:val="28"/>
+                <w:szCs w:val="32"/>
+              </w:rPr>
+              <w:t xml:space="preserve"> – Kramam</w:t>
+            </w:r>
+          </w:p>
+          <w:p>
+            <w:pPr>
+              <w:widowControl w:val="0"/>
+              <w:tabs>
+                <w:tab w:val="left" w:pos="993"/>
+              </w:tabs>
+              <w:autoSpaceDE w:val="0"/>
+              <w:autoSpaceDN w:val="0"/>
+              <w:adjustRightInd w:val="0"/>
+              <w:spacing w:before="0" w:line="240" w:lineRule="auto"/>
+              <w:ind w:right="297"/>
+              <w:rPr>
+                <w:rFonts w:cs="Arial"/>
+                <w:b/>
+                <w:sz w:val="28"/>
+                <w:szCs w:val="32"/>
+              </w:rPr>
+            </w:pPr>
+            <w:r>
+              <w:rPr>
+                <w:rFonts w:cs="Arial"/>
+                <w:b/>
+                <w:sz w:val="28"/>
+                <w:szCs w:val="32"/>
+              </w:rPr>
+              <w:t xml:space="preserve">Krama Vaakyam No.– </w:t>
+            </w:r>
+            <w:r>
+              <w:rPr>
+                <w:rFonts w:cs="Arial"/>
+                <w:b/>
+                <w:sz w:val="28"/>
+                <w:szCs w:val="32"/>
+              </w:rPr>
+              <w:t>1,2</w:t>
+            </w:r>
+          </w:p>
+          <w:p>
+            <w:pPr>
+              <w:widowControl w:val="0"/>
+              <w:tabs>
+                <w:tab w:val="left" w:pos="993"/>
+              </w:tabs>
+              <w:autoSpaceDE w:val="0"/>
+              <w:autoSpaceDN w:val="0"/>
+              <w:adjustRightInd w:val="0"/>
+              <w:spacing w:before="0" w:line="240" w:lineRule="auto"/>
+              <w:ind w:right="297"/>
+              <w:rPr>
+                <w:rFonts w:cs="Arial"/>
+                <w:b/>
+                <w:sz w:val="28"/>
+                <w:szCs w:val="32"/>
+              </w:rPr>
+            </w:pPr>
+            <w:r>
+              <w:rPr>
+                <w:rFonts w:cs="Arial"/>
+                <w:b/>
+                <w:sz w:val="28"/>
+                <w:szCs w:val="32"/>
+              </w:rPr>
+              <w:t>Panchaati No</w:t>
+            </w:r>
+            <w:r>
+              <w:rPr>
+                <w:rFonts w:cs="Arial"/>
+                <w:b/>
+                <w:szCs w:val="32"/>
+              </w:rPr>
+              <w:t>. -</w:t>
+            </w:r>
+            <w:r>
+              <w:rPr>
+                <w:rFonts w:cs="Arial"/>
+                <w:b/>
+                <w:sz w:val="28"/>
+                <w:szCs w:val="28"/>
+              </w:rPr>
+              <w:t xml:space="preserve"> 2</w:t>
+            </w:r>
+            <w:r>
+              <w:rPr>
+                <w:rFonts w:cs="Arial"/>
+                <w:b/>
+                <w:sz w:val="28"/>
+                <w:szCs w:val="28"/>
+              </w:rPr>
+              <w:t>2</w:t>
+            </w:r>
+          </w:p>
+        </w:tc>
+        <w:tc>
+          <w:tcPr>
+            <w:tcW w:w="4848" w:type="dxa"/>
+          </w:tcPr>
+          <w:p>
+            <w:pPr>
+              <w:widowControl w:val="0"/>
+              <w:autoSpaceDE w:val="0"/>
+              <w:autoSpaceDN w:val="0"/>
+              <w:adjustRightInd w:val="0"/>
+              <w:spacing w:before="0" w:line="240" w:lineRule="auto"/>
+              <w:rPr>
+                <w:rFonts w:ascii="BRH Malayalam Extra" w:eastAsia="Times New Roman" w:hAnsi="BRH Malayalam Extra" w:cs="BRH Malayalam Extra"/>
+                <w:color w:val="000000"/>
+                <w:sz w:val="40"/>
+                <w:szCs w:val="40"/>
+                <w:lang w:val="en-IN" w:eastAsia="en-IN" w:bidi="ml-IN"/>
+              </w:rPr>
+            </w:pPr>
+            <w:r>
+              <w:rPr>
+                <w:rFonts w:ascii="BRH Malayalam Extra" w:eastAsia="Times New Roman" w:hAnsi="BRH Malayalam Extra" w:cs="BRH Malayalam Extra"/>
+                <w:color w:val="000000"/>
+                <w:sz w:val="40"/>
+                <w:szCs w:val="40"/>
+                <w:highlight w:val="yellow"/>
+                <w:lang w:val="en-IN" w:eastAsia="en-IN" w:bidi="ml-IN"/>
+              </w:rPr>
+              <w:t>¤F</w:t>
+            </w:r>
+            <w:r>
+              <w:rPr>
+                <w:rFonts w:ascii="BRH Malayalam Extra" w:eastAsia="Times New Roman" w:hAnsi="BRH Malayalam Extra" w:cs="BRH Malayalam Extra"/>
+                <w:b/>
+                <w:color w:val="000000"/>
+                <w:sz w:val="32"/>
+                <w:szCs w:val="40"/>
+                <w:highlight w:val="yellow"/>
+                <w:lang w:val="en-IN" w:eastAsia="en-IN" w:bidi="ml-IN"/>
+              </w:rPr>
+              <w:t>–</w:t>
+            </w:r>
+            <w:r>
+              <w:rPr>
+                <w:rFonts w:ascii="BRH Malayalam Extra" w:eastAsia="Times New Roman" w:hAnsi="BRH Malayalam Extra" w:cs="BRH Malayalam Extra"/>
+                <w:color w:val="000000"/>
+                <w:sz w:val="40"/>
+                <w:szCs w:val="40"/>
+                <w:highlight w:val="yellow"/>
+                <w:lang w:val="en-IN" w:eastAsia="en-IN" w:bidi="ml-IN"/>
+              </w:rPr>
+              <w:t>É</w:t>
+            </w:r>
+            <w:r>
+              <w:rPr>
+                <w:rFonts w:ascii="BRH Malayalam Extra" w:eastAsia="Times New Roman" w:hAnsi="BRH Malayalam Extra" w:cs="BRH Malayalam Extra"/>
+                <w:b/>
+                <w:color w:val="000000"/>
+                <w:sz w:val="32"/>
+                <w:szCs w:val="40"/>
+                <w:highlight w:val="yellow"/>
+                <w:lang w:val="en-IN" w:eastAsia="en-IN" w:bidi="ml-IN"/>
+              </w:rPr>
+              <w:t>–</w:t>
+            </w:r>
+            <w:proofErr w:type="spellStart"/>
+            <w:r>
+              <w:rPr>
+                <w:rFonts w:ascii="BRH Malayalam Extra" w:eastAsia="Times New Roman" w:hAnsi="BRH Malayalam Extra" w:cs="BRH Malayalam Extra"/>
+                <w:color w:val="000000"/>
+                <w:sz w:val="40"/>
+                <w:szCs w:val="40"/>
+                <w:lang w:val="en-IN" w:eastAsia="en-IN" w:bidi="ml-IN"/>
+              </w:rPr>
+              <w:t>px</w:t>
+            </w:r>
+            <w:proofErr w:type="spellEnd"/>
+            <w:r>
+              <w:rPr>
+                <w:rFonts w:ascii="BRH Malayalam Extra" w:eastAsia="Times New Roman" w:hAnsi="BRH Malayalam Extra" w:cs="BRH Malayalam Extra"/>
+                <w:b/>
+                <w:color w:val="000000"/>
+                <w:sz w:val="32"/>
+                <w:szCs w:val="40"/>
+                <w:lang w:val="en-IN" w:eastAsia="en-IN" w:bidi="ml-IN"/>
+              </w:rPr>
+              <w:t>–</w:t>
+            </w:r>
+            <w:r>
+              <w:rPr>
+                <w:rFonts w:ascii="BRH Malayalam Extra" w:eastAsia="Times New Roman" w:hAnsi="BRH Malayalam Extra" w:cs="BRH Malayalam Extra"/>
+                <w:color w:val="000000"/>
+                <w:sz w:val="40"/>
+                <w:szCs w:val="40"/>
+                <w:lang w:val="en-IN" w:eastAsia="en-IN" w:bidi="ml-IN"/>
+              </w:rPr>
+              <w:t>j</w:t>
+            </w:r>
+            <w:r>
+              <w:rPr>
+                <w:rFonts w:ascii="BRH Malayalam Extra" w:eastAsia="Times New Roman" w:hAnsi="BRH Malayalam Extra" w:cs="BRH Malayalam Extra"/>
+                <w:b/>
+                <w:color w:val="000000"/>
+                <w:sz w:val="32"/>
+                <w:szCs w:val="40"/>
+                <w:lang w:val="en-IN" w:eastAsia="en-IN" w:bidi="ml-IN"/>
+              </w:rPr>
+              <w:t>–</w:t>
+            </w:r>
+            <w:proofErr w:type="spellStart"/>
+            <w:r>
+              <w:rPr>
+                <w:rFonts w:ascii="BRH Malayalam Extra" w:eastAsia="Times New Roman" w:hAnsi="BRH Malayalam Extra" w:cs="BRH Malayalam Extra"/>
+                <w:color w:val="000000"/>
+                <w:sz w:val="40"/>
+                <w:szCs w:val="40"/>
+                <w:lang w:val="en-IN" w:eastAsia="en-IN" w:bidi="ml-IN"/>
+              </w:rPr>
+              <w:t>pxöMx</w:t>
+            </w:r>
+            <w:proofErr w:type="spellEnd"/>
+            <w:r>
+              <w:rPr>
+                <w:rFonts w:ascii="BRH Malayalam Extra" w:eastAsia="Times New Roman" w:hAnsi="BRH Malayalam Extra" w:cs="BRH Malayalam Extra"/>
+                <w:color w:val="000000"/>
+                <w:sz w:val="40"/>
+                <w:szCs w:val="40"/>
+                <w:lang w:val="en-IN" w:eastAsia="en-IN" w:bidi="ml-IN"/>
+              </w:rPr>
+              <w:t xml:space="preserve">˜© </w:t>
+            </w:r>
+            <w:proofErr w:type="spellStart"/>
+            <w:r>
+              <w:rPr>
+                <w:rFonts w:ascii="BRH Malayalam Extra" w:eastAsia="Times New Roman" w:hAnsi="BRH Malayalam Extra" w:cs="BRH Malayalam Extra"/>
+                <w:color w:val="000000"/>
+                <w:sz w:val="40"/>
+                <w:szCs w:val="40"/>
+                <w:lang w:val="en-IN" w:eastAsia="en-IN" w:bidi="ml-IN"/>
+              </w:rPr>
+              <w:t>M£t§YzjxZ</w:t>
+            </w:r>
+            <w:proofErr w:type="spellEnd"/>
+            <w:r>
+              <w:rPr>
+                <w:rFonts w:ascii="BRH Malayalam Extra" w:eastAsia="Times New Roman" w:hAnsi="BRH Malayalam Extra" w:cs="BRH Malayalam Extra"/>
+                <w:color w:val="000000"/>
+                <w:sz w:val="40"/>
+                <w:szCs w:val="40"/>
+                <w:lang w:val="en-IN" w:eastAsia="en-IN" w:bidi="ml-IN"/>
+              </w:rPr>
+              <w:t>§ |</w:t>
+            </w:r>
+          </w:p>
+          <w:p>
+            <w:pPr>
+              <w:widowControl w:val="0"/>
+              <w:autoSpaceDE w:val="0"/>
+              <w:autoSpaceDN w:val="0"/>
+              <w:adjustRightInd w:val="0"/>
+              <w:spacing w:before="0" w:line="240" w:lineRule="auto"/>
+              <w:rPr>
+                <w:rFonts w:ascii="BRH Malayalam Extra" w:eastAsia="Times New Roman" w:hAnsi="BRH Malayalam Extra" w:cs="BRH Malayalam Extra"/>
+                <w:color w:val="000000"/>
+                <w:sz w:val="40"/>
+                <w:szCs w:val="40"/>
+                <w:lang w:val="en-IN" w:eastAsia="en-IN" w:bidi="ml-IN"/>
+              </w:rPr>
+            </w:pPr>
+            <w:r>
+              <w:rPr>
+                <w:rFonts w:ascii="BRH Malayalam Extra" w:eastAsia="Times New Roman" w:hAnsi="BRH Malayalam Extra" w:cs="BRH Malayalam Extra"/>
+                <w:color w:val="000000"/>
+                <w:sz w:val="40"/>
+                <w:szCs w:val="40"/>
+                <w:highlight w:val="yellow"/>
+                <w:lang w:val="en-IN" w:eastAsia="en-IN" w:bidi="ml-IN"/>
+              </w:rPr>
+              <w:t>¤F</w:t>
+            </w:r>
+            <w:r>
+              <w:rPr>
+                <w:rFonts w:ascii="BRH Malayalam Extra" w:eastAsia="Times New Roman" w:hAnsi="BRH Malayalam Extra" w:cs="BRH Malayalam Extra"/>
+                <w:b/>
+                <w:color w:val="000000"/>
+                <w:sz w:val="32"/>
+                <w:szCs w:val="40"/>
+                <w:highlight w:val="yellow"/>
+                <w:lang w:val="en-IN" w:eastAsia="en-IN" w:bidi="ml-IN"/>
+              </w:rPr>
+              <w:t>–</w:t>
+            </w:r>
+            <w:r>
+              <w:rPr>
+                <w:rFonts w:ascii="BRH Malayalam Extra" w:eastAsia="Times New Roman" w:hAnsi="BRH Malayalam Extra" w:cs="BRH Malayalam Extra"/>
+                <w:color w:val="000000"/>
+                <w:sz w:val="40"/>
+                <w:szCs w:val="40"/>
+                <w:highlight w:val="yellow"/>
+                <w:lang w:val="en-IN" w:eastAsia="en-IN" w:bidi="ml-IN"/>
+              </w:rPr>
+              <w:t>É</w:t>
+            </w:r>
+            <w:r>
+              <w:rPr>
+                <w:rFonts w:ascii="BRH Malayalam Extra" w:eastAsia="Times New Roman" w:hAnsi="BRH Malayalam Extra" w:cs="BRH Malayalam Extra"/>
+                <w:b/>
+                <w:color w:val="000000"/>
+                <w:sz w:val="32"/>
+                <w:szCs w:val="40"/>
+                <w:highlight w:val="yellow"/>
+                <w:lang w:val="en-IN" w:eastAsia="en-IN" w:bidi="ml-IN"/>
+              </w:rPr>
+              <w:t>–</w:t>
+            </w:r>
+            <w:proofErr w:type="spellStart"/>
+            <w:r>
+              <w:rPr>
+                <w:rFonts w:ascii="BRH Malayalam Extra" w:eastAsia="Times New Roman" w:hAnsi="BRH Malayalam Extra" w:cs="BRH Malayalam Extra"/>
+                <w:color w:val="000000"/>
+                <w:sz w:val="40"/>
+                <w:szCs w:val="40"/>
+                <w:lang w:val="en-IN" w:eastAsia="en-IN" w:bidi="ml-IN"/>
+              </w:rPr>
+              <w:t>px</w:t>
+            </w:r>
+            <w:proofErr w:type="spellEnd"/>
+            <w:r>
+              <w:rPr>
+                <w:rFonts w:ascii="BRH Malayalam Extra" w:eastAsia="Times New Roman" w:hAnsi="BRH Malayalam Extra" w:cs="BRH Malayalam Extra"/>
+                <w:b/>
+                <w:color w:val="000000"/>
+                <w:sz w:val="32"/>
+                <w:szCs w:val="40"/>
+                <w:lang w:val="en-IN" w:eastAsia="en-IN" w:bidi="ml-IN"/>
+              </w:rPr>
+              <w:t>–</w:t>
+            </w:r>
+            <w:r>
+              <w:rPr>
+                <w:rFonts w:ascii="BRH Malayalam Extra" w:eastAsia="Times New Roman" w:hAnsi="BRH Malayalam Extra" w:cs="BRH Malayalam Extra"/>
+                <w:color w:val="000000"/>
+                <w:sz w:val="40"/>
+                <w:szCs w:val="40"/>
+                <w:lang w:val="en-IN" w:eastAsia="en-IN" w:bidi="ml-IN"/>
+              </w:rPr>
+              <w:t>j</w:t>
+            </w:r>
+            <w:r>
+              <w:rPr>
+                <w:rFonts w:ascii="BRH Malayalam Extra" w:eastAsia="Times New Roman" w:hAnsi="BRH Malayalam Extra" w:cs="BRH Malayalam Extra"/>
+                <w:b/>
+                <w:color w:val="000000"/>
+                <w:sz w:val="32"/>
+                <w:szCs w:val="40"/>
+                <w:lang w:val="en-IN" w:eastAsia="en-IN" w:bidi="ml-IN"/>
+              </w:rPr>
+              <w:t>–</w:t>
+            </w:r>
+            <w:proofErr w:type="spellStart"/>
+            <w:r>
+              <w:rPr>
+                <w:rFonts w:ascii="BRH Malayalam Extra" w:eastAsia="Times New Roman" w:hAnsi="BRH Malayalam Extra" w:cs="BRH Malayalam Extra"/>
+                <w:color w:val="000000"/>
+                <w:sz w:val="40"/>
+                <w:szCs w:val="40"/>
+                <w:lang w:val="en-IN" w:eastAsia="en-IN" w:bidi="ml-IN"/>
+              </w:rPr>
+              <w:t>pxöMx</w:t>
+            </w:r>
+            <w:proofErr w:type="spellEnd"/>
+            <w:r>
+              <w:rPr>
+                <w:rFonts w:ascii="BRH Malayalam Extra" w:eastAsia="Times New Roman" w:hAnsi="BRH Malayalam Extra" w:cs="BRH Malayalam Extra"/>
+                <w:b/>
+                <w:color w:val="000000"/>
+                <w:sz w:val="32"/>
+                <w:szCs w:val="40"/>
+                <w:lang w:val="en-IN" w:eastAsia="en-IN" w:bidi="ml-IN"/>
+              </w:rPr>
+              <w:t>–</w:t>
+            </w:r>
+            <w:r>
+              <w:rPr>
+                <w:rFonts w:ascii="BRH Malayalam Extra" w:eastAsia="Times New Roman" w:hAnsi="BRH Malayalam Extra" w:cs="BRH Malayalam Extra"/>
+                <w:color w:val="000000"/>
+                <w:sz w:val="40"/>
+                <w:szCs w:val="40"/>
+                <w:lang w:val="en-IN" w:eastAsia="en-IN" w:bidi="ml-IN"/>
+              </w:rPr>
+              <w:t>dy</w:t>
+            </w:r>
+            <w:r>
+              <w:rPr>
+                <w:rFonts w:ascii="BRH Malayalam Extra" w:eastAsia="Times New Roman" w:hAnsi="BRH Malayalam Extra" w:cs="BRH Malayalam Extra"/>
+                <w:color w:val="000000"/>
+                <w:sz w:val="40"/>
+                <w:szCs w:val="40"/>
+                <w:lang w:val="en-IN" w:eastAsia="en-IN" w:bidi="ml-IN"/>
+              </w:rPr>
+              <w:t xml:space="preserve"> </w:t>
+            </w:r>
+            <w:r>
+              <w:rPr>
+                <w:rFonts w:ascii="BRH Malayalam Extra" w:eastAsia="Times New Roman" w:hAnsi="BRH Malayalam Extra" w:cs="BRH Malayalam Extra"/>
+                <w:color w:val="000000"/>
+                <w:sz w:val="40"/>
+                <w:szCs w:val="40"/>
+                <w:lang w:val="en-IN" w:eastAsia="en-IN" w:bidi="ml-IN"/>
+              </w:rPr>
+              <w:t>¤¤</w:t>
+            </w:r>
+            <w:proofErr w:type="spellStart"/>
+            <w:r>
+              <w:rPr>
+                <w:rFonts w:ascii="BRH Malayalam Extra" w:eastAsia="Times New Roman" w:hAnsi="BRH Malayalam Extra" w:cs="BRH Malayalam Extra"/>
+                <w:color w:val="000000"/>
+                <w:sz w:val="40"/>
+                <w:szCs w:val="40"/>
+                <w:lang w:val="en-IN" w:eastAsia="en-IN" w:bidi="ml-IN"/>
+              </w:rPr>
+              <w:t>Zõ˜öÉpxj</w:t>
+            </w:r>
+            <w:proofErr w:type="spellEnd"/>
+            <w:r>
+              <w:rPr>
+                <w:rFonts w:ascii="BRH Malayalam Extra" w:eastAsia="Times New Roman" w:hAnsi="BRH Malayalam Extra" w:cs="BRH Malayalam Extra"/>
+                <w:b/>
+                <w:color w:val="000000"/>
+                <w:sz w:val="32"/>
+                <w:szCs w:val="40"/>
+                <w:lang w:val="en-IN" w:eastAsia="en-IN" w:bidi="ml-IN"/>
+              </w:rPr>
+              <w:t>–</w:t>
+            </w:r>
+            <w:r>
+              <w:rPr>
+                <w:rFonts w:ascii="BRH Malayalam Extra" w:eastAsia="Times New Roman" w:hAnsi="BRH Malayalam Extra" w:cs="BRH Malayalam Extra"/>
+                <w:color w:val="000000"/>
+                <w:sz w:val="40"/>
+                <w:szCs w:val="40"/>
+                <w:lang w:val="en-IN" w:eastAsia="en-IN" w:bidi="ml-IN"/>
+              </w:rPr>
+              <w:t>p</w:t>
+            </w:r>
+            <w:r>
+              <w:rPr>
+                <w:rFonts w:ascii="BRH Malayalam Extra" w:eastAsia="Times New Roman" w:hAnsi="BRH Malayalam Extra" w:cs="BRH Malayalam Extra"/>
+                <w:color w:val="000000"/>
+                <w:sz w:val="40"/>
+                <w:szCs w:val="40"/>
+                <w:lang w:val="en-IN" w:eastAsia="en-IN" w:bidi="ml-IN"/>
+              </w:rPr>
+              <w:t xml:space="preserve"> </w:t>
+            </w:r>
+            <w:r>
+              <w:rPr>
+                <w:rFonts w:ascii="BRH Malayalam Extra" w:eastAsia="Times New Roman" w:hAnsi="BRH Malayalam Extra" w:cs="BRH Malayalam Extra"/>
+                <w:color w:val="000000"/>
+                <w:sz w:val="40"/>
+                <w:szCs w:val="40"/>
+                <w:lang w:val="en-IN" w:eastAsia="en-IN" w:bidi="ml-IN"/>
+              </w:rPr>
+              <w:t>-</w:t>
+            </w:r>
+            <w:r>
+              <w:rPr>
+                <w:rFonts w:ascii="BRH Malayalam Extra" w:eastAsia="Times New Roman" w:hAnsi="BRH Malayalam Extra" w:cs="BRH Malayalam Extra"/>
+                <w:color w:val="000000"/>
+                <w:sz w:val="40"/>
+                <w:szCs w:val="40"/>
+                <w:lang w:val="en-IN" w:eastAsia="en-IN" w:bidi="ml-IN"/>
+              </w:rPr>
+              <w:t xml:space="preserve"> </w:t>
+            </w:r>
+            <w:r>
+              <w:rPr>
+                <w:rFonts w:ascii="BRH Malayalam Extra" w:eastAsia="Times New Roman" w:hAnsi="BRH Malayalam Extra" w:cs="BRH Malayalam Extra"/>
+                <w:color w:val="000000"/>
+                <w:sz w:val="40"/>
+                <w:szCs w:val="40"/>
+                <w:lang w:val="en-IN" w:eastAsia="en-IN" w:bidi="ml-IN"/>
+              </w:rPr>
+              <w:t>A</w:t>
+            </w:r>
+            <w:r>
+              <w:rPr>
+                <w:rFonts w:ascii="BRH Malayalam Extra" w:eastAsia="Times New Roman" w:hAnsi="BRH Malayalam Extra" w:cs="BRH Malayalam Extra"/>
+                <w:b/>
+                <w:color w:val="000000"/>
+                <w:sz w:val="32"/>
+                <w:szCs w:val="40"/>
+                <w:lang w:val="en-IN" w:eastAsia="en-IN" w:bidi="ml-IN"/>
+              </w:rPr>
+              <w:t>–</w:t>
+            </w:r>
+            <w:proofErr w:type="spellStart"/>
+            <w:r>
+              <w:rPr>
+                <w:rFonts w:ascii="BRH Malayalam Extra" w:eastAsia="Times New Roman" w:hAnsi="BRH Malayalam Extra" w:cs="BRH Malayalam Extra"/>
+                <w:color w:val="000000"/>
+                <w:sz w:val="40"/>
+                <w:szCs w:val="40"/>
+                <w:lang w:val="en-IN" w:eastAsia="en-IN" w:bidi="ml-IN"/>
+              </w:rPr>
+              <w:t>öMx</w:t>
+            </w:r>
+            <w:proofErr w:type="spellEnd"/>
+            <w:r>
+              <w:rPr>
+                <w:rFonts w:ascii="BRH Malayalam Extra" w:eastAsia="Times New Roman" w:hAnsi="BRH Malayalam Extra" w:cs="BRH Malayalam Extra"/>
+                <w:b/>
+                <w:color w:val="000000"/>
+                <w:sz w:val="32"/>
+                <w:szCs w:val="40"/>
+                <w:lang w:val="en-IN" w:eastAsia="en-IN" w:bidi="ml-IN"/>
+              </w:rPr>
+              <w:t>–</w:t>
+            </w:r>
+            <w:r>
+              <w:rPr>
+                <w:rFonts w:ascii="BRH Malayalam Extra" w:eastAsia="Times New Roman" w:hAnsi="BRH Malayalam Extra" w:cs="BRH Malayalam Extra"/>
+                <w:color w:val="000000"/>
+                <w:sz w:val="40"/>
+                <w:szCs w:val="40"/>
+                <w:lang w:val="en-IN" w:eastAsia="en-IN" w:bidi="ml-IN"/>
+              </w:rPr>
+              <w:t>©</w:t>
+            </w:r>
+            <w:r>
+              <w:rPr>
+                <w:rFonts w:ascii="BRH Malayalam Extra" w:eastAsia="Times New Roman" w:hAnsi="BRH Malayalam Extra" w:cs="BRH Malayalam Extra"/>
+                <w:b/>
+                <w:color w:val="000000"/>
+                <w:sz w:val="32"/>
+                <w:szCs w:val="40"/>
+                <w:lang w:val="en-IN" w:eastAsia="en-IN" w:bidi="ml-IN"/>
+              </w:rPr>
+              <w:t>–</w:t>
+            </w:r>
+            <w:r>
+              <w:rPr>
+                <w:rFonts w:ascii="BRH Malayalam Extra" w:eastAsia="Times New Roman" w:hAnsi="BRH Malayalam Extra" w:cs="BRH Malayalam Extra"/>
+                <w:color w:val="000000"/>
+                <w:sz w:val="40"/>
+                <w:szCs w:val="40"/>
+                <w:lang w:val="en-IN" w:eastAsia="en-IN" w:bidi="ml-IN"/>
+              </w:rPr>
+              <w:t xml:space="preserve"> </w:t>
+            </w:r>
+            <w:r>
+              <w:rPr>
+                <w:rFonts w:ascii="BRH Malayalam Extra" w:eastAsia="Times New Roman" w:hAnsi="BRH Malayalam Extra" w:cs="BRH Malayalam Extra"/>
+                <w:color w:val="000000"/>
+                <w:sz w:val="40"/>
+                <w:szCs w:val="40"/>
+                <w:lang w:val="en-IN" w:eastAsia="en-IN" w:bidi="ml-IN"/>
+              </w:rPr>
+              <w:t>|</w:t>
+            </w:r>
+          </w:p>
+        </w:tc>
+        <w:tc>
+          <w:tcPr>
+            <w:tcW w:w="5220" w:type="dxa"/>
+          </w:tcPr>
+          <w:p>
+            <w:pPr>
+              <w:widowControl w:val="0"/>
+              <w:autoSpaceDE w:val="0"/>
+              <w:autoSpaceDN w:val="0"/>
+              <w:adjustRightInd w:val="0"/>
+              <w:spacing w:before="0" w:line="240" w:lineRule="auto"/>
+              <w:rPr>
+                <w:rFonts w:ascii="BRH Malayalam Extra" w:eastAsia="Times New Roman" w:hAnsi="BRH Malayalam Extra" w:cs="BRH Malayalam Extra"/>
+                <w:color w:val="000000"/>
+                <w:sz w:val="40"/>
+                <w:szCs w:val="40"/>
+                <w:lang w:val="en-IN" w:eastAsia="en-IN" w:bidi="ml-IN"/>
+              </w:rPr>
+            </w:pPr>
+            <w:r>
+              <w:rPr>
+                <w:rFonts w:ascii="BRH Malayalam Extra" w:eastAsia="Times New Roman" w:hAnsi="BRH Malayalam Extra" w:cs="BRH Malayalam Extra"/>
+                <w:color w:val="000000"/>
+                <w:sz w:val="40"/>
+                <w:szCs w:val="40"/>
+                <w:highlight w:val="green"/>
+                <w:lang w:val="en-IN" w:eastAsia="en-IN" w:bidi="ml-IN"/>
+              </w:rPr>
+              <w:t>¤F</w:t>
+            </w:r>
+            <w:r>
+              <w:rPr>
+                <w:rFonts w:ascii="BRH Malayalam Extra" w:eastAsia="Times New Roman" w:hAnsi="BRH Malayalam Extra" w:cs="BRH Malayalam Extra"/>
+                <w:b/>
+                <w:color w:val="000000"/>
+                <w:sz w:val="32"/>
+                <w:szCs w:val="40"/>
+                <w:highlight w:val="green"/>
+                <w:lang w:val="en-IN" w:eastAsia="en-IN" w:bidi="ml-IN"/>
+              </w:rPr>
+              <w:t>–</w:t>
+            </w:r>
+            <w:proofErr w:type="spellStart"/>
+            <w:r>
+              <w:rPr>
+                <w:rFonts w:ascii="BRH Malayalam Extra" w:eastAsia="Times New Roman" w:hAnsi="BRH Malayalam Extra" w:cs="BRH Malayalam Extra"/>
+                <w:color w:val="000000"/>
+                <w:sz w:val="40"/>
+                <w:szCs w:val="40"/>
+                <w:highlight w:val="green"/>
+                <w:lang w:val="en-IN" w:eastAsia="en-IN" w:bidi="ml-IN"/>
+              </w:rPr>
+              <w:t>öÉ</w:t>
+            </w:r>
+            <w:proofErr w:type="spellEnd"/>
+            <w:r>
+              <w:rPr>
+                <w:rFonts w:ascii="BRH Malayalam Extra" w:eastAsia="Times New Roman" w:hAnsi="BRH Malayalam Extra" w:cs="BRH Malayalam Extra"/>
+                <w:b/>
+                <w:color w:val="000000"/>
+                <w:sz w:val="32"/>
+                <w:szCs w:val="40"/>
+                <w:lang w:val="en-IN" w:eastAsia="en-IN" w:bidi="ml-IN"/>
+              </w:rPr>
+              <w:t>–</w:t>
+            </w:r>
+            <w:proofErr w:type="spellStart"/>
+            <w:r>
+              <w:rPr>
+                <w:rFonts w:ascii="BRH Malayalam Extra" w:eastAsia="Times New Roman" w:hAnsi="BRH Malayalam Extra" w:cs="BRH Malayalam Extra"/>
+                <w:color w:val="000000"/>
+                <w:sz w:val="40"/>
+                <w:szCs w:val="40"/>
+                <w:lang w:val="en-IN" w:eastAsia="en-IN" w:bidi="ml-IN"/>
+              </w:rPr>
+              <w:t>px</w:t>
+            </w:r>
+            <w:proofErr w:type="spellEnd"/>
+            <w:r>
+              <w:rPr>
+                <w:rFonts w:ascii="BRH Malayalam Extra" w:eastAsia="Times New Roman" w:hAnsi="BRH Malayalam Extra" w:cs="BRH Malayalam Extra"/>
+                <w:b/>
+                <w:color w:val="000000"/>
+                <w:sz w:val="32"/>
+                <w:szCs w:val="40"/>
+                <w:lang w:val="en-IN" w:eastAsia="en-IN" w:bidi="ml-IN"/>
+              </w:rPr>
+              <w:t>–</w:t>
+            </w:r>
+            <w:r>
+              <w:rPr>
+                <w:rFonts w:ascii="BRH Malayalam Extra" w:eastAsia="Times New Roman" w:hAnsi="BRH Malayalam Extra" w:cs="BRH Malayalam Extra"/>
+                <w:color w:val="000000"/>
+                <w:sz w:val="40"/>
+                <w:szCs w:val="40"/>
+                <w:lang w:val="en-IN" w:eastAsia="en-IN" w:bidi="ml-IN"/>
+              </w:rPr>
+              <w:t>j</w:t>
+            </w:r>
+            <w:r>
+              <w:rPr>
+                <w:rFonts w:ascii="BRH Malayalam Extra" w:eastAsia="Times New Roman" w:hAnsi="BRH Malayalam Extra" w:cs="BRH Malayalam Extra"/>
+                <w:b/>
+                <w:color w:val="000000"/>
+                <w:sz w:val="32"/>
+                <w:szCs w:val="40"/>
+                <w:lang w:val="en-IN" w:eastAsia="en-IN" w:bidi="ml-IN"/>
+              </w:rPr>
+              <w:t>–</w:t>
+            </w:r>
+            <w:proofErr w:type="spellStart"/>
+            <w:r>
+              <w:rPr>
+                <w:rFonts w:ascii="BRH Malayalam Extra" w:eastAsia="Times New Roman" w:hAnsi="BRH Malayalam Extra" w:cs="BRH Malayalam Extra"/>
+                <w:color w:val="000000"/>
+                <w:sz w:val="40"/>
+                <w:szCs w:val="40"/>
+                <w:lang w:val="en-IN" w:eastAsia="en-IN" w:bidi="ml-IN"/>
+              </w:rPr>
+              <w:t>pxöMx</w:t>
+            </w:r>
+            <w:proofErr w:type="spellEnd"/>
+            <w:r>
+              <w:rPr>
+                <w:rFonts w:ascii="BRH Malayalam Extra" w:eastAsia="Times New Roman" w:hAnsi="BRH Malayalam Extra" w:cs="BRH Malayalam Extra"/>
+                <w:color w:val="000000"/>
+                <w:sz w:val="40"/>
+                <w:szCs w:val="40"/>
+                <w:lang w:val="en-IN" w:eastAsia="en-IN" w:bidi="ml-IN"/>
+              </w:rPr>
+              <w:t xml:space="preserve">˜© </w:t>
+            </w:r>
+            <w:proofErr w:type="spellStart"/>
+            <w:r>
+              <w:rPr>
+                <w:rFonts w:ascii="BRH Malayalam Extra" w:eastAsia="Times New Roman" w:hAnsi="BRH Malayalam Extra" w:cs="BRH Malayalam Extra"/>
+                <w:color w:val="000000"/>
+                <w:sz w:val="40"/>
+                <w:szCs w:val="40"/>
+                <w:lang w:val="en-IN" w:eastAsia="en-IN" w:bidi="ml-IN"/>
+              </w:rPr>
+              <w:t>M£t§YzjxZ</w:t>
+            </w:r>
+            <w:proofErr w:type="spellEnd"/>
+            <w:r>
+              <w:rPr>
+                <w:rFonts w:ascii="BRH Malayalam Extra" w:eastAsia="Times New Roman" w:hAnsi="BRH Malayalam Extra" w:cs="BRH Malayalam Extra"/>
+                <w:color w:val="000000"/>
+                <w:sz w:val="40"/>
+                <w:szCs w:val="40"/>
+                <w:lang w:val="en-IN" w:eastAsia="en-IN" w:bidi="ml-IN"/>
+              </w:rPr>
+              <w:t>§ |</w:t>
+            </w:r>
+          </w:p>
+          <w:p>
+            <w:pPr>
+              <w:widowControl w:val="0"/>
+              <w:autoSpaceDE w:val="0"/>
+              <w:autoSpaceDN w:val="0"/>
+              <w:adjustRightInd w:val="0"/>
+              <w:spacing w:before="0" w:line="240" w:lineRule="auto"/>
+              <w:rPr>
+                <w:rFonts w:ascii="BRH Malayalam Extra" w:eastAsia="Times New Roman" w:hAnsi="BRH Malayalam Extra" w:cs="BRH Malayalam Extra"/>
+                <w:color w:val="000000"/>
+                <w:sz w:val="40"/>
+                <w:szCs w:val="40"/>
+                <w:lang w:val="en-IN" w:eastAsia="en-IN" w:bidi="ml-IN"/>
+              </w:rPr>
+            </w:pPr>
+            <w:r>
+              <w:rPr>
+                <w:rFonts w:ascii="BRH Malayalam Extra" w:eastAsia="Times New Roman" w:hAnsi="BRH Malayalam Extra" w:cs="BRH Malayalam Extra"/>
+                <w:color w:val="000000"/>
+                <w:sz w:val="40"/>
+                <w:szCs w:val="40"/>
+                <w:highlight w:val="green"/>
+                <w:lang w:val="en-IN" w:eastAsia="en-IN" w:bidi="ml-IN"/>
+              </w:rPr>
+              <w:t>¤F</w:t>
+            </w:r>
+            <w:r>
+              <w:rPr>
+                <w:rFonts w:ascii="BRH Malayalam Extra" w:eastAsia="Times New Roman" w:hAnsi="BRH Malayalam Extra" w:cs="BRH Malayalam Extra"/>
+                <w:b/>
+                <w:color w:val="000000"/>
+                <w:sz w:val="32"/>
+                <w:szCs w:val="40"/>
+                <w:highlight w:val="green"/>
+                <w:lang w:val="en-IN" w:eastAsia="en-IN" w:bidi="ml-IN"/>
+              </w:rPr>
+              <w:t>–</w:t>
+            </w:r>
+            <w:proofErr w:type="spellStart"/>
+            <w:r>
+              <w:rPr>
+                <w:rFonts w:ascii="BRH Malayalam Extra" w:eastAsia="Times New Roman" w:hAnsi="BRH Malayalam Extra" w:cs="BRH Malayalam Extra"/>
+                <w:color w:val="000000"/>
+                <w:sz w:val="40"/>
+                <w:szCs w:val="40"/>
+                <w:highlight w:val="green"/>
+                <w:lang w:val="en-IN" w:eastAsia="en-IN" w:bidi="ml-IN"/>
+              </w:rPr>
+              <w:t>öÉ</w:t>
+            </w:r>
+            <w:proofErr w:type="spellEnd"/>
+            <w:r>
+              <w:rPr>
+                <w:rFonts w:ascii="BRH Malayalam Extra" w:eastAsia="Times New Roman" w:hAnsi="BRH Malayalam Extra" w:cs="BRH Malayalam Extra"/>
+                <w:b/>
+                <w:color w:val="000000"/>
+                <w:sz w:val="32"/>
+                <w:szCs w:val="40"/>
+                <w:lang w:val="en-IN" w:eastAsia="en-IN" w:bidi="ml-IN"/>
+              </w:rPr>
+              <w:t>–</w:t>
+            </w:r>
+            <w:proofErr w:type="spellStart"/>
+            <w:r>
+              <w:rPr>
+                <w:rFonts w:ascii="BRH Malayalam Extra" w:eastAsia="Times New Roman" w:hAnsi="BRH Malayalam Extra" w:cs="BRH Malayalam Extra"/>
+                <w:color w:val="000000"/>
+                <w:sz w:val="40"/>
+                <w:szCs w:val="40"/>
+                <w:lang w:val="en-IN" w:eastAsia="en-IN" w:bidi="ml-IN"/>
+              </w:rPr>
+              <w:t>px</w:t>
+            </w:r>
+            <w:proofErr w:type="spellEnd"/>
+            <w:r>
+              <w:rPr>
+                <w:rFonts w:ascii="BRH Malayalam Extra" w:eastAsia="Times New Roman" w:hAnsi="BRH Malayalam Extra" w:cs="BRH Malayalam Extra"/>
+                <w:b/>
+                <w:color w:val="000000"/>
+                <w:sz w:val="32"/>
+                <w:szCs w:val="40"/>
+                <w:lang w:val="en-IN" w:eastAsia="en-IN" w:bidi="ml-IN"/>
+              </w:rPr>
+              <w:t>–</w:t>
+            </w:r>
+            <w:r>
+              <w:rPr>
+                <w:rFonts w:ascii="BRH Malayalam Extra" w:eastAsia="Times New Roman" w:hAnsi="BRH Malayalam Extra" w:cs="BRH Malayalam Extra"/>
+                <w:color w:val="000000"/>
+                <w:sz w:val="40"/>
+                <w:szCs w:val="40"/>
+                <w:lang w:val="en-IN" w:eastAsia="en-IN" w:bidi="ml-IN"/>
+              </w:rPr>
+              <w:t>j</w:t>
+            </w:r>
+            <w:r>
+              <w:rPr>
+                <w:rFonts w:ascii="BRH Malayalam Extra" w:eastAsia="Times New Roman" w:hAnsi="BRH Malayalam Extra" w:cs="BRH Malayalam Extra"/>
+                <w:b/>
+                <w:color w:val="000000"/>
+                <w:sz w:val="32"/>
+                <w:szCs w:val="40"/>
+                <w:lang w:val="en-IN" w:eastAsia="en-IN" w:bidi="ml-IN"/>
+              </w:rPr>
+              <w:t>–</w:t>
+            </w:r>
+            <w:proofErr w:type="spellStart"/>
+            <w:r>
+              <w:rPr>
+                <w:rFonts w:ascii="BRH Malayalam Extra" w:eastAsia="Times New Roman" w:hAnsi="BRH Malayalam Extra" w:cs="BRH Malayalam Extra"/>
+                <w:color w:val="000000"/>
+                <w:sz w:val="40"/>
+                <w:szCs w:val="40"/>
+                <w:lang w:val="en-IN" w:eastAsia="en-IN" w:bidi="ml-IN"/>
+              </w:rPr>
+              <w:t>pxöMx</w:t>
+            </w:r>
+            <w:proofErr w:type="spellEnd"/>
+            <w:r>
+              <w:rPr>
+                <w:rFonts w:ascii="BRH Malayalam Extra" w:eastAsia="Times New Roman" w:hAnsi="BRH Malayalam Extra" w:cs="BRH Malayalam Extra"/>
+                <w:b/>
+                <w:color w:val="000000"/>
+                <w:sz w:val="32"/>
+                <w:szCs w:val="40"/>
+                <w:lang w:val="en-IN" w:eastAsia="en-IN" w:bidi="ml-IN"/>
+              </w:rPr>
+              <w:t>–</w:t>
+            </w:r>
+            <w:r>
+              <w:rPr>
+                <w:rFonts w:ascii="BRH Malayalam Extra" w:eastAsia="Times New Roman" w:hAnsi="BRH Malayalam Extra" w:cs="BRH Malayalam Extra"/>
+                <w:color w:val="000000"/>
+                <w:sz w:val="40"/>
+                <w:szCs w:val="40"/>
+                <w:lang w:val="en-IN" w:eastAsia="en-IN" w:bidi="ml-IN"/>
+              </w:rPr>
+              <w:t>dy</w:t>
+            </w:r>
+            <w:r>
+              <w:rPr>
+                <w:rFonts w:ascii="BRH Malayalam Extra" w:eastAsia="Times New Roman" w:hAnsi="BRH Malayalam Extra" w:cs="BRH Malayalam Extra"/>
+                <w:color w:val="000000"/>
+                <w:sz w:val="40"/>
+                <w:szCs w:val="40"/>
+                <w:lang w:val="en-IN" w:eastAsia="en-IN" w:bidi="ml-IN"/>
+              </w:rPr>
+              <w:t xml:space="preserve"> </w:t>
+            </w:r>
+            <w:r>
+              <w:rPr>
+                <w:rFonts w:ascii="BRH Malayalam Extra" w:eastAsia="Times New Roman" w:hAnsi="BRH Malayalam Extra" w:cs="BRH Malayalam Extra"/>
+                <w:color w:val="000000"/>
+                <w:sz w:val="40"/>
+                <w:szCs w:val="40"/>
+                <w:lang w:val="en-IN" w:eastAsia="en-IN" w:bidi="ml-IN"/>
+              </w:rPr>
+              <w:t>¤¤</w:t>
+            </w:r>
+            <w:proofErr w:type="spellStart"/>
+            <w:r>
+              <w:rPr>
+                <w:rFonts w:ascii="BRH Malayalam Extra" w:eastAsia="Times New Roman" w:hAnsi="BRH Malayalam Extra" w:cs="BRH Malayalam Extra"/>
+                <w:color w:val="000000"/>
+                <w:sz w:val="40"/>
+                <w:szCs w:val="40"/>
+                <w:lang w:val="en-IN" w:eastAsia="en-IN" w:bidi="ml-IN"/>
+              </w:rPr>
+              <w:t>Zõ˜öÉpxj</w:t>
+            </w:r>
+            <w:proofErr w:type="spellEnd"/>
+            <w:r>
+              <w:rPr>
+                <w:rFonts w:ascii="BRH Malayalam Extra" w:eastAsia="Times New Roman" w:hAnsi="BRH Malayalam Extra" w:cs="BRH Malayalam Extra"/>
+                <w:b/>
+                <w:color w:val="000000"/>
+                <w:sz w:val="32"/>
+                <w:szCs w:val="40"/>
+                <w:lang w:val="en-IN" w:eastAsia="en-IN" w:bidi="ml-IN"/>
+              </w:rPr>
+              <w:t>–</w:t>
+            </w:r>
+            <w:r>
+              <w:rPr>
+                <w:rFonts w:ascii="BRH Malayalam Extra" w:eastAsia="Times New Roman" w:hAnsi="BRH Malayalam Extra" w:cs="BRH Malayalam Extra"/>
+                <w:color w:val="000000"/>
+                <w:sz w:val="40"/>
+                <w:szCs w:val="40"/>
+                <w:lang w:val="en-IN" w:eastAsia="en-IN" w:bidi="ml-IN"/>
+              </w:rPr>
+              <w:t>p</w:t>
+            </w:r>
+            <w:r>
+              <w:rPr>
+                <w:rFonts w:ascii="BRH Malayalam Extra" w:eastAsia="Times New Roman" w:hAnsi="BRH Malayalam Extra" w:cs="BRH Malayalam Extra"/>
+                <w:color w:val="000000"/>
+                <w:sz w:val="40"/>
+                <w:szCs w:val="40"/>
+                <w:lang w:val="en-IN" w:eastAsia="en-IN" w:bidi="ml-IN"/>
+              </w:rPr>
+              <w:t xml:space="preserve"> </w:t>
+            </w:r>
+            <w:r>
+              <w:rPr>
+                <w:rFonts w:ascii="BRH Malayalam Extra" w:eastAsia="Times New Roman" w:hAnsi="BRH Malayalam Extra" w:cs="BRH Malayalam Extra"/>
+                <w:color w:val="000000"/>
+                <w:sz w:val="40"/>
+                <w:szCs w:val="40"/>
+                <w:lang w:val="en-IN" w:eastAsia="en-IN" w:bidi="ml-IN"/>
+              </w:rPr>
+              <w:t>-</w:t>
+            </w:r>
+            <w:r>
+              <w:rPr>
+                <w:rFonts w:ascii="BRH Malayalam Extra" w:eastAsia="Times New Roman" w:hAnsi="BRH Malayalam Extra" w:cs="BRH Malayalam Extra"/>
+                <w:color w:val="000000"/>
+                <w:sz w:val="40"/>
+                <w:szCs w:val="40"/>
+                <w:lang w:val="en-IN" w:eastAsia="en-IN" w:bidi="ml-IN"/>
+              </w:rPr>
+              <w:t xml:space="preserve"> </w:t>
+            </w:r>
+            <w:r>
+              <w:rPr>
+                <w:rFonts w:ascii="BRH Malayalam Extra" w:eastAsia="Times New Roman" w:hAnsi="BRH Malayalam Extra" w:cs="BRH Malayalam Extra"/>
+                <w:color w:val="000000"/>
+                <w:sz w:val="40"/>
+                <w:szCs w:val="40"/>
+                <w:lang w:val="en-IN" w:eastAsia="en-IN" w:bidi="ml-IN"/>
+              </w:rPr>
+              <w:t>A</w:t>
+            </w:r>
+            <w:r>
+              <w:rPr>
+                <w:rFonts w:ascii="BRH Malayalam Extra" w:eastAsia="Times New Roman" w:hAnsi="BRH Malayalam Extra" w:cs="BRH Malayalam Extra"/>
+                <w:b/>
+                <w:color w:val="000000"/>
+                <w:sz w:val="32"/>
+                <w:szCs w:val="40"/>
+                <w:lang w:val="en-IN" w:eastAsia="en-IN" w:bidi="ml-IN"/>
+              </w:rPr>
+              <w:t>–</w:t>
+            </w:r>
+            <w:proofErr w:type="spellStart"/>
+            <w:r>
+              <w:rPr>
+                <w:rFonts w:ascii="BRH Malayalam Extra" w:eastAsia="Times New Roman" w:hAnsi="BRH Malayalam Extra" w:cs="BRH Malayalam Extra"/>
+                <w:color w:val="000000"/>
+                <w:sz w:val="40"/>
+                <w:szCs w:val="40"/>
+                <w:lang w:val="en-IN" w:eastAsia="en-IN" w:bidi="ml-IN"/>
+              </w:rPr>
+              <w:t>öMx</w:t>
+            </w:r>
+            <w:proofErr w:type="spellEnd"/>
+            <w:r>
+              <w:rPr>
+                <w:rFonts w:ascii="BRH Malayalam Extra" w:eastAsia="Times New Roman" w:hAnsi="BRH Malayalam Extra" w:cs="BRH Malayalam Extra"/>
+                <w:b/>
+                <w:color w:val="000000"/>
+                <w:sz w:val="32"/>
+                <w:szCs w:val="40"/>
+                <w:lang w:val="en-IN" w:eastAsia="en-IN" w:bidi="ml-IN"/>
+              </w:rPr>
+              <w:t>–</w:t>
+            </w:r>
+            <w:r>
+              <w:rPr>
+                <w:rFonts w:ascii="BRH Malayalam Extra" w:eastAsia="Times New Roman" w:hAnsi="BRH Malayalam Extra" w:cs="BRH Malayalam Extra"/>
+                <w:color w:val="000000"/>
+                <w:sz w:val="40"/>
+                <w:szCs w:val="40"/>
+                <w:lang w:val="en-IN" w:eastAsia="en-IN" w:bidi="ml-IN"/>
+              </w:rPr>
+              <w:t>©</w:t>
+            </w:r>
+            <w:r>
+              <w:rPr>
+                <w:rFonts w:ascii="BRH Malayalam Extra" w:eastAsia="Times New Roman" w:hAnsi="BRH Malayalam Extra" w:cs="BRH Malayalam Extra"/>
+                <w:b/>
+                <w:color w:val="000000"/>
+                <w:sz w:val="32"/>
+                <w:szCs w:val="40"/>
+                <w:lang w:val="en-IN" w:eastAsia="en-IN" w:bidi="ml-IN"/>
+              </w:rPr>
+              <w:t>–</w:t>
+            </w:r>
+            <w:r>
+              <w:rPr>
+                <w:rFonts w:ascii="BRH Malayalam Extra" w:eastAsia="Times New Roman" w:hAnsi="BRH Malayalam Extra" w:cs="BRH Malayalam Extra"/>
+                <w:color w:val="000000"/>
+                <w:sz w:val="40"/>
+                <w:szCs w:val="40"/>
+                <w:lang w:val="en-IN" w:eastAsia="en-IN" w:bidi="ml-IN"/>
+              </w:rPr>
+              <w:t xml:space="preserve"> </w:t>
+            </w:r>
+            <w:r>
+              <w:rPr>
+                <w:rFonts w:ascii="BRH Malayalam Extra" w:eastAsia="Times New Roman" w:hAnsi="BRH Malayalam Extra" w:cs="BRH Malayalam Extra"/>
+                <w:color w:val="000000"/>
+                <w:sz w:val="40"/>
+                <w:szCs w:val="40"/>
+                <w:lang w:val="en-IN" w:eastAsia="en-IN" w:bidi="ml-IN"/>
+              </w:rPr>
+              <w:t>|</w:t>
+            </w:r>
+          </w:p>
+        </w:tc>
+      </w:tr>
+      <w:tr>
+        <w:trPr>
+          <w:trHeight w:val="1673"/>
+        </w:trPr>
+        <w:tc>
+          <w:tcPr>
+            <w:tcW w:w="3877" w:type="dxa"/>
+          </w:tcPr>
+          <w:p>
+            <w:pPr>
+              <w:widowControl w:val="0"/>
+              <w:tabs>
+                <w:tab w:val="left" w:pos="993"/>
+              </w:tabs>
+              <w:autoSpaceDE w:val="0"/>
+              <w:autoSpaceDN w:val="0"/>
+              <w:adjustRightInd w:val="0"/>
+              <w:spacing w:before="0" w:line="240" w:lineRule="auto"/>
+              <w:ind w:right="297"/>
+              <w:rPr>
+                <w:rFonts w:cs="Arial"/>
+                <w:b/>
+                <w:sz w:val="28"/>
+                <w:szCs w:val="32"/>
+              </w:rPr>
+            </w:pPr>
+            <w:r>
+              <w:rPr>
+                <w:rFonts w:cs="Arial"/>
+                <w:b/>
+                <w:sz w:val="28"/>
+                <w:szCs w:val="32"/>
+              </w:rPr>
+              <w:t>T.S.</w:t>
+            </w:r>
+            <w:r>
+              <w:rPr>
+                <w:rFonts w:cs="Arial"/>
+                <w:b/>
+                <w:sz w:val="28"/>
+                <w:szCs w:val="32"/>
+              </w:rPr>
+              <w:t>7.2.15.1</w:t>
+            </w:r>
+            <w:r>
+              <w:rPr>
+                <w:rFonts w:cs="Arial"/>
+                <w:b/>
+                <w:sz w:val="28"/>
+                <w:szCs w:val="32"/>
+              </w:rPr>
+              <w:t xml:space="preserve"> – Kramam</w:t>
+            </w:r>
+          </w:p>
+          <w:p>
+            <w:pPr>
+              <w:widowControl w:val="0"/>
+              <w:tabs>
+                <w:tab w:val="left" w:pos="993"/>
+              </w:tabs>
+              <w:autoSpaceDE w:val="0"/>
+              <w:autoSpaceDN w:val="0"/>
+              <w:adjustRightInd w:val="0"/>
+              <w:spacing w:before="0" w:line="240" w:lineRule="auto"/>
+              <w:ind w:right="297"/>
+              <w:rPr>
+                <w:rFonts w:cs="Arial"/>
+                <w:b/>
+                <w:sz w:val="28"/>
+                <w:szCs w:val="32"/>
+              </w:rPr>
+            </w:pPr>
+            <w:r>
+              <w:rPr>
+                <w:rFonts w:cs="Arial"/>
+                <w:b/>
+                <w:sz w:val="28"/>
+                <w:szCs w:val="32"/>
+              </w:rPr>
+              <w:t xml:space="preserve">Krama Vaakyam No.– </w:t>
+            </w:r>
+            <w:r>
+              <w:rPr>
+                <w:rFonts w:cs="Arial"/>
+                <w:b/>
+                <w:sz w:val="28"/>
+                <w:szCs w:val="32"/>
+              </w:rPr>
               <w:t>6</w:t>
             </w:r>
           </w:p>
@@ -391,36 +2061,72 @@
                 <w:lang w:val="en-IN" w:eastAsia="en-IN" w:bidi="ml-IN"/>
               </w:rPr>
             </w:pPr>
-            <w:r>
-              <w:rPr>
-                <w:rFonts w:ascii="BRH Malayalam Extra" w:eastAsia="Times New Roman" w:hAnsi="BRH Malayalam Extra" w:cs="BRH Malayalam Extra"/>
-                <w:color w:val="000000"/>
-                <w:sz w:val="40"/>
-                <w:szCs w:val="40"/>
-                <w:lang w:val="en-IN" w:eastAsia="en-IN" w:bidi="ml-IN"/>
-              </w:rPr>
-              <w:t>sûxtx˜ bûxb</w:t>
-            </w:r>
-            <w:r>
-              <w:rPr>
-                <w:rFonts w:ascii="BRH Malayalam Extra" w:eastAsia="Times New Roman" w:hAnsi="BRH Malayalam Extra" w:cs="BRH Malayalam Extra"/>
-                <w:b/>
-                <w:color w:val="000000"/>
-                <w:sz w:val="32"/>
-                <w:szCs w:val="40"/>
-                <w:lang w:val="en-IN" w:eastAsia="en-IN" w:bidi="ml-IN"/>
-              </w:rPr>
-              <w:t>–</w:t>
-            </w:r>
-            <w:r>
-              <w:rPr>
-                <w:rFonts w:ascii="BRH Malayalam Extra" w:eastAsia="Times New Roman" w:hAnsi="BRH Malayalam Extra" w:cs="BRH Malayalam Extra"/>
-                <w:color w:val="000000"/>
-                <w:sz w:val="40"/>
-                <w:szCs w:val="40"/>
-                <w:lang w:val="en-IN" w:eastAsia="en-IN" w:bidi="ml-IN"/>
-              </w:rPr>
-              <w:t>qhõ—J |</w:t>
+            <w:proofErr w:type="spellStart"/>
+            <w:r>
+              <w:rPr>
+                <w:rFonts w:ascii="BRH Malayalam Extra" w:eastAsia="Times New Roman" w:hAnsi="BRH Malayalam Extra" w:cs="BRH Malayalam Extra"/>
+                <w:color w:val="000000"/>
+                <w:sz w:val="40"/>
+                <w:szCs w:val="40"/>
+                <w:lang w:val="en-IN" w:eastAsia="en-IN" w:bidi="ml-IN"/>
+              </w:rPr>
+              <w:t>sûxtx</w:t>
+            </w:r>
+            <w:proofErr w:type="spellEnd"/>
+            <w:r>
+              <w:rPr>
+                <w:rFonts w:ascii="BRH Malayalam Extra" w:eastAsia="Times New Roman" w:hAnsi="BRH Malayalam Extra" w:cs="BRH Malayalam Extra"/>
+                <w:color w:val="000000"/>
+                <w:sz w:val="40"/>
+                <w:szCs w:val="40"/>
+                <w:lang w:val="en-IN" w:eastAsia="en-IN" w:bidi="ml-IN"/>
+              </w:rPr>
+              <w:t xml:space="preserve">˜ </w:t>
+            </w:r>
+            <w:proofErr w:type="spellStart"/>
+            <w:r>
+              <w:rPr>
+                <w:rFonts w:ascii="BRH Malayalam Extra" w:eastAsia="Times New Roman" w:hAnsi="BRH Malayalam Extra" w:cs="BRH Malayalam Extra"/>
+                <w:color w:val="000000"/>
+                <w:sz w:val="40"/>
+                <w:szCs w:val="40"/>
+                <w:lang w:val="en-IN" w:eastAsia="en-IN" w:bidi="ml-IN"/>
+              </w:rPr>
+              <w:t>bûxb</w:t>
+            </w:r>
+            <w:proofErr w:type="spellEnd"/>
+            <w:r>
+              <w:rPr>
+                <w:rFonts w:ascii="BRH Malayalam Extra" w:eastAsia="Times New Roman" w:hAnsi="BRH Malayalam Extra" w:cs="BRH Malayalam Extra"/>
+                <w:b/>
+                <w:color w:val="000000"/>
+                <w:sz w:val="32"/>
+                <w:szCs w:val="40"/>
+                <w:lang w:val="en-IN" w:eastAsia="en-IN" w:bidi="ml-IN"/>
+              </w:rPr>
+              <w:t>–</w:t>
+            </w:r>
+            <w:proofErr w:type="spellStart"/>
+            <w:r>
+              <w:rPr>
+                <w:rFonts w:ascii="BRH Malayalam Extra" w:eastAsia="Times New Roman" w:hAnsi="BRH Malayalam Extra" w:cs="BRH Malayalam Extra"/>
+                <w:color w:val="000000"/>
+                <w:sz w:val="40"/>
+                <w:szCs w:val="40"/>
+                <w:lang w:val="en-IN" w:eastAsia="en-IN" w:bidi="ml-IN"/>
+              </w:rPr>
+              <w:t>qhõ</w:t>
+            </w:r>
+            <w:proofErr w:type="spellEnd"/>
+            <w:r>
+              <w:rPr>
+                <w:rFonts w:ascii="BRH Malayalam Extra" w:eastAsia="Times New Roman" w:hAnsi="BRH Malayalam Extra" w:cs="BRH Malayalam Extra"/>
+                <w:color w:val="000000"/>
+                <w:sz w:val="40"/>
+                <w:szCs w:val="40"/>
+                <w:lang w:val="en-IN" w:eastAsia="en-IN" w:bidi="ml-IN"/>
+              </w:rPr>
+              <w:t>—J |</w:t>
             </w:r>
             <w:r>
               <w:rPr>
@@ -444,6 +2150,7 @@
                 <w:lang w:val="en-IN" w:eastAsia="en-IN" w:bidi="ml-IN"/>
               </w:rPr>
             </w:pPr>
+            <w:proofErr w:type="spellStart"/>
             <w:r>
               <w:rPr>
                 <w:rFonts w:ascii="BRH Malayalam Extra" w:eastAsia="Times New Roman" w:hAnsi="BRH Malayalam Extra" w:cs="BRH Malayalam Extra"/>
@@ -454,6 +2161,7 @@
               </w:rPr>
               <w:t>bûx</w:t>
             </w:r>
+            <w:proofErr w:type="spellEnd"/>
             <w:r>
               <w:rPr>
                 <w:rFonts w:ascii="BRH Malayalam Extra" w:eastAsia="Times New Roman" w:hAnsi="BRH Malayalam Extra" w:cs="BRH Malayalam Extra"/>
@@ -486,6 +2194,7 @@
               </w:rPr>
               <w:t>–</w:t>
             </w:r>
+            <w:proofErr w:type="spellStart"/>
             <w:r>
               <w:rPr>
                 <w:rFonts w:ascii="BRH Malayalam Extra" w:eastAsia="Times New Roman" w:hAnsi="BRH Malayalam Extra" w:cs="BRH Malayalam Extra"/>
@@ -517,26 +2226,49 @@
               </w:rPr>
               <w:t>hõ</w:t>
             </w:r>
-            <w:r>
-              <w:rPr>
-                <w:rFonts w:ascii="BRH Malayalam Extra" w:eastAsia="Times New Roman" w:hAnsi="BRH Malayalam Extra" w:cs="BRH Malayalam Extra"/>
-                <w:b/>
-                <w:color w:val="000000"/>
-                <w:sz w:val="32"/>
-                <w:szCs w:val="40"/>
-                <w:lang w:val="en-IN" w:eastAsia="en-IN" w:bidi="ml-IN"/>
-              </w:rPr>
-              <w:t>–</w:t>
-            </w:r>
-            <w:r>
-              <w:rPr>
-                <w:rFonts w:ascii="BRH Malayalam Extra" w:eastAsia="Times New Roman" w:hAnsi="BRH Malayalam Extra" w:cs="BRH Malayalam Extra"/>
-                <w:color w:val="000000"/>
-                <w:sz w:val="40"/>
-                <w:szCs w:val="40"/>
-                <w:lang w:val="en-IN" w:eastAsia="en-IN" w:bidi="ml-IN"/>
-              </w:rPr>
-              <w:t>J sûxtx˜ |</w:t>
+            <w:proofErr w:type="spellEnd"/>
+            <w:r>
+              <w:rPr>
+                <w:rFonts w:ascii="BRH Malayalam Extra" w:eastAsia="Times New Roman" w:hAnsi="BRH Malayalam Extra" w:cs="BRH Malayalam Extra"/>
+                <w:b/>
+                <w:color w:val="000000"/>
+                <w:sz w:val="32"/>
+                <w:szCs w:val="40"/>
+                <w:lang w:val="en-IN" w:eastAsia="en-IN" w:bidi="ml-IN"/>
+              </w:rPr>
+              <w:t>–</w:t>
+            </w:r>
+            <w:r>
+              <w:rPr>
+                <w:rFonts w:ascii="BRH Malayalam Extra" w:eastAsia="Times New Roman" w:hAnsi="BRH Malayalam Extra" w:cs="BRH Malayalam Extra"/>
+                <w:color w:val="000000"/>
+                <w:sz w:val="40"/>
+                <w:szCs w:val="40"/>
+                <w:lang w:val="en-IN" w:eastAsia="en-IN" w:bidi="ml-IN"/>
+              </w:rPr>
+              <w:t xml:space="preserve">J </w:t>
+            </w:r>
+            <w:proofErr w:type="spellStart"/>
+            <w:r>
+              <w:rPr>
+                <w:rFonts w:ascii="BRH Malayalam Extra" w:eastAsia="Times New Roman" w:hAnsi="BRH Malayalam Extra" w:cs="BRH Malayalam Extra"/>
+                <w:color w:val="000000"/>
+                <w:sz w:val="40"/>
+                <w:szCs w:val="40"/>
+                <w:lang w:val="en-IN" w:eastAsia="en-IN" w:bidi="ml-IN"/>
+              </w:rPr>
+              <w:t>sûxtx</w:t>
+            </w:r>
+            <w:proofErr w:type="spellEnd"/>
+            <w:r>
+              <w:rPr>
+                <w:rFonts w:ascii="BRH Malayalam Extra" w:eastAsia="Times New Roman" w:hAnsi="BRH Malayalam Extra" w:cs="BRH Malayalam Extra"/>
+                <w:color w:val="000000"/>
+                <w:sz w:val="40"/>
+                <w:szCs w:val="40"/>
+                <w:lang w:val="en-IN" w:eastAsia="en-IN" w:bidi="ml-IN"/>
+              </w:rPr>
+              <w:t>˜ |</w:t>
             </w:r>
           </w:p>
         </w:tc>
@@ -559,36 +2291,72 @@
                 <w:lang w:val="en-IN" w:eastAsia="en-IN" w:bidi="ml-IN"/>
               </w:rPr>
             </w:pPr>
-            <w:r>
-              <w:rPr>
-                <w:rFonts w:ascii="BRH Malayalam Extra" w:eastAsia="Times New Roman" w:hAnsi="BRH Malayalam Extra" w:cs="BRH Malayalam Extra"/>
-                <w:color w:val="000000"/>
-                <w:sz w:val="40"/>
-                <w:szCs w:val="40"/>
-                <w:lang w:val="en-IN" w:eastAsia="en-IN" w:bidi="ml-IN"/>
-              </w:rPr>
-              <w:t>sûxtx˜ bûxb</w:t>
-            </w:r>
-            <w:r>
-              <w:rPr>
-                <w:rFonts w:ascii="BRH Malayalam Extra" w:eastAsia="Times New Roman" w:hAnsi="BRH Malayalam Extra" w:cs="BRH Malayalam Extra"/>
-                <w:b/>
-                <w:color w:val="000000"/>
-                <w:sz w:val="32"/>
-                <w:szCs w:val="40"/>
-                <w:lang w:val="en-IN" w:eastAsia="en-IN" w:bidi="ml-IN"/>
-              </w:rPr>
-              <w:t>–</w:t>
-            </w:r>
-            <w:r>
-              <w:rPr>
-                <w:rFonts w:ascii="BRH Malayalam Extra" w:eastAsia="Times New Roman" w:hAnsi="BRH Malayalam Extra" w:cs="BRH Malayalam Extra"/>
-                <w:color w:val="000000"/>
-                <w:sz w:val="40"/>
-                <w:szCs w:val="40"/>
-                <w:lang w:val="en-IN" w:eastAsia="en-IN" w:bidi="ml-IN"/>
-              </w:rPr>
-              <w:t>qhõ—J |</w:t>
+            <w:proofErr w:type="spellStart"/>
+            <w:r>
+              <w:rPr>
+                <w:rFonts w:ascii="BRH Malayalam Extra" w:eastAsia="Times New Roman" w:hAnsi="BRH Malayalam Extra" w:cs="BRH Malayalam Extra"/>
+                <w:color w:val="000000"/>
+                <w:sz w:val="40"/>
+                <w:szCs w:val="40"/>
+                <w:lang w:val="en-IN" w:eastAsia="en-IN" w:bidi="ml-IN"/>
+              </w:rPr>
+              <w:t>sûxtx</w:t>
+            </w:r>
+            <w:proofErr w:type="spellEnd"/>
+            <w:r>
+              <w:rPr>
+                <w:rFonts w:ascii="BRH Malayalam Extra" w:eastAsia="Times New Roman" w:hAnsi="BRH Malayalam Extra" w:cs="BRH Malayalam Extra"/>
+                <w:color w:val="000000"/>
+                <w:sz w:val="40"/>
+                <w:szCs w:val="40"/>
+                <w:lang w:val="en-IN" w:eastAsia="en-IN" w:bidi="ml-IN"/>
+              </w:rPr>
+              <w:t xml:space="preserve">˜ </w:t>
+            </w:r>
+            <w:proofErr w:type="spellStart"/>
+            <w:r>
+              <w:rPr>
+                <w:rFonts w:ascii="BRH Malayalam Extra" w:eastAsia="Times New Roman" w:hAnsi="BRH Malayalam Extra" w:cs="BRH Malayalam Extra"/>
+                <w:color w:val="000000"/>
+                <w:sz w:val="40"/>
+                <w:szCs w:val="40"/>
+                <w:lang w:val="en-IN" w:eastAsia="en-IN" w:bidi="ml-IN"/>
+              </w:rPr>
+              <w:t>bûxb</w:t>
+            </w:r>
+            <w:proofErr w:type="spellEnd"/>
+            <w:r>
+              <w:rPr>
+                <w:rFonts w:ascii="BRH Malayalam Extra" w:eastAsia="Times New Roman" w:hAnsi="BRH Malayalam Extra" w:cs="BRH Malayalam Extra"/>
+                <w:b/>
+                <w:color w:val="000000"/>
+                <w:sz w:val="32"/>
+                <w:szCs w:val="40"/>
+                <w:lang w:val="en-IN" w:eastAsia="en-IN" w:bidi="ml-IN"/>
+              </w:rPr>
+              <w:t>–</w:t>
+            </w:r>
+            <w:proofErr w:type="spellStart"/>
+            <w:r>
+              <w:rPr>
+                <w:rFonts w:ascii="BRH Malayalam Extra" w:eastAsia="Times New Roman" w:hAnsi="BRH Malayalam Extra" w:cs="BRH Malayalam Extra"/>
+                <w:color w:val="000000"/>
+                <w:sz w:val="40"/>
+                <w:szCs w:val="40"/>
+                <w:lang w:val="en-IN" w:eastAsia="en-IN" w:bidi="ml-IN"/>
+              </w:rPr>
+              <w:t>qhõ</w:t>
+            </w:r>
+            <w:proofErr w:type="spellEnd"/>
+            <w:r>
+              <w:rPr>
+                <w:rFonts w:ascii="BRH Malayalam Extra" w:eastAsia="Times New Roman" w:hAnsi="BRH Malayalam Extra" w:cs="BRH Malayalam Extra"/>
+                <w:color w:val="000000"/>
+                <w:sz w:val="40"/>
+                <w:szCs w:val="40"/>
+                <w:lang w:val="en-IN" w:eastAsia="en-IN" w:bidi="ml-IN"/>
+              </w:rPr>
+              <w:t>—J |</w:t>
             </w:r>
             <w:r>
               <w:rPr>
@@ -612,6 +2380,7 @@
                 <w:lang w:val="en-IN" w:eastAsia="en-IN" w:bidi="ml-IN"/>
               </w:rPr>
             </w:pPr>
+            <w:proofErr w:type="spellStart"/>
             <w:r>
               <w:rPr>
                 <w:rFonts w:ascii="BRH Malayalam Extra" w:eastAsia="Times New Roman" w:hAnsi="BRH Malayalam Extra" w:cs="BRH Malayalam Extra"/>
@@ -622,6 +2391,7 @@
               </w:rPr>
               <w:t>bûx</w:t>
             </w:r>
+            <w:proofErr w:type="spellEnd"/>
             <w:r>
               <w:rPr>
                 <w:rFonts w:ascii="BRH Malayalam Extra" w:eastAsia="Times New Roman" w:hAnsi="BRH Malayalam Extra" w:cs="BRH Malayalam Extra"/>
@@ -654,6 +2424,7 @@
               </w:rPr>
               <w:t>–</w:t>
             </w:r>
+            <w:proofErr w:type="spellStart"/>
             <w:r>
               <w:rPr>
                 <w:rFonts w:ascii="BRH Malayalam Extra" w:eastAsia="Times New Roman" w:hAnsi="BRH Malayalam Extra" w:cs="BRH Malayalam Extra"/>
@@ -675,26 +2446,49 @@
               </w:rPr>
               <w:t>hõ</w:t>
             </w:r>
-            <w:r>
-              <w:rPr>
-                <w:rFonts w:ascii="BRH Malayalam Extra" w:eastAsia="Times New Roman" w:hAnsi="BRH Malayalam Extra" w:cs="BRH Malayalam Extra"/>
-                <w:b/>
-                <w:color w:val="000000"/>
-                <w:sz w:val="32"/>
-                <w:szCs w:val="40"/>
-                <w:lang w:val="en-IN" w:eastAsia="en-IN" w:bidi="ml-IN"/>
-              </w:rPr>
-              <w:t>–</w:t>
-            </w:r>
-            <w:r>
-              <w:rPr>
-                <w:rFonts w:ascii="BRH Malayalam Extra" w:eastAsia="Times New Roman" w:hAnsi="BRH Malayalam Extra" w:cs="BRH Malayalam Extra"/>
-                <w:color w:val="000000"/>
-                <w:sz w:val="40"/>
-                <w:szCs w:val="40"/>
-                <w:lang w:val="en-IN" w:eastAsia="en-IN" w:bidi="ml-IN"/>
-              </w:rPr>
-              <w:t>J sûxtx˜ |</w:t>
+            <w:proofErr w:type="spellEnd"/>
+            <w:r>
+              <w:rPr>
+                <w:rFonts w:ascii="BRH Malayalam Extra" w:eastAsia="Times New Roman" w:hAnsi="BRH Malayalam Extra" w:cs="BRH Malayalam Extra"/>
+                <w:b/>
+                <w:color w:val="000000"/>
+                <w:sz w:val="32"/>
+                <w:szCs w:val="40"/>
+                <w:lang w:val="en-IN" w:eastAsia="en-IN" w:bidi="ml-IN"/>
+              </w:rPr>
+              <w:t>–</w:t>
+            </w:r>
+            <w:r>
+              <w:rPr>
+                <w:rFonts w:ascii="BRH Malayalam Extra" w:eastAsia="Times New Roman" w:hAnsi="BRH Malayalam Extra" w:cs="BRH Malayalam Extra"/>
+                <w:color w:val="000000"/>
+                <w:sz w:val="40"/>
+                <w:szCs w:val="40"/>
+                <w:lang w:val="en-IN" w:eastAsia="en-IN" w:bidi="ml-IN"/>
+              </w:rPr>
+              <w:t xml:space="preserve">J </w:t>
+            </w:r>
+            <w:proofErr w:type="spellStart"/>
+            <w:r>
+              <w:rPr>
+                <w:rFonts w:ascii="BRH Malayalam Extra" w:eastAsia="Times New Roman" w:hAnsi="BRH Malayalam Extra" w:cs="BRH Malayalam Extra"/>
+                <w:color w:val="000000"/>
+                <w:sz w:val="40"/>
+                <w:szCs w:val="40"/>
+                <w:lang w:val="en-IN" w:eastAsia="en-IN" w:bidi="ml-IN"/>
+              </w:rPr>
+              <w:t>sûxtx</w:t>
+            </w:r>
+            <w:proofErr w:type="spellEnd"/>
+            <w:r>
+              <w:rPr>
+                <w:rFonts w:ascii="BRH Malayalam Extra" w:eastAsia="Times New Roman" w:hAnsi="BRH Malayalam Extra" w:cs="BRH Malayalam Extra"/>
+                <w:color w:val="000000"/>
+                <w:sz w:val="40"/>
+                <w:szCs w:val="40"/>
+                <w:lang w:val="en-IN" w:eastAsia="en-IN" w:bidi="ml-IN"/>
+              </w:rPr>
+              <w:t>˜ |</w:t>
             </w:r>
           </w:p>
         </w:tc>
@@ -1111,6 +2905,7 @@
                 <w:lang w:val="en-IN" w:eastAsia="en-IN" w:bidi="ml-IN"/>
               </w:rPr>
             </w:pPr>
+            <w:proofErr w:type="spellStart"/>
             <w:r>
               <w:rPr>
                 <w:rFonts w:ascii="BRH Malayalam Extra" w:eastAsia="Times New Roman" w:hAnsi="BRH Malayalam Extra" w:cs="BRH Malayalam Extra"/>
@@ -1121,6 +2916,7 @@
               </w:rPr>
               <w:t>öZ</w:t>
             </w:r>
+            <w:proofErr w:type="spellEnd"/>
             <w:r>
               <w:rPr>
                 <w:rFonts w:ascii="BRH Malayalam Extra" w:eastAsia="Times New Roman" w:hAnsi="BRH Malayalam Extra" w:cs="BRH Malayalam Extra"/>
@@ -1153,6 +2949,7 @@
               </w:rPr>
               <w:t>–</w:t>
             </w:r>
+            <w:proofErr w:type="spellStart"/>
             <w:r>
               <w:rPr>
                 <w:rFonts w:ascii="BRH Malayalam Extra" w:eastAsia="Times New Roman" w:hAnsi="BRH Malayalam Extra" w:cs="BRH Malayalam Extra"/>
@@ -1163,6 +2960,7 @@
               </w:rPr>
               <w:t>ösëy</w:t>
             </w:r>
+            <w:proofErr w:type="spellEnd"/>
             <w:r>
               <w:rPr>
                 <w:rFonts w:ascii="BRH Malayalam Extra" w:eastAsia="Times New Roman" w:hAnsi="BRH Malayalam Extra" w:cs="BRH Malayalam Extra"/>
@@ -1203,7 +3001,29 @@
                 <w:szCs w:val="40"/>
                 <w:lang w:val="en-IN" w:eastAsia="en-IN" w:bidi="ml-IN"/>
               </w:rPr>
-              <w:t xml:space="preserve">q CZy— </w:t>
+              <w:t xml:space="preserve">q </w:t>
+            </w:r>
+            <w:proofErr w:type="spellStart"/>
+            <w:r>
+              <w:rPr>
+                <w:rFonts w:ascii="BRH Malayalam Extra" w:eastAsia="Times New Roman" w:hAnsi="BRH Malayalam Extra" w:cs="BRH Malayalam Extra"/>
+                <w:color w:val="000000"/>
+                <w:sz w:val="40"/>
+                <w:szCs w:val="40"/>
+                <w:lang w:val="en-IN" w:eastAsia="en-IN" w:bidi="ml-IN"/>
+              </w:rPr>
+              <w:t>CZy</w:t>
+            </w:r>
+            <w:proofErr w:type="spellEnd"/>
+            <w:r>
+              <w:rPr>
+                <w:rFonts w:ascii="BRH Malayalam Extra" w:eastAsia="Times New Roman" w:hAnsi="BRH Malayalam Extra" w:cs="BRH Malayalam Extra"/>
+                <w:color w:val="000000"/>
+                <w:sz w:val="40"/>
+                <w:szCs w:val="40"/>
+                <w:lang w:val="en-IN" w:eastAsia="en-IN" w:bidi="ml-IN"/>
+              </w:rPr>
+              <w:t xml:space="preserve">— </w:t>
             </w:r>
           </w:p>
           <w:p>
@@ -1217,6 +3037,7 @@
                 <w:lang w:val="en-IN" w:eastAsia="en-IN" w:bidi="ml-IN"/>
               </w:rPr>
             </w:pPr>
+            <w:proofErr w:type="spellStart"/>
             <w:r>
               <w:rPr>
                 <w:rFonts w:ascii="BRH Malayalam Extra" w:eastAsia="Times New Roman" w:hAnsi="BRH Malayalam Extra" w:cs="BRH Malayalam Extra"/>
@@ -1238,16 +3059,29 @@
               </w:rPr>
               <w:t>j</w:t>
             </w:r>
-            <w:r>
-              <w:rPr>
-                <w:rFonts w:ascii="BRH Malayalam Extra" w:eastAsia="Times New Roman" w:hAnsi="BRH Malayalam Extra" w:cs="BRH Malayalam Extra"/>
-                <w:color w:val="000000"/>
-                <w:sz w:val="40"/>
-                <w:szCs w:val="40"/>
-                <w:lang w:val="en-IN" w:eastAsia="en-IN" w:bidi="ml-IN"/>
-              </w:rPr>
-              <w:t xml:space="preserve"> - öZy</w:t>
-            </w:r>
+            <w:proofErr w:type="spellEnd"/>
+            <w:r>
+              <w:rPr>
+                <w:rFonts w:ascii="BRH Malayalam Extra" w:eastAsia="Times New Roman" w:hAnsi="BRH Malayalam Extra" w:cs="BRH Malayalam Extra"/>
+                <w:color w:val="000000"/>
+                <w:sz w:val="40"/>
+                <w:szCs w:val="40"/>
+                <w:lang w:val="en-IN" w:eastAsia="en-IN" w:bidi="ml-IN"/>
+              </w:rPr>
+              <w:t xml:space="preserve"> - </w:t>
+            </w:r>
+            <w:proofErr w:type="spellStart"/>
+            <w:r>
+              <w:rPr>
+                <w:rFonts w:ascii="BRH Malayalam Extra" w:eastAsia="Times New Roman" w:hAnsi="BRH Malayalam Extra" w:cs="BRH Malayalam Extra"/>
+                <w:color w:val="000000"/>
+                <w:sz w:val="40"/>
+                <w:szCs w:val="40"/>
+                <w:lang w:val="en-IN" w:eastAsia="en-IN" w:bidi="ml-IN"/>
+              </w:rPr>
+              <w:t>öZy</w:t>
+            </w:r>
+            <w:proofErr w:type="spellEnd"/>
             <w:r>
               <w:rPr>
                 <w:rFonts w:ascii="BRH Malayalam Extra" w:eastAsia="Times New Roman" w:hAnsi="BRH Malayalam Extra" w:cs="BRH Malayalam Extra"/>
@@ -1280,15 +3114,27 @@
               </w:rPr>
               <w:t>–</w:t>
             </w:r>
-            <w:r>
-              <w:rPr>
-                <w:rFonts w:ascii="BRH Malayalam Extra" w:eastAsia="Times New Roman" w:hAnsi="BRH Malayalam Extra" w:cs="BRH Malayalam Extra"/>
-                <w:color w:val="000000"/>
-                <w:sz w:val="40"/>
-                <w:szCs w:val="40"/>
-                <w:lang w:val="en-IN" w:eastAsia="en-IN" w:bidi="ml-IN"/>
-              </w:rPr>
-              <w:t>qJ |</w:t>
+            <w:proofErr w:type="spellStart"/>
+            <w:r>
+              <w:rPr>
+                <w:rFonts w:ascii="BRH Malayalam Extra" w:eastAsia="Times New Roman" w:hAnsi="BRH Malayalam Extra" w:cs="BRH Malayalam Extra"/>
+                <w:color w:val="000000"/>
+                <w:sz w:val="40"/>
+                <w:szCs w:val="40"/>
+                <w:lang w:val="en-IN" w:eastAsia="en-IN" w:bidi="ml-IN"/>
+              </w:rPr>
+              <w:t>qJ</w:t>
+            </w:r>
+            <w:proofErr w:type="spellEnd"/>
+            <w:r>
+              <w:rPr>
+                <w:rFonts w:ascii="BRH Malayalam Extra" w:eastAsia="Times New Roman" w:hAnsi="BRH Malayalam Extra" w:cs="BRH Malayalam Extra"/>
+                <w:color w:val="000000"/>
+                <w:sz w:val="40"/>
+                <w:szCs w:val="40"/>
+                <w:lang w:val="en-IN" w:eastAsia="en-IN" w:bidi="ml-IN"/>
+              </w:rPr>
+              <w:t xml:space="preserve"> |</w:t>
             </w:r>
           </w:p>
         </w:tc>
@@ -1307,6 +3153,7 @@
                 <w:lang w:val="en-IN" w:eastAsia="en-IN" w:bidi="ml-IN"/>
               </w:rPr>
             </w:pPr>
+            <w:proofErr w:type="spellStart"/>
             <w:r>
               <w:rPr>
                 <w:rFonts w:ascii="BRH Malayalam Extra" w:eastAsia="Times New Roman" w:hAnsi="BRH Malayalam Extra" w:cs="BRH Malayalam Extra"/>
@@ -1317,6 +3164,7 @@
               </w:rPr>
               <w:t>öZ</w:t>
             </w:r>
+            <w:proofErr w:type="spellEnd"/>
             <w:r>
               <w:rPr>
                 <w:rFonts w:ascii="BRH Malayalam Extra" w:eastAsia="Times New Roman" w:hAnsi="BRH Malayalam Extra" w:cs="BRH Malayalam Extra"/>
@@ -1349,6 +3197,7 @@
               </w:rPr>
               <w:t>–</w:t>
             </w:r>
+            <w:proofErr w:type="spellStart"/>
             <w:r>
               <w:rPr>
                 <w:rFonts w:ascii="BRH Malayalam Extra" w:eastAsia="Times New Roman" w:hAnsi="BRH Malayalam Extra" w:cs="BRH Malayalam Extra"/>
@@ -1359,6 +3208,7 @@
               </w:rPr>
               <w:t>ösëy</w:t>
             </w:r>
+            <w:proofErr w:type="spellEnd"/>
             <w:r>
               <w:rPr>
                 <w:rFonts w:ascii="BRH Malayalam Extra" w:eastAsia="Times New Roman" w:hAnsi="BRH Malayalam Extra" w:cs="BRH Malayalam Extra"/>
@@ -1399,7 +3249,29 @@
                 <w:szCs w:val="40"/>
                 <w:lang w:val="en-IN" w:eastAsia="en-IN" w:bidi="ml-IN"/>
               </w:rPr>
-              <w:t xml:space="preserve">q CZy— </w:t>
+              <w:t xml:space="preserve">q </w:t>
+            </w:r>
+            <w:proofErr w:type="spellStart"/>
+            <w:r>
+              <w:rPr>
+                <w:rFonts w:ascii="BRH Malayalam Extra" w:eastAsia="Times New Roman" w:hAnsi="BRH Malayalam Extra" w:cs="BRH Malayalam Extra"/>
+                <w:color w:val="000000"/>
+                <w:sz w:val="40"/>
+                <w:szCs w:val="40"/>
+                <w:lang w:val="en-IN" w:eastAsia="en-IN" w:bidi="ml-IN"/>
+              </w:rPr>
+              <w:t>CZy</w:t>
+            </w:r>
+            <w:proofErr w:type="spellEnd"/>
+            <w:r>
+              <w:rPr>
+                <w:rFonts w:ascii="BRH Malayalam Extra" w:eastAsia="Times New Roman" w:hAnsi="BRH Malayalam Extra" w:cs="BRH Malayalam Extra"/>
+                <w:color w:val="000000"/>
+                <w:sz w:val="40"/>
+                <w:szCs w:val="40"/>
+                <w:lang w:val="en-IN" w:eastAsia="en-IN" w:bidi="ml-IN"/>
+              </w:rPr>
+              <w:t xml:space="preserve">— </w:t>
             </w:r>
           </w:p>
           <w:p>
@@ -1413,6 +3285,7 @@
                 <w:lang w:val="en-IN" w:eastAsia="en-IN" w:bidi="ml-IN"/>
               </w:rPr>
             </w:pPr>
+            <w:proofErr w:type="spellStart"/>
             <w:r>
               <w:rPr>
                 <w:rFonts w:ascii="BRH Malayalam Extra" w:eastAsia="Times New Roman" w:hAnsi="BRH Malayalam Extra" w:cs="BRH Malayalam Extra"/>
@@ -1434,16 +3307,29 @@
               </w:rPr>
               <w:t>J</w:t>
             </w:r>
-            <w:r>
-              <w:rPr>
-                <w:rFonts w:ascii="BRH Malayalam Extra" w:eastAsia="Times New Roman" w:hAnsi="BRH Malayalam Extra" w:cs="BRH Malayalam Extra"/>
-                <w:color w:val="000000"/>
-                <w:sz w:val="40"/>
-                <w:szCs w:val="40"/>
-                <w:lang w:val="en-IN" w:eastAsia="en-IN" w:bidi="ml-IN"/>
-              </w:rPr>
-              <w:t xml:space="preserve"> - öZy</w:t>
-            </w:r>
+            <w:proofErr w:type="spellEnd"/>
+            <w:r>
+              <w:rPr>
+                <w:rFonts w:ascii="BRH Malayalam Extra" w:eastAsia="Times New Roman" w:hAnsi="BRH Malayalam Extra" w:cs="BRH Malayalam Extra"/>
+                <w:color w:val="000000"/>
+                <w:sz w:val="40"/>
+                <w:szCs w:val="40"/>
+                <w:lang w:val="en-IN" w:eastAsia="en-IN" w:bidi="ml-IN"/>
+              </w:rPr>
+              <w:t xml:space="preserve"> - </w:t>
+            </w:r>
+            <w:proofErr w:type="spellStart"/>
+            <w:r>
+              <w:rPr>
+                <w:rFonts w:ascii="BRH Malayalam Extra" w:eastAsia="Times New Roman" w:hAnsi="BRH Malayalam Extra" w:cs="BRH Malayalam Extra"/>
+                <w:color w:val="000000"/>
+                <w:sz w:val="40"/>
+                <w:szCs w:val="40"/>
+                <w:lang w:val="en-IN" w:eastAsia="en-IN" w:bidi="ml-IN"/>
+              </w:rPr>
+              <w:t>öZy</w:t>
+            </w:r>
+            <w:proofErr w:type="spellEnd"/>
             <w:r>
               <w:rPr>
                 <w:rFonts w:ascii="BRH Malayalam Extra" w:eastAsia="Times New Roman" w:hAnsi="BRH Malayalam Extra" w:cs="BRH Malayalam Extra"/>
@@ -1476,15 +3362,27 @@
               </w:rPr>
               <w:t>–</w:t>
             </w:r>
-            <w:r>
-              <w:rPr>
-                <w:rFonts w:ascii="BRH Malayalam Extra" w:eastAsia="Times New Roman" w:hAnsi="BRH Malayalam Extra" w:cs="BRH Malayalam Extra"/>
-                <w:color w:val="000000"/>
-                <w:sz w:val="40"/>
-                <w:szCs w:val="40"/>
-                <w:lang w:val="en-IN" w:eastAsia="en-IN" w:bidi="ml-IN"/>
-              </w:rPr>
-              <w:t>qJ |</w:t>
+            <w:proofErr w:type="spellStart"/>
+            <w:r>
+              <w:rPr>
+                <w:rFonts w:ascii="BRH Malayalam Extra" w:eastAsia="Times New Roman" w:hAnsi="BRH Malayalam Extra" w:cs="BRH Malayalam Extra"/>
+                <w:color w:val="000000"/>
+                <w:sz w:val="40"/>
+                <w:szCs w:val="40"/>
+                <w:lang w:val="en-IN" w:eastAsia="en-IN" w:bidi="ml-IN"/>
+              </w:rPr>
+              <w:t>qJ</w:t>
+            </w:r>
+            <w:proofErr w:type="spellEnd"/>
+            <w:r>
+              <w:rPr>
+                <w:rFonts w:ascii="BRH Malayalam Extra" w:eastAsia="Times New Roman" w:hAnsi="BRH Malayalam Extra" w:cs="BRH Malayalam Extra"/>
+                <w:color w:val="000000"/>
+                <w:sz w:val="40"/>
+                <w:szCs w:val="40"/>
+                <w:lang w:val="en-IN" w:eastAsia="en-IN" w:bidi="ml-IN"/>
+              </w:rPr>
+              <w:t xml:space="preserve"> |</w:t>
             </w:r>
           </w:p>
         </w:tc>
@@ -1528,7 +3426,6 @@
                 <w:sz w:val="28"/>
                 <w:szCs w:val="32"/>
               </w:rPr>
-              <w:lastRenderedPageBreak/>
               <w:t>T.S.</w:t>
             </w:r>
             <w:r>
@@ -1678,6 +3575,7 @@
               </w:rPr>
               <w:t>–</w:t>
             </w:r>
+            <w:proofErr w:type="spellStart"/>
             <w:r>
               <w:rPr>
                 <w:rFonts w:ascii="BRH Malayalam Extra" w:eastAsia="Times New Roman" w:hAnsi="BRH Malayalam Extra" w:cs="BRH Malayalam Extra"/>
@@ -1689,17 +3587,19 @@
               </w:rPr>
               <w:t>öÉx</w:t>
             </w:r>
-            <w:r>
-              <w:rPr>
-                <w:rFonts w:ascii="BRH Malayalam Extra" w:eastAsia="Times New Roman" w:hAnsi="BRH Malayalam Extra" w:cs="BRH Malayalam Extra"/>
-                <w:b/>
-                <w:color w:val="000000"/>
-                <w:sz w:val="32"/>
-                <w:szCs w:val="40"/>
-                <w:lang w:val="en-IN" w:eastAsia="en-IN" w:bidi="ml-IN"/>
-              </w:rPr>
-              <w:t>–</w:t>
-            </w:r>
+            <w:proofErr w:type="spellEnd"/>
+            <w:r>
+              <w:rPr>
+                <w:rFonts w:ascii="BRH Malayalam Extra" w:eastAsia="Times New Roman" w:hAnsi="BRH Malayalam Extra" w:cs="BRH Malayalam Extra"/>
+                <w:b/>
+                <w:color w:val="000000"/>
+                <w:sz w:val="32"/>
+                <w:szCs w:val="40"/>
+                <w:lang w:val="en-IN" w:eastAsia="en-IN" w:bidi="ml-IN"/>
+              </w:rPr>
+              <w:t>–</w:t>
+            </w:r>
+            <w:proofErr w:type="spellStart"/>
             <w:r>
               <w:rPr>
                 <w:rFonts w:ascii="BRH Malayalam Extra" w:eastAsia="Times New Roman" w:hAnsi="BRH Malayalam Extra" w:cs="BRH Malayalam Extra"/>
@@ -1710,6 +3610,7 @@
               </w:rPr>
               <w:t>px</w:t>
             </w:r>
+            <w:proofErr w:type="spellEnd"/>
             <w:r>
               <w:rPr>
                 <w:rFonts w:ascii="BRH Malayalam Extra" w:eastAsia="Times New Roman" w:hAnsi="BRH Malayalam Extra" w:cs="BRH Malayalam Extra"/>
@@ -1750,7 +3651,51 @@
                 <w:szCs w:val="40"/>
                 <w:lang w:val="en-IN" w:eastAsia="en-IN" w:bidi="ml-IN"/>
               </w:rPr>
-              <w:t xml:space="preserve">¥px M£—tõ¥Z | </w:t>
+              <w:t>¥</w:t>
+            </w:r>
+            <w:proofErr w:type="spellStart"/>
+            <w:r>
+              <w:rPr>
+                <w:rFonts w:ascii="BRH Malayalam Extra" w:eastAsia="Times New Roman" w:hAnsi="BRH Malayalam Extra" w:cs="BRH Malayalam Extra"/>
+                <w:color w:val="000000"/>
+                <w:sz w:val="40"/>
+                <w:szCs w:val="40"/>
+                <w:lang w:val="en-IN" w:eastAsia="en-IN" w:bidi="ml-IN"/>
+              </w:rPr>
+              <w:t>px</w:t>
+            </w:r>
+            <w:proofErr w:type="spellEnd"/>
+            <w:r>
+              <w:rPr>
+                <w:rFonts w:ascii="BRH Malayalam Extra" w:eastAsia="Times New Roman" w:hAnsi="BRH Malayalam Extra" w:cs="BRH Malayalam Extra"/>
+                <w:color w:val="000000"/>
+                <w:sz w:val="40"/>
+                <w:szCs w:val="40"/>
+                <w:lang w:val="en-IN" w:eastAsia="en-IN" w:bidi="ml-IN"/>
+              </w:rPr>
+              <w:t xml:space="preserve"> M£—</w:t>
+            </w:r>
+            <w:proofErr w:type="spellStart"/>
+            <w:r>
+              <w:rPr>
+                <w:rFonts w:ascii="BRH Malayalam Extra" w:eastAsia="Times New Roman" w:hAnsi="BRH Malayalam Extra" w:cs="BRH Malayalam Extra"/>
+                <w:color w:val="000000"/>
+                <w:sz w:val="40"/>
+                <w:szCs w:val="40"/>
+                <w:lang w:val="en-IN" w:eastAsia="en-IN" w:bidi="ml-IN"/>
+              </w:rPr>
+              <w:t>tõ¥Z</w:t>
+            </w:r>
+            <w:proofErr w:type="spellEnd"/>
+            <w:r>
+              <w:rPr>
+                <w:rFonts w:ascii="BRH Malayalam Extra" w:eastAsia="Times New Roman" w:hAnsi="BRH Malayalam Extra" w:cs="BRH Malayalam Extra"/>
+                <w:color w:val="000000"/>
+                <w:sz w:val="40"/>
+                <w:szCs w:val="40"/>
+                <w:lang w:val="en-IN" w:eastAsia="en-IN" w:bidi="ml-IN"/>
+              </w:rPr>
+              <w:t xml:space="preserve"> | </w:t>
             </w:r>
           </w:p>
           <w:p>
@@ -1786,6 +3731,7 @@
               </w:rPr>
               <w:t>–</w:t>
             </w:r>
+            <w:proofErr w:type="spellStart"/>
             <w:r>
               <w:rPr>
                 <w:rFonts w:ascii="BRH Malayalam Extra" w:eastAsia="Times New Roman" w:hAnsi="BRH Malayalam Extra" w:cs="BRH Malayalam Extra"/>
@@ -1797,17 +3743,19 @@
               </w:rPr>
               <w:t>öÉx</w:t>
             </w:r>
-            <w:r>
-              <w:rPr>
-                <w:rFonts w:ascii="BRH Malayalam Extra" w:eastAsia="Times New Roman" w:hAnsi="BRH Malayalam Extra" w:cs="BRH Malayalam Extra"/>
-                <w:b/>
-                <w:color w:val="000000"/>
-                <w:sz w:val="32"/>
-                <w:szCs w:val="40"/>
-                <w:lang w:val="en-IN" w:eastAsia="en-IN" w:bidi="ml-IN"/>
-              </w:rPr>
-              <w:t>–</w:t>
-            </w:r>
+            <w:proofErr w:type="spellEnd"/>
+            <w:r>
+              <w:rPr>
+                <w:rFonts w:ascii="BRH Malayalam Extra" w:eastAsia="Times New Roman" w:hAnsi="BRH Malayalam Extra" w:cs="BRH Malayalam Extra"/>
+                <w:b/>
+                <w:color w:val="000000"/>
+                <w:sz w:val="32"/>
+                <w:szCs w:val="40"/>
+                <w:lang w:val="en-IN" w:eastAsia="en-IN" w:bidi="ml-IN"/>
+              </w:rPr>
+              <w:t>–</w:t>
+            </w:r>
+            <w:proofErr w:type="spellStart"/>
             <w:r>
               <w:rPr>
                 <w:rFonts w:ascii="BRH Malayalam Extra" w:eastAsia="Times New Roman" w:hAnsi="BRH Malayalam Extra" w:cs="BRH Malayalam Extra"/>
@@ -1818,6 +3766,7 @@
               </w:rPr>
               <w:t>px</w:t>
             </w:r>
+            <w:proofErr w:type="spellEnd"/>
             <w:r>
               <w:rPr>
                 <w:rFonts w:ascii="BRH Malayalam Extra" w:eastAsia="Times New Roman" w:hAnsi="BRH Malayalam Extra" w:cs="BRH Malayalam Extra"/>
@@ -1880,8 +3829,42 @@
                 <w:szCs w:val="40"/>
                 <w:lang w:val="en-IN" w:eastAsia="en-IN" w:bidi="ml-IN"/>
               </w:rPr>
-              <w:t>C¤¤Zõ˜öÉ - px</w:t>
-            </w:r>
+              <w:t>C¤¤</w:t>
+            </w:r>
+            <w:proofErr w:type="spellStart"/>
+            <w:r>
+              <w:rPr>
+                <w:rFonts w:ascii="BRH Malayalam Extra" w:eastAsia="Times New Roman" w:hAnsi="BRH Malayalam Extra" w:cs="BRH Malayalam Extra"/>
+                <w:color w:val="000000"/>
+                <w:sz w:val="40"/>
+                <w:szCs w:val="40"/>
+                <w:lang w:val="en-IN" w:eastAsia="en-IN" w:bidi="ml-IN"/>
+              </w:rPr>
+              <w:t>Zõ˜öÉ</w:t>
+            </w:r>
+            <w:proofErr w:type="spellEnd"/>
+            <w:r>
+              <w:rPr>
+                <w:rFonts w:ascii="BRH Malayalam Extra" w:eastAsia="Times New Roman" w:hAnsi="BRH Malayalam Extra" w:cs="BRH Malayalam Extra"/>
+                <w:color w:val="000000"/>
+                <w:sz w:val="40"/>
+                <w:szCs w:val="40"/>
+                <w:lang w:val="en-IN" w:eastAsia="en-IN" w:bidi="ml-IN"/>
+              </w:rPr>
+              <w:t xml:space="preserve"> - </w:t>
+            </w:r>
+            <w:proofErr w:type="spellStart"/>
+            <w:r>
+              <w:rPr>
+                <w:rFonts w:ascii="BRH Malayalam Extra" w:eastAsia="Times New Roman" w:hAnsi="BRH Malayalam Extra" w:cs="BRH Malayalam Extra"/>
+                <w:color w:val="000000"/>
+                <w:sz w:val="40"/>
+                <w:szCs w:val="40"/>
+                <w:lang w:val="en-IN" w:eastAsia="en-IN" w:bidi="ml-IN"/>
+              </w:rPr>
+              <w:t>px</w:t>
+            </w:r>
+            <w:proofErr w:type="spellEnd"/>
             <w:r>
               <w:rPr>
                 <w:rFonts w:ascii="BRH Malayalam Extra" w:eastAsia="Times New Roman" w:hAnsi="BRH Malayalam Extra" w:cs="BRH Malayalam Extra"/>
@@ -1914,15 +3897,27 @@
               </w:rPr>
               <w:t>–</w:t>
             </w:r>
-            <w:r>
-              <w:rPr>
-                <w:rFonts w:ascii="BRH Malayalam Extra" w:eastAsia="Times New Roman" w:hAnsi="BRH Malayalam Extra" w:cs="BRH Malayalam Extra"/>
-                <w:color w:val="000000"/>
-                <w:sz w:val="40"/>
-                <w:szCs w:val="40"/>
-                <w:lang w:val="en-IN" w:eastAsia="en-IN" w:bidi="ml-IN"/>
-              </w:rPr>
-              <w:t>pJ |</w:t>
+            <w:proofErr w:type="spellStart"/>
+            <w:r>
+              <w:rPr>
+                <w:rFonts w:ascii="BRH Malayalam Extra" w:eastAsia="Times New Roman" w:hAnsi="BRH Malayalam Extra" w:cs="BRH Malayalam Extra"/>
+                <w:color w:val="000000"/>
+                <w:sz w:val="40"/>
+                <w:szCs w:val="40"/>
+                <w:lang w:val="en-IN" w:eastAsia="en-IN" w:bidi="ml-IN"/>
+              </w:rPr>
+              <w:t>pJ</w:t>
+            </w:r>
+            <w:proofErr w:type="spellEnd"/>
+            <w:r>
+              <w:rPr>
+                <w:rFonts w:ascii="BRH Malayalam Extra" w:eastAsia="Times New Roman" w:hAnsi="BRH Malayalam Extra" w:cs="BRH Malayalam Extra"/>
+                <w:color w:val="000000"/>
+                <w:sz w:val="40"/>
+                <w:szCs w:val="40"/>
+                <w:lang w:val="en-IN" w:eastAsia="en-IN" w:bidi="ml-IN"/>
+              </w:rPr>
+              <w:t xml:space="preserve"> |</w:t>
             </w:r>
           </w:p>
         </w:tc>
@@ -1973,6 +3968,7 @@
               </w:rPr>
               <w:t>–</w:t>
             </w:r>
+            <w:proofErr w:type="spellStart"/>
             <w:r>
               <w:rPr>
                 <w:rFonts w:ascii="BRH Malayalam Extra" w:eastAsia="Times New Roman" w:hAnsi="BRH Malayalam Extra" w:cs="BRH Malayalam Extra"/>
@@ -1984,17 +3980,19 @@
               </w:rPr>
               <w:t>öÉ</w:t>
             </w:r>
-            <w:r>
-              <w:rPr>
-                <w:rFonts w:ascii="BRH Malayalam Extra" w:eastAsia="Times New Roman" w:hAnsi="BRH Malayalam Extra" w:cs="BRH Malayalam Extra"/>
-                <w:b/>
-                <w:color w:val="000000"/>
-                <w:sz w:val="32"/>
-                <w:szCs w:val="40"/>
-                <w:lang w:val="en-IN" w:eastAsia="en-IN" w:bidi="ml-IN"/>
-              </w:rPr>
-              <w:t>–</w:t>
-            </w:r>
+            <w:proofErr w:type="spellEnd"/>
+            <w:r>
+              <w:rPr>
+                <w:rFonts w:ascii="BRH Malayalam Extra" w:eastAsia="Times New Roman" w:hAnsi="BRH Malayalam Extra" w:cs="BRH Malayalam Extra"/>
+                <w:b/>
+                <w:color w:val="000000"/>
+                <w:sz w:val="32"/>
+                <w:szCs w:val="40"/>
+                <w:lang w:val="en-IN" w:eastAsia="en-IN" w:bidi="ml-IN"/>
+              </w:rPr>
+              <w:t>–</w:t>
+            </w:r>
+            <w:proofErr w:type="spellStart"/>
             <w:r>
               <w:rPr>
                 <w:rFonts w:ascii="BRH Malayalam Extra" w:eastAsia="Times New Roman" w:hAnsi="BRH Malayalam Extra" w:cs="BRH Malayalam Extra"/>
@@ -2005,6 +4003,7 @@
               </w:rPr>
               <w:t>px</w:t>
             </w:r>
+            <w:proofErr w:type="spellEnd"/>
             <w:r>
               <w:rPr>
                 <w:rFonts w:ascii="BRH Malayalam Extra" w:eastAsia="Times New Roman" w:hAnsi="BRH Malayalam Extra" w:cs="BRH Malayalam Extra"/>
@@ -2045,7 +4044,51 @@
                 <w:szCs w:val="40"/>
                 <w:lang w:val="en-IN" w:eastAsia="en-IN" w:bidi="ml-IN"/>
               </w:rPr>
-              <w:t xml:space="preserve">¥px M£—tõ¥Z | </w:t>
+              <w:t>¥</w:t>
+            </w:r>
+            <w:proofErr w:type="spellStart"/>
+            <w:r>
+              <w:rPr>
+                <w:rFonts w:ascii="BRH Malayalam Extra" w:eastAsia="Times New Roman" w:hAnsi="BRH Malayalam Extra" w:cs="BRH Malayalam Extra"/>
+                <w:color w:val="000000"/>
+                <w:sz w:val="40"/>
+                <w:szCs w:val="40"/>
+                <w:lang w:val="en-IN" w:eastAsia="en-IN" w:bidi="ml-IN"/>
+              </w:rPr>
+              <w:t>px</w:t>
+            </w:r>
+            <w:proofErr w:type="spellEnd"/>
+            <w:r>
+              <w:rPr>
+                <w:rFonts w:ascii="BRH Malayalam Extra" w:eastAsia="Times New Roman" w:hAnsi="BRH Malayalam Extra" w:cs="BRH Malayalam Extra"/>
+                <w:color w:val="000000"/>
+                <w:sz w:val="40"/>
+                <w:szCs w:val="40"/>
+                <w:lang w:val="en-IN" w:eastAsia="en-IN" w:bidi="ml-IN"/>
+              </w:rPr>
+              <w:t xml:space="preserve"> M£—</w:t>
+            </w:r>
+            <w:proofErr w:type="spellStart"/>
+            <w:r>
+              <w:rPr>
+                <w:rFonts w:ascii="BRH Malayalam Extra" w:eastAsia="Times New Roman" w:hAnsi="BRH Malayalam Extra" w:cs="BRH Malayalam Extra"/>
+                <w:color w:val="000000"/>
+                <w:sz w:val="40"/>
+                <w:szCs w:val="40"/>
+                <w:lang w:val="en-IN" w:eastAsia="en-IN" w:bidi="ml-IN"/>
+              </w:rPr>
+              <w:t>tõ¥Z</w:t>
+            </w:r>
+            <w:proofErr w:type="spellEnd"/>
+            <w:r>
+              <w:rPr>
+                <w:rFonts w:ascii="BRH Malayalam Extra" w:eastAsia="Times New Roman" w:hAnsi="BRH Malayalam Extra" w:cs="BRH Malayalam Extra"/>
+                <w:color w:val="000000"/>
+                <w:sz w:val="40"/>
+                <w:szCs w:val="40"/>
+                <w:lang w:val="en-IN" w:eastAsia="en-IN" w:bidi="ml-IN"/>
+              </w:rPr>
+              <w:t xml:space="preserve"> | </w:t>
             </w:r>
           </w:p>
           <w:p>
@@ -2081,6 +4124,7 @@
               </w:rPr>
               <w:t>–</w:t>
             </w:r>
+            <w:proofErr w:type="spellStart"/>
             <w:r>
               <w:rPr>
                 <w:rFonts w:ascii="BRH Malayalam Extra" w:eastAsia="Times New Roman" w:hAnsi="BRH Malayalam Extra" w:cs="BRH Malayalam Extra"/>
@@ -2092,17 +4136,19 @@
               </w:rPr>
               <w:t>öÉ</w:t>
             </w:r>
-            <w:r>
-              <w:rPr>
-                <w:rFonts w:ascii="BRH Malayalam Extra" w:eastAsia="Times New Roman" w:hAnsi="BRH Malayalam Extra" w:cs="BRH Malayalam Extra"/>
-                <w:b/>
-                <w:color w:val="000000"/>
-                <w:sz w:val="32"/>
-                <w:szCs w:val="40"/>
-                <w:lang w:val="en-IN" w:eastAsia="en-IN" w:bidi="ml-IN"/>
-              </w:rPr>
-              <w:t>–</w:t>
-            </w:r>
+            <w:proofErr w:type="spellEnd"/>
+            <w:r>
+              <w:rPr>
+                <w:rFonts w:ascii="BRH Malayalam Extra" w:eastAsia="Times New Roman" w:hAnsi="BRH Malayalam Extra" w:cs="BRH Malayalam Extra"/>
+                <w:b/>
+                <w:color w:val="000000"/>
+                <w:sz w:val="32"/>
+                <w:szCs w:val="40"/>
+                <w:lang w:val="en-IN" w:eastAsia="en-IN" w:bidi="ml-IN"/>
+              </w:rPr>
+              <w:t>–</w:t>
+            </w:r>
+            <w:proofErr w:type="spellStart"/>
             <w:r>
               <w:rPr>
                 <w:rFonts w:ascii="BRH Malayalam Extra" w:eastAsia="Times New Roman" w:hAnsi="BRH Malayalam Extra" w:cs="BRH Malayalam Extra"/>
@@ -2113,6 +4159,7 @@
               </w:rPr>
               <w:t>px</w:t>
             </w:r>
+            <w:proofErr w:type="spellEnd"/>
             <w:r>
               <w:rPr>
                 <w:rFonts w:ascii="BRH Malayalam Extra" w:eastAsia="Times New Roman" w:hAnsi="BRH Malayalam Extra" w:cs="BRH Malayalam Extra"/>
@@ -2175,8 +4222,42 @@
                 <w:szCs w:val="40"/>
                 <w:lang w:val="en-IN" w:eastAsia="en-IN" w:bidi="ml-IN"/>
               </w:rPr>
-              <w:t>C¤¤Zõ˜öÉ - px</w:t>
-            </w:r>
+              <w:t>C¤¤</w:t>
+            </w:r>
+            <w:proofErr w:type="spellStart"/>
+            <w:r>
+              <w:rPr>
+                <w:rFonts w:ascii="BRH Malayalam Extra" w:eastAsia="Times New Roman" w:hAnsi="BRH Malayalam Extra" w:cs="BRH Malayalam Extra"/>
+                <w:color w:val="000000"/>
+                <w:sz w:val="40"/>
+                <w:szCs w:val="40"/>
+                <w:lang w:val="en-IN" w:eastAsia="en-IN" w:bidi="ml-IN"/>
+              </w:rPr>
+              <w:t>Zõ˜öÉ</w:t>
+            </w:r>
+            <w:proofErr w:type="spellEnd"/>
+            <w:r>
+              <w:rPr>
+                <w:rFonts w:ascii="BRH Malayalam Extra" w:eastAsia="Times New Roman" w:hAnsi="BRH Malayalam Extra" w:cs="BRH Malayalam Extra"/>
+                <w:color w:val="000000"/>
+                <w:sz w:val="40"/>
+                <w:szCs w:val="40"/>
+                <w:lang w:val="en-IN" w:eastAsia="en-IN" w:bidi="ml-IN"/>
+              </w:rPr>
+              <w:t xml:space="preserve"> - </w:t>
+            </w:r>
+            <w:proofErr w:type="spellStart"/>
+            <w:r>
+              <w:rPr>
+                <w:rFonts w:ascii="BRH Malayalam Extra" w:eastAsia="Times New Roman" w:hAnsi="BRH Malayalam Extra" w:cs="BRH Malayalam Extra"/>
+                <w:color w:val="000000"/>
+                <w:sz w:val="40"/>
+                <w:szCs w:val="40"/>
+                <w:lang w:val="en-IN" w:eastAsia="en-IN" w:bidi="ml-IN"/>
+              </w:rPr>
+              <w:t>px</w:t>
+            </w:r>
+            <w:proofErr w:type="spellEnd"/>
             <w:r>
               <w:rPr>
                 <w:rFonts w:ascii="BRH Malayalam Extra" w:eastAsia="Times New Roman" w:hAnsi="BRH Malayalam Extra" w:cs="BRH Malayalam Extra"/>
@@ -2209,15 +4290,27 @@
               </w:rPr>
               <w:t>–</w:t>
             </w:r>
-            <w:r>
-              <w:rPr>
-                <w:rFonts w:ascii="BRH Malayalam Extra" w:eastAsia="Times New Roman" w:hAnsi="BRH Malayalam Extra" w:cs="BRH Malayalam Extra"/>
-                <w:color w:val="000000"/>
-                <w:sz w:val="40"/>
-                <w:szCs w:val="40"/>
-                <w:lang w:val="en-IN" w:eastAsia="en-IN" w:bidi="ml-IN"/>
-              </w:rPr>
-              <w:t>pJ |</w:t>
+            <w:proofErr w:type="spellStart"/>
+            <w:r>
+              <w:rPr>
+                <w:rFonts w:ascii="BRH Malayalam Extra" w:eastAsia="Times New Roman" w:hAnsi="BRH Malayalam Extra" w:cs="BRH Malayalam Extra"/>
+                <w:color w:val="000000"/>
+                <w:sz w:val="40"/>
+                <w:szCs w:val="40"/>
+                <w:lang w:val="en-IN" w:eastAsia="en-IN" w:bidi="ml-IN"/>
+              </w:rPr>
+              <w:t>pJ</w:t>
+            </w:r>
+            <w:proofErr w:type="spellEnd"/>
+            <w:r>
+              <w:rPr>
+                <w:rFonts w:ascii="BRH Malayalam Extra" w:eastAsia="Times New Roman" w:hAnsi="BRH Malayalam Extra" w:cs="BRH Malayalam Extra"/>
+                <w:color w:val="000000"/>
+                <w:sz w:val="40"/>
+                <w:szCs w:val="40"/>
+                <w:lang w:val="en-IN" w:eastAsia="en-IN" w:bidi="ml-IN"/>
+              </w:rPr>
+              <w:t xml:space="preserve"> |</w:t>
             </w:r>
           </w:p>
         </w:tc>
@@ -2511,6 +4604,7 @@
                 <w:sz w:val="28"/>
                 <w:szCs w:val="32"/>
               </w:rPr>
+              <w:lastRenderedPageBreak/>
               <w:t>T.S.</w:t>
             </w:r>
             <w:r>
@@ -2679,6 +4773,7 @@
               </w:rPr>
               <w:t>–</w:t>
             </w:r>
+            <w:proofErr w:type="spellStart"/>
             <w:r>
               <w:rPr>
                 <w:rFonts w:ascii="BRH Malayalam Extra" w:eastAsia="Times New Roman" w:hAnsi="BRH Malayalam Extra" w:cs="BRH Malayalam Extra"/>
@@ -2689,17 +4784,19 @@
               </w:rPr>
               <w:t>b§k</w:t>
             </w:r>
-            <w:r>
-              <w:rPr>
-                <w:rFonts w:ascii="BRH Malayalam Extra" w:eastAsia="Times New Roman" w:hAnsi="BRH Malayalam Extra" w:cs="BRH Malayalam Extra"/>
-                <w:b/>
-                <w:color w:val="000000"/>
-                <w:sz w:val="32"/>
-                <w:szCs w:val="40"/>
-                <w:lang w:val="en-IN" w:eastAsia="en-IN" w:bidi="ml-IN"/>
-              </w:rPr>
-              <w:t>–</w:t>
-            </w:r>
+            <w:proofErr w:type="spellEnd"/>
+            <w:r>
+              <w:rPr>
+                <w:rFonts w:ascii="BRH Malayalam Extra" w:eastAsia="Times New Roman" w:hAnsi="BRH Malayalam Extra" w:cs="BRH Malayalam Extra"/>
+                <w:b/>
+                <w:color w:val="000000"/>
+                <w:sz w:val="32"/>
+                <w:szCs w:val="40"/>
+                <w:lang w:val="en-IN" w:eastAsia="en-IN" w:bidi="ml-IN"/>
+              </w:rPr>
+              <w:t>–</w:t>
+            </w:r>
+            <w:proofErr w:type="spellStart"/>
             <w:r>
               <w:rPr>
                 <w:rFonts w:ascii="BRH Malayalam Extra" w:eastAsia="Times New Roman" w:hAnsi="BRH Malayalam Extra" w:cs="BRH Malayalam Extra"/>
@@ -2721,17 +4818,19 @@
               </w:rPr>
               <w:t>Ç</w:t>
             </w:r>
-            <w:r>
-              <w:rPr>
-                <w:rFonts w:ascii="BRH Malayalam Extra" w:eastAsia="Times New Roman" w:hAnsi="BRH Malayalam Extra" w:cs="BRH Malayalam Extra"/>
-                <w:b/>
-                <w:color w:val="000000"/>
-                <w:sz w:val="32"/>
-                <w:szCs w:val="40"/>
-                <w:lang w:val="en-IN" w:eastAsia="en-IN" w:bidi="ml-IN"/>
-              </w:rPr>
-              <w:t>–</w:t>
-            </w:r>
+            <w:proofErr w:type="spellEnd"/>
+            <w:r>
+              <w:rPr>
+                <w:rFonts w:ascii="BRH Malayalam Extra" w:eastAsia="Times New Roman" w:hAnsi="BRH Malayalam Extra" w:cs="BRH Malayalam Extra"/>
+                <w:b/>
+                <w:color w:val="000000"/>
+                <w:sz w:val="32"/>
+                <w:szCs w:val="40"/>
+                <w:lang w:val="en-IN" w:eastAsia="en-IN" w:bidi="ml-IN"/>
+              </w:rPr>
+              <w:t>–</w:t>
+            </w:r>
+            <w:proofErr w:type="spellStart"/>
             <w:r>
               <w:rPr>
                 <w:rFonts w:ascii="BRH Malayalam Extra" w:eastAsia="Times New Roman" w:hAnsi="BRH Malayalam Extra" w:cs="BRH Malayalam Extra"/>
@@ -2742,26 +4841,61 @@
               </w:rPr>
               <w:t>kxhõx</w:t>
             </w:r>
-            <w:r>
-              <w:rPr>
-                <w:rFonts w:ascii="BRH Malayalam Extra" w:eastAsia="Times New Roman" w:hAnsi="BRH Malayalam Extra" w:cs="BRH Malayalam Extra"/>
-                <w:b/>
-                <w:color w:val="000000"/>
-                <w:sz w:val="32"/>
-                <w:szCs w:val="40"/>
-                <w:lang w:val="en-IN" w:eastAsia="en-IN" w:bidi="ml-IN"/>
-              </w:rPr>
-              <w:t>–</w:t>
-            </w:r>
-            <w:r>
-              <w:rPr>
-                <w:rFonts w:ascii="BRH Malayalam Extra" w:eastAsia="Times New Roman" w:hAnsi="BRH Malayalam Extra" w:cs="BRH Malayalam Extra"/>
-                <w:color w:val="000000"/>
-                <w:sz w:val="40"/>
-                <w:szCs w:val="40"/>
-                <w:lang w:val="en-IN" w:eastAsia="en-IN" w:bidi="ml-IN"/>
-              </w:rPr>
-              <w:t>iyZy— g£tZ§ - k</w:t>
+            <w:proofErr w:type="spellEnd"/>
+            <w:r>
+              <w:rPr>
+                <w:rFonts w:ascii="BRH Malayalam Extra" w:eastAsia="Times New Roman" w:hAnsi="BRH Malayalam Extra" w:cs="BRH Malayalam Extra"/>
+                <w:b/>
+                <w:color w:val="000000"/>
+                <w:sz w:val="32"/>
+                <w:szCs w:val="40"/>
+                <w:lang w:val="en-IN" w:eastAsia="en-IN" w:bidi="ml-IN"/>
+              </w:rPr>
+              <w:t>–</w:t>
+            </w:r>
+            <w:proofErr w:type="spellStart"/>
+            <w:r>
+              <w:rPr>
+                <w:rFonts w:ascii="BRH Malayalam Extra" w:eastAsia="Times New Roman" w:hAnsi="BRH Malayalam Extra" w:cs="BRH Malayalam Extra"/>
+                <w:color w:val="000000"/>
+                <w:sz w:val="40"/>
+                <w:szCs w:val="40"/>
+                <w:lang w:val="en-IN" w:eastAsia="en-IN" w:bidi="ml-IN"/>
+              </w:rPr>
+              <w:t>iyZy</w:t>
+            </w:r>
+            <w:proofErr w:type="spellEnd"/>
+            <w:r>
+              <w:rPr>
+                <w:rFonts w:ascii="BRH Malayalam Extra" w:eastAsia="Times New Roman" w:hAnsi="BRH Malayalam Extra" w:cs="BRH Malayalam Extra"/>
+                <w:color w:val="000000"/>
+                <w:sz w:val="40"/>
+                <w:szCs w:val="40"/>
+                <w:lang w:val="en-IN" w:eastAsia="en-IN" w:bidi="ml-IN"/>
+              </w:rPr>
+              <w:t xml:space="preserve">— </w:t>
+            </w:r>
+            <w:proofErr w:type="spellStart"/>
+            <w:r>
+              <w:rPr>
+                <w:rFonts w:ascii="BRH Malayalam Extra" w:eastAsia="Times New Roman" w:hAnsi="BRH Malayalam Extra" w:cs="BRH Malayalam Extra"/>
+                <w:color w:val="000000"/>
+                <w:sz w:val="40"/>
+                <w:szCs w:val="40"/>
+                <w:lang w:val="en-IN" w:eastAsia="en-IN" w:bidi="ml-IN"/>
+              </w:rPr>
+              <w:t>g£tZ</w:t>
+            </w:r>
+            <w:proofErr w:type="spellEnd"/>
+            <w:r>
+              <w:rPr>
+                <w:rFonts w:ascii="BRH Malayalam Extra" w:eastAsia="Times New Roman" w:hAnsi="BRH Malayalam Extra" w:cs="BRH Malayalam Extra"/>
+                <w:color w:val="000000"/>
+                <w:sz w:val="40"/>
+                <w:szCs w:val="40"/>
+                <w:lang w:val="en-IN" w:eastAsia="en-IN" w:bidi="ml-IN"/>
+              </w:rPr>
+              <w:t>§ - k</w:t>
             </w:r>
             <w:r>
               <w:rPr>
@@ -2816,15 +4950,27 @@
               </w:rPr>
               <w:t>–</w:t>
             </w:r>
-            <w:r>
-              <w:rPr>
-                <w:rFonts w:ascii="BRH Malayalam Extra" w:eastAsia="Times New Roman" w:hAnsi="BRH Malayalam Extra" w:cs="BRH Malayalam Extra"/>
-                <w:color w:val="000000"/>
-                <w:sz w:val="40"/>
-                <w:szCs w:val="40"/>
-                <w:lang w:val="en-IN" w:eastAsia="en-IN" w:bidi="ml-IN"/>
-              </w:rPr>
-              <w:t>kxhõx˜I |</w:t>
+            <w:proofErr w:type="spellStart"/>
+            <w:r>
+              <w:rPr>
+                <w:rFonts w:ascii="BRH Malayalam Extra" w:eastAsia="Times New Roman" w:hAnsi="BRH Malayalam Extra" w:cs="BRH Malayalam Extra"/>
+                <w:color w:val="000000"/>
+                <w:sz w:val="40"/>
+                <w:szCs w:val="40"/>
+                <w:lang w:val="en-IN" w:eastAsia="en-IN" w:bidi="ml-IN"/>
+              </w:rPr>
+              <w:t>kxhõx˜I</w:t>
+            </w:r>
+            <w:proofErr w:type="spellEnd"/>
+            <w:r>
+              <w:rPr>
+                <w:rFonts w:ascii="BRH Malayalam Extra" w:eastAsia="Times New Roman" w:hAnsi="BRH Malayalam Extra" w:cs="BRH Malayalam Extra"/>
+                <w:color w:val="000000"/>
+                <w:sz w:val="40"/>
+                <w:szCs w:val="40"/>
+                <w:lang w:val="en-IN" w:eastAsia="en-IN" w:bidi="ml-IN"/>
+              </w:rPr>
+              <w:t xml:space="preserve"> |</w:t>
             </w:r>
           </w:p>
         </w:tc>
@@ -2885,6 +5031,7 @@
               </w:rPr>
               <w:t>–</w:t>
             </w:r>
+            <w:proofErr w:type="spellStart"/>
             <w:r>
               <w:rPr>
                 <w:rFonts w:ascii="BRH Malayalam Extra" w:eastAsia="Times New Roman" w:hAnsi="BRH Malayalam Extra" w:cs="BRH Malayalam Extra"/>
@@ -2895,6 +5042,7 @@
               </w:rPr>
               <w:t>b§k</w:t>
             </w:r>
+            <w:proofErr w:type="spellEnd"/>
             <w:r>
               <w:rPr>
                 <w:rFonts w:ascii="BRH Malayalam Extra" w:eastAsia="Times New Roman" w:hAnsi="BRH Malayalam Extra" w:cs="BRH Malayalam Extra"/>
@@ -2949,6 +5097,7 @@
               </w:rPr>
               <w:t>–</w:t>
             </w:r>
+            <w:proofErr w:type="spellStart"/>
             <w:r>
               <w:rPr>
                 <w:rFonts w:ascii="BRH Malayalam Extra" w:eastAsia="Times New Roman" w:hAnsi="BRH Malayalam Extra" w:cs="BRH Malayalam Extra"/>
@@ -2959,26 +5108,61 @@
               </w:rPr>
               <w:t>kxhõx</w:t>
             </w:r>
-            <w:r>
-              <w:rPr>
-                <w:rFonts w:ascii="BRH Malayalam Extra" w:eastAsia="Times New Roman" w:hAnsi="BRH Malayalam Extra" w:cs="BRH Malayalam Extra"/>
-                <w:b/>
-                <w:color w:val="000000"/>
-                <w:sz w:val="32"/>
-                <w:szCs w:val="40"/>
-                <w:lang w:val="en-IN" w:eastAsia="en-IN" w:bidi="ml-IN"/>
-              </w:rPr>
-              <w:t>–</w:t>
-            </w:r>
-            <w:r>
-              <w:rPr>
-                <w:rFonts w:ascii="BRH Malayalam Extra" w:eastAsia="Times New Roman" w:hAnsi="BRH Malayalam Extra" w:cs="BRH Malayalam Extra"/>
-                <w:color w:val="000000"/>
-                <w:sz w:val="40"/>
-                <w:szCs w:val="40"/>
-                <w:lang w:val="en-IN" w:eastAsia="en-IN" w:bidi="ml-IN"/>
-              </w:rPr>
-              <w:t>iyZy— g£tZ§ - k</w:t>
+            <w:proofErr w:type="spellEnd"/>
+            <w:r>
+              <w:rPr>
+                <w:rFonts w:ascii="BRH Malayalam Extra" w:eastAsia="Times New Roman" w:hAnsi="BRH Malayalam Extra" w:cs="BRH Malayalam Extra"/>
+                <w:b/>
+                <w:color w:val="000000"/>
+                <w:sz w:val="32"/>
+                <w:szCs w:val="40"/>
+                <w:lang w:val="en-IN" w:eastAsia="en-IN" w:bidi="ml-IN"/>
+              </w:rPr>
+              <w:t>–</w:t>
+            </w:r>
+            <w:proofErr w:type="spellStart"/>
+            <w:r>
+              <w:rPr>
+                <w:rFonts w:ascii="BRH Malayalam Extra" w:eastAsia="Times New Roman" w:hAnsi="BRH Malayalam Extra" w:cs="BRH Malayalam Extra"/>
+                <w:color w:val="000000"/>
+                <w:sz w:val="40"/>
+                <w:szCs w:val="40"/>
+                <w:lang w:val="en-IN" w:eastAsia="en-IN" w:bidi="ml-IN"/>
+              </w:rPr>
+              <w:t>iyZy</w:t>
+            </w:r>
+            <w:proofErr w:type="spellEnd"/>
+            <w:r>
+              <w:rPr>
+                <w:rFonts w:ascii="BRH Malayalam Extra" w:eastAsia="Times New Roman" w:hAnsi="BRH Malayalam Extra" w:cs="BRH Malayalam Extra"/>
+                <w:color w:val="000000"/>
+                <w:sz w:val="40"/>
+                <w:szCs w:val="40"/>
+                <w:lang w:val="en-IN" w:eastAsia="en-IN" w:bidi="ml-IN"/>
+              </w:rPr>
+              <w:t xml:space="preserve">— </w:t>
+            </w:r>
+            <w:proofErr w:type="spellStart"/>
+            <w:r>
+              <w:rPr>
+                <w:rFonts w:ascii="BRH Malayalam Extra" w:eastAsia="Times New Roman" w:hAnsi="BRH Malayalam Extra" w:cs="BRH Malayalam Extra"/>
+                <w:color w:val="000000"/>
+                <w:sz w:val="40"/>
+                <w:szCs w:val="40"/>
+                <w:lang w:val="en-IN" w:eastAsia="en-IN" w:bidi="ml-IN"/>
+              </w:rPr>
+              <w:t>g£tZ</w:t>
+            </w:r>
+            <w:proofErr w:type="spellEnd"/>
+            <w:r>
+              <w:rPr>
+                <w:rFonts w:ascii="BRH Malayalam Extra" w:eastAsia="Times New Roman" w:hAnsi="BRH Malayalam Extra" w:cs="BRH Malayalam Extra"/>
+                <w:color w:val="000000"/>
+                <w:sz w:val="40"/>
+                <w:szCs w:val="40"/>
+                <w:lang w:val="en-IN" w:eastAsia="en-IN" w:bidi="ml-IN"/>
+              </w:rPr>
+              <w:t>§ - k</w:t>
             </w:r>
             <w:r>
               <w:rPr>
@@ -3033,15 +5217,27 @@
               </w:rPr>
               <w:t>–</w:t>
             </w:r>
-            <w:r>
-              <w:rPr>
-                <w:rFonts w:ascii="BRH Malayalam Extra" w:eastAsia="Times New Roman" w:hAnsi="BRH Malayalam Extra" w:cs="BRH Malayalam Extra"/>
-                <w:color w:val="000000"/>
-                <w:sz w:val="40"/>
-                <w:szCs w:val="40"/>
-                <w:lang w:val="en-IN" w:eastAsia="en-IN" w:bidi="ml-IN"/>
-              </w:rPr>
-              <w:t>kxhõx˜I |</w:t>
+            <w:proofErr w:type="spellStart"/>
+            <w:r>
+              <w:rPr>
+                <w:rFonts w:ascii="BRH Malayalam Extra" w:eastAsia="Times New Roman" w:hAnsi="BRH Malayalam Extra" w:cs="BRH Malayalam Extra"/>
+                <w:color w:val="000000"/>
+                <w:sz w:val="40"/>
+                <w:szCs w:val="40"/>
+                <w:lang w:val="en-IN" w:eastAsia="en-IN" w:bidi="ml-IN"/>
+              </w:rPr>
+              <w:t>kxhõx˜I</w:t>
+            </w:r>
+            <w:proofErr w:type="spellEnd"/>
+            <w:r>
+              <w:rPr>
+                <w:rFonts w:ascii="BRH Malayalam Extra" w:eastAsia="Times New Roman" w:hAnsi="BRH Malayalam Extra" w:cs="BRH Malayalam Extra"/>
+                <w:color w:val="000000"/>
+                <w:sz w:val="40"/>
+                <w:szCs w:val="40"/>
+                <w:lang w:val="en-IN" w:eastAsia="en-IN" w:bidi="ml-IN"/>
+              </w:rPr>
+              <w:t xml:space="preserve"> |</w:t>
             </w:r>
           </w:p>
         </w:tc>
@@ -3234,15 +5430,27 @@
               </w:rPr>
               <w:t>–</w:t>
             </w:r>
-            <w:r>
-              <w:rPr>
-                <w:rFonts w:ascii="BRH Malayalam Extra" w:eastAsia="Times New Roman" w:hAnsi="BRH Malayalam Extra" w:cs="BRH Malayalam Extra"/>
-                <w:color w:val="000000"/>
-                <w:sz w:val="40"/>
-                <w:szCs w:val="40"/>
-                <w:lang w:val="en-IN" w:eastAsia="en-IN" w:bidi="ml-IN"/>
-              </w:rPr>
-              <w:t>kiyZy— k</w:t>
+            <w:proofErr w:type="spellStart"/>
+            <w:r>
+              <w:rPr>
+                <w:rFonts w:ascii="BRH Malayalam Extra" w:eastAsia="Times New Roman" w:hAnsi="BRH Malayalam Extra" w:cs="BRH Malayalam Extra"/>
+                <w:color w:val="000000"/>
+                <w:sz w:val="40"/>
+                <w:szCs w:val="40"/>
+                <w:lang w:val="en-IN" w:eastAsia="en-IN" w:bidi="ml-IN"/>
+              </w:rPr>
+              <w:t>kiyZy</w:t>
+            </w:r>
+            <w:proofErr w:type="spellEnd"/>
+            <w:r>
+              <w:rPr>
+                <w:rFonts w:ascii="BRH Malayalam Extra" w:eastAsia="Times New Roman" w:hAnsi="BRH Malayalam Extra" w:cs="BRH Malayalam Extra"/>
+                <w:color w:val="000000"/>
+                <w:sz w:val="40"/>
+                <w:szCs w:val="40"/>
+                <w:lang w:val="en-IN" w:eastAsia="en-IN" w:bidi="ml-IN"/>
+              </w:rPr>
+              <w:t>— k</w:t>
             </w:r>
             <w:r>
               <w:rPr>
@@ -3366,15 +5574,38 @@
               </w:rPr>
               <w:t>–</w:t>
             </w:r>
-            <w:r>
-              <w:rPr>
-                <w:rFonts w:ascii="BRH Malayalam Extra" w:eastAsia="Times New Roman" w:hAnsi="BRH Malayalam Extra" w:cs="BRH Malayalam Extra"/>
-                <w:color w:val="000000"/>
-                <w:sz w:val="40"/>
-                <w:szCs w:val="40"/>
-                <w:lang w:val="en-IN" w:eastAsia="en-IN" w:bidi="ml-IN"/>
-              </w:rPr>
-              <w:t>kiyZy— k</w:t>
+            <w:proofErr w:type="spellStart"/>
+            <w:r>
+              <w:rPr>
+                <w:rFonts w:ascii="BRH Malayalam Extra" w:eastAsia="Times New Roman" w:hAnsi="BRH Malayalam Extra" w:cs="BRH Malayalam Extra"/>
+                <w:color w:val="000000"/>
+                <w:sz w:val="40"/>
+                <w:szCs w:val="40"/>
+                <w:lang w:val="en-IN" w:eastAsia="en-IN" w:bidi="ml-IN"/>
+              </w:rPr>
+              <w:t>kiyZy</w:t>
+            </w:r>
+            <w:proofErr w:type="spellEnd"/>
+            <w:r>
+              <w:rPr>
+                <w:rFonts w:ascii="BRH Malayalam Extra" w:eastAsia="Times New Roman" w:hAnsi="BRH Malayalam Extra" w:cs="BRH Malayalam Extra"/>
+                <w:color w:val="000000"/>
+                <w:sz w:val="40"/>
+                <w:szCs w:val="40"/>
+                <w:lang w:val="en-IN" w:eastAsia="en-IN" w:bidi="ml-IN"/>
+              </w:rPr>
+              <w:t xml:space="preserve">— </w:t>
+            </w:r>
+            <w:proofErr w:type="spellStart"/>
+            <w:r>
+              <w:rPr>
+                <w:rFonts w:ascii="BRH Malayalam Extra" w:eastAsia="Times New Roman" w:hAnsi="BRH Malayalam Extra" w:cs="BRH Malayalam Extra"/>
+                <w:color w:val="000000"/>
+                <w:sz w:val="40"/>
+                <w:szCs w:val="40"/>
+                <w:lang w:val="en-IN" w:eastAsia="en-IN" w:bidi="ml-IN"/>
+              </w:rPr>
+              <w:t>k</w:t>
             </w:r>
             <w:r>
               <w:rPr>
@@ -3387,6 +5618,7 @@
               </w:rPr>
               <w:t>aI</w:t>
             </w:r>
+            <w:proofErr w:type="spellEnd"/>
             <w:r>
               <w:rPr>
                 <w:rFonts w:ascii="BRH Malayalam Extra" w:eastAsia="Times New Roman" w:hAnsi="BRH Malayalam Extra" w:cs="BRH Malayalam Extra"/>
@@ -3543,6 +5775,7 @@
                 <w:lang w:val="en-IN" w:eastAsia="en-IN" w:bidi="ml-IN"/>
               </w:rPr>
             </w:pPr>
+            <w:proofErr w:type="spellStart"/>
             <w:r>
               <w:rPr>
                 <w:rFonts w:ascii="BRH Malayalam Extra" w:eastAsia="Times New Roman" w:hAnsi="BRH Malayalam Extra" w:cs="BRH Malayalam Extra"/>
@@ -3553,6 +5786,7 @@
               </w:rPr>
               <w:t>öZ</w:t>
             </w:r>
+            <w:proofErr w:type="spellEnd"/>
             <w:r>
               <w:rPr>
                 <w:rFonts w:ascii="BRH Malayalam Extra" w:eastAsia="Times New Roman" w:hAnsi="BRH Malayalam Extra" w:cs="BRH Malayalam Extra"/>
@@ -3586,6 +5820,7 @@
               </w:rPr>
               <w:t>–</w:t>
             </w:r>
+            <w:proofErr w:type="spellStart"/>
             <w:r>
               <w:rPr>
                 <w:rFonts w:ascii="BRH Malayalam Extra" w:eastAsia="Times New Roman" w:hAnsi="BRH Malayalam Extra" w:cs="BRH Malayalam Extra"/>
@@ -3597,6 +5832,7 @@
               </w:rPr>
               <w:t>öZy</w:t>
             </w:r>
+            <w:proofErr w:type="spellEnd"/>
             <w:r>
               <w:rPr>
                 <w:rFonts w:ascii="BRH Malayalam Extra" w:eastAsia="Times New Roman" w:hAnsi="BRH Malayalam Extra" w:cs="BRH Malayalam Extra"/>
@@ -3637,7 +5873,29 @@
                 <w:szCs w:val="40"/>
                 <w:lang w:val="en-IN" w:eastAsia="en-IN" w:bidi="ml-IN"/>
               </w:rPr>
-              <w:t xml:space="preserve">q CZy— </w:t>
+              <w:t xml:space="preserve">q </w:t>
+            </w:r>
+            <w:proofErr w:type="spellStart"/>
+            <w:r>
+              <w:rPr>
+                <w:rFonts w:ascii="BRH Malayalam Extra" w:eastAsia="Times New Roman" w:hAnsi="BRH Malayalam Extra" w:cs="BRH Malayalam Extra"/>
+                <w:color w:val="000000"/>
+                <w:sz w:val="40"/>
+                <w:szCs w:val="40"/>
+                <w:lang w:val="en-IN" w:eastAsia="en-IN" w:bidi="ml-IN"/>
+              </w:rPr>
+              <w:t>CZy</w:t>
+            </w:r>
+            <w:proofErr w:type="spellEnd"/>
+            <w:r>
+              <w:rPr>
+                <w:rFonts w:ascii="BRH Malayalam Extra" w:eastAsia="Times New Roman" w:hAnsi="BRH Malayalam Extra" w:cs="BRH Malayalam Extra"/>
+                <w:color w:val="000000"/>
+                <w:sz w:val="40"/>
+                <w:szCs w:val="40"/>
+                <w:lang w:val="en-IN" w:eastAsia="en-IN" w:bidi="ml-IN"/>
+              </w:rPr>
+              <w:t xml:space="preserve">— </w:t>
             </w:r>
           </w:p>
           <w:p>
@@ -3650,6 +5908,7 @@
                 <w:szCs w:val="40"/>
               </w:rPr>
             </w:pPr>
+            <w:proofErr w:type="spellStart"/>
             <w:r>
               <w:rPr>
                 <w:rFonts w:ascii="BRH Malayalam Extra" w:eastAsia="Times New Roman" w:hAnsi="BRH Malayalam Extra" w:cs="BRH Malayalam Extra"/>
@@ -3660,6 +5919,7 @@
               </w:rPr>
               <w:t>öZjJ-öZy</w:t>
             </w:r>
+            <w:proofErr w:type="spellEnd"/>
             <w:r>
               <w:rPr>
                 <w:rFonts w:ascii="BRH Malayalam Extra" w:eastAsia="Times New Roman" w:hAnsi="BRH Malayalam Extra" w:cs="BRH Malayalam Extra"/>
@@ -3692,15 +5952,27 @@
               </w:rPr>
               <w:t>–</w:t>
             </w:r>
-            <w:r>
-              <w:rPr>
-                <w:rFonts w:ascii="BRH Malayalam Extra" w:eastAsia="Times New Roman" w:hAnsi="BRH Malayalam Extra" w:cs="BRH Malayalam Extra"/>
-                <w:color w:val="000000"/>
-                <w:sz w:val="40"/>
-                <w:szCs w:val="40"/>
-                <w:lang w:val="en-IN" w:eastAsia="en-IN" w:bidi="ml-IN"/>
-              </w:rPr>
-              <w:t>qJ |</w:t>
+            <w:proofErr w:type="spellStart"/>
+            <w:r>
+              <w:rPr>
+                <w:rFonts w:ascii="BRH Malayalam Extra" w:eastAsia="Times New Roman" w:hAnsi="BRH Malayalam Extra" w:cs="BRH Malayalam Extra"/>
+                <w:color w:val="000000"/>
+                <w:sz w:val="40"/>
+                <w:szCs w:val="40"/>
+                <w:lang w:val="en-IN" w:eastAsia="en-IN" w:bidi="ml-IN"/>
+              </w:rPr>
+              <w:t>qJ</w:t>
+            </w:r>
+            <w:proofErr w:type="spellEnd"/>
+            <w:r>
+              <w:rPr>
+                <w:rFonts w:ascii="BRH Malayalam Extra" w:eastAsia="Times New Roman" w:hAnsi="BRH Malayalam Extra" w:cs="BRH Malayalam Extra"/>
+                <w:color w:val="000000"/>
+                <w:sz w:val="40"/>
+                <w:szCs w:val="40"/>
+                <w:lang w:val="en-IN" w:eastAsia="en-IN" w:bidi="ml-IN"/>
+              </w:rPr>
+              <w:t xml:space="preserve"> |</w:t>
             </w:r>
           </w:p>
         </w:tc>
@@ -3719,6 +5991,7 @@
                 <w:lang w:val="en-IN" w:eastAsia="en-IN" w:bidi="ml-IN"/>
               </w:rPr>
             </w:pPr>
+            <w:proofErr w:type="spellStart"/>
             <w:r>
               <w:rPr>
                 <w:rFonts w:ascii="BRH Malayalam Extra" w:eastAsia="Times New Roman" w:hAnsi="BRH Malayalam Extra" w:cs="BRH Malayalam Extra"/>
@@ -3729,6 +6002,7 @@
               </w:rPr>
               <w:t>öZ</w:t>
             </w:r>
+            <w:proofErr w:type="spellEnd"/>
             <w:r>
               <w:rPr>
                 <w:rFonts w:ascii="BRH Malayalam Extra" w:eastAsia="Times New Roman" w:hAnsi="BRH Malayalam Extra" w:cs="BRH Malayalam Extra"/>
@@ -3762,6 +6036,7 @@
               </w:rPr>
               <w:t>–</w:t>
             </w:r>
+            <w:proofErr w:type="spellStart"/>
             <w:r>
               <w:rPr>
                 <w:rFonts w:ascii="BRH Malayalam Extra" w:eastAsia="Times New Roman" w:hAnsi="BRH Malayalam Extra" w:cs="BRH Malayalam Extra"/>
@@ -3773,6 +6048,7 @@
               </w:rPr>
               <w:t>sëy</w:t>
             </w:r>
+            <w:proofErr w:type="spellEnd"/>
             <w:r>
               <w:rPr>
                 <w:rFonts w:ascii="BRH Malayalam Extra" w:eastAsia="Times New Roman" w:hAnsi="BRH Malayalam Extra" w:cs="BRH Malayalam Extra"/>
@@ -3813,7 +6089,29 @@
                 <w:szCs w:val="40"/>
                 <w:lang w:val="en-IN" w:eastAsia="en-IN" w:bidi="ml-IN"/>
               </w:rPr>
-              <w:t xml:space="preserve">q CZy— </w:t>
+              <w:t xml:space="preserve">q </w:t>
+            </w:r>
+            <w:proofErr w:type="spellStart"/>
+            <w:r>
+              <w:rPr>
+                <w:rFonts w:ascii="BRH Malayalam Extra" w:eastAsia="Times New Roman" w:hAnsi="BRH Malayalam Extra" w:cs="BRH Malayalam Extra"/>
+                <w:color w:val="000000"/>
+                <w:sz w:val="40"/>
+                <w:szCs w:val="40"/>
+                <w:lang w:val="en-IN" w:eastAsia="en-IN" w:bidi="ml-IN"/>
+              </w:rPr>
+              <w:t>CZy</w:t>
+            </w:r>
+            <w:proofErr w:type="spellEnd"/>
+            <w:r>
+              <w:rPr>
+                <w:rFonts w:ascii="BRH Malayalam Extra" w:eastAsia="Times New Roman" w:hAnsi="BRH Malayalam Extra" w:cs="BRH Malayalam Extra"/>
+                <w:color w:val="000000"/>
+                <w:sz w:val="40"/>
+                <w:szCs w:val="40"/>
+                <w:lang w:val="en-IN" w:eastAsia="en-IN" w:bidi="ml-IN"/>
+              </w:rPr>
+              <w:t xml:space="preserve">— </w:t>
             </w:r>
           </w:p>
           <w:p>
@@ -3826,6 +6124,7 @@
                 <w:szCs w:val="40"/>
               </w:rPr>
             </w:pPr>
+            <w:proofErr w:type="spellStart"/>
             <w:r>
               <w:rPr>
                 <w:rFonts w:ascii="BRH Malayalam Extra" w:eastAsia="Times New Roman" w:hAnsi="BRH Malayalam Extra" w:cs="BRH Malayalam Extra"/>
@@ -3836,6 +6135,7 @@
               </w:rPr>
               <w:t>öZjJ-öZy</w:t>
             </w:r>
+            <w:proofErr w:type="spellEnd"/>
             <w:r>
               <w:rPr>
                 <w:rFonts w:ascii="BRH Malayalam Extra" w:eastAsia="Times New Roman" w:hAnsi="BRH Malayalam Extra" w:cs="BRH Malayalam Extra"/>
@@ -3868,15 +6168,27 @@
               </w:rPr>
               <w:t>–</w:t>
             </w:r>
-            <w:r>
-              <w:rPr>
-                <w:rFonts w:ascii="BRH Malayalam Extra" w:eastAsia="Times New Roman" w:hAnsi="BRH Malayalam Extra" w:cs="BRH Malayalam Extra"/>
-                <w:color w:val="000000"/>
-                <w:sz w:val="40"/>
-                <w:szCs w:val="40"/>
-                <w:lang w:val="en-IN" w:eastAsia="en-IN" w:bidi="ml-IN"/>
-              </w:rPr>
-              <w:t>qJ |</w:t>
+            <w:proofErr w:type="spellStart"/>
+            <w:r>
+              <w:rPr>
+                <w:rFonts w:ascii="BRH Malayalam Extra" w:eastAsia="Times New Roman" w:hAnsi="BRH Malayalam Extra" w:cs="BRH Malayalam Extra"/>
+                <w:color w:val="000000"/>
+                <w:sz w:val="40"/>
+                <w:szCs w:val="40"/>
+                <w:lang w:val="en-IN" w:eastAsia="en-IN" w:bidi="ml-IN"/>
+              </w:rPr>
+              <w:t>qJ</w:t>
+            </w:r>
+            <w:proofErr w:type="spellEnd"/>
+            <w:r>
+              <w:rPr>
+                <w:rFonts w:ascii="BRH Malayalam Extra" w:eastAsia="Times New Roman" w:hAnsi="BRH Malayalam Extra" w:cs="BRH Malayalam Extra"/>
+                <w:color w:val="000000"/>
+                <w:sz w:val="40"/>
+                <w:szCs w:val="40"/>
+                <w:lang w:val="en-IN" w:eastAsia="en-IN" w:bidi="ml-IN"/>
+              </w:rPr>
+              <w:t xml:space="preserve"> |</w:t>
             </w:r>
             <w:r>
               <w:rPr>
@@ -3910,7 +6222,23 @@
                 <w:b/>
                 <w:bCs/>
               </w:rPr>
-              <w:t>“stri”</w:t>
+              <w:t>“</w:t>
+            </w:r>
+            <w:proofErr w:type="spellStart"/>
+            <w:r>
+              <w:rPr>
+                <w:b/>
+                <w:bCs/>
+              </w:rPr>
+              <w:t>stri</w:t>
+            </w:r>
+            <w:proofErr w:type="spellEnd"/>
+            <w:r>
+              <w:rPr>
+                <w:b/>
+                <w:bCs/>
+              </w:rPr>
+              <w:t>”</w:t>
             </w:r>
             <w:r>
               <w:rPr>
@@ -3955,7 +6283,6 @@
                 <w:sz w:val="28"/>
                 <w:szCs w:val="32"/>
               </w:rPr>
-              <w:lastRenderedPageBreak/>
               <w:t>T.S.7.2.5.6 – Kramam</w:t>
             </w:r>
           </w:p>
@@ -4077,40 +6404,87 @@
                 <w:szCs w:val="40"/>
                 <w:lang w:val="en-IN" w:eastAsia="en-IN" w:bidi="ml-IN"/>
               </w:rPr>
-              <w:t>K§¥aõx— ¤¤pqû¥b</w:t>
-            </w:r>
-            <w:r>
-              <w:rPr>
-                <w:rFonts w:ascii="BRH Malayalam Extra" w:eastAsia="Times New Roman" w:hAnsi="BRH Malayalam Extra" w:cs="BRH Malayalam Extra"/>
-                <w:b/>
-                <w:color w:val="000000"/>
-                <w:sz w:val="32"/>
-                <w:szCs w:val="40"/>
-                <w:lang w:val="en-IN" w:eastAsia="en-IN" w:bidi="ml-IN"/>
-              </w:rPr>
-              <w:t>–</w:t>
-            </w:r>
-            <w:r>
-              <w:rPr>
-                <w:rFonts w:ascii="BRH Malayalam Extra" w:eastAsia="Times New Roman" w:hAnsi="BRH Malayalam Extra" w:cs="BRH Malayalam Extra"/>
-                <w:color w:val="000000"/>
-                <w:sz w:val="40"/>
-                <w:szCs w:val="40"/>
-                <w:lang w:val="en-IN" w:eastAsia="en-IN" w:bidi="ml-IN"/>
-              </w:rPr>
-              <w:t>pzr¡— | ¤¤p</w:t>
-            </w:r>
-            <w:r>
-              <w:rPr>
-                <w:rFonts w:ascii="BRH Malayalam Extra" w:eastAsia="Times New Roman" w:hAnsi="BRH Malayalam Extra" w:cs="BRH Malayalam Extra"/>
-                <w:b/>
-                <w:color w:val="000000"/>
-                <w:sz w:val="32"/>
-                <w:szCs w:val="40"/>
-                <w:lang w:val="en-IN" w:eastAsia="en-IN" w:bidi="ml-IN"/>
-              </w:rPr>
-              <w:t>–</w:t>
-            </w:r>
+              <w:t>K§¥</w:t>
+            </w:r>
+            <w:proofErr w:type="spellStart"/>
+            <w:r>
+              <w:rPr>
+                <w:rFonts w:ascii="BRH Malayalam Extra" w:eastAsia="Times New Roman" w:hAnsi="BRH Malayalam Extra" w:cs="BRH Malayalam Extra"/>
+                <w:color w:val="000000"/>
+                <w:sz w:val="40"/>
+                <w:szCs w:val="40"/>
+                <w:lang w:val="en-IN" w:eastAsia="en-IN" w:bidi="ml-IN"/>
+              </w:rPr>
+              <w:t>aõx</w:t>
+            </w:r>
+            <w:proofErr w:type="spellEnd"/>
+            <w:r>
+              <w:rPr>
+                <w:rFonts w:ascii="BRH Malayalam Extra" w:eastAsia="Times New Roman" w:hAnsi="BRH Malayalam Extra" w:cs="BRH Malayalam Extra"/>
+                <w:color w:val="000000"/>
+                <w:sz w:val="40"/>
+                <w:szCs w:val="40"/>
+                <w:lang w:val="en-IN" w:eastAsia="en-IN" w:bidi="ml-IN"/>
+              </w:rPr>
+              <w:t>— ¤¤</w:t>
+            </w:r>
+            <w:proofErr w:type="spellStart"/>
+            <w:r>
+              <w:rPr>
+                <w:rFonts w:ascii="BRH Malayalam Extra" w:eastAsia="Times New Roman" w:hAnsi="BRH Malayalam Extra" w:cs="BRH Malayalam Extra"/>
+                <w:color w:val="000000"/>
+                <w:sz w:val="40"/>
+                <w:szCs w:val="40"/>
+                <w:lang w:val="en-IN" w:eastAsia="en-IN" w:bidi="ml-IN"/>
+              </w:rPr>
+              <w:t>pqû¥b</w:t>
+            </w:r>
+            <w:proofErr w:type="spellEnd"/>
+            <w:r>
+              <w:rPr>
+                <w:rFonts w:ascii="BRH Malayalam Extra" w:eastAsia="Times New Roman" w:hAnsi="BRH Malayalam Extra" w:cs="BRH Malayalam Extra"/>
+                <w:b/>
+                <w:color w:val="000000"/>
+                <w:sz w:val="32"/>
+                <w:szCs w:val="40"/>
+                <w:lang w:val="en-IN" w:eastAsia="en-IN" w:bidi="ml-IN"/>
+              </w:rPr>
+              <w:t>–</w:t>
+            </w:r>
+            <w:proofErr w:type="spellStart"/>
+            <w:r>
+              <w:rPr>
+                <w:rFonts w:ascii="BRH Malayalam Extra" w:eastAsia="Times New Roman" w:hAnsi="BRH Malayalam Extra" w:cs="BRH Malayalam Extra"/>
+                <w:color w:val="000000"/>
+                <w:sz w:val="40"/>
+                <w:szCs w:val="40"/>
+                <w:lang w:val="en-IN" w:eastAsia="en-IN" w:bidi="ml-IN"/>
+              </w:rPr>
+              <w:t>pzr</w:t>
+            </w:r>
+            <w:proofErr w:type="spellEnd"/>
+            <w:r>
+              <w:rPr>
+                <w:rFonts w:ascii="BRH Malayalam Extra" w:eastAsia="Times New Roman" w:hAnsi="BRH Malayalam Extra" w:cs="BRH Malayalam Extra"/>
+                <w:color w:val="000000"/>
+                <w:sz w:val="40"/>
+                <w:szCs w:val="40"/>
+                <w:lang w:val="en-IN" w:eastAsia="en-IN" w:bidi="ml-IN"/>
+              </w:rPr>
+              <w:t>¡— | ¤¤p</w:t>
+            </w:r>
+            <w:r>
+              <w:rPr>
+                <w:rFonts w:ascii="BRH Malayalam Extra" w:eastAsia="Times New Roman" w:hAnsi="BRH Malayalam Extra" w:cs="BRH Malayalam Extra"/>
+                <w:b/>
+                <w:color w:val="000000"/>
+                <w:sz w:val="32"/>
+                <w:szCs w:val="40"/>
+                <w:lang w:val="en-IN" w:eastAsia="en-IN" w:bidi="ml-IN"/>
+              </w:rPr>
+              <w:t>–</w:t>
+            </w:r>
+            <w:proofErr w:type="spellStart"/>
             <w:r>
               <w:rPr>
                 <w:rFonts w:ascii="BRH Malayalam Extra" w:eastAsia="Times New Roman" w:hAnsi="BRH Malayalam Extra" w:cs="BRH Malayalam Extra"/>
@@ -4121,6 +6495,7 @@
               </w:rPr>
               <w:t>qû</w:t>
             </w:r>
+            <w:proofErr w:type="spellEnd"/>
             <w:r>
               <w:rPr>
                 <w:rFonts w:ascii="BRH Malayalam Extra" w:eastAsia="Times New Roman" w:hAnsi="BRH Malayalam Extra" w:cs="BRH Malayalam Extra"/>
@@ -4153,6 +6528,7 @@
               </w:rPr>
               <w:t>–</w:t>
             </w:r>
+            <w:proofErr w:type="spellStart"/>
             <w:r>
               <w:rPr>
                 <w:rFonts w:ascii="BRH Malayalam Extra" w:eastAsia="Times New Roman" w:hAnsi="BRH Malayalam Extra" w:cs="BRH Malayalam Extra"/>
@@ -4172,7 +6548,19 @@
                 <w:highlight w:val="yellow"/>
                 <w:lang w:val="en-IN" w:eastAsia="en-IN" w:bidi="ml-IN"/>
               </w:rPr>
-              <w:t>r¡</w:t>
+              <w:t>r</w:t>
+            </w:r>
+            <w:proofErr w:type="spellEnd"/>
+            <w:r>
+              <w:rPr>
+                <w:rFonts w:ascii="BRH Malayalam Extra" w:eastAsia="Times New Roman" w:hAnsi="BRH Malayalam Extra" w:cs="BRH Malayalam Extra"/>
+                <w:color w:val="000000"/>
+                <w:sz w:val="40"/>
+                <w:szCs w:val="40"/>
+                <w:highlight w:val="yellow"/>
+                <w:lang w:val="en-IN" w:eastAsia="en-IN" w:bidi="ml-IN"/>
+              </w:rPr>
+              <w:t>¡</w:t>
             </w:r>
             <w:r>
               <w:rPr>
@@ -4196,15 +6584,71 @@
                 <w:lang w:val="en-IN" w:eastAsia="en-IN" w:bidi="ml-IN"/>
               </w:rPr>
             </w:pPr>
-            <w:r>
-              <w:rPr>
-                <w:rFonts w:ascii="BRH Malayalam Extra" w:eastAsia="Times New Roman" w:hAnsi="BRH Malayalam Extra" w:cs="BRH Malayalam Extra"/>
-                <w:color w:val="000000"/>
-                <w:sz w:val="40"/>
-                <w:szCs w:val="40"/>
-                <w:lang w:val="en-IN" w:eastAsia="en-IN" w:bidi="ml-IN"/>
-              </w:rPr>
-              <w:t>öeZy—rçy¤¤Zõ |</w:t>
+            <w:proofErr w:type="spellStart"/>
+            <w:r>
+              <w:rPr>
+                <w:rFonts w:ascii="BRH Malayalam Extra" w:eastAsia="Times New Roman" w:hAnsi="BRH Malayalam Extra" w:cs="BRH Malayalam Extra"/>
+                <w:color w:val="000000"/>
+                <w:sz w:val="40"/>
+                <w:szCs w:val="40"/>
+                <w:lang w:val="en-IN" w:eastAsia="en-IN" w:bidi="ml-IN"/>
+              </w:rPr>
+              <w:t>öeZy</w:t>
+            </w:r>
+            <w:proofErr w:type="spellEnd"/>
+            <w:r>
+              <w:rPr>
+                <w:rFonts w:ascii="BRH Malayalam Extra" w:eastAsia="Times New Roman" w:hAnsi="BRH Malayalam Extra" w:cs="BRH Malayalam Extra"/>
+                <w:color w:val="000000"/>
+                <w:sz w:val="40"/>
+                <w:szCs w:val="40"/>
+                <w:lang w:val="en-IN" w:eastAsia="en-IN" w:bidi="ml-IN"/>
+              </w:rPr>
+              <w:t>—</w:t>
+            </w:r>
+            <w:proofErr w:type="spellStart"/>
+            <w:r>
+              <w:rPr>
+                <w:rFonts w:ascii="BRH Malayalam Extra" w:eastAsia="Times New Roman" w:hAnsi="BRH Malayalam Extra" w:cs="BRH Malayalam Extra"/>
+                <w:color w:val="000000"/>
+                <w:sz w:val="40"/>
+                <w:szCs w:val="40"/>
+                <w:lang w:val="en-IN" w:eastAsia="en-IN" w:bidi="ml-IN"/>
+              </w:rPr>
+              <w:t>rçy</w:t>
+            </w:r>
+            <w:proofErr w:type="spellEnd"/>
+            <w:r>
+              <w:rPr>
+                <w:rFonts w:ascii="BRH Malayalam Extra" w:eastAsia="Times New Roman" w:hAnsi="BRH Malayalam Extra" w:cs="BRH Malayalam Extra"/>
+                <w:color w:val="000000"/>
+                <w:sz w:val="40"/>
+                <w:szCs w:val="40"/>
+                <w:lang w:val="en-IN" w:eastAsia="en-IN" w:bidi="ml-IN"/>
+              </w:rPr>
+              <w:t>¤¤</w:t>
+            </w:r>
+            <w:proofErr w:type="spellStart"/>
+            <w:r>
+              <w:rPr>
+                <w:rFonts w:ascii="BRH Malayalam Extra" w:eastAsia="Times New Roman" w:hAnsi="BRH Malayalam Extra" w:cs="BRH Malayalam Extra"/>
+                <w:color w:val="000000"/>
+                <w:sz w:val="40"/>
+                <w:szCs w:val="40"/>
+                <w:lang w:val="en-IN" w:eastAsia="en-IN" w:bidi="ml-IN"/>
+              </w:rPr>
+              <w:t>Zõ</w:t>
+            </w:r>
+            <w:proofErr w:type="spellEnd"/>
+            <w:r>
+              <w:rPr>
+                <w:rFonts w:ascii="BRH Malayalam Extra" w:eastAsia="Times New Roman" w:hAnsi="BRH Malayalam Extra" w:cs="BRH Malayalam Extra"/>
+                <w:color w:val="000000"/>
+                <w:sz w:val="40"/>
+                <w:szCs w:val="40"/>
+                <w:lang w:val="en-IN" w:eastAsia="en-IN" w:bidi="ml-IN"/>
+              </w:rPr>
+              <w:t xml:space="preserve"> |</w:t>
             </w:r>
           </w:p>
         </w:tc>
@@ -4252,40 +6696,87 @@
                 <w:szCs w:val="40"/>
                 <w:lang w:val="en-IN" w:eastAsia="en-IN" w:bidi="ml-IN"/>
               </w:rPr>
-              <w:t>K§¥aõx— ¤¤pqû¥b</w:t>
-            </w:r>
-            <w:r>
-              <w:rPr>
-                <w:rFonts w:ascii="BRH Malayalam Extra" w:eastAsia="Times New Roman" w:hAnsi="BRH Malayalam Extra" w:cs="BRH Malayalam Extra"/>
-                <w:b/>
-                <w:color w:val="000000"/>
-                <w:sz w:val="32"/>
-                <w:szCs w:val="40"/>
-                <w:lang w:val="en-IN" w:eastAsia="en-IN" w:bidi="ml-IN"/>
-              </w:rPr>
-              <w:t>–</w:t>
-            </w:r>
-            <w:r>
-              <w:rPr>
-                <w:rFonts w:ascii="BRH Malayalam Extra" w:eastAsia="Times New Roman" w:hAnsi="BRH Malayalam Extra" w:cs="BRH Malayalam Extra"/>
-                <w:color w:val="000000"/>
-                <w:sz w:val="40"/>
-                <w:szCs w:val="40"/>
-                <w:lang w:val="en-IN" w:eastAsia="en-IN" w:bidi="ml-IN"/>
-              </w:rPr>
-              <w:t>pzr¡— | ¤¤p</w:t>
-            </w:r>
-            <w:r>
-              <w:rPr>
-                <w:rFonts w:ascii="BRH Malayalam Extra" w:eastAsia="Times New Roman" w:hAnsi="BRH Malayalam Extra" w:cs="BRH Malayalam Extra"/>
-                <w:b/>
-                <w:color w:val="000000"/>
-                <w:sz w:val="32"/>
-                <w:szCs w:val="40"/>
-                <w:lang w:val="en-IN" w:eastAsia="en-IN" w:bidi="ml-IN"/>
-              </w:rPr>
-              <w:t>–</w:t>
-            </w:r>
+              <w:t>K§¥</w:t>
+            </w:r>
+            <w:proofErr w:type="spellStart"/>
+            <w:r>
+              <w:rPr>
+                <w:rFonts w:ascii="BRH Malayalam Extra" w:eastAsia="Times New Roman" w:hAnsi="BRH Malayalam Extra" w:cs="BRH Malayalam Extra"/>
+                <w:color w:val="000000"/>
+                <w:sz w:val="40"/>
+                <w:szCs w:val="40"/>
+                <w:lang w:val="en-IN" w:eastAsia="en-IN" w:bidi="ml-IN"/>
+              </w:rPr>
+              <w:t>aõx</w:t>
+            </w:r>
+            <w:proofErr w:type="spellEnd"/>
+            <w:r>
+              <w:rPr>
+                <w:rFonts w:ascii="BRH Malayalam Extra" w:eastAsia="Times New Roman" w:hAnsi="BRH Malayalam Extra" w:cs="BRH Malayalam Extra"/>
+                <w:color w:val="000000"/>
+                <w:sz w:val="40"/>
+                <w:szCs w:val="40"/>
+                <w:lang w:val="en-IN" w:eastAsia="en-IN" w:bidi="ml-IN"/>
+              </w:rPr>
+              <w:t>— ¤¤</w:t>
+            </w:r>
+            <w:proofErr w:type="spellStart"/>
+            <w:r>
+              <w:rPr>
+                <w:rFonts w:ascii="BRH Malayalam Extra" w:eastAsia="Times New Roman" w:hAnsi="BRH Malayalam Extra" w:cs="BRH Malayalam Extra"/>
+                <w:color w:val="000000"/>
+                <w:sz w:val="40"/>
+                <w:szCs w:val="40"/>
+                <w:lang w:val="en-IN" w:eastAsia="en-IN" w:bidi="ml-IN"/>
+              </w:rPr>
+              <w:t>pqû¥b</w:t>
+            </w:r>
+            <w:proofErr w:type="spellEnd"/>
+            <w:r>
+              <w:rPr>
+                <w:rFonts w:ascii="BRH Malayalam Extra" w:eastAsia="Times New Roman" w:hAnsi="BRH Malayalam Extra" w:cs="BRH Malayalam Extra"/>
+                <w:b/>
+                <w:color w:val="000000"/>
+                <w:sz w:val="32"/>
+                <w:szCs w:val="40"/>
+                <w:lang w:val="en-IN" w:eastAsia="en-IN" w:bidi="ml-IN"/>
+              </w:rPr>
+              <w:t>–</w:t>
+            </w:r>
+            <w:proofErr w:type="spellStart"/>
+            <w:r>
+              <w:rPr>
+                <w:rFonts w:ascii="BRH Malayalam Extra" w:eastAsia="Times New Roman" w:hAnsi="BRH Malayalam Extra" w:cs="BRH Malayalam Extra"/>
+                <w:color w:val="000000"/>
+                <w:sz w:val="40"/>
+                <w:szCs w:val="40"/>
+                <w:lang w:val="en-IN" w:eastAsia="en-IN" w:bidi="ml-IN"/>
+              </w:rPr>
+              <w:t>pzr</w:t>
+            </w:r>
+            <w:proofErr w:type="spellEnd"/>
+            <w:r>
+              <w:rPr>
+                <w:rFonts w:ascii="BRH Malayalam Extra" w:eastAsia="Times New Roman" w:hAnsi="BRH Malayalam Extra" w:cs="BRH Malayalam Extra"/>
+                <w:color w:val="000000"/>
+                <w:sz w:val="40"/>
+                <w:szCs w:val="40"/>
+                <w:lang w:val="en-IN" w:eastAsia="en-IN" w:bidi="ml-IN"/>
+              </w:rPr>
+              <w:t>¡— | ¤¤p</w:t>
+            </w:r>
+            <w:r>
+              <w:rPr>
+                <w:rFonts w:ascii="BRH Malayalam Extra" w:eastAsia="Times New Roman" w:hAnsi="BRH Malayalam Extra" w:cs="BRH Malayalam Extra"/>
+                <w:b/>
+                <w:color w:val="000000"/>
+                <w:sz w:val="32"/>
+                <w:szCs w:val="40"/>
+                <w:lang w:val="en-IN" w:eastAsia="en-IN" w:bidi="ml-IN"/>
+              </w:rPr>
+              <w:t>–</w:t>
+            </w:r>
+            <w:proofErr w:type="spellStart"/>
             <w:r>
               <w:rPr>
                 <w:rFonts w:ascii="BRH Malayalam Extra" w:eastAsia="Times New Roman" w:hAnsi="BRH Malayalam Extra" w:cs="BRH Malayalam Extra"/>
@@ -4296,6 +6787,7 @@
               </w:rPr>
               <w:t>qû</w:t>
             </w:r>
+            <w:proofErr w:type="spellEnd"/>
             <w:r>
               <w:rPr>
                 <w:rFonts w:ascii="BRH Malayalam Extra" w:eastAsia="Times New Roman" w:hAnsi="BRH Malayalam Extra" w:cs="BRH Malayalam Extra"/>
@@ -4328,6 +6820,7 @@
               </w:rPr>
               <w:t>–</w:t>
             </w:r>
+            <w:proofErr w:type="spellStart"/>
             <w:r>
               <w:rPr>
                 <w:rFonts w:ascii="BRH Malayalam Extra" w:eastAsia="Times New Roman" w:hAnsi="BRH Malayalam Extra" w:cs="BRH Malayalam Extra"/>
@@ -4347,7 +6840,19 @@
                 <w:highlight w:val="green"/>
                 <w:lang w:val="en-IN" w:eastAsia="en-IN" w:bidi="ml-IN"/>
               </w:rPr>
-              <w:t>r¡</w:t>
+              <w:t>r</w:t>
+            </w:r>
+            <w:proofErr w:type="spellEnd"/>
+            <w:r>
+              <w:rPr>
+                <w:rFonts w:ascii="BRH Malayalam Extra" w:eastAsia="Times New Roman" w:hAnsi="BRH Malayalam Extra" w:cs="BRH Malayalam Extra"/>
+                <w:color w:val="000000"/>
+                <w:sz w:val="40"/>
+                <w:szCs w:val="40"/>
+                <w:highlight w:val="green"/>
+                <w:lang w:val="en-IN" w:eastAsia="en-IN" w:bidi="ml-IN"/>
+              </w:rPr>
+              <w:t>¡</w:t>
             </w:r>
             <w:r>
               <w:rPr>
@@ -4382,15 +6887,71 @@
                 <w:lang w:val="en-IN" w:eastAsia="en-IN" w:bidi="ml-IN"/>
               </w:rPr>
             </w:pPr>
-            <w:r>
-              <w:rPr>
-                <w:rFonts w:ascii="BRH Malayalam Extra" w:eastAsia="Times New Roman" w:hAnsi="BRH Malayalam Extra" w:cs="BRH Malayalam Extra"/>
-                <w:color w:val="000000"/>
-                <w:sz w:val="40"/>
-                <w:szCs w:val="40"/>
-                <w:lang w:val="en-IN" w:eastAsia="en-IN" w:bidi="ml-IN"/>
-              </w:rPr>
-              <w:t>öeZy—rçy¤¤Zõ |</w:t>
+            <w:proofErr w:type="spellStart"/>
+            <w:r>
+              <w:rPr>
+                <w:rFonts w:ascii="BRH Malayalam Extra" w:eastAsia="Times New Roman" w:hAnsi="BRH Malayalam Extra" w:cs="BRH Malayalam Extra"/>
+                <w:color w:val="000000"/>
+                <w:sz w:val="40"/>
+                <w:szCs w:val="40"/>
+                <w:lang w:val="en-IN" w:eastAsia="en-IN" w:bidi="ml-IN"/>
+              </w:rPr>
+              <w:t>öeZy</w:t>
+            </w:r>
+            <w:proofErr w:type="spellEnd"/>
+            <w:r>
+              <w:rPr>
+                <w:rFonts w:ascii="BRH Malayalam Extra" w:eastAsia="Times New Roman" w:hAnsi="BRH Malayalam Extra" w:cs="BRH Malayalam Extra"/>
+                <w:color w:val="000000"/>
+                <w:sz w:val="40"/>
+                <w:szCs w:val="40"/>
+                <w:lang w:val="en-IN" w:eastAsia="en-IN" w:bidi="ml-IN"/>
+              </w:rPr>
+              <w:t>—</w:t>
+            </w:r>
+            <w:proofErr w:type="spellStart"/>
+            <w:r>
+              <w:rPr>
+                <w:rFonts w:ascii="BRH Malayalam Extra" w:eastAsia="Times New Roman" w:hAnsi="BRH Malayalam Extra" w:cs="BRH Malayalam Extra"/>
+                <w:color w:val="000000"/>
+                <w:sz w:val="40"/>
+                <w:szCs w:val="40"/>
+                <w:lang w:val="en-IN" w:eastAsia="en-IN" w:bidi="ml-IN"/>
+              </w:rPr>
+              <w:t>rçy</w:t>
+            </w:r>
+            <w:proofErr w:type="spellEnd"/>
+            <w:r>
+              <w:rPr>
+                <w:rFonts w:ascii="BRH Malayalam Extra" w:eastAsia="Times New Roman" w:hAnsi="BRH Malayalam Extra" w:cs="BRH Malayalam Extra"/>
+                <w:color w:val="000000"/>
+                <w:sz w:val="40"/>
+                <w:szCs w:val="40"/>
+                <w:lang w:val="en-IN" w:eastAsia="en-IN" w:bidi="ml-IN"/>
+              </w:rPr>
+              <w:t>¤¤</w:t>
+            </w:r>
+            <w:proofErr w:type="spellStart"/>
+            <w:r>
+              <w:rPr>
+                <w:rFonts w:ascii="BRH Malayalam Extra" w:eastAsia="Times New Roman" w:hAnsi="BRH Malayalam Extra" w:cs="BRH Malayalam Extra"/>
+                <w:color w:val="000000"/>
+                <w:sz w:val="40"/>
+                <w:szCs w:val="40"/>
+                <w:lang w:val="en-IN" w:eastAsia="en-IN" w:bidi="ml-IN"/>
+              </w:rPr>
+              <w:t>Zõ</w:t>
+            </w:r>
+            <w:proofErr w:type="spellEnd"/>
+            <w:r>
+              <w:rPr>
+                <w:rFonts w:ascii="BRH Malayalam Extra" w:eastAsia="Times New Roman" w:hAnsi="BRH Malayalam Extra" w:cs="BRH Malayalam Extra"/>
+                <w:color w:val="000000"/>
+                <w:sz w:val="40"/>
+                <w:szCs w:val="40"/>
+                <w:lang w:val="en-IN" w:eastAsia="en-IN" w:bidi="ml-IN"/>
+              </w:rPr>
+              <w:t xml:space="preserve"> |</w:t>
             </w:r>
           </w:p>
         </w:tc>
@@ -4626,36 +7187,82 @@
               </w:rPr>
               <w:t>–</w:t>
             </w:r>
-            <w:r>
-              <w:rPr>
-                <w:rFonts w:ascii="BRH Malayalam Extra" w:eastAsia="Times New Roman" w:hAnsi="BRH Malayalam Extra" w:cs="BRH Malayalam Extra"/>
-                <w:color w:val="000000"/>
-                <w:sz w:val="40"/>
-                <w:szCs w:val="40"/>
-                <w:lang w:val="en-IN" w:eastAsia="en-IN" w:bidi="ml-IN"/>
-              </w:rPr>
-              <w:t>dûx¥kx—tÇõ£</w:t>
-            </w:r>
-            <w:r>
-              <w:rPr>
-                <w:rFonts w:ascii="BRH Malayalam Extra" w:eastAsia="Times New Roman" w:hAnsi="BRH Malayalam Extra" w:cs="BRH Malayalam Extra"/>
-                <w:b/>
-                <w:color w:val="000000"/>
-                <w:sz w:val="32"/>
-                <w:szCs w:val="40"/>
-                <w:lang w:val="en-IN" w:eastAsia="en-IN" w:bidi="ml-IN"/>
-              </w:rPr>
-              <w:t>–</w:t>
-            </w:r>
-            <w:r>
-              <w:rPr>
-                <w:rFonts w:ascii="BRH Malayalam Extra" w:eastAsia="Times New Roman" w:hAnsi="BRH Malayalam Extra" w:cs="BRH Malayalam Extra"/>
-                <w:color w:val="000000"/>
-                <w:sz w:val="40"/>
-                <w:szCs w:val="40"/>
-                <w:lang w:val="en-IN" w:eastAsia="en-IN" w:bidi="ml-IN"/>
-              </w:rPr>
-              <w:t>Z¡hy—J |</w:t>
+            <w:proofErr w:type="spellStart"/>
+            <w:r>
+              <w:rPr>
+                <w:rFonts w:ascii="BRH Malayalam Extra" w:eastAsia="Times New Roman" w:hAnsi="BRH Malayalam Extra" w:cs="BRH Malayalam Extra"/>
+                <w:color w:val="000000"/>
+                <w:sz w:val="40"/>
+                <w:szCs w:val="40"/>
+                <w:lang w:val="en-IN" w:eastAsia="en-IN" w:bidi="ml-IN"/>
+              </w:rPr>
+              <w:t>dûx¥kx</w:t>
+            </w:r>
+            <w:proofErr w:type="spellEnd"/>
+            <w:r>
+              <w:rPr>
+                <w:rFonts w:ascii="BRH Malayalam Extra" w:eastAsia="Times New Roman" w:hAnsi="BRH Malayalam Extra" w:cs="BRH Malayalam Extra"/>
+                <w:color w:val="000000"/>
+                <w:sz w:val="40"/>
+                <w:szCs w:val="40"/>
+                <w:lang w:val="en-IN" w:eastAsia="en-IN" w:bidi="ml-IN"/>
+              </w:rPr>
+              <w:t>—</w:t>
+            </w:r>
+            <w:proofErr w:type="spellStart"/>
+            <w:r>
+              <w:rPr>
+                <w:rFonts w:ascii="BRH Malayalam Extra" w:eastAsia="Times New Roman" w:hAnsi="BRH Malayalam Extra" w:cs="BRH Malayalam Extra"/>
+                <w:color w:val="000000"/>
+                <w:sz w:val="40"/>
+                <w:szCs w:val="40"/>
+                <w:lang w:val="en-IN" w:eastAsia="en-IN" w:bidi="ml-IN"/>
+              </w:rPr>
+              <w:t>tÇõ</w:t>
+            </w:r>
+            <w:proofErr w:type="spellEnd"/>
+            <w:r>
+              <w:rPr>
+                <w:rFonts w:ascii="BRH Malayalam Extra" w:eastAsia="Times New Roman" w:hAnsi="BRH Malayalam Extra" w:cs="BRH Malayalam Extra"/>
+                <w:color w:val="000000"/>
+                <w:sz w:val="40"/>
+                <w:szCs w:val="40"/>
+                <w:lang w:val="en-IN" w:eastAsia="en-IN" w:bidi="ml-IN"/>
+              </w:rPr>
+              <w:t>£</w:t>
+            </w:r>
+            <w:r>
+              <w:rPr>
+                <w:rFonts w:ascii="BRH Malayalam Extra" w:eastAsia="Times New Roman" w:hAnsi="BRH Malayalam Extra" w:cs="BRH Malayalam Extra"/>
+                <w:b/>
+                <w:color w:val="000000"/>
+                <w:sz w:val="32"/>
+                <w:szCs w:val="40"/>
+                <w:lang w:val="en-IN" w:eastAsia="en-IN" w:bidi="ml-IN"/>
+              </w:rPr>
+              <w:t>–</w:t>
+            </w:r>
+            <w:proofErr w:type="spellStart"/>
+            <w:r>
+              <w:rPr>
+                <w:rFonts w:ascii="BRH Malayalam Extra" w:eastAsia="Times New Roman" w:hAnsi="BRH Malayalam Extra" w:cs="BRH Malayalam Extra"/>
+                <w:color w:val="000000"/>
+                <w:sz w:val="40"/>
+                <w:szCs w:val="40"/>
+                <w:lang w:val="en-IN" w:eastAsia="en-IN" w:bidi="ml-IN"/>
+              </w:rPr>
+              <w:t>Z¡hy</w:t>
+            </w:r>
+            <w:proofErr w:type="spellEnd"/>
+            <w:r>
+              <w:rPr>
+                <w:rFonts w:ascii="BRH Malayalam Extra" w:eastAsia="Times New Roman" w:hAnsi="BRH Malayalam Extra" w:cs="BRH Malayalam Extra"/>
+                <w:color w:val="000000"/>
+                <w:sz w:val="40"/>
+                <w:szCs w:val="40"/>
+                <w:lang w:val="en-IN" w:eastAsia="en-IN" w:bidi="ml-IN"/>
+              </w:rPr>
+              <w:t>—J |</w:t>
             </w:r>
           </w:p>
         </w:tc>
@@ -4780,36 +7387,82 @@
               </w:rPr>
               <w:t>–</w:t>
             </w:r>
-            <w:r>
-              <w:rPr>
-                <w:rFonts w:ascii="BRH Malayalam Extra" w:eastAsia="Times New Roman" w:hAnsi="BRH Malayalam Extra" w:cs="BRH Malayalam Extra"/>
-                <w:color w:val="000000"/>
-                <w:sz w:val="40"/>
-                <w:szCs w:val="40"/>
-                <w:lang w:val="en-IN" w:eastAsia="en-IN" w:bidi="ml-IN"/>
-              </w:rPr>
-              <w:t>dûx¥kx—tÇõ£</w:t>
-            </w:r>
-            <w:r>
-              <w:rPr>
-                <w:rFonts w:ascii="BRH Malayalam Extra" w:eastAsia="Times New Roman" w:hAnsi="BRH Malayalam Extra" w:cs="BRH Malayalam Extra"/>
-                <w:b/>
-                <w:color w:val="000000"/>
-                <w:sz w:val="32"/>
-                <w:szCs w:val="40"/>
-                <w:lang w:val="en-IN" w:eastAsia="en-IN" w:bidi="ml-IN"/>
-              </w:rPr>
-              <w:t>–</w:t>
-            </w:r>
-            <w:r>
-              <w:rPr>
-                <w:rFonts w:ascii="BRH Malayalam Extra" w:eastAsia="Times New Roman" w:hAnsi="BRH Malayalam Extra" w:cs="BRH Malayalam Extra"/>
-                <w:color w:val="000000"/>
-                <w:sz w:val="40"/>
-                <w:szCs w:val="40"/>
-                <w:lang w:val="en-IN" w:eastAsia="en-IN" w:bidi="ml-IN"/>
-              </w:rPr>
-              <w:t>Z¡hy—J |</w:t>
+            <w:proofErr w:type="spellStart"/>
+            <w:r>
+              <w:rPr>
+                <w:rFonts w:ascii="BRH Malayalam Extra" w:eastAsia="Times New Roman" w:hAnsi="BRH Malayalam Extra" w:cs="BRH Malayalam Extra"/>
+                <w:color w:val="000000"/>
+                <w:sz w:val="40"/>
+                <w:szCs w:val="40"/>
+                <w:lang w:val="en-IN" w:eastAsia="en-IN" w:bidi="ml-IN"/>
+              </w:rPr>
+              <w:t>dûx¥kx</w:t>
+            </w:r>
+            <w:proofErr w:type="spellEnd"/>
+            <w:r>
+              <w:rPr>
+                <w:rFonts w:ascii="BRH Malayalam Extra" w:eastAsia="Times New Roman" w:hAnsi="BRH Malayalam Extra" w:cs="BRH Malayalam Extra"/>
+                <w:color w:val="000000"/>
+                <w:sz w:val="40"/>
+                <w:szCs w:val="40"/>
+                <w:lang w:val="en-IN" w:eastAsia="en-IN" w:bidi="ml-IN"/>
+              </w:rPr>
+              <w:t>—</w:t>
+            </w:r>
+            <w:proofErr w:type="spellStart"/>
+            <w:r>
+              <w:rPr>
+                <w:rFonts w:ascii="BRH Malayalam Extra" w:eastAsia="Times New Roman" w:hAnsi="BRH Malayalam Extra" w:cs="BRH Malayalam Extra"/>
+                <w:color w:val="000000"/>
+                <w:sz w:val="40"/>
+                <w:szCs w:val="40"/>
+                <w:lang w:val="en-IN" w:eastAsia="en-IN" w:bidi="ml-IN"/>
+              </w:rPr>
+              <w:t>tÇõ</w:t>
+            </w:r>
+            <w:proofErr w:type="spellEnd"/>
+            <w:r>
+              <w:rPr>
+                <w:rFonts w:ascii="BRH Malayalam Extra" w:eastAsia="Times New Roman" w:hAnsi="BRH Malayalam Extra" w:cs="BRH Malayalam Extra"/>
+                <w:color w:val="000000"/>
+                <w:sz w:val="40"/>
+                <w:szCs w:val="40"/>
+                <w:lang w:val="en-IN" w:eastAsia="en-IN" w:bidi="ml-IN"/>
+              </w:rPr>
+              <w:t>£</w:t>
+            </w:r>
+            <w:r>
+              <w:rPr>
+                <w:rFonts w:ascii="BRH Malayalam Extra" w:eastAsia="Times New Roman" w:hAnsi="BRH Malayalam Extra" w:cs="BRH Malayalam Extra"/>
+                <w:b/>
+                <w:color w:val="000000"/>
+                <w:sz w:val="32"/>
+                <w:szCs w:val="40"/>
+                <w:lang w:val="en-IN" w:eastAsia="en-IN" w:bidi="ml-IN"/>
+              </w:rPr>
+              <w:t>–</w:t>
+            </w:r>
+            <w:proofErr w:type="spellStart"/>
+            <w:r>
+              <w:rPr>
+                <w:rFonts w:ascii="BRH Malayalam Extra" w:eastAsia="Times New Roman" w:hAnsi="BRH Malayalam Extra" w:cs="BRH Malayalam Extra"/>
+                <w:color w:val="000000"/>
+                <w:sz w:val="40"/>
+                <w:szCs w:val="40"/>
+                <w:lang w:val="en-IN" w:eastAsia="en-IN" w:bidi="ml-IN"/>
+              </w:rPr>
+              <w:t>Z¡hy</w:t>
+            </w:r>
+            <w:proofErr w:type="spellEnd"/>
+            <w:r>
+              <w:rPr>
+                <w:rFonts w:ascii="BRH Malayalam Extra" w:eastAsia="Times New Roman" w:hAnsi="BRH Malayalam Extra" w:cs="BRH Malayalam Extra"/>
+                <w:color w:val="000000"/>
+                <w:sz w:val="40"/>
+                <w:szCs w:val="40"/>
+                <w:lang w:val="en-IN" w:eastAsia="en-IN" w:bidi="ml-IN"/>
+              </w:rPr>
+              <w:t>—J |</w:t>
             </w:r>
           </w:p>
         </w:tc>
@@ -4947,7 +7600,18 @@
                 <w:szCs w:val="40"/>
                 <w:lang w:val="en-IN" w:eastAsia="en-IN" w:bidi="ml-IN"/>
               </w:rPr>
-              <w:t>PZ¡—ªpy</w:t>
+              <w:t>PZ¡—ª</w:t>
+            </w:r>
+            <w:proofErr w:type="spellStart"/>
+            <w:r>
+              <w:rPr>
+                <w:rFonts w:ascii="BRH Malayalam Extra" w:eastAsia="Times New Roman" w:hAnsi="BRH Malayalam Extra" w:cs="BRH Malayalam Extra"/>
+                <w:color w:val="000000"/>
+                <w:sz w:val="40"/>
+                <w:szCs w:val="40"/>
+                <w:lang w:val="en-IN" w:eastAsia="en-IN" w:bidi="ml-IN"/>
+              </w:rPr>
+              <w:t>py</w:t>
             </w:r>
             <w:r>
               <w:rPr>
@@ -4967,29 +7631,52 @@
                 <w:szCs w:val="40"/>
                 <w:lang w:val="en-IN" w:eastAsia="en-IN" w:bidi="ml-IN"/>
               </w:rPr>
-              <w:t>qZõ±</w:t>
-            </w:r>
-            <w:r>
-              <w:rPr>
-                <w:rFonts w:ascii="BRH Malayalam Extra" w:eastAsia="Times New Roman" w:hAnsi="BRH Malayalam Extra" w:cs="BRH Malayalam Extra"/>
-                <w:b/>
-                <w:color w:val="000000"/>
-                <w:sz w:val="32"/>
-                <w:szCs w:val="40"/>
-                <w:lang w:val="en-IN" w:eastAsia="en-IN" w:bidi="ml-IN"/>
-              </w:rPr>
-              <w:t>–</w:t>
-            </w:r>
-            <w:r>
-              <w:rPr>
-                <w:rFonts w:ascii="BRH Malayalam Extra" w:eastAsia="Times New Roman" w:hAnsi="BRH Malayalam Extra" w:cs="BRH Malayalam Extra"/>
-                <w:color w:val="000000"/>
-                <w:sz w:val="40"/>
-                <w:szCs w:val="40"/>
-                <w:lang w:val="en-IN" w:eastAsia="en-IN" w:bidi="ml-IN"/>
-              </w:rPr>
-              <w:t>¥kZy</w:t>
-            </w:r>
+              <w:t>qZõ</w:t>
+            </w:r>
+            <w:proofErr w:type="spellEnd"/>
+            <w:r>
+              <w:rPr>
+                <w:rFonts w:ascii="BRH Malayalam Extra" w:eastAsia="Times New Roman" w:hAnsi="BRH Malayalam Extra" w:cs="BRH Malayalam Extra"/>
+                <w:color w:val="000000"/>
+                <w:sz w:val="40"/>
+                <w:szCs w:val="40"/>
+                <w:lang w:val="en-IN" w:eastAsia="en-IN" w:bidi="ml-IN"/>
+              </w:rPr>
+              <w:t>±</w:t>
+            </w:r>
+            <w:r>
+              <w:rPr>
+                <w:rFonts w:ascii="BRH Malayalam Extra" w:eastAsia="Times New Roman" w:hAnsi="BRH Malayalam Extra" w:cs="BRH Malayalam Extra"/>
+                <w:b/>
+                <w:color w:val="000000"/>
+                <w:sz w:val="32"/>
+                <w:szCs w:val="40"/>
+                <w:lang w:val="en-IN" w:eastAsia="en-IN" w:bidi="ml-IN"/>
+              </w:rPr>
+              <w:t>–</w:t>
+            </w:r>
+            <w:r>
+              <w:rPr>
+                <w:rFonts w:ascii="BRH Malayalam Extra" w:eastAsia="Times New Roman" w:hAnsi="BRH Malayalam Extra" w:cs="BRH Malayalam Extra"/>
+                <w:color w:val="000000"/>
+                <w:sz w:val="40"/>
+                <w:szCs w:val="40"/>
+                <w:lang w:val="en-IN" w:eastAsia="en-IN" w:bidi="ml-IN"/>
+              </w:rPr>
+              <w:t>¥</w:t>
+            </w:r>
+            <w:proofErr w:type="spellStart"/>
+            <w:r>
+              <w:rPr>
+                <w:rFonts w:ascii="BRH Malayalam Extra" w:eastAsia="Times New Roman" w:hAnsi="BRH Malayalam Extra" w:cs="BRH Malayalam Extra"/>
+                <w:color w:val="000000"/>
+                <w:sz w:val="40"/>
+                <w:szCs w:val="40"/>
+                <w:lang w:val="en-IN" w:eastAsia="en-IN" w:bidi="ml-IN"/>
+              </w:rPr>
+              <w:t>kZy</w:t>
+            </w:r>
+            <w:proofErr w:type="spellEnd"/>
             <w:r>
               <w:rPr>
                 <w:rFonts w:ascii="BRH Malayalam Extra" w:eastAsia="Times New Roman" w:hAnsi="BRH Malayalam Extra" w:cs="BRH Malayalam Extra"/>
@@ -5008,7 +7695,18 @@
                 <w:szCs w:val="40"/>
                 <w:lang w:val="en-IN" w:eastAsia="en-IN" w:bidi="ml-IN"/>
               </w:rPr>
-              <w:t>PZ¡—ªpy</w:t>
+              <w:t>PZ¡—ª</w:t>
+            </w:r>
+            <w:proofErr w:type="spellStart"/>
+            <w:r>
+              <w:rPr>
+                <w:rFonts w:ascii="BRH Malayalam Extra" w:eastAsia="Times New Roman" w:hAnsi="BRH Malayalam Extra" w:cs="BRH Malayalam Extra"/>
+                <w:color w:val="000000"/>
+                <w:sz w:val="40"/>
+                <w:szCs w:val="40"/>
+                <w:lang w:val="en-IN" w:eastAsia="en-IN" w:bidi="ml-IN"/>
+              </w:rPr>
+              <w:t>py</w:t>
             </w:r>
             <w:r>
               <w:rPr>
@@ -5028,7 +7726,18 @@
                 <w:szCs w:val="40"/>
                 <w:lang w:val="en-IN" w:eastAsia="en-IN" w:bidi="ml-IN"/>
               </w:rPr>
-              <w:t>qZy-A</w:t>
+              <w:t>qZy</w:t>
+            </w:r>
+            <w:proofErr w:type="spellEnd"/>
+            <w:r>
+              <w:rPr>
+                <w:rFonts w:ascii="BRH Malayalam Extra" w:eastAsia="Times New Roman" w:hAnsi="BRH Malayalam Extra" w:cs="BRH Malayalam Extra"/>
+                <w:color w:val="000000"/>
+                <w:sz w:val="40"/>
+                <w:szCs w:val="40"/>
+                <w:lang w:val="en-IN" w:eastAsia="en-IN" w:bidi="ml-IN"/>
+              </w:rPr>
+              <w:t>-A</w:t>
             </w:r>
             <w:r>
               <w:rPr>
@@ -5108,7 +7817,18 @@
                 <w:szCs w:val="40"/>
                 <w:lang w:val="en-IN" w:eastAsia="en-IN" w:bidi="ml-IN"/>
               </w:rPr>
-              <w:t>PZ¡—ªpy</w:t>
+              <w:t>PZ¡—ª</w:t>
+            </w:r>
+            <w:proofErr w:type="spellStart"/>
+            <w:r>
+              <w:rPr>
+                <w:rFonts w:ascii="BRH Malayalam Extra" w:eastAsia="Times New Roman" w:hAnsi="BRH Malayalam Extra" w:cs="BRH Malayalam Extra"/>
+                <w:color w:val="000000"/>
+                <w:sz w:val="40"/>
+                <w:szCs w:val="40"/>
+                <w:lang w:val="en-IN" w:eastAsia="en-IN" w:bidi="ml-IN"/>
+              </w:rPr>
+              <w:t>py</w:t>
             </w:r>
             <w:r>
               <w:rPr>
@@ -5128,29 +7848,52 @@
                 <w:szCs w:val="40"/>
                 <w:lang w:val="en-IN" w:eastAsia="en-IN" w:bidi="ml-IN"/>
               </w:rPr>
-              <w:t>qZõ±</w:t>
-            </w:r>
-            <w:r>
-              <w:rPr>
-                <w:rFonts w:ascii="BRH Malayalam Extra" w:eastAsia="Times New Roman" w:hAnsi="BRH Malayalam Extra" w:cs="BRH Malayalam Extra"/>
-                <w:b/>
-                <w:color w:val="000000"/>
-                <w:sz w:val="32"/>
-                <w:szCs w:val="40"/>
-                <w:lang w:val="en-IN" w:eastAsia="en-IN" w:bidi="ml-IN"/>
-              </w:rPr>
-              <w:t>–</w:t>
-            </w:r>
-            <w:r>
-              <w:rPr>
-                <w:rFonts w:ascii="BRH Malayalam Extra" w:eastAsia="Times New Roman" w:hAnsi="BRH Malayalam Extra" w:cs="BRH Malayalam Extra"/>
-                <w:color w:val="000000"/>
-                <w:sz w:val="40"/>
-                <w:szCs w:val="40"/>
-                <w:lang w:val="en-IN" w:eastAsia="en-IN" w:bidi="ml-IN"/>
-              </w:rPr>
-              <w:t>¥kZy</w:t>
-            </w:r>
+              <w:t>qZõ</w:t>
+            </w:r>
+            <w:proofErr w:type="spellEnd"/>
+            <w:r>
+              <w:rPr>
+                <w:rFonts w:ascii="BRH Malayalam Extra" w:eastAsia="Times New Roman" w:hAnsi="BRH Malayalam Extra" w:cs="BRH Malayalam Extra"/>
+                <w:color w:val="000000"/>
+                <w:sz w:val="40"/>
+                <w:szCs w:val="40"/>
+                <w:lang w:val="en-IN" w:eastAsia="en-IN" w:bidi="ml-IN"/>
+              </w:rPr>
+              <w:t>±</w:t>
+            </w:r>
+            <w:r>
+              <w:rPr>
+                <w:rFonts w:ascii="BRH Malayalam Extra" w:eastAsia="Times New Roman" w:hAnsi="BRH Malayalam Extra" w:cs="BRH Malayalam Extra"/>
+                <w:b/>
+                <w:color w:val="000000"/>
+                <w:sz w:val="32"/>
+                <w:szCs w:val="40"/>
+                <w:lang w:val="en-IN" w:eastAsia="en-IN" w:bidi="ml-IN"/>
+              </w:rPr>
+              <w:t>–</w:t>
+            </w:r>
+            <w:r>
+              <w:rPr>
+                <w:rFonts w:ascii="BRH Malayalam Extra" w:eastAsia="Times New Roman" w:hAnsi="BRH Malayalam Extra" w:cs="BRH Malayalam Extra"/>
+                <w:color w:val="000000"/>
+                <w:sz w:val="40"/>
+                <w:szCs w:val="40"/>
+                <w:lang w:val="en-IN" w:eastAsia="en-IN" w:bidi="ml-IN"/>
+              </w:rPr>
+              <w:t>¥</w:t>
+            </w:r>
+            <w:proofErr w:type="spellStart"/>
+            <w:r>
+              <w:rPr>
+                <w:rFonts w:ascii="BRH Malayalam Extra" w:eastAsia="Times New Roman" w:hAnsi="BRH Malayalam Extra" w:cs="BRH Malayalam Extra"/>
+                <w:color w:val="000000"/>
+                <w:sz w:val="40"/>
+                <w:szCs w:val="40"/>
+                <w:lang w:val="en-IN" w:eastAsia="en-IN" w:bidi="ml-IN"/>
+              </w:rPr>
+              <w:t>kZy</w:t>
+            </w:r>
+            <w:proofErr w:type="spellEnd"/>
             <w:r>
               <w:rPr>
                 <w:rFonts w:ascii="BRH Malayalam Extra" w:eastAsia="Times New Roman" w:hAnsi="BRH Malayalam Extra" w:cs="BRH Malayalam Extra"/>
@@ -5181,7 +7924,18 @@
                 <w:szCs w:val="40"/>
                 <w:lang w:val="en-IN" w:eastAsia="en-IN" w:bidi="ml-IN"/>
               </w:rPr>
-              <w:t>PZ¡—ªpy</w:t>
+              <w:t>PZ¡—ª</w:t>
+            </w:r>
+            <w:proofErr w:type="spellStart"/>
+            <w:r>
+              <w:rPr>
+                <w:rFonts w:ascii="BRH Malayalam Extra" w:eastAsia="Times New Roman" w:hAnsi="BRH Malayalam Extra" w:cs="BRH Malayalam Extra"/>
+                <w:color w:val="000000"/>
+                <w:sz w:val="40"/>
+                <w:szCs w:val="40"/>
+                <w:lang w:val="en-IN" w:eastAsia="en-IN" w:bidi="ml-IN"/>
+              </w:rPr>
+              <w:t>py</w:t>
             </w:r>
             <w:r>
               <w:rPr>
@@ -5201,7 +7955,18 @@
                 <w:szCs w:val="40"/>
                 <w:lang w:val="en-IN" w:eastAsia="en-IN" w:bidi="ml-IN"/>
               </w:rPr>
-              <w:t>qZy - A</w:t>
+              <w:t>qZy</w:t>
+            </w:r>
+            <w:proofErr w:type="spellEnd"/>
+            <w:r>
+              <w:rPr>
+                <w:rFonts w:ascii="BRH Malayalam Extra" w:eastAsia="Times New Roman" w:hAnsi="BRH Malayalam Extra" w:cs="BRH Malayalam Extra"/>
+                <w:color w:val="000000"/>
+                <w:sz w:val="40"/>
+                <w:szCs w:val="40"/>
+                <w:lang w:val="en-IN" w:eastAsia="en-IN" w:bidi="ml-IN"/>
+              </w:rPr>
+              <w:t xml:space="preserve"> - A</w:t>
             </w:r>
             <w:r>
               <w:rPr>
@@ -5303,6 +8068,7 @@
                 <w:sz w:val="28"/>
                 <w:szCs w:val="32"/>
               </w:rPr>
+              <w:lastRenderedPageBreak/>
               <w:t>T.S.7.2.6.3 – Kramam</w:t>
             </w:r>
           </w:p>
@@ -5407,7 +8173,29 @@
                 <w:szCs w:val="40"/>
                 <w:lang w:val="en-IN" w:eastAsia="en-IN" w:bidi="ml-IN"/>
               </w:rPr>
-              <w:t xml:space="preserve">Ap— k¡Ê¥Z | </w:t>
+              <w:t xml:space="preserve">Ap— </w:t>
+            </w:r>
+            <w:proofErr w:type="spellStart"/>
+            <w:r>
+              <w:rPr>
+                <w:rFonts w:ascii="BRH Malayalam Extra" w:eastAsia="Times New Roman" w:hAnsi="BRH Malayalam Extra" w:cs="BRH Malayalam Extra"/>
+                <w:color w:val="000000"/>
+                <w:sz w:val="40"/>
+                <w:szCs w:val="40"/>
+                <w:lang w:val="en-IN" w:eastAsia="en-IN" w:bidi="ml-IN"/>
+              </w:rPr>
+              <w:t>k¡Ê¥Z</w:t>
+            </w:r>
+            <w:proofErr w:type="spellEnd"/>
+            <w:r>
+              <w:rPr>
+                <w:rFonts w:ascii="BRH Malayalam Extra" w:eastAsia="Times New Roman" w:hAnsi="BRH Malayalam Extra" w:cs="BRH Malayalam Extra"/>
+                <w:color w:val="000000"/>
+                <w:sz w:val="40"/>
+                <w:szCs w:val="40"/>
+                <w:lang w:val="en-IN" w:eastAsia="en-IN" w:bidi="ml-IN"/>
+              </w:rPr>
+              <w:t xml:space="preserve"> | </w:t>
             </w:r>
           </w:p>
           <w:p>
@@ -5543,15 +8331,27 @@
               </w:rPr>
               <w:t>–</w:t>
             </w:r>
-            <w:r>
-              <w:rPr>
-                <w:rFonts w:ascii="BRH Malayalam Extra" w:eastAsia="Times New Roman" w:hAnsi="BRH Malayalam Extra" w:cs="BRH Malayalam Extra"/>
-                <w:color w:val="000000"/>
-                <w:sz w:val="40"/>
-                <w:szCs w:val="40"/>
-                <w:lang w:val="en-IN" w:eastAsia="en-IN" w:bidi="ml-IN"/>
-              </w:rPr>
-              <w:t xml:space="preserve">öZ¦ | </w:t>
+            <w:proofErr w:type="spellStart"/>
+            <w:r>
+              <w:rPr>
+                <w:rFonts w:ascii="BRH Malayalam Extra" w:eastAsia="Times New Roman" w:hAnsi="BRH Malayalam Extra" w:cs="BRH Malayalam Extra"/>
+                <w:color w:val="000000"/>
+                <w:sz w:val="40"/>
+                <w:szCs w:val="40"/>
+                <w:lang w:val="en-IN" w:eastAsia="en-IN" w:bidi="ml-IN"/>
+              </w:rPr>
+              <w:t>öZ</w:t>
+            </w:r>
+            <w:proofErr w:type="spellEnd"/>
+            <w:r>
+              <w:rPr>
+                <w:rFonts w:ascii="BRH Malayalam Extra" w:eastAsia="Times New Roman" w:hAnsi="BRH Malayalam Extra" w:cs="BRH Malayalam Extra"/>
+                <w:color w:val="000000"/>
+                <w:sz w:val="40"/>
+                <w:szCs w:val="40"/>
+                <w:lang w:val="en-IN" w:eastAsia="en-IN" w:bidi="ml-IN"/>
+              </w:rPr>
+              <w:t xml:space="preserve">¦ | </w:t>
             </w:r>
           </w:p>
         </w:tc>
@@ -5582,7 +8382,29 @@
                 <w:szCs w:val="40"/>
                 <w:lang w:val="en-IN" w:eastAsia="en-IN" w:bidi="ml-IN"/>
               </w:rPr>
-              <w:t xml:space="preserve">Ap— k¡Ê¥Z | </w:t>
+              <w:t xml:space="preserve">Ap— </w:t>
+            </w:r>
+            <w:proofErr w:type="spellStart"/>
+            <w:r>
+              <w:rPr>
+                <w:rFonts w:ascii="BRH Malayalam Extra" w:eastAsia="Times New Roman" w:hAnsi="BRH Malayalam Extra" w:cs="BRH Malayalam Extra"/>
+                <w:color w:val="000000"/>
+                <w:sz w:val="40"/>
+                <w:szCs w:val="40"/>
+                <w:lang w:val="en-IN" w:eastAsia="en-IN" w:bidi="ml-IN"/>
+              </w:rPr>
+              <w:t>k¡Ê¥Z</w:t>
+            </w:r>
+            <w:proofErr w:type="spellEnd"/>
+            <w:r>
+              <w:rPr>
+                <w:rFonts w:ascii="BRH Malayalam Extra" w:eastAsia="Times New Roman" w:hAnsi="BRH Malayalam Extra" w:cs="BRH Malayalam Extra"/>
+                <w:color w:val="000000"/>
+                <w:sz w:val="40"/>
+                <w:szCs w:val="40"/>
+                <w:lang w:val="en-IN" w:eastAsia="en-IN" w:bidi="ml-IN"/>
+              </w:rPr>
+              <w:t xml:space="preserve"> | </w:t>
             </w:r>
           </w:p>
           <w:p>
@@ -5702,15 +8524,27 @@
               </w:rPr>
               <w:t>–</w:t>
             </w:r>
-            <w:r>
-              <w:rPr>
-                <w:rFonts w:ascii="BRH Malayalam Extra" w:eastAsia="Times New Roman" w:hAnsi="BRH Malayalam Extra" w:cs="BRH Malayalam Extra"/>
-                <w:color w:val="000000"/>
-                <w:sz w:val="40"/>
-                <w:szCs w:val="40"/>
-                <w:lang w:val="en-IN" w:eastAsia="en-IN" w:bidi="ml-IN"/>
-              </w:rPr>
-              <w:t>öZ¦ |</w:t>
+            <w:proofErr w:type="spellStart"/>
+            <w:r>
+              <w:rPr>
+                <w:rFonts w:ascii="BRH Malayalam Extra" w:eastAsia="Times New Roman" w:hAnsi="BRH Malayalam Extra" w:cs="BRH Malayalam Extra"/>
+                <w:color w:val="000000"/>
+                <w:sz w:val="40"/>
+                <w:szCs w:val="40"/>
+                <w:lang w:val="en-IN" w:eastAsia="en-IN" w:bidi="ml-IN"/>
+              </w:rPr>
+              <w:t>öZ</w:t>
+            </w:r>
+            <w:proofErr w:type="spellEnd"/>
+            <w:r>
+              <w:rPr>
+                <w:rFonts w:ascii="BRH Malayalam Extra" w:eastAsia="Times New Roman" w:hAnsi="BRH Malayalam Extra" w:cs="BRH Malayalam Extra"/>
+                <w:color w:val="000000"/>
+                <w:sz w:val="40"/>
+                <w:szCs w:val="40"/>
+                <w:lang w:val="en-IN" w:eastAsia="en-IN" w:bidi="ml-IN"/>
+              </w:rPr>
+              <w:t>¦ |</w:t>
             </w:r>
           </w:p>
         </w:tc>
@@ -5861,16 +8695,29 @@
               </w:rPr>
               <w:t>–</w:t>
             </w:r>
-            <w:r>
-              <w:rPr>
-                <w:rFonts w:ascii="BRH Malayalam Extra" w:eastAsia="Times New Roman" w:hAnsi="BRH Malayalam Extra" w:cs="BRH Malayalam Extra"/>
-                <w:color w:val="000000"/>
-                <w:sz w:val="40"/>
-                <w:szCs w:val="40"/>
-                <w:lang w:val="en-IN" w:eastAsia="en-IN" w:bidi="ml-IN"/>
-              </w:rPr>
-              <w:t xml:space="preserve">öKxöMx˜© </w:t>
-            </w:r>
+            <w:proofErr w:type="spellStart"/>
+            <w:r>
+              <w:rPr>
+                <w:rFonts w:ascii="BRH Malayalam Extra" w:eastAsia="Times New Roman" w:hAnsi="BRH Malayalam Extra" w:cs="BRH Malayalam Extra"/>
+                <w:color w:val="000000"/>
+                <w:sz w:val="40"/>
+                <w:szCs w:val="40"/>
+                <w:lang w:val="en-IN" w:eastAsia="en-IN" w:bidi="ml-IN"/>
+              </w:rPr>
+              <w:t>öKxöMx</w:t>
+            </w:r>
+            <w:proofErr w:type="spellEnd"/>
+            <w:r>
+              <w:rPr>
+                <w:rFonts w:ascii="BRH Malayalam Extra" w:eastAsia="Times New Roman" w:hAnsi="BRH Malayalam Extra" w:cs="BRH Malayalam Extra"/>
+                <w:color w:val="000000"/>
+                <w:sz w:val="40"/>
+                <w:szCs w:val="40"/>
+                <w:lang w:val="en-IN" w:eastAsia="en-IN" w:bidi="ml-IN"/>
+              </w:rPr>
+              <w:t xml:space="preserve">˜© </w:t>
+            </w:r>
+            <w:proofErr w:type="spellStart"/>
             <w:r>
               <w:rPr>
                 <w:rFonts w:ascii="BRH Malayalam Extra" w:eastAsia="Times New Roman" w:hAnsi="BRH Malayalam Extra" w:cs="BRH Malayalam Extra"/>
@@ -5890,7 +8737,18 @@
                 <w:szCs w:val="40"/>
                 <w:lang w:val="en-IN" w:eastAsia="en-IN" w:bidi="ml-IN"/>
               </w:rPr>
-              <w:t>t§YzZ |</w:t>
+              <w:t>t§YzZ</w:t>
+            </w:r>
+            <w:proofErr w:type="spellEnd"/>
+            <w:r>
+              <w:rPr>
+                <w:rFonts w:ascii="BRH Malayalam Extra" w:eastAsia="Times New Roman" w:hAnsi="BRH Malayalam Extra" w:cs="BRH Malayalam Extra"/>
+                <w:color w:val="000000"/>
+                <w:sz w:val="40"/>
+                <w:szCs w:val="40"/>
+                <w:lang w:val="en-IN" w:eastAsia="en-IN" w:bidi="ml-IN"/>
+              </w:rPr>
+              <w:t xml:space="preserve"> |</w:t>
             </w:r>
           </w:p>
         </w:tc>
@@ -5930,16 +8788,29 @@
               </w:rPr>
               <w:t>–</w:t>
             </w:r>
-            <w:r>
-              <w:rPr>
-                <w:rFonts w:ascii="BRH Malayalam Extra" w:eastAsia="Times New Roman" w:hAnsi="BRH Malayalam Extra" w:cs="BRH Malayalam Extra"/>
-                <w:color w:val="000000"/>
-                <w:sz w:val="40"/>
-                <w:szCs w:val="40"/>
-                <w:lang w:val="en-IN" w:eastAsia="en-IN" w:bidi="ml-IN"/>
-              </w:rPr>
-              <w:t xml:space="preserve">öKxöMx˜© </w:t>
-            </w:r>
+            <w:proofErr w:type="spellStart"/>
+            <w:r>
+              <w:rPr>
+                <w:rFonts w:ascii="BRH Malayalam Extra" w:eastAsia="Times New Roman" w:hAnsi="BRH Malayalam Extra" w:cs="BRH Malayalam Extra"/>
+                <w:color w:val="000000"/>
+                <w:sz w:val="40"/>
+                <w:szCs w:val="40"/>
+                <w:lang w:val="en-IN" w:eastAsia="en-IN" w:bidi="ml-IN"/>
+              </w:rPr>
+              <w:t>öKxöMx</w:t>
+            </w:r>
+            <w:proofErr w:type="spellEnd"/>
+            <w:r>
+              <w:rPr>
+                <w:rFonts w:ascii="BRH Malayalam Extra" w:eastAsia="Times New Roman" w:hAnsi="BRH Malayalam Extra" w:cs="BRH Malayalam Extra"/>
+                <w:color w:val="000000"/>
+                <w:sz w:val="40"/>
+                <w:szCs w:val="40"/>
+                <w:lang w:val="en-IN" w:eastAsia="en-IN" w:bidi="ml-IN"/>
+              </w:rPr>
+              <w:t xml:space="preserve">˜© </w:t>
+            </w:r>
+            <w:proofErr w:type="spellStart"/>
             <w:r>
               <w:rPr>
                 <w:rFonts w:ascii="BRH Malayalam Extra" w:eastAsia="Times New Roman" w:hAnsi="BRH Malayalam Extra" w:cs="BRH Malayalam Extra"/>
@@ -5959,7 +8830,18 @@
                 <w:szCs w:val="40"/>
                 <w:lang w:val="en-IN" w:eastAsia="en-IN" w:bidi="ml-IN"/>
               </w:rPr>
-              <w:t>t§YzZ |</w:t>
+              <w:t>t§YzZ</w:t>
+            </w:r>
+            <w:proofErr w:type="spellEnd"/>
+            <w:r>
+              <w:rPr>
+                <w:rFonts w:ascii="BRH Malayalam Extra" w:eastAsia="Times New Roman" w:hAnsi="BRH Malayalam Extra" w:cs="BRH Malayalam Extra"/>
+                <w:color w:val="000000"/>
+                <w:sz w:val="40"/>
+                <w:szCs w:val="40"/>
+                <w:lang w:val="en-IN" w:eastAsia="en-IN" w:bidi="ml-IN"/>
+              </w:rPr>
+              <w:t xml:space="preserve"> |</w:t>
             </w:r>
           </w:p>
         </w:tc>
@@ -6107,6 +8989,7 @@
               </w:rPr>
               <w:t>–</w:t>
             </w:r>
+            <w:proofErr w:type="spellStart"/>
             <w:r>
               <w:rPr>
                 <w:rFonts w:ascii="BRH Malayalam Extra" w:eastAsia="Times New Roman" w:hAnsi="BRH Malayalam Extra" w:cs="BRH Malayalam Extra"/>
@@ -6117,6 +9000,7 @@
               </w:rPr>
               <w:t>Zx</w:t>
             </w:r>
+            <w:proofErr w:type="spellEnd"/>
             <w:r>
               <w:rPr>
                 <w:rFonts w:ascii="BRH Malayalam Extra" w:eastAsia="Times New Roman" w:hAnsi="BRH Malayalam Extra" w:cs="BRH Malayalam Extra"/>
@@ -6149,15 +9033,49 @@
               </w:rPr>
               <w:t>–</w:t>
             </w:r>
-            <w:r>
-              <w:rPr>
-                <w:rFonts w:ascii="BRH Malayalam Extra" w:eastAsia="Times New Roman" w:hAnsi="BRH Malayalam Extra" w:cs="BRH Malayalam Extra"/>
-                <w:color w:val="000000"/>
-                <w:sz w:val="40"/>
-                <w:szCs w:val="40"/>
-                <w:lang w:val="en-IN" w:eastAsia="en-IN" w:bidi="ml-IN"/>
-              </w:rPr>
-              <w:t xml:space="preserve">tJ e¡Yõ—J | </w:t>
+            <w:proofErr w:type="spellStart"/>
+            <w:r>
+              <w:rPr>
+                <w:rFonts w:ascii="BRH Malayalam Extra" w:eastAsia="Times New Roman" w:hAnsi="BRH Malayalam Extra" w:cs="BRH Malayalam Extra"/>
+                <w:color w:val="000000"/>
+                <w:sz w:val="40"/>
+                <w:szCs w:val="40"/>
+                <w:lang w:val="en-IN" w:eastAsia="en-IN" w:bidi="ml-IN"/>
+              </w:rPr>
+              <w:t>tJ</w:t>
+            </w:r>
+            <w:proofErr w:type="spellEnd"/>
+            <w:r>
+              <w:rPr>
+                <w:rFonts w:ascii="BRH Malayalam Extra" w:eastAsia="Times New Roman" w:hAnsi="BRH Malayalam Extra" w:cs="BRH Malayalam Extra"/>
+                <w:color w:val="000000"/>
+                <w:sz w:val="40"/>
+                <w:szCs w:val="40"/>
+                <w:lang w:val="en-IN" w:eastAsia="en-IN" w:bidi="ml-IN"/>
+              </w:rPr>
+              <w:t xml:space="preserve"> </w:t>
+            </w:r>
+            <w:proofErr w:type="spellStart"/>
+            <w:r>
+              <w:rPr>
+                <w:rFonts w:ascii="BRH Malayalam Extra" w:eastAsia="Times New Roman" w:hAnsi="BRH Malayalam Extra" w:cs="BRH Malayalam Extra"/>
+                <w:color w:val="000000"/>
+                <w:sz w:val="40"/>
+                <w:szCs w:val="40"/>
+                <w:lang w:val="en-IN" w:eastAsia="en-IN" w:bidi="ml-IN"/>
+              </w:rPr>
+              <w:t>e¡Yõ</w:t>
+            </w:r>
+            <w:proofErr w:type="spellEnd"/>
+            <w:r>
+              <w:rPr>
+                <w:rFonts w:ascii="BRH Malayalam Extra" w:eastAsia="Times New Roman" w:hAnsi="BRH Malayalam Extra" w:cs="BRH Malayalam Extra"/>
+                <w:color w:val="000000"/>
+                <w:sz w:val="40"/>
+                <w:szCs w:val="40"/>
+                <w:lang w:val="en-IN" w:eastAsia="en-IN" w:bidi="ml-IN"/>
+              </w:rPr>
+              <w:t xml:space="preserve">—J | </w:t>
             </w:r>
           </w:p>
           <w:p>
@@ -6170,6 +9088,7 @@
                 <w:szCs w:val="40"/>
               </w:rPr>
             </w:pPr>
+            <w:proofErr w:type="spellStart"/>
             <w:r>
               <w:rPr>
                 <w:rFonts w:ascii="BRH Malayalam Extra" w:eastAsia="Times New Roman" w:hAnsi="BRH Malayalam Extra" w:cs="BRH Malayalam Extra"/>
@@ -6191,6 +9110,7 @@
               </w:rPr>
               <w:t>Yõ</w:t>
             </w:r>
+            <w:proofErr w:type="spellEnd"/>
             <w:r>
               <w:rPr>
                 <w:rFonts w:ascii="BRH Malayalam Extra" w:eastAsia="Times New Roman" w:hAnsi="BRH Malayalam Extra" w:cs="BRH Malayalam Extra"/>
@@ -6213,15 +9133,27 @@
               </w:rPr>
               <w:t xml:space="preserve"> </w:t>
             </w:r>
-            <w:r>
-              <w:rPr>
-                <w:rFonts w:ascii="BRH Malayalam Extra" w:eastAsia="Times New Roman" w:hAnsi="BRH Malayalam Extra" w:cs="BRH Malayalam Extra"/>
-                <w:color w:val="000000"/>
-                <w:sz w:val="40"/>
-                <w:szCs w:val="40"/>
-                <w:lang w:val="en-IN" w:eastAsia="en-IN" w:bidi="ml-IN"/>
-              </w:rPr>
-              <w:t>sõxZ§ |</w:t>
+            <w:proofErr w:type="spellStart"/>
+            <w:r>
+              <w:rPr>
+                <w:rFonts w:ascii="BRH Malayalam Extra" w:eastAsia="Times New Roman" w:hAnsi="BRH Malayalam Extra" w:cs="BRH Malayalam Extra"/>
+                <w:color w:val="000000"/>
+                <w:sz w:val="40"/>
+                <w:szCs w:val="40"/>
+                <w:lang w:val="en-IN" w:eastAsia="en-IN" w:bidi="ml-IN"/>
+              </w:rPr>
+              <w:t>sõxZ</w:t>
+            </w:r>
+            <w:proofErr w:type="spellEnd"/>
+            <w:r>
+              <w:rPr>
+                <w:rFonts w:ascii="BRH Malayalam Extra" w:eastAsia="Times New Roman" w:hAnsi="BRH Malayalam Extra" w:cs="BRH Malayalam Extra"/>
+                <w:color w:val="000000"/>
+                <w:sz w:val="40"/>
+                <w:szCs w:val="40"/>
+                <w:lang w:val="en-IN" w:eastAsia="en-IN" w:bidi="ml-IN"/>
+              </w:rPr>
+              <w:t>§ |</w:t>
             </w:r>
           </w:p>
         </w:tc>
@@ -6261,6 +9193,7 @@
               </w:rPr>
               <w:t>–</w:t>
             </w:r>
+            <w:proofErr w:type="spellStart"/>
             <w:r>
               <w:rPr>
                 <w:rFonts w:ascii="BRH Malayalam Extra" w:eastAsia="Times New Roman" w:hAnsi="BRH Malayalam Extra" w:cs="BRH Malayalam Extra"/>
@@ -6271,6 +9204,7 @@
               </w:rPr>
               <w:t>Zx</w:t>
             </w:r>
+            <w:proofErr w:type="spellEnd"/>
             <w:r>
               <w:rPr>
                 <w:rFonts w:ascii="BRH Malayalam Extra" w:eastAsia="Times New Roman" w:hAnsi="BRH Malayalam Extra" w:cs="BRH Malayalam Extra"/>
@@ -6303,15 +9237,49 @@
               </w:rPr>
               <w:t>–</w:t>
             </w:r>
-            <w:r>
-              <w:rPr>
-                <w:rFonts w:ascii="BRH Malayalam Extra" w:eastAsia="Times New Roman" w:hAnsi="BRH Malayalam Extra" w:cs="BRH Malayalam Extra"/>
-                <w:color w:val="000000"/>
-                <w:sz w:val="40"/>
-                <w:szCs w:val="40"/>
-                <w:lang w:val="en-IN" w:eastAsia="en-IN" w:bidi="ml-IN"/>
-              </w:rPr>
-              <w:t xml:space="preserve">tJ e¡Yõ—J | </w:t>
+            <w:proofErr w:type="spellStart"/>
+            <w:r>
+              <w:rPr>
+                <w:rFonts w:ascii="BRH Malayalam Extra" w:eastAsia="Times New Roman" w:hAnsi="BRH Malayalam Extra" w:cs="BRH Malayalam Extra"/>
+                <w:color w:val="000000"/>
+                <w:sz w:val="40"/>
+                <w:szCs w:val="40"/>
+                <w:lang w:val="en-IN" w:eastAsia="en-IN" w:bidi="ml-IN"/>
+              </w:rPr>
+              <w:t>tJ</w:t>
+            </w:r>
+            <w:proofErr w:type="spellEnd"/>
+            <w:r>
+              <w:rPr>
+                <w:rFonts w:ascii="BRH Malayalam Extra" w:eastAsia="Times New Roman" w:hAnsi="BRH Malayalam Extra" w:cs="BRH Malayalam Extra"/>
+                <w:color w:val="000000"/>
+                <w:sz w:val="40"/>
+                <w:szCs w:val="40"/>
+                <w:lang w:val="en-IN" w:eastAsia="en-IN" w:bidi="ml-IN"/>
+              </w:rPr>
+              <w:t xml:space="preserve"> </w:t>
+            </w:r>
+            <w:proofErr w:type="spellStart"/>
+            <w:r>
+              <w:rPr>
+                <w:rFonts w:ascii="BRH Malayalam Extra" w:eastAsia="Times New Roman" w:hAnsi="BRH Malayalam Extra" w:cs="BRH Malayalam Extra"/>
+                <w:color w:val="000000"/>
+                <w:sz w:val="40"/>
+                <w:szCs w:val="40"/>
+                <w:lang w:val="en-IN" w:eastAsia="en-IN" w:bidi="ml-IN"/>
+              </w:rPr>
+              <w:t>e¡Yõ</w:t>
+            </w:r>
+            <w:proofErr w:type="spellEnd"/>
+            <w:r>
+              <w:rPr>
+                <w:rFonts w:ascii="BRH Malayalam Extra" w:eastAsia="Times New Roman" w:hAnsi="BRH Malayalam Extra" w:cs="BRH Malayalam Extra"/>
+                <w:color w:val="000000"/>
+                <w:sz w:val="40"/>
+                <w:szCs w:val="40"/>
+                <w:lang w:val="en-IN" w:eastAsia="en-IN" w:bidi="ml-IN"/>
+              </w:rPr>
+              <w:t xml:space="preserve">—J | </w:t>
             </w:r>
           </w:p>
           <w:p>
@@ -6328,6 +9296,7 @@
                 <w:szCs w:val="40"/>
               </w:rPr>
             </w:pPr>
+            <w:proofErr w:type="spellStart"/>
             <w:r>
               <w:rPr>
                 <w:rFonts w:ascii="BRH Malayalam Extra" w:eastAsia="Times New Roman" w:hAnsi="BRH Malayalam Extra" w:cs="BRH Malayalam Extra"/>
@@ -6349,6 +9318,7 @@
               </w:rPr>
               <w:t>Yõ</w:t>
             </w:r>
+            <w:proofErr w:type="spellEnd"/>
             <w:r>
               <w:rPr>
                 <w:rFonts w:ascii="BRH Malayalam Extra" w:eastAsia="Times New Roman" w:hAnsi="BRH Malayalam Extra" w:cs="BRH Malayalam Extra"/>
@@ -6383,15 +9353,27 @@
               </w:rPr>
               <w:t xml:space="preserve"> </w:t>
             </w:r>
-            <w:r>
-              <w:rPr>
-                <w:rFonts w:ascii="BRH Malayalam Extra" w:eastAsia="Times New Roman" w:hAnsi="BRH Malayalam Extra" w:cs="BRH Malayalam Extra"/>
-                <w:color w:val="000000"/>
-                <w:sz w:val="40"/>
-                <w:szCs w:val="40"/>
-                <w:lang w:val="en-IN" w:eastAsia="en-IN" w:bidi="ml-IN"/>
-              </w:rPr>
-              <w:t>sõxZ§ |</w:t>
+            <w:proofErr w:type="spellStart"/>
+            <w:r>
+              <w:rPr>
+                <w:rFonts w:ascii="BRH Malayalam Extra" w:eastAsia="Times New Roman" w:hAnsi="BRH Malayalam Extra" w:cs="BRH Malayalam Extra"/>
+                <w:color w:val="000000"/>
+                <w:sz w:val="40"/>
+                <w:szCs w:val="40"/>
+                <w:lang w:val="en-IN" w:eastAsia="en-IN" w:bidi="ml-IN"/>
+              </w:rPr>
+              <w:t>sõxZ</w:t>
+            </w:r>
+            <w:proofErr w:type="spellEnd"/>
+            <w:r>
+              <w:rPr>
+                <w:rFonts w:ascii="BRH Malayalam Extra" w:eastAsia="Times New Roman" w:hAnsi="BRH Malayalam Extra" w:cs="BRH Malayalam Extra"/>
+                <w:color w:val="000000"/>
+                <w:sz w:val="40"/>
+                <w:szCs w:val="40"/>
+                <w:lang w:val="en-IN" w:eastAsia="en-IN" w:bidi="ml-IN"/>
+              </w:rPr>
+              <w:t>§ |</w:t>
             </w:r>
             <w:r>
               <w:rPr>
@@ -6408,8 +9390,17 @@
                 <w:b/>
                 <w:bCs/>
               </w:rPr>
-              <w:t>(visargam</w:t>
-            </w:r>
+              <w:t>(</w:t>
+            </w:r>
+            <w:proofErr w:type="spellStart"/>
+            <w:r>
+              <w:rPr>
+                <w:b/>
+                <w:bCs/>
+              </w:rPr>
+              <w:t>visargam</w:t>
+            </w:r>
+            <w:proofErr w:type="spellEnd"/>
             <w:r>
               <w:rPr>
                 <w:rFonts w:ascii="Cambria" w:eastAsia="Times New Roman" w:hAnsi="Cambria" w:cs="BRH Malayalam Extra"/>
@@ -6463,7 +9454,6 @@
                 <w:sz w:val="28"/>
                 <w:szCs w:val="32"/>
               </w:rPr>
-              <w:lastRenderedPageBreak/>
               <w:t>T.S.7.2.8.7 – Kramam</w:t>
             </w:r>
           </w:p>
@@ -6589,8 +9579,20 @@
                 <w:szCs w:val="40"/>
                 <w:lang w:val="en-IN" w:eastAsia="en-IN" w:bidi="ml-IN"/>
               </w:rPr>
-              <w:t>¥dõx˜dõ</w:t>
-            </w:r>
+              <w:t>¥</w:t>
+            </w:r>
+            <w:proofErr w:type="spellStart"/>
+            <w:r>
+              <w:rPr>
+                <w:rFonts w:ascii="BRH Malayalam Extra" w:eastAsia="Times New Roman" w:hAnsi="BRH Malayalam Extra" w:cs="BRH Malayalam Extra"/>
+                <w:color w:val="000000"/>
+                <w:sz w:val="40"/>
+                <w:szCs w:val="40"/>
+                <w:lang w:val="en-IN" w:eastAsia="en-IN" w:bidi="ml-IN"/>
+              </w:rPr>
+              <w:t>dõx˜dõ</w:t>
+            </w:r>
+            <w:proofErr w:type="spellEnd"/>
             <w:r>
               <w:rPr>
                 <w:rFonts w:ascii="BRH Malayalam Extra" w:eastAsia="Times New Roman" w:hAnsi="BRH Malayalam Extra" w:cs="BRH Malayalam Extra"/>
@@ -6600,17 +9602,40 @@
                 <w:highlight w:val="yellow"/>
                 <w:lang w:val="en-IN" w:eastAsia="en-IN" w:bidi="ml-IN"/>
               </w:rPr>
-              <w:t>¤¤s</w:t>
-            </w:r>
-            <w:r>
-              <w:rPr>
-                <w:rFonts w:ascii="BRH Malayalam Extra" w:eastAsia="Times New Roman" w:hAnsi="BRH Malayalam Extra" w:cs="BRH Malayalam Extra"/>
-                <w:color w:val="000000"/>
-                <w:sz w:val="40"/>
-                <w:szCs w:val="40"/>
-                <w:lang w:val="en-IN" w:eastAsia="en-IN" w:bidi="ml-IN"/>
-              </w:rPr>
-              <w:t xml:space="preserve">ô | </w:t>
+              <w:t>¤¤</w:t>
+            </w:r>
+            <w:proofErr w:type="spellStart"/>
+            <w:r>
+              <w:rPr>
+                <w:rFonts w:ascii="BRH Malayalam Extra" w:eastAsia="Times New Roman" w:hAnsi="BRH Malayalam Extra" w:cs="BRH Malayalam Extra"/>
+                <w:color w:val="000000"/>
+                <w:sz w:val="40"/>
+                <w:szCs w:val="40"/>
+                <w:highlight w:val="yellow"/>
+                <w:lang w:val="en-IN" w:eastAsia="en-IN" w:bidi="ml-IN"/>
+              </w:rPr>
+              <w:t>s</w:t>
+            </w:r>
+            <w:r>
+              <w:rPr>
+                <w:rFonts w:ascii="BRH Malayalam Extra" w:eastAsia="Times New Roman" w:hAnsi="BRH Malayalam Extra" w:cs="BRH Malayalam Extra"/>
+                <w:color w:val="000000"/>
+                <w:sz w:val="40"/>
+                <w:szCs w:val="40"/>
+                <w:lang w:val="en-IN" w:eastAsia="en-IN" w:bidi="ml-IN"/>
+              </w:rPr>
+              <w:t>ô</w:t>
+            </w:r>
+            <w:proofErr w:type="spellEnd"/>
+            <w:r>
+              <w:rPr>
+                <w:rFonts w:ascii="BRH Malayalam Extra" w:eastAsia="Times New Roman" w:hAnsi="BRH Malayalam Extra" w:cs="BRH Malayalam Extra"/>
+                <w:color w:val="000000"/>
+                <w:sz w:val="40"/>
+                <w:szCs w:val="40"/>
+                <w:lang w:val="en-IN" w:eastAsia="en-IN" w:bidi="ml-IN"/>
+              </w:rPr>
+              <w:t xml:space="preserve"> | </w:t>
             </w:r>
           </w:p>
           <w:p>
@@ -6649,15 +9674,71 @@
               </w:rPr>
               <w:t>–</w:t>
             </w:r>
-            <w:r>
-              <w:rPr>
-                <w:rFonts w:ascii="BRH Malayalam Extra" w:eastAsia="Times New Roman" w:hAnsi="BRH Malayalam Extra" w:cs="BRH Malayalam Extra"/>
-                <w:color w:val="000000"/>
-                <w:sz w:val="40"/>
-                <w:szCs w:val="40"/>
-                <w:lang w:val="en-IN" w:eastAsia="en-IN" w:bidi="ml-IN"/>
-              </w:rPr>
-              <w:t xml:space="preserve">dõ¤¤sô— bbxZy | </w:t>
+            <w:proofErr w:type="spellStart"/>
+            <w:r>
+              <w:rPr>
+                <w:rFonts w:ascii="BRH Malayalam Extra" w:eastAsia="Times New Roman" w:hAnsi="BRH Malayalam Extra" w:cs="BRH Malayalam Extra"/>
+                <w:color w:val="000000"/>
+                <w:sz w:val="40"/>
+                <w:szCs w:val="40"/>
+                <w:lang w:val="en-IN" w:eastAsia="en-IN" w:bidi="ml-IN"/>
+              </w:rPr>
+              <w:t>dõ</w:t>
+            </w:r>
+            <w:proofErr w:type="spellEnd"/>
+            <w:r>
+              <w:rPr>
+                <w:rFonts w:ascii="BRH Malayalam Extra" w:eastAsia="Times New Roman" w:hAnsi="BRH Malayalam Extra" w:cs="BRH Malayalam Extra"/>
+                <w:color w:val="000000"/>
+                <w:sz w:val="40"/>
+                <w:szCs w:val="40"/>
+                <w:lang w:val="en-IN" w:eastAsia="en-IN" w:bidi="ml-IN"/>
+              </w:rPr>
+              <w:t>¤¤</w:t>
+            </w:r>
+            <w:proofErr w:type="spellStart"/>
+            <w:r>
+              <w:rPr>
+                <w:rFonts w:ascii="BRH Malayalam Extra" w:eastAsia="Times New Roman" w:hAnsi="BRH Malayalam Extra" w:cs="BRH Malayalam Extra"/>
+                <w:color w:val="000000"/>
+                <w:sz w:val="40"/>
+                <w:szCs w:val="40"/>
+                <w:lang w:val="en-IN" w:eastAsia="en-IN" w:bidi="ml-IN"/>
+              </w:rPr>
+              <w:t>sô</w:t>
+            </w:r>
+            <w:proofErr w:type="spellEnd"/>
+            <w:r>
+              <w:rPr>
+                <w:rFonts w:ascii="BRH Malayalam Extra" w:eastAsia="Times New Roman" w:hAnsi="BRH Malayalam Extra" w:cs="BRH Malayalam Extra"/>
+                <w:color w:val="000000"/>
+                <w:sz w:val="40"/>
+                <w:szCs w:val="40"/>
+                <w:lang w:val="en-IN" w:eastAsia="en-IN" w:bidi="ml-IN"/>
+              </w:rPr>
+              <w:t xml:space="preserve">— </w:t>
+            </w:r>
+            <w:proofErr w:type="spellStart"/>
+            <w:r>
+              <w:rPr>
+                <w:rFonts w:ascii="BRH Malayalam Extra" w:eastAsia="Times New Roman" w:hAnsi="BRH Malayalam Extra" w:cs="BRH Malayalam Extra"/>
+                <w:color w:val="000000"/>
+                <w:sz w:val="40"/>
+                <w:szCs w:val="40"/>
+                <w:lang w:val="en-IN" w:eastAsia="en-IN" w:bidi="ml-IN"/>
+              </w:rPr>
+              <w:t>bbxZy</w:t>
+            </w:r>
+            <w:proofErr w:type="spellEnd"/>
+            <w:r>
+              <w:rPr>
+                <w:rFonts w:ascii="BRH Malayalam Extra" w:eastAsia="Times New Roman" w:hAnsi="BRH Malayalam Extra" w:cs="BRH Malayalam Extra"/>
+                <w:color w:val="000000"/>
+                <w:sz w:val="40"/>
+                <w:szCs w:val="40"/>
+                <w:lang w:val="en-IN" w:eastAsia="en-IN" w:bidi="ml-IN"/>
+              </w:rPr>
+              <w:t xml:space="preserve"> | </w:t>
             </w:r>
           </w:p>
         </w:tc>
@@ -6709,8 +9790,20 @@
                 <w:szCs w:val="40"/>
                 <w:lang w:val="en-IN" w:eastAsia="en-IN" w:bidi="ml-IN"/>
               </w:rPr>
-              <w:t>¥dõx˜dõ</w:t>
-            </w:r>
+              <w:t>¥</w:t>
+            </w:r>
+            <w:proofErr w:type="spellStart"/>
+            <w:r>
+              <w:rPr>
+                <w:rFonts w:ascii="BRH Malayalam Extra" w:eastAsia="Times New Roman" w:hAnsi="BRH Malayalam Extra" w:cs="BRH Malayalam Extra"/>
+                <w:color w:val="000000"/>
+                <w:sz w:val="40"/>
+                <w:szCs w:val="40"/>
+                <w:lang w:val="en-IN" w:eastAsia="en-IN" w:bidi="ml-IN"/>
+              </w:rPr>
+              <w:t>dõx˜dõ</w:t>
+            </w:r>
+            <w:proofErr w:type="spellEnd"/>
             <w:r>
               <w:rPr>
                 <w:rFonts w:ascii="BRH Malayalam Extra" w:eastAsia="Times New Roman" w:hAnsi="BRH Malayalam Extra" w:cs="BRH Malayalam Extra"/>
@@ -6720,17 +9813,40 @@
                 <w:highlight w:val="green"/>
                 <w:lang w:val="en-IN" w:eastAsia="en-IN" w:bidi="ml-IN"/>
               </w:rPr>
-              <w:t>¤¤s</w:t>
-            </w:r>
-            <w:r>
-              <w:rPr>
-                <w:rFonts w:ascii="BRH Malayalam Extra" w:eastAsia="Times New Roman" w:hAnsi="BRH Malayalam Extra" w:cs="BRH Malayalam Extra"/>
-                <w:color w:val="000000"/>
-                <w:sz w:val="40"/>
-                <w:szCs w:val="40"/>
-                <w:lang w:val="en-IN" w:eastAsia="en-IN" w:bidi="ml-IN"/>
-              </w:rPr>
-              <w:t xml:space="preserve">˜ô | </w:t>
+              <w:t>¤¤</w:t>
+            </w:r>
+            <w:proofErr w:type="spellStart"/>
+            <w:r>
+              <w:rPr>
+                <w:rFonts w:ascii="BRH Malayalam Extra" w:eastAsia="Times New Roman" w:hAnsi="BRH Malayalam Extra" w:cs="BRH Malayalam Extra"/>
+                <w:color w:val="000000"/>
+                <w:sz w:val="40"/>
+                <w:szCs w:val="40"/>
+                <w:highlight w:val="green"/>
+                <w:lang w:val="en-IN" w:eastAsia="en-IN" w:bidi="ml-IN"/>
+              </w:rPr>
+              <w:t>s</w:t>
+            </w:r>
+            <w:r>
+              <w:rPr>
+                <w:rFonts w:ascii="BRH Malayalam Extra" w:eastAsia="Times New Roman" w:hAnsi="BRH Malayalam Extra" w:cs="BRH Malayalam Extra"/>
+                <w:color w:val="000000"/>
+                <w:sz w:val="40"/>
+                <w:szCs w:val="40"/>
+                <w:lang w:val="en-IN" w:eastAsia="en-IN" w:bidi="ml-IN"/>
+              </w:rPr>
+              <w:t>˜ô</w:t>
+            </w:r>
+            <w:proofErr w:type="spellEnd"/>
+            <w:r>
+              <w:rPr>
+                <w:rFonts w:ascii="BRH Malayalam Extra" w:eastAsia="Times New Roman" w:hAnsi="BRH Malayalam Extra" w:cs="BRH Malayalam Extra"/>
+                <w:color w:val="000000"/>
+                <w:sz w:val="40"/>
+                <w:szCs w:val="40"/>
+                <w:lang w:val="en-IN" w:eastAsia="en-IN" w:bidi="ml-IN"/>
+              </w:rPr>
+              <w:t xml:space="preserve"> | </w:t>
             </w:r>
           </w:p>
           <w:p>
@@ -6769,15 +9885,71 @@
               </w:rPr>
               <w:t>–</w:t>
             </w:r>
-            <w:r>
-              <w:rPr>
-                <w:rFonts w:ascii="BRH Malayalam Extra" w:eastAsia="Times New Roman" w:hAnsi="BRH Malayalam Extra" w:cs="BRH Malayalam Extra"/>
-                <w:color w:val="000000"/>
-                <w:sz w:val="40"/>
-                <w:szCs w:val="40"/>
-                <w:lang w:val="en-IN" w:eastAsia="en-IN" w:bidi="ml-IN"/>
-              </w:rPr>
-              <w:t>dõ¤¤sô— bbxZy |</w:t>
+            <w:proofErr w:type="spellStart"/>
+            <w:r>
+              <w:rPr>
+                <w:rFonts w:ascii="BRH Malayalam Extra" w:eastAsia="Times New Roman" w:hAnsi="BRH Malayalam Extra" w:cs="BRH Malayalam Extra"/>
+                <w:color w:val="000000"/>
+                <w:sz w:val="40"/>
+                <w:szCs w:val="40"/>
+                <w:lang w:val="en-IN" w:eastAsia="en-IN" w:bidi="ml-IN"/>
+              </w:rPr>
+              <w:t>dõ</w:t>
+            </w:r>
+            <w:proofErr w:type="spellEnd"/>
+            <w:r>
+              <w:rPr>
+                <w:rFonts w:ascii="BRH Malayalam Extra" w:eastAsia="Times New Roman" w:hAnsi="BRH Malayalam Extra" w:cs="BRH Malayalam Extra"/>
+                <w:color w:val="000000"/>
+                <w:sz w:val="40"/>
+                <w:szCs w:val="40"/>
+                <w:lang w:val="en-IN" w:eastAsia="en-IN" w:bidi="ml-IN"/>
+              </w:rPr>
+              <w:t>¤¤</w:t>
+            </w:r>
+            <w:proofErr w:type="spellStart"/>
+            <w:r>
+              <w:rPr>
+                <w:rFonts w:ascii="BRH Malayalam Extra" w:eastAsia="Times New Roman" w:hAnsi="BRH Malayalam Extra" w:cs="BRH Malayalam Extra"/>
+                <w:color w:val="000000"/>
+                <w:sz w:val="40"/>
+                <w:szCs w:val="40"/>
+                <w:lang w:val="en-IN" w:eastAsia="en-IN" w:bidi="ml-IN"/>
+              </w:rPr>
+              <w:t>sô</w:t>
+            </w:r>
+            <w:proofErr w:type="spellEnd"/>
+            <w:r>
+              <w:rPr>
+                <w:rFonts w:ascii="BRH Malayalam Extra" w:eastAsia="Times New Roman" w:hAnsi="BRH Malayalam Extra" w:cs="BRH Malayalam Extra"/>
+                <w:color w:val="000000"/>
+                <w:sz w:val="40"/>
+                <w:szCs w:val="40"/>
+                <w:lang w:val="en-IN" w:eastAsia="en-IN" w:bidi="ml-IN"/>
+              </w:rPr>
+              <w:t xml:space="preserve">— </w:t>
+            </w:r>
+            <w:proofErr w:type="spellStart"/>
+            <w:r>
+              <w:rPr>
+                <w:rFonts w:ascii="BRH Malayalam Extra" w:eastAsia="Times New Roman" w:hAnsi="BRH Malayalam Extra" w:cs="BRH Malayalam Extra"/>
+                <w:color w:val="000000"/>
+                <w:sz w:val="40"/>
+                <w:szCs w:val="40"/>
+                <w:lang w:val="en-IN" w:eastAsia="en-IN" w:bidi="ml-IN"/>
+              </w:rPr>
+              <w:t>bbxZy</w:t>
+            </w:r>
+            <w:proofErr w:type="spellEnd"/>
+            <w:r>
+              <w:rPr>
+                <w:rFonts w:ascii="BRH Malayalam Extra" w:eastAsia="Times New Roman" w:hAnsi="BRH Malayalam Extra" w:cs="BRH Malayalam Extra"/>
+                <w:color w:val="000000"/>
+                <w:sz w:val="40"/>
+                <w:szCs w:val="40"/>
+                <w:lang w:val="en-IN" w:eastAsia="en-IN" w:bidi="ml-IN"/>
+              </w:rPr>
+              <w:t xml:space="preserve"> |</w:t>
             </w:r>
           </w:p>
         </w:tc>
@@ -6982,8 +10154,20 @@
                 <w:szCs w:val="40"/>
                 <w:lang w:val="en-IN" w:eastAsia="en-IN" w:bidi="ml-IN"/>
               </w:rPr>
-              <w:t>¥Z C¥Zõ</w:t>
-            </w:r>
+              <w:t xml:space="preserve">¥Z </w:t>
+            </w:r>
+            <w:proofErr w:type="spellStart"/>
+            <w:r>
+              <w:rPr>
+                <w:rFonts w:ascii="BRH Malayalam Extra" w:eastAsia="Times New Roman" w:hAnsi="BRH Malayalam Extra" w:cs="BRH Malayalam Extra"/>
+                <w:color w:val="000000"/>
+                <w:sz w:val="40"/>
+                <w:szCs w:val="40"/>
+                <w:lang w:val="en-IN" w:eastAsia="en-IN" w:bidi="ml-IN"/>
+              </w:rPr>
+              <w:t>C¥Zõ</w:t>
+            </w:r>
+            <w:proofErr w:type="spellEnd"/>
             <w:r>
               <w:rPr>
                 <w:rFonts w:ascii="BRH Malayalam Extra" w:eastAsia="Times New Roman" w:hAnsi="BRH Malayalam Extra" w:cs="BRH Malayalam Extra"/>
@@ -7016,6 +10200,7 @@
               </w:rPr>
               <w:t>–</w:t>
             </w:r>
+            <w:proofErr w:type="spellStart"/>
             <w:r>
               <w:rPr>
                 <w:rFonts w:ascii="BRH Malayalam Extra" w:eastAsia="Times New Roman" w:hAnsi="BRH Malayalam Extra" w:cs="BRH Malayalam Extra"/>
@@ -7037,26 +10222,49 @@
               </w:rPr>
               <w:t>sõ</w:t>
             </w:r>
-            <w:r>
-              <w:rPr>
-                <w:rFonts w:ascii="BRH Malayalam Extra" w:eastAsia="Times New Roman" w:hAnsi="BRH Malayalam Extra" w:cs="BRH Malayalam Extra"/>
-                <w:b/>
-                <w:color w:val="000000"/>
-                <w:sz w:val="32"/>
-                <w:szCs w:val="40"/>
-                <w:lang w:val="en-IN" w:eastAsia="en-IN" w:bidi="ml-IN"/>
-              </w:rPr>
-              <w:t>–</w:t>
-            </w:r>
-            <w:r>
-              <w:rPr>
-                <w:rFonts w:ascii="BRH Malayalam Extra" w:eastAsia="Times New Roman" w:hAnsi="BRH Malayalam Extra" w:cs="BRH Malayalam Extra"/>
-                <w:color w:val="000000"/>
-                <w:sz w:val="40"/>
-                <w:szCs w:val="40"/>
-                <w:lang w:val="en-IN" w:eastAsia="en-IN" w:bidi="ml-IN"/>
-              </w:rPr>
-              <w:t xml:space="preserve"> jZ§ |</w:t>
+            <w:proofErr w:type="spellEnd"/>
+            <w:r>
+              <w:rPr>
+                <w:rFonts w:ascii="BRH Malayalam Extra" w:eastAsia="Times New Roman" w:hAnsi="BRH Malayalam Extra" w:cs="BRH Malayalam Extra"/>
+                <w:b/>
+                <w:color w:val="000000"/>
+                <w:sz w:val="32"/>
+                <w:szCs w:val="40"/>
+                <w:lang w:val="en-IN" w:eastAsia="en-IN" w:bidi="ml-IN"/>
+              </w:rPr>
+              <w:t>–</w:t>
+            </w:r>
+            <w:r>
+              <w:rPr>
+                <w:rFonts w:ascii="BRH Malayalam Extra" w:eastAsia="Times New Roman" w:hAnsi="BRH Malayalam Extra" w:cs="BRH Malayalam Extra"/>
+                <w:color w:val="000000"/>
+                <w:sz w:val="40"/>
+                <w:szCs w:val="40"/>
+                <w:lang w:val="en-IN" w:eastAsia="en-IN" w:bidi="ml-IN"/>
+              </w:rPr>
+              <w:t xml:space="preserve"> </w:t>
+            </w:r>
+            <w:proofErr w:type="spellStart"/>
+            <w:r>
+              <w:rPr>
+                <w:rFonts w:ascii="BRH Malayalam Extra" w:eastAsia="Times New Roman" w:hAnsi="BRH Malayalam Extra" w:cs="BRH Malayalam Extra"/>
+                <w:color w:val="000000"/>
+                <w:sz w:val="40"/>
+                <w:szCs w:val="40"/>
+                <w:lang w:val="en-IN" w:eastAsia="en-IN" w:bidi="ml-IN"/>
+              </w:rPr>
+              <w:t>jZ</w:t>
+            </w:r>
+            <w:proofErr w:type="spellEnd"/>
+            <w:r>
+              <w:rPr>
+                <w:rFonts w:ascii="BRH Malayalam Extra" w:eastAsia="Times New Roman" w:hAnsi="BRH Malayalam Extra" w:cs="BRH Malayalam Extra"/>
+                <w:color w:val="000000"/>
+                <w:sz w:val="40"/>
+                <w:szCs w:val="40"/>
+                <w:lang w:val="en-IN" w:eastAsia="en-IN" w:bidi="ml-IN"/>
+              </w:rPr>
+              <w:t>§ |</w:t>
             </w:r>
           </w:p>
         </w:tc>
@@ -7150,8 +10358,20 @@
                 <w:szCs w:val="40"/>
                 <w:lang w:val="en-IN" w:eastAsia="en-IN" w:bidi="ml-IN"/>
               </w:rPr>
-              <w:t>¥Z C¥Zõ</w:t>
-            </w:r>
+              <w:t xml:space="preserve">¥Z </w:t>
+            </w:r>
+            <w:proofErr w:type="spellStart"/>
+            <w:r>
+              <w:rPr>
+                <w:rFonts w:ascii="BRH Malayalam Extra" w:eastAsia="Times New Roman" w:hAnsi="BRH Malayalam Extra" w:cs="BRH Malayalam Extra"/>
+                <w:color w:val="000000"/>
+                <w:sz w:val="40"/>
+                <w:szCs w:val="40"/>
+                <w:lang w:val="en-IN" w:eastAsia="en-IN" w:bidi="ml-IN"/>
+              </w:rPr>
+              <w:t>C¥Zõ</w:t>
+            </w:r>
+            <w:proofErr w:type="spellEnd"/>
             <w:r>
               <w:rPr>
                 <w:rFonts w:ascii="BRH Malayalam Extra" w:eastAsia="Times New Roman" w:hAnsi="BRH Malayalam Extra" w:cs="BRH Malayalam Extra"/>
@@ -7224,7 +10444,29 @@
                 <w:szCs w:val="40"/>
                 <w:lang w:val="en-IN" w:eastAsia="en-IN" w:bidi="ml-IN"/>
               </w:rPr>
-              <w:t xml:space="preserve"> jZ§ |</w:t>
+              <w:t xml:space="preserve"> </w:t>
+            </w:r>
+            <w:proofErr w:type="spellStart"/>
+            <w:r>
+              <w:rPr>
+                <w:rFonts w:ascii="BRH Malayalam Extra" w:eastAsia="Times New Roman" w:hAnsi="BRH Malayalam Extra" w:cs="BRH Malayalam Extra"/>
+                <w:color w:val="000000"/>
+                <w:sz w:val="40"/>
+                <w:szCs w:val="40"/>
+                <w:lang w:val="en-IN" w:eastAsia="en-IN" w:bidi="ml-IN"/>
+              </w:rPr>
+              <w:t>jZ</w:t>
+            </w:r>
+            <w:proofErr w:type="spellEnd"/>
+            <w:r>
+              <w:rPr>
+                <w:rFonts w:ascii="BRH Malayalam Extra" w:eastAsia="Times New Roman" w:hAnsi="BRH Malayalam Extra" w:cs="BRH Malayalam Extra"/>
+                <w:color w:val="000000"/>
+                <w:sz w:val="40"/>
+                <w:szCs w:val="40"/>
+                <w:lang w:val="en-IN" w:eastAsia="en-IN" w:bidi="ml-IN"/>
+              </w:rPr>
+              <w:t>§ |</w:t>
             </w:r>
           </w:p>
         </w:tc>
@@ -7379,15 +10621,27 @@
               </w:rPr>
               <w:t>–</w:t>
             </w:r>
-            <w:r>
-              <w:rPr>
-                <w:rFonts w:ascii="BRH Malayalam Extra" w:eastAsia="Times New Roman" w:hAnsi="BRH Malayalam Extra" w:cs="BRH Malayalam Extra"/>
-                <w:color w:val="000000"/>
-                <w:sz w:val="40"/>
-                <w:szCs w:val="40"/>
-                <w:lang w:val="en-IN" w:eastAsia="en-IN" w:bidi="ml-IN"/>
-              </w:rPr>
-              <w:t>pI | G</w:t>
+            <w:proofErr w:type="spellStart"/>
+            <w:r>
+              <w:rPr>
+                <w:rFonts w:ascii="BRH Malayalam Extra" w:eastAsia="Times New Roman" w:hAnsi="BRH Malayalam Extra" w:cs="BRH Malayalam Extra"/>
+                <w:color w:val="000000"/>
+                <w:sz w:val="40"/>
+                <w:szCs w:val="40"/>
+                <w:lang w:val="en-IN" w:eastAsia="en-IN" w:bidi="ml-IN"/>
+              </w:rPr>
+              <w:t>pI</w:t>
+            </w:r>
+            <w:proofErr w:type="spellEnd"/>
+            <w:r>
+              <w:rPr>
+                <w:rFonts w:ascii="BRH Malayalam Extra" w:eastAsia="Times New Roman" w:hAnsi="BRH Malayalam Extra" w:cs="BRH Malayalam Extra"/>
+                <w:color w:val="000000"/>
+                <w:sz w:val="40"/>
+                <w:szCs w:val="40"/>
+                <w:lang w:val="en-IN" w:eastAsia="en-IN" w:bidi="ml-IN"/>
+              </w:rPr>
+              <w:t xml:space="preserve"> | G</w:t>
             </w:r>
             <w:r>
               <w:rPr>
@@ -7463,27 +10717,40 @@
               </w:rPr>
               <w:t>–</w:t>
             </w:r>
-            <w:r>
-              <w:rPr>
-                <w:rFonts w:ascii="BRH Malayalam Extra" w:eastAsia="Times New Roman" w:hAnsi="BRH Malayalam Extra" w:cs="BRH Malayalam Extra"/>
-                <w:color w:val="000000"/>
-                <w:sz w:val="40"/>
-                <w:szCs w:val="40"/>
-                <w:lang w:val="en-IN" w:eastAsia="en-IN" w:bidi="ml-IN"/>
-              </w:rPr>
-              <w:t>pI | G</w:t>
-            </w:r>
-            <w:r>
-              <w:rPr>
-                <w:rFonts w:ascii="BRH Malayalam Extra" w:eastAsia="Times New Roman" w:hAnsi="BRH Malayalam Extra" w:cs="BRH Malayalam Extra"/>
-                <w:b/>
-                <w:color w:val="000000"/>
-                <w:sz w:val="32"/>
-                <w:szCs w:val="40"/>
-                <w:lang w:val="en-IN" w:eastAsia="en-IN" w:bidi="ml-IN"/>
-              </w:rPr>
-              <w:t>–</w:t>
-            </w:r>
+            <w:proofErr w:type="spellStart"/>
+            <w:r>
+              <w:rPr>
+                <w:rFonts w:ascii="BRH Malayalam Extra" w:eastAsia="Times New Roman" w:hAnsi="BRH Malayalam Extra" w:cs="BRH Malayalam Extra"/>
+                <w:color w:val="000000"/>
+                <w:sz w:val="40"/>
+                <w:szCs w:val="40"/>
+                <w:lang w:val="en-IN" w:eastAsia="en-IN" w:bidi="ml-IN"/>
+              </w:rPr>
+              <w:t>pI</w:t>
+            </w:r>
+            <w:proofErr w:type="spellEnd"/>
+            <w:r>
+              <w:rPr>
+                <w:rFonts w:ascii="BRH Malayalam Extra" w:eastAsia="Times New Roman" w:hAnsi="BRH Malayalam Extra" w:cs="BRH Malayalam Extra"/>
+                <w:color w:val="000000"/>
+                <w:sz w:val="40"/>
+                <w:szCs w:val="40"/>
+                <w:lang w:val="en-IN" w:eastAsia="en-IN" w:bidi="ml-IN"/>
+              </w:rPr>
+              <w:t xml:space="preserve"> | G</w:t>
+            </w:r>
+            <w:r>
+              <w:rPr>
+                <w:rFonts w:ascii="BRH Malayalam Extra" w:eastAsia="Times New Roman" w:hAnsi="BRH Malayalam Extra" w:cs="BRH Malayalam Extra"/>
+                <w:b/>
+                <w:color w:val="000000"/>
+                <w:sz w:val="32"/>
+                <w:szCs w:val="40"/>
+                <w:lang w:val="en-IN" w:eastAsia="en-IN" w:bidi="ml-IN"/>
+              </w:rPr>
+              <w:t>–</w:t>
+            </w:r>
+            <w:proofErr w:type="spellStart"/>
             <w:r>
               <w:rPr>
                 <w:rFonts w:ascii="BRH Malayalam Extra" w:eastAsia="Times New Roman" w:hAnsi="BRH Malayalam Extra" w:cs="BRH Malayalam Extra"/>
@@ -7495,6 +10762,7 @@
               </w:rPr>
               <w:t>pI</w:t>
             </w:r>
+            <w:proofErr w:type="spellEnd"/>
             <w:r>
               <w:rPr>
                 <w:rFonts w:ascii="BRH Malayalam Extra" w:eastAsia="Times New Roman" w:hAnsi="BRH Malayalam Extra" w:cs="BRH Malayalam Extra"/>
@@ -7655,6 +10923,7 @@
               </w:rPr>
               <w:t>–</w:t>
             </w:r>
+            <w:proofErr w:type="spellStart"/>
             <w:r>
               <w:rPr>
                 <w:rFonts w:ascii="BRH Malayalam Extra" w:eastAsia="Times New Roman" w:hAnsi="BRH Malayalam Extra" w:cs="BRH Malayalam Extra"/>
@@ -7665,27 +10934,40 @@
               </w:rPr>
               <w:t>sõ</w:t>
             </w:r>
-            <w:r>
-              <w:rPr>
-                <w:rFonts w:ascii="BRH Malayalam Extra" w:eastAsia="Times New Roman" w:hAnsi="BRH Malayalam Extra" w:cs="BRH Malayalam Extra"/>
-                <w:b/>
-                <w:color w:val="000000"/>
-                <w:sz w:val="32"/>
-                <w:szCs w:val="40"/>
-                <w:lang w:val="en-IN" w:eastAsia="en-IN" w:bidi="ml-IN"/>
-              </w:rPr>
-              <w:t>–</w:t>
-            </w:r>
-            <w:r>
-              <w:rPr>
-                <w:rFonts w:ascii="BRH Malayalam Extra" w:eastAsia="Times New Roman" w:hAnsi="BRH Malayalam Extra" w:cs="BRH Malayalam Extra"/>
-                <w:color w:val="000000"/>
-                <w:sz w:val="40"/>
-                <w:szCs w:val="40"/>
-                <w:lang w:val="en-IN" w:eastAsia="en-IN" w:bidi="ml-IN"/>
-              </w:rPr>
-              <w:t xml:space="preserve"> qz</w:t>
-            </w:r>
+            <w:proofErr w:type="spellEnd"/>
+            <w:r>
+              <w:rPr>
+                <w:rFonts w:ascii="BRH Malayalam Extra" w:eastAsia="Times New Roman" w:hAnsi="BRH Malayalam Extra" w:cs="BRH Malayalam Extra"/>
+                <w:b/>
+                <w:color w:val="000000"/>
+                <w:sz w:val="32"/>
+                <w:szCs w:val="40"/>
+                <w:lang w:val="en-IN" w:eastAsia="en-IN" w:bidi="ml-IN"/>
+              </w:rPr>
+              <w:t>–</w:t>
+            </w:r>
+            <w:r>
+              <w:rPr>
+                <w:rFonts w:ascii="BRH Malayalam Extra" w:eastAsia="Times New Roman" w:hAnsi="BRH Malayalam Extra" w:cs="BRH Malayalam Extra"/>
+                <w:color w:val="000000"/>
+                <w:sz w:val="40"/>
+                <w:szCs w:val="40"/>
+                <w:lang w:val="en-IN" w:eastAsia="en-IN" w:bidi="ml-IN"/>
+              </w:rPr>
+              <w:t xml:space="preserve"> </w:t>
+            </w:r>
+            <w:proofErr w:type="spellStart"/>
+            <w:r>
+              <w:rPr>
+                <w:rFonts w:ascii="BRH Malayalam Extra" w:eastAsia="Times New Roman" w:hAnsi="BRH Malayalam Extra" w:cs="BRH Malayalam Extra"/>
+                <w:color w:val="000000"/>
+                <w:sz w:val="40"/>
+                <w:szCs w:val="40"/>
+                <w:lang w:val="en-IN" w:eastAsia="en-IN" w:bidi="ml-IN"/>
+              </w:rPr>
+              <w:t>qz</w:t>
+            </w:r>
+            <w:proofErr w:type="spellEnd"/>
             <w:r>
               <w:rPr>
                 <w:rFonts w:ascii="BRH Malayalam Extra" w:eastAsia="Times New Roman" w:hAnsi="BRH Malayalam Extra" w:cs="BRH Malayalam Extra"/>
@@ -7739,15 +11021,27 @@
               </w:rPr>
               <w:t>–</w:t>
             </w:r>
-            <w:r>
-              <w:rPr>
-                <w:rFonts w:ascii="BRH Malayalam Extra" w:eastAsia="Times New Roman" w:hAnsi="BRH Malayalam Extra" w:cs="BRH Malayalam Extra"/>
-                <w:color w:val="000000"/>
-                <w:sz w:val="40"/>
-                <w:szCs w:val="40"/>
-                <w:lang w:val="en-IN" w:eastAsia="en-IN" w:bidi="ml-IN"/>
-              </w:rPr>
-              <w:t xml:space="preserve">Yõx˜J | </w:t>
+            <w:proofErr w:type="spellStart"/>
+            <w:r>
+              <w:rPr>
+                <w:rFonts w:ascii="BRH Malayalam Extra" w:eastAsia="Times New Roman" w:hAnsi="BRH Malayalam Extra" w:cs="BRH Malayalam Extra"/>
+                <w:color w:val="000000"/>
+                <w:sz w:val="40"/>
+                <w:szCs w:val="40"/>
+                <w:lang w:val="en-IN" w:eastAsia="en-IN" w:bidi="ml-IN"/>
+              </w:rPr>
+              <w:t>Yõx˜J</w:t>
+            </w:r>
+            <w:proofErr w:type="spellEnd"/>
+            <w:r>
+              <w:rPr>
+                <w:rFonts w:ascii="BRH Malayalam Extra" w:eastAsia="Times New Roman" w:hAnsi="BRH Malayalam Extra" w:cs="BRH Malayalam Extra"/>
+                <w:color w:val="000000"/>
+                <w:sz w:val="40"/>
+                <w:szCs w:val="40"/>
+                <w:lang w:val="en-IN" w:eastAsia="en-IN" w:bidi="ml-IN"/>
+              </w:rPr>
+              <w:t xml:space="preserve"> | </w:t>
             </w:r>
           </w:p>
           <w:p>
@@ -7760,6 +11054,7 @@
                 <w:szCs w:val="40"/>
               </w:rPr>
             </w:pPr>
+            <w:proofErr w:type="spellStart"/>
             <w:r>
               <w:rPr>
                 <w:rFonts w:ascii="BRH Malayalam Extra" w:eastAsia="Times New Roman" w:hAnsi="BRH Malayalam Extra" w:cs="BRH Malayalam Extra"/>
@@ -7770,6 +11065,7 @@
               </w:rPr>
               <w:t>qz</w:t>
             </w:r>
+            <w:proofErr w:type="spellEnd"/>
             <w:r>
               <w:rPr>
                 <w:rFonts w:ascii="BRH Malayalam Extra" w:eastAsia="Times New Roman" w:hAnsi="BRH Malayalam Extra" w:cs="BRH Malayalam Extra"/>
@@ -7812,6 +11108,7 @@
               </w:rPr>
               <w:t>.</w:t>
             </w:r>
+            <w:proofErr w:type="spellStart"/>
             <w:r>
               <w:rPr>
                 <w:rFonts w:ascii="BRH Malayalam Extra" w:eastAsia="Times New Roman" w:hAnsi="BRH Malayalam Extra" w:cs="BRH Malayalam Extra"/>
@@ -7831,28 +11128,51 @@
                 <w:szCs w:val="40"/>
                 <w:lang w:val="en-IN" w:eastAsia="en-IN" w:bidi="ml-IN"/>
               </w:rPr>
-              <w:t>Yõx— dy</w:t>
-            </w:r>
-            <w:r>
-              <w:rPr>
-                <w:rFonts w:ascii="BRH Malayalam Extra" w:eastAsia="Times New Roman" w:hAnsi="BRH Malayalam Extra" w:cs="BRH Malayalam Extra"/>
-                <w:b/>
-                <w:color w:val="000000"/>
-                <w:sz w:val="32"/>
-                <w:szCs w:val="40"/>
-                <w:lang w:val="en-IN" w:eastAsia="en-IN" w:bidi="ml-IN"/>
-              </w:rPr>
-              <w:t>–</w:t>
-            </w:r>
-            <w:r>
-              <w:rPr>
-                <w:rFonts w:ascii="BRH Malayalam Extra" w:eastAsia="Times New Roman" w:hAnsi="BRH Malayalam Extra" w:cs="BRH Malayalam Extra"/>
-                <w:color w:val="000000"/>
-                <w:sz w:val="40"/>
-                <w:szCs w:val="40"/>
-                <w:lang w:val="en-IN" w:eastAsia="en-IN" w:bidi="ml-IN"/>
-              </w:rPr>
-              <w:t>rðb—J |</w:t>
+              <w:t>Yõx</w:t>
+            </w:r>
+            <w:proofErr w:type="spellEnd"/>
+            <w:r>
+              <w:rPr>
+                <w:rFonts w:ascii="BRH Malayalam Extra" w:eastAsia="Times New Roman" w:hAnsi="BRH Malayalam Extra" w:cs="BRH Malayalam Extra"/>
+                <w:color w:val="000000"/>
+                <w:sz w:val="40"/>
+                <w:szCs w:val="40"/>
+                <w:lang w:val="en-IN" w:eastAsia="en-IN" w:bidi="ml-IN"/>
+              </w:rPr>
+              <w:t>— dy</w:t>
+            </w:r>
+            <w:r>
+              <w:rPr>
+                <w:rFonts w:ascii="BRH Malayalam Extra" w:eastAsia="Times New Roman" w:hAnsi="BRH Malayalam Extra" w:cs="BRH Malayalam Extra"/>
+                <w:b/>
+                <w:color w:val="000000"/>
+                <w:sz w:val="32"/>
+                <w:szCs w:val="40"/>
+                <w:lang w:val="en-IN" w:eastAsia="en-IN" w:bidi="ml-IN"/>
+              </w:rPr>
+              <w:t>–</w:t>
+            </w:r>
+            <w:proofErr w:type="spellStart"/>
+            <w:r>
+              <w:rPr>
+                <w:rFonts w:ascii="BRH Malayalam Extra" w:eastAsia="Times New Roman" w:hAnsi="BRH Malayalam Extra" w:cs="BRH Malayalam Extra"/>
+                <w:color w:val="000000"/>
+                <w:sz w:val="40"/>
+                <w:szCs w:val="40"/>
+                <w:lang w:val="en-IN" w:eastAsia="en-IN" w:bidi="ml-IN"/>
+              </w:rPr>
+              <w:t>rðb</w:t>
+            </w:r>
+            <w:proofErr w:type="spellEnd"/>
+            <w:r>
+              <w:rPr>
+                <w:rFonts w:ascii="BRH Malayalam Extra" w:eastAsia="Times New Roman" w:hAnsi="BRH Malayalam Extra" w:cs="BRH Malayalam Extra"/>
+                <w:color w:val="000000"/>
+                <w:sz w:val="40"/>
+                <w:szCs w:val="40"/>
+                <w:lang w:val="en-IN" w:eastAsia="en-IN" w:bidi="ml-IN"/>
+              </w:rPr>
+              <w:t>—J |</w:t>
             </w:r>
           </w:p>
         </w:tc>
@@ -7896,6 +11216,7 @@
               </w:rPr>
               <w:t>–</w:t>
             </w:r>
+            <w:proofErr w:type="spellStart"/>
             <w:r>
               <w:rPr>
                 <w:rFonts w:ascii="BRH Malayalam Extra" w:eastAsia="Times New Roman" w:hAnsi="BRH Malayalam Extra" w:cs="BRH Malayalam Extra"/>
@@ -7906,27 +11227,40 @@
               </w:rPr>
               <w:t>sõ</w:t>
             </w:r>
-            <w:r>
-              <w:rPr>
-                <w:rFonts w:ascii="BRH Malayalam Extra" w:eastAsia="Times New Roman" w:hAnsi="BRH Malayalam Extra" w:cs="BRH Malayalam Extra"/>
-                <w:b/>
-                <w:color w:val="000000"/>
-                <w:sz w:val="32"/>
-                <w:szCs w:val="40"/>
-                <w:lang w:val="en-IN" w:eastAsia="en-IN" w:bidi="ml-IN"/>
-              </w:rPr>
-              <w:t>–</w:t>
-            </w:r>
-            <w:r>
-              <w:rPr>
-                <w:rFonts w:ascii="BRH Malayalam Extra" w:eastAsia="Times New Roman" w:hAnsi="BRH Malayalam Extra" w:cs="BRH Malayalam Extra"/>
-                <w:color w:val="000000"/>
-                <w:sz w:val="40"/>
-                <w:szCs w:val="40"/>
-                <w:lang w:val="en-IN" w:eastAsia="en-IN" w:bidi="ml-IN"/>
-              </w:rPr>
-              <w:t xml:space="preserve"> qz</w:t>
-            </w:r>
+            <w:proofErr w:type="spellEnd"/>
+            <w:r>
+              <w:rPr>
+                <w:rFonts w:ascii="BRH Malayalam Extra" w:eastAsia="Times New Roman" w:hAnsi="BRH Malayalam Extra" w:cs="BRH Malayalam Extra"/>
+                <w:b/>
+                <w:color w:val="000000"/>
+                <w:sz w:val="32"/>
+                <w:szCs w:val="40"/>
+                <w:lang w:val="en-IN" w:eastAsia="en-IN" w:bidi="ml-IN"/>
+              </w:rPr>
+              <w:t>–</w:t>
+            </w:r>
+            <w:r>
+              <w:rPr>
+                <w:rFonts w:ascii="BRH Malayalam Extra" w:eastAsia="Times New Roman" w:hAnsi="BRH Malayalam Extra" w:cs="BRH Malayalam Extra"/>
+                <w:color w:val="000000"/>
+                <w:sz w:val="40"/>
+                <w:szCs w:val="40"/>
+                <w:lang w:val="en-IN" w:eastAsia="en-IN" w:bidi="ml-IN"/>
+              </w:rPr>
+              <w:t xml:space="preserve"> </w:t>
+            </w:r>
+            <w:proofErr w:type="spellStart"/>
+            <w:r>
+              <w:rPr>
+                <w:rFonts w:ascii="BRH Malayalam Extra" w:eastAsia="Times New Roman" w:hAnsi="BRH Malayalam Extra" w:cs="BRH Malayalam Extra"/>
+                <w:color w:val="000000"/>
+                <w:sz w:val="40"/>
+                <w:szCs w:val="40"/>
+                <w:lang w:val="en-IN" w:eastAsia="en-IN" w:bidi="ml-IN"/>
+              </w:rPr>
+              <w:t>qz</w:t>
+            </w:r>
+            <w:proofErr w:type="spellEnd"/>
             <w:r>
               <w:rPr>
                 <w:rFonts w:ascii="BRH Malayalam Extra" w:eastAsia="Times New Roman" w:hAnsi="BRH Malayalam Extra" w:cs="BRH Malayalam Extra"/>
@@ -7980,15 +11314,27 @@
               </w:rPr>
               <w:t>–</w:t>
             </w:r>
-            <w:r>
-              <w:rPr>
-                <w:rFonts w:ascii="BRH Malayalam Extra" w:eastAsia="Times New Roman" w:hAnsi="BRH Malayalam Extra" w:cs="BRH Malayalam Extra"/>
-                <w:color w:val="000000"/>
-                <w:sz w:val="40"/>
-                <w:szCs w:val="40"/>
-                <w:lang w:val="en-IN" w:eastAsia="en-IN" w:bidi="ml-IN"/>
-              </w:rPr>
-              <w:t xml:space="preserve">Yõx˜J | </w:t>
+            <w:proofErr w:type="spellStart"/>
+            <w:r>
+              <w:rPr>
+                <w:rFonts w:ascii="BRH Malayalam Extra" w:eastAsia="Times New Roman" w:hAnsi="BRH Malayalam Extra" w:cs="BRH Malayalam Extra"/>
+                <w:color w:val="000000"/>
+                <w:sz w:val="40"/>
+                <w:szCs w:val="40"/>
+                <w:lang w:val="en-IN" w:eastAsia="en-IN" w:bidi="ml-IN"/>
+              </w:rPr>
+              <w:t>Yõx˜J</w:t>
+            </w:r>
+            <w:proofErr w:type="spellEnd"/>
+            <w:r>
+              <w:rPr>
+                <w:rFonts w:ascii="BRH Malayalam Extra" w:eastAsia="Times New Roman" w:hAnsi="BRH Malayalam Extra" w:cs="BRH Malayalam Extra"/>
+                <w:color w:val="000000"/>
+                <w:sz w:val="40"/>
+                <w:szCs w:val="40"/>
+                <w:lang w:val="en-IN" w:eastAsia="en-IN" w:bidi="ml-IN"/>
+              </w:rPr>
+              <w:t xml:space="preserve"> | </w:t>
             </w:r>
           </w:p>
           <w:p>
@@ -8005,6 +11351,7 @@
                 <w:szCs w:val="40"/>
               </w:rPr>
             </w:pPr>
+            <w:proofErr w:type="spellStart"/>
             <w:r>
               <w:rPr>
                 <w:rFonts w:ascii="BRH Malayalam Extra" w:eastAsia="Times New Roman" w:hAnsi="BRH Malayalam Extra" w:cs="BRH Malayalam Extra"/>
@@ -8015,6 +11362,7 @@
               </w:rPr>
               <w:t>qz</w:t>
             </w:r>
+            <w:proofErr w:type="spellEnd"/>
             <w:r>
               <w:rPr>
                 <w:rFonts w:ascii="BRH Malayalam Extra" w:eastAsia="Times New Roman" w:hAnsi="BRH Malayalam Extra" w:cs="BRH Malayalam Extra"/>
@@ -8079,36 +11427,60 @@
               </w:rPr>
               <w:t>–</w:t>
             </w:r>
-            <w:r>
-              <w:rPr>
-                <w:rFonts w:ascii="BRH Malayalam Extra" w:eastAsia="Times New Roman" w:hAnsi="BRH Malayalam Extra" w:cs="BRH Malayalam Extra"/>
-                <w:color w:val="000000"/>
-                <w:sz w:val="40"/>
-                <w:szCs w:val="40"/>
-                <w:lang w:val="en-IN" w:eastAsia="en-IN" w:bidi="ml-IN"/>
-              </w:rPr>
-              <w:t>Yõx— dy</w:t>
-            </w:r>
-            <w:r>
-              <w:rPr>
-                <w:rFonts w:ascii="BRH Malayalam Extra" w:eastAsia="Times New Roman" w:hAnsi="BRH Malayalam Extra" w:cs="BRH Malayalam Extra"/>
-                <w:b/>
-                <w:color w:val="000000"/>
-                <w:sz w:val="32"/>
-                <w:szCs w:val="40"/>
-                <w:lang w:val="en-IN" w:eastAsia="en-IN" w:bidi="ml-IN"/>
-              </w:rPr>
-              <w:t>–</w:t>
-            </w:r>
-            <w:r>
-              <w:rPr>
-                <w:rFonts w:ascii="BRH Malayalam Extra" w:eastAsia="Times New Roman" w:hAnsi="BRH Malayalam Extra" w:cs="BRH Malayalam Extra"/>
-                <w:color w:val="000000"/>
-                <w:sz w:val="40"/>
-                <w:szCs w:val="40"/>
-                <w:lang w:val="en-IN" w:eastAsia="en-IN" w:bidi="ml-IN"/>
-              </w:rPr>
-              <w:t>rðb—J |</w:t>
+            <w:proofErr w:type="spellStart"/>
+            <w:r>
+              <w:rPr>
+                <w:rFonts w:ascii="BRH Malayalam Extra" w:eastAsia="Times New Roman" w:hAnsi="BRH Malayalam Extra" w:cs="BRH Malayalam Extra"/>
+                <w:color w:val="000000"/>
+                <w:sz w:val="40"/>
+                <w:szCs w:val="40"/>
+                <w:lang w:val="en-IN" w:eastAsia="en-IN" w:bidi="ml-IN"/>
+              </w:rPr>
+              <w:t>Yõx</w:t>
+            </w:r>
+            <w:proofErr w:type="spellEnd"/>
+            <w:r>
+              <w:rPr>
+                <w:rFonts w:ascii="BRH Malayalam Extra" w:eastAsia="Times New Roman" w:hAnsi="BRH Malayalam Extra" w:cs="BRH Malayalam Extra"/>
+                <w:color w:val="000000"/>
+                <w:sz w:val="40"/>
+                <w:szCs w:val="40"/>
+                <w:lang w:val="en-IN" w:eastAsia="en-IN" w:bidi="ml-IN"/>
+              </w:rPr>
+              <w:t>— dy</w:t>
+            </w:r>
+            <w:r>
+              <w:rPr>
+                <w:rFonts w:ascii="BRH Malayalam Extra" w:eastAsia="Times New Roman" w:hAnsi="BRH Malayalam Extra" w:cs="BRH Malayalam Extra"/>
+                <w:b/>
+                <w:color w:val="000000"/>
+                <w:sz w:val="32"/>
+                <w:szCs w:val="40"/>
+                <w:lang w:val="en-IN" w:eastAsia="en-IN" w:bidi="ml-IN"/>
+              </w:rPr>
+              <w:t>–</w:t>
+            </w:r>
+            <w:proofErr w:type="spellStart"/>
+            <w:r>
+              <w:rPr>
+                <w:rFonts w:ascii="BRH Malayalam Extra" w:eastAsia="Times New Roman" w:hAnsi="BRH Malayalam Extra" w:cs="BRH Malayalam Extra"/>
+                <w:color w:val="000000"/>
+                <w:sz w:val="40"/>
+                <w:szCs w:val="40"/>
+                <w:lang w:val="en-IN" w:eastAsia="en-IN" w:bidi="ml-IN"/>
+              </w:rPr>
+              <w:t>rðb</w:t>
+            </w:r>
+            <w:proofErr w:type="spellEnd"/>
+            <w:r>
+              <w:rPr>
+                <w:rFonts w:ascii="BRH Malayalam Extra" w:eastAsia="Times New Roman" w:hAnsi="BRH Malayalam Extra" w:cs="BRH Malayalam Extra"/>
+                <w:color w:val="000000"/>
+                <w:sz w:val="40"/>
+                <w:szCs w:val="40"/>
+                <w:lang w:val="en-IN" w:eastAsia="en-IN" w:bidi="ml-IN"/>
+              </w:rPr>
+              <w:t>—J |</w:t>
             </w:r>
           </w:p>
         </w:tc>
@@ -8146,6 +11518,7 @@
                 <w:sz w:val="28"/>
                 <w:szCs w:val="32"/>
               </w:rPr>
+              <w:lastRenderedPageBreak/>
               <w:t>T.S.7.2.11.1 – Kramam</w:t>
             </w:r>
           </w:p>
@@ -8251,15 +11624,27 @@
                 <w:lang w:val="en-IN" w:eastAsia="en-IN" w:bidi="ml-IN"/>
               </w:rPr>
             </w:pPr>
-            <w:r>
-              <w:rPr>
-                <w:rFonts w:ascii="BRH Malayalam Extra" w:eastAsia="Times New Roman" w:hAnsi="BRH Malayalam Extra" w:cs="BRH Malayalam Extra"/>
-                <w:color w:val="000000"/>
-                <w:sz w:val="40"/>
-                <w:szCs w:val="40"/>
-                <w:lang w:val="en-IN" w:eastAsia="en-IN" w:bidi="ml-IN"/>
-              </w:rPr>
-              <w:t>sûxtx— P</w:t>
+            <w:proofErr w:type="spellStart"/>
+            <w:r>
+              <w:rPr>
+                <w:rFonts w:ascii="BRH Malayalam Extra" w:eastAsia="Times New Roman" w:hAnsi="BRH Malayalam Extra" w:cs="BRH Malayalam Extra"/>
+                <w:color w:val="000000"/>
+                <w:sz w:val="40"/>
+                <w:szCs w:val="40"/>
+                <w:lang w:val="en-IN" w:eastAsia="en-IN" w:bidi="ml-IN"/>
+              </w:rPr>
+              <w:t>sûxtx</w:t>
+            </w:r>
+            <w:proofErr w:type="spellEnd"/>
+            <w:r>
+              <w:rPr>
+                <w:rFonts w:ascii="BRH Malayalam Extra" w:eastAsia="Times New Roman" w:hAnsi="BRH Malayalam Extra" w:cs="BRH Malayalam Extra"/>
+                <w:color w:val="000000"/>
+                <w:sz w:val="40"/>
+                <w:szCs w:val="40"/>
+                <w:lang w:val="en-IN" w:eastAsia="en-IN" w:bidi="ml-IN"/>
+              </w:rPr>
+              <w:t>— P</w:t>
             </w:r>
             <w:r>
               <w:rPr>
@@ -8282,6 +11667,7 @@
               </w:rPr>
               <w:t>Z¡ª</w:t>
             </w:r>
+            <w:proofErr w:type="spellStart"/>
             <w:r>
               <w:rPr>
                 <w:rFonts w:ascii="BRH Malayalam Extra" w:eastAsia="Times New Roman" w:hAnsi="BRH Malayalam Extra" w:cs="BRH Malayalam Extra"/>
@@ -8293,6 +11679,7 @@
               </w:rPr>
               <w:t>hõ</w:t>
             </w:r>
+            <w:proofErr w:type="spellEnd"/>
             <w:r>
               <w:rPr>
                 <w:rFonts w:ascii="BRH Malayalam Extra" w:eastAsia="Times New Roman" w:hAnsi="BRH Malayalam Extra" w:cs="BRH Malayalam Extra"/>
@@ -8348,28 +11735,62 @@
                 <w:szCs w:val="40"/>
                 <w:lang w:val="en-IN" w:eastAsia="en-IN" w:bidi="ml-IN"/>
               </w:rPr>
-              <w:t>Z¡ªhõ</w:t>
-            </w:r>
-            <w:r>
-              <w:rPr>
-                <w:rFonts w:ascii="BRH Malayalam Extra" w:eastAsia="Times New Roman" w:hAnsi="BRH Malayalam Extra" w:cs="BRH Malayalam Extra"/>
-                <w:b/>
-                <w:color w:val="000000"/>
-                <w:sz w:val="32"/>
-                <w:szCs w:val="40"/>
-                <w:lang w:val="en-IN" w:eastAsia="en-IN" w:bidi="ml-IN"/>
-              </w:rPr>
-              <w:t>–</w:t>
-            </w:r>
-            <w:r>
-              <w:rPr>
-                <w:rFonts w:ascii="BRH Malayalam Extra" w:eastAsia="Times New Roman" w:hAnsi="BRH Malayalam Extra" w:cs="BRH Malayalam Extra"/>
-                <w:color w:val="000000"/>
-                <w:sz w:val="40"/>
-                <w:szCs w:val="40"/>
-                <w:lang w:val="en-IN" w:eastAsia="en-IN" w:bidi="ml-IN"/>
-              </w:rPr>
-              <w:t>J sûxtx˜ |</w:t>
+              <w:t>Z¡ª</w:t>
+            </w:r>
+            <w:proofErr w:type="spellStart"/>
+            <w:r>
+              <w:rPr>
+                <w:rFonts w:ascii="BRH Malayalam Extra" w:eastAsia="Times New Roman" w:hAnsi="BRH Malayalam Extra" w:cs="BRH Malayalam Extra"/>
+                <w:color w:val="000000"/>
+                <w:sz w:val="40"/>
+                <w:szCs w:val="40"/>
+                <w:lang w:val="en-IN" w:eastAsia="en-IN" w:bidi="ml-IN"/>
+              </w:rPr>
+              <w:t>hõ</w:t>
+            </w:r>
+            <w:proofErr w:type="spellEnd"/>
+            <w:r>
+              <w:rPr>
+                <w:rFonts w:ascii="BRH Malayalam Extra" w:eastAsia="Times New Roman" w:hAnsi="BRH Malayalam Extra" w:cs="BRH Malayalam Extra"/>
+                <w:b/>
+                <w:color w:val="000000"/>
+                <w:sz w:val="32"/>
+                <w:szCs w:val="40"/>
+                <w:lang w:val="en-IN" w:eastAsia="en-IN" w:bidi="ml-IN"/>
+              </w:rPr>
+              <w:t>–</w:t>
+            </w:r>
+            <w:r>
+              <w:rPr>
+                <w:rFonts w:ascii="BRH Malayalam Extra" w:eastAsia="Times New Roman" w:hAnsi="BRH Malayalam Extra" w:cs="BRH Malayalam Extra"/>
+                <w:color w:val="000000"/>
+                <w:sz w:val="40"/>
+                <w:szCs w:val="40"/>
+                <w:lang w:val="en-IN" w:eastAsia="en-IN" w:bidi="ml-IN"/>
+              </w:rPr>
+              <w:t xml:space="preserve">J </w:t>
+            </w:r>
+            <w:proofErr w:type="spellStart"/>
+            <w:r>
+              <w:rPr>
+                <w:rFonts w:ascii="BRH Malayalam Extra" w:eastAsia="Times New Roman" w:hAnsi="BRH Malayalam Extra" w:cs="BRH Malayalam Extra"/>
+                <w:color w:val="000000"/>
+                <w:sz w:val="40"/>
+                <w:szCs w:val="40"/>
+                <w:lang w:val="en-IN" w:eastAsia="en-IN" w:bidi="ml-IN"/>
+              </w:rPr>
+              <w:t>sûxtx</w:t>
+            </w:r>
+            <w:proofErr w:type="spellEnd"/>
+            <w:r>
+              <w:rPr>
+                <w:rFonts w:ascii="BRH Malayalam Extra" w:eastAsia="Times New Roman" w:hAnsi="BRH Malayalam Extra" w:cs="BRH Malayalam Extra"/>
+                <w:color w:val="000000"/>
+                <w:sz w:val="40"/>
+                <w:szCs w:val="40"/>
+                <w:lang w:val="en-IN" w:eastAsia="en-IN" w:bidi="ml-IN"/>
+              </w:rPr>
+              <w:t>˜ |</w:t>
             </w:r>
           </w:p>
         </w:tc>
@@ -8392,15 +11813,27 @@
                 <w:lang w:val="en-IN" w:eastAsia="en-IN" w:bidi="ml-IN"/>
               </w:rPr>
             </w:pPr>
-            <w:r>
-              <w:rPr>
-                <w:rFonts w:ascii="BRH Malayalam Extra" w:eastAsia="Times New Roman" w:hAnsi="BRH Malayalam Extra" w:cs="BRH Malayalam Extra"/>
-                <w:color w:val="000000"/>
-                <w:sz w:val="40"/>
-                <w:szCs w:val="40"/>
-                <w:lang w:val="en-IN" w:eastAsia="en-IN" w:bidi="ml-IN"/>
-              </w:rPr>
-              <w:t>sûxtx— P</w:t>
+            <w:proofErr w:type="spellStart"/>
+            <w:r>
+              <w:rPr>
+                <w:rFonts w:ascii="BRH Malayalam Extra" w:eastAsia="Times New Roman" w:hAnsi="BRH Malayalam Extra" w:cs="BRH Malayalam Extra"/>
+                <w:color w:val="000000"/>
+                <w:sz w:val="40"/>
+                <w:szCs w:val="40"/>
+                <w:lang w:val="en-IN" w:eastAsia="en-IN" w:bidi="ml-IN"/>
+              </w:rPr>
+              <w:t>sûxtx</w:t>
+            </w:r>
+            <w:proofErr w:type="spellEnd"/>
+            <w:r>
+              <w:rPr>
+                <w:rFonts w:ascii="BRH Malayalam Extra" w:eastAsia="Times New Roman" w:hAnsi="BRH Malayalam Extra" w:cs="BRH Malayalam Extra"/>
+                <w:color w:val="000000"/>
+                <w:sz w:val="40"/>
+                <w:szCs w:val="40"/>
+                <w:lang w:val="en-IN" w:eastAsia="en-IN" w:bidi="ml-IN"/>
+              </w:rPr>
+              <w:t>— P</w:t>
             </w:r>
             <w:r>
               <w:rPr>
@@ -8423,6 +11856,7 @@
               </w:rPr>
               <w:t>Z¡ª</w:t>
             </w:r>
+            <w:proofErr w:type="spellStart"/>
             <w:r>
               <w:rPr>
                 <w:rFonts w:ascii="BRH Malayalam Extra" w:eastAsia="Times New Roman" w:hAnsi="BRH Malayalam Extra" w:cs="BRH Malayalam Extra"/>
@@ -8432,7 +11866,19 @@
                 <w:highlight w:val="green"/>
                 <w:lang w:val="en-IN" w:eastAsia="en-IN" w:bidi="ml-IN"/>
               </w:rPr>
-              <w:t>hõ—J</w:t>
+              <w:t>hõ</w:t>
+            </w:r>
+            <w:proofErr w:type="spellEnd"/>
+            <w:r>
+              <w:rPr>
+                <w:rFonts w:ascii="BRH Malayalam Extra" w:eastAsia="Times New Roman" w:hAnsi="BRH Malayalam Extra" w:cs="BRH Malayalam Extra"/>
+                <w:color w:val="000000"/>
+                <w:sz w:val="40"/>
+                <w:szCs w:val="40"/>
+                <w:highlight w:val="green"/>
+                <w:lang w:val="en-IN" w:eastAsia="en-IN" w:bidi="ml-IN"/>
+              </w:rPr>
+              <w:t>—J</w:t>
             </w:r>
             <w:r>
               <w:rPr>
@@ -8489,28 +11935,62 @@
                 <w:szCs w:val="40"/>
                 <w:lang w:val="en-IN" w:eastAsia="en-IN" w:bidi="ml-IN"/>
               </w:rPr>
-              <w:t>Z¡ªhõ</w:t>
-            </w:r>
-            <w:r>
-              <w:rPr>
-                <w:rFonts w:ascii="BRH Malayalam Extra" w:eastAsia="Times New Roman" w:hAnsi="BRH Malayalam Extra" w:cs="BRH Malayalam Extra"/>
-                <w:b/>
-                <w:color w:val="000000"/>
-                <w:sz w:val="32"/>
-                <w:szCs w:val="40"/>
-                <w:lang w:val="en-IN" w:eastAsia="en-IN" w:bidi="ml-IN"/>
-              </w:rPr>
-              <w:t>–</w:t>
-            </w:r>
-            <w:r>
-              <w:rPr>
-                <w:rFonts w:ascii="BRH Malayalam Extra" w:eastAsia="Times New Roman" w:hAnsi="BRH Malayalam Extra" w:cs="BRH Malayalam Extra"/>
-                <w:color w:val="000000"/>
-                <w:sz w:val="40"/>
-                <w:szCs w:val="40"/>
-                <w:lang w:val="en-IN" w:eastAsia="en-IN" w:bidi="ml-IN"/>
-              </w:rPr>
-              <w:t>J sûxtx˜ |</w:t>
+              <w:t>Z¡ª</w:t>
+            </w:r>
+            <w:proofErr w:type="spellStart"/>
+            <w:r>
+              <w:rPr>
+                <w:rFonts w:ascii="BRH Malayalam Extra" w:eastAsia="Times New Roman" w:hAnsi="BRH Malayalam Extra" w:cs="BRH Malayalam Extra"/>
+                <w:color w:val="000000"/>
+                <w:sz w:val="40"/>
+                <w:szCs w:val="40"/>
+                <w:lang w:val="en-IN" w:eastAsia="en-IN" w:bidi="ml-IN"/>
+              </w:rPr>
+              <w:t>hõ</w:t>
+            </w:r>
+            <w:proofErr w:type="spellEnd"/>
+            <w:r>
+              <w:rPr>
+                <w:rFonts w:ascii="BRH Malayalam Extra" w:eastAsia="Times New Roman" w:hAnsi="BRH Malayalam Extra" w:cs="BRH Malayalam Extra"/>
+                <w:b/>
+                <w:color w:val="000000"/>
+                <w:sz w:val="32"/>
+                <w:szCs w:val="40"/>
+                <w:lang w:val="en-IN" w:eastAsia="en-IN" w:bidi="ml-IN"/>
+              </w:rPr>
+              <w:t>–</w:t>
+            </w:r>
+            <w:r>
+              <w:rPr>
+                <w:rFonts w:ascii="BRH Malayalam Extra" w:eastAsia="Times New Roman" w:hAnsi="BRH Malayalam Extra" w:cs="BRH Malayalam Extra"/>
+                <w:color w:val="000000"/>
+                <w:sz w:val="40"/>
+                <w:szCs w:val="40"/>
+                <w:lang w:val="en-IN" w:eastAsia="en-IN" w:bidi="ml-IN"/>
+              </w:rPr>
+              <w:t xml:space="preserve">J </w:t>
+            </w:r>
+            <w:proofErr w:type="spellStart"/>
+            <w:r>
+              <w:rPr>
+                <w:rFonts w:ascii="BRH Malayalam Extra" w:eastAsia="Times New Roman" w:hAnsi="BRH Malayalam Extra" w:cs="BRH Malayalam Extra"/>
+                <w:color w:val="000000"/>
+                <w:sz w:val="40"/>
+                <w:szCs w:val="40"/>
+                <w:lang w:val="en-IN" w:eastAsia="en-IN" w:bidi="ml-IN"/>
+              </w:rPr>
+              <w:t>sûxtx</w:t>
+            </w:r>
+            <w:proofErr w:type="spellEnd"/>
+            <w:r>
+              <w:rPr>
+                <w:rFonts w:ascii="BRH Malayalam Extra" w:eastAsia="Times New Roman" w:hAnsi="BRH Malayalam Extra" w:cs="BRH Malayalam Extra"/>
+                <w:color w:val="000000"/>
+                <w:sz w:val="40"/>
+                <w:szCs w:val="40"/>
+                <w:lang w:val="en-IN" w:eastAsia="en-IN" w:bidi="ml-IN"/>
+              </w:rPr>
+              <w:t>˜ |</w:t>
             </w:r>
           </w:p>
         </w:tc>
@@ -8665,6 +12145,7 @@
               </w:rPr>
               <w:t>–</w:t>
             </w:r>
+            <w:proofErr w:type="spellStart"/>
             <w:r>
               <w:rPr>
                 <w:rFonts w:ascii="BRH Malayalam Extra" w:eastAsia="Times New Roman" w:hAnsi="BRH Malayalam Extra" w:cs="BRH Malayalam Extra"/>
@@ -8675,6 +12156,7 @@
               </w:rPr>
               <w:t>ræx</w:t>
             </w:r>
+            <w:proofErr w:type="spellEnd"/>
             <w:r>
               <w:rPr>
                 <w:rFonts w:ascii="BRH Malayalam Extra" w:eastAsia="Times New Roman" w:hAnsi="BRH Malayalam Extra" w:cs="BRH Malayalam Extra"/>
@@ -8707,6 +12189,7 @@
               </w:rPr>
               <w:t>–</w:t>
             </w:r>
+            <w:proofErr w:type="spellStart"/>
             <w:r>
               <w:rPr>
                 <w:rFonts w:ascii="BRH Malayalam Extra" w:eastAsia="Times New Roman" w:hAnsi="BRH Malayalam Extra" w:cs="BRH Malayalam Extra"/>
@@ -8717,26 +12200,49 @@
               </w:rPr>
               <w:t>qhõ</w:t>
             </w:r>
-            <w:r>
-              <w:rPr>
-                <w:rFonts w:ascii="BRH Malayalam Extra" w:eastAsia="Times New Roman" w:hAnsi="BRH Malayalam Extra" w:cs="BRH Malayalam Extra"/>
-                <w:b/>
-                <w:color w:val="000000"/>
-                <w:sz w:val="32"/>
-                <w:szCs w:val="40"/>
-                <w:lang w:val="en-IN" w:eastAsia="en-IN" w:bidi="ml-IN"/>
-              </w:rPr>
-              <w:t>–</w:t>
-            </w:r>
-            <w:r>
-              <w:rPr>
-                <w:rFonts w:ascii="BRH Malayalam Extra" w:eastAsia="Times New Roman" w:hAnsi="BRH Malayalam Extra" w:cs="BRH Malayalam Extra"/>
-                <w:color w:val="000000"/>
-                <w:sz w:val="40"/>
-                <w:szCs w:val="40"/>
-                <w:lang w:val="en-IN" w:eastAsia="en-IN" w:bidi="ml-IN"/>
-              </w:rPr>
-              <w:t xml:space="preserve">J sûxtx˜ | </w:t>
+            <w:proofErr w:type="spellEnd"/>
+            <w:r>
+              <w:rPr>
+                <w:rFonts w:ascii="BRH Malayalam Extra" w:eastAsia="Times New Roman" w:hAnsi="BRH Malayalam Extra" w:cs="BRH Malayalam Extra"/>
+                <w:b/>
+                <w:color w:val="000000"/>
+                <w:sz w:val="32"/>
+                <w:szCs w:val="40"/>
+                <w:lang w:val="en-IN" w:eastAsia="en-IN" w:bidi="ml-IN"/>
+              </w:rPr>
+              <w:t>–</w:t>
+            </w:r>
+            <w:r>
+              <w:rPr>
+                <w:rFonts w:ascii="BRH Malayalam Extra" w:eastAsia="Times New Roman" w:hAnsi="BRH Malayalam Extra" w:cs="BRH Malayalam Extra"/>
+                <w:color w:val="000000"/>
+                <w:sz w:val="40"/>
+                <w:szCs w:val="40"/>
+                <w:lang w:val="en-IN" w:eastAsia="en-IN" w:bidi="ml-IN"/>
+              </w:rPr>
+              <w:t xml:space="preserve">J </w:t>
+            </w:r>
+            <w:proofErr w:type="spellStart"/>
+            <w:r>
+              <w:rPr>
+                <w:rFonts w:ascii="BRH Malayalam Extra" w:eastAsia="Times New Roman" w:hAnsi="BRH Malayalam Extra" w:cs="BRH Malayalam Extra"/>
+                <w:color w:val="000000"/>
+                <w:sz w:val="40"/>
+                <w:szCs w:val="40"/>
+                <w:lang w:val="en-IN" w:eastAsia="en-IN" w:bidi="ml-IN"/>
+              </w:rPr>
+              <w:t>sûxtx</w:t>
+            </w:r>
+            <w:proofErr w:type="spellEnd"/>
+            <w:r>
+              <w:rPr>
+                <w:rFonts w:ascii="BRH Malayalam Extra" w:eastAsia="Times New Roman" w:hAnsi="BRH Malayalam Extra" w:cs="BRH Malayalam Extra"/>
+                <w:color w:val="000000"/>
+                <w:sz w:val="40"/>
+                <w:szCs w:val="40"/>
+                <w:lang w:val="en-IN" w:eastAsia="en-IN" w:bidi="ml-IN"/>
+              </w:rPr>
+              <w:t xml:space="preserve">˜ | </w:t>
             </w:r>
           </w:p>
           <w:p>
@@ -8775,6 +12281,7 @@
               </w:rPr>
               <w:t>–</w:t>
             </w:r>
+            <w:proofErr w:type="spellStart"/>
             <w:r>
               <w:rPr>
                 <w:rFonts w:ascii="BRH Malayalam Extra" w:eastAsia="Times New Roman" w:hAnsi="BRH Malayalam Extra" w:cs="BRH Malayalam Extra"/>
@@ -8785,6 +12292,7 @@
               </w:rPr>
               <w:t>ræx</w:t>
             </w:r>
+            <w:proofErr w:type="spellEnd"/>
             <w:r>
               <w:rPr>
                 <w:rFonts w:ascii="BRH Malayalam Extra" w:eastAsia="Times New Roman" w:hAnsi="BRH Malayalam Extra" w:cs="BRH Malayalam Extra"/>
@@ -8817,6 +12325,7 @@
               </w:rPr>
               <w:t>–</w:t>
             </w:r>
+            <w:proofErr w:type="spellStart"/>
             <w:r>
               <w:rPr>
                 <w:rFonts w:ascii="BRH Malayalam Extra" w:eastAsia="Times New Roman" w:hAnsi="BRH Malayalam Extra" w:cs="BRH Malayalam Extra"/>
@@ -8827,6 +12336,7 @@
               </w:rPr>
               <w:t>qhõ</w:t>
             </w:r>
+            <w:proofErr w:type="spellEnd"/>
             <w:r>
               <w:rPr>
                 <w:rFonts w:ascii="BRH Malayalam Extra" w:eastAsia="Times New Roman" w:hAnsi="BRH Malayalam Extra" w:cs="BRH Malayalam Extra"/>
@@ -8864,6 +12374,7 @@
                 <w:lang w:val="en-IN" w:eastAsia="en-IN" w:bidi="ml-IN"/>
               </w:rPr>
             </w:pPr>
+            <w:proofErr w:type="spellStart"/>
             <w:r>
               <w:rPr>
                 <w:rFonts w:ascii="BRH Malayalam Extra" w:eastAsia="Times New Roman" w:hAnsi="BRH Malayalam Extra" w:cs="BRH Malayalam Extra"/>
@@ -8885,37 +12396,62 @@
               </w:rPr>
               <w:t>Zõx</w:t>
             </w:r>
-            <w:r>
-              <w:rPr>
-                <w:rFonts w:ascii="BRH Malayalam Extra" w:eastAsia="Times New Roman" w:hAnsi="BRH Malayalam Extra" w:cs="BRH Malayalam Extra"/>
-                <w:color w:val="000000"/>
-                <w:sz w:val="40"/>
-                <w:szCs w:val="40"/>
-                <w:lang w:val="en-IN" w:eastAsia="en-IN" w:bidi="ml-IN"/>
-              </w:rPr>
-              <w:t>—ræxb</w:t>
-            </w:r>
-            <w:r>
-              <w:rPr>
-                <w:rFonts w:ascii="BRH Malayalam Extra" w:eastAsia="Times New Roman" w:hAnsi="BRH Malayalam Extra" w:cs="BRH Malayalam Extra"/>
-                <w:b/>
-                <w:color w:val="000000"/>
-                <w:sz w:val="32"/>
-                <w:szCs w:val="40"/>
-                <w:lang w:val="en-IN" w:eastAsia="en-IN" w:bidi="ml-IN"/>
-              </w:rPr>
-              <w:t>–</w:t>
-            </w:r>
-            <w:r>
-              <w:rPr>
-                <w:rFonts w:ascii="BRH Malayalam Extra" w:eastAsia="Times New Roman" w:hAnsi="BRH Malayalam Extra" w:cs="BRH Malayalam Extra"/>
-                <w:color w:val="000000"/>
-                <w:sz w:val="40"/>
-                <w:szCs w:val="40"/>
-                <w:lang w:val="en-IN" w:eastAsia="en-IN" w:bidi="ml-IN"/>
-              </w:rPr>
-              <w:t>q - hõ</w:t>
-            </w:r>
+            <w:proofErr w:type="spellEnd"/>
+            <w:r>
+              <w:rPr>
+                <w:rFonts w:ascii="BRH Malayalam Extra" w:eastAsia="Times New Roman" w:hAnsi="BRH Malayalam Extra" w:cs="BRH Malayalam Extra"/>
+                <w:color w:val="000000"/>
+                <w:sz w:val="40"/>
+                <w:szCs w:val="40"/>
+                <w:lang w:val="en-IN" w:eastAsia="en-IN" w:bidi="ml-IN"/>
+              </w:rPr>
+              <w:t>—</w:t>
+            </w:r>
+            <w:proofErr w:type="spellStart"/>
+            <w:r>
+              <w:rPr>
+                <w:rFonts w:ascii="BRH Malayalam Extra" w:eastAsia="Times New Roman" w:hAnsi="BRH Malayalam Extra" w:cs="BRH Malayalam Extra"/>
+                <w:color w:val="000000"/>
+                <w:sz w:val="40"/>
+                <w:szCs w:val="40"/>
+                <w:lang w:val="en-IN" w:eastAsia="en-IN" w:bidi="ml-IN"/>
+              </w:rPr>
+              <w:t>ræxb</w:t>
+            </w:r>
+            <w:proofErr w:type="spellEnd"/>
+            <w:r>
+              <w:rPr>
+                <w:rFonts w:ascii="BRH Malayalam Extra" w:eastAsia="Times New Roman" w:hAnsi="BRH Malayalam Extra" w:cs="BRH Malayalam Extra"/>
+                <w:b/>
+                <w:color w:val="000000"/>
+                <w:sz w:val="32"/>
+                <w:szCs w:val="40"/>
+                <w:lang w:val="en-IN" w:eastAsia="en-IN" w:bidi="ml-IN"/>
+              </w:rPr>
+              <w:t>–</w:t>
+            </w:r>
+            <w:r>
+              <w:rPr>
+                <w:rFonts w:ascii="BRH Malayalam Extra" w:eastAsia="Times New Roman" w:hAnsi="BRH Malayalam Extra" w:cs="BRH Malayalam Extra"/>
+                <w:color w:val="000000"/>
+                <w:sz w:val="40"/>
+                <w:szCs w:val="40"/>
+                <w:lang w:val="en-IN" w:eastAsia="en-IN" w:bidi="ml-IN"/>
+              </w:rPr>
+              <w:t xml:space="preserve">q - </w:t>
+            </w:r>
+            <w:proofErr w:type="spellStart"/>
+            <w:r>
+              <w:rPr>
+                <w:rFonts w:ascii="BRH Malayalam Extra" w:eastAsia="Times New Roman" w:hAnsi="BRH Malayalam Extra" w:cs="BRH Malayalam Extra"/>
+                <w:color w:val="000000"/>
+                <w:sz w:val="40"/>
+                <w:szCs w:val="40"/>
+                <w:lang w:val="en-IN" w:eastAsia="en-IN" w:bidi="ml-IN"/>
+              </w:rPr>
+              <w:t>hõ</w:t>
+            </w:r>
+            <w:proofErr w:type="spellEnd"/>
             <w:r>
               <w:rPr>
                 <w:rFonts w:ascii="BRH Malayalam Extra" w:eastAsia="Times New Roman" w:hAnsi="BRH Malayalam Extra" w:cs="BRH Malayalam Extra"/>
@@ -8979,6 +12515,7 @@
               </w:rPr>
               <w:t>–</w:t>
             </w:r>
+            <w:proofErr w:type="spellStart"/>
             <w:r>
               <w:rPr>
                 <w:rFonts w:ascii="BRH Malayalam Extra" w:eastAsia="Times New Roman" w:hAnsi="BRH Malayalam Extra" w:cs="BRH Malayalam Extra"/>
@@ -8989,6 +12526,7 @@
               </w:rPr>
               <w:t>ræx</w:t>
             </w:r>
+            <w:proofErr w:type="spellEnd"/>
             <w:r>
               <w:rPr>
                 <w:rFonts w:ascii="BRH Malayalam Extra" w:eastAsia="Times New Roman" w:hAnsi="BRH Malayalam Extra" w:cs="BRH Malayalam Extra"/>
@@ -9021,6 +12559,7 @@
               </w:rPr>
               <w:t>–</w:t>
             </w:r>
+            <w:proofErr w:type="spellStart"/>
             <w:r>
               <w:rPr>
                 <w:rFonts w:ascii="BRH Malayalam Extra" w:eastAsia="Times New Roman" w:hAnsi="BRH Malayalam Extra" w:cs="BRH Malayalam Extra"/>
@@ -9031,26 +12570,49 @@
               </w:rPr>
               <w:t>qhõ</w:t>
             </w:r>
-            <w:r>
-              <w:rPr>
-                <w:rFonts w:ascii="BRH Malayalam Extra" w:eastAsia="Times New Roman" w:hAnsi="BRH Malayalam Extra" w:cs="BRH Malayalam Extra"/>
-                <w:b/>
-                <w:color w:val="000000"/>
-                <w:sz w:val="32"/>
-                <w:szCs w:val="40"/>
-                <w:lang w:val="en-IN" w:eastAsia="en-IN" w:bidi="ml-IN"/>
-              </w:rPr>
-              <w:t>–</w:t>
-            </w:r>
-            <w:r>
-              <w:rPr>
-                <w:rFonts w:ascii="BRH Malayalam Extra" w:eastAsia="Times New Roman" w:hAnsi="BRH Malayalam Extra" w:cs="BRH Malayalam Extra"/>
-                <w:color w:val="000000"/>
-                <w:sz w:val="40"/>
-                <w:szCs w:val="40"/>
-                <w:lang w:val="en-IN" w:eastAsia="en-IN" w:bidi="ml-IN"/>
-              </w:rPr>
-              <w:t xml:space="preserve">J sûxtx˜ | </w:t>
+            <w:proofErr w:type="spellEnd"/>
+            <w:r>
+              <w:rPr>
+                <w:rFonts w:ascii="BRH Malayalam Extra" w:eastAsia="Times New Roman" w:hAnsi="BRH Malayalam Extra" w:cs="BRH Malayalam Extra"/>
+                <w:b/>
+                <w:color w:val="000000"/>
+                <w:sz w:val="32"/>
+                <w:szCs w:val="40"/>
+                <w:lang w:val="en-IN" w:eastAsia="en-IN" w:bidi="ml-IN"/>
+              </w:rPr>
+              <w:t>–</w:t>
+            </w:r>
+            <w:r>
+              <w:rPr>
+                <w:rFonts w:ascii="BRH Malayalam Extra" w:eastAsia="Times New Roman" w:hAnsi="BRH Malayalam Extra" w:cs="BRH Malayalam Extra"/>
+                <w:color w:val="000000"/>
+                <w:sz w:val="40"/>
+                <w:szCs w:val="40"/>
+                <w:lang w:val="en-IN" w:eastAsia="en-IN" w:bidi="ml-IN"/>
+              </w:rPr>
+              <w:t xml:space="preserve">J </w:t>
+            </w:r>
+            <w:proofErr w:type="spellStart"/>
+            <w:r>
+              <w:rPr>
+                <w:rFonts w:ascii="BRH Malayalam Extra" w:eastAsia="Times New Roman" w:hAnsi="BRH Malayalam Extra" w:cs="BRH Malayalam Extra"/>
+                <w:color w:val="000000"/>
+                <w:sz w:val="40"/>
+                <w:szCs w:val="40"/>
+                <w:lang w:val="en-IN" w:eastAsia="en-IN" w:bidi="ml-IN"/>
+              </w:rPr>
+              <w:t>sûxtx</w:t>
+            </w:r>
+            <w:proofErr w:type="spellEnd"/>
+            <w:r>
+              <w:rPr>
+                <w:rFonts w:ascii="BRH Malayalam Extra" w:eastAsia="Times New Roman" w:hAnsi="BRH Malayalam Extra" w:cs="BRH Malayalam Extra"/>
+                <w:color w:val="000000"/>
+                <w:sz w:val="40"/>
+                <w:szCs w:val="40"/>
+                <w:lang w:val="en-IN" w:eastAsia="en-IN" w:bidi="ml-IN"/>
+              </w:rPr>
+              <w:t xml:space="preserve">˜ | </w:t>
             </w:r>
           </w:p>
           <w:p>
@@ -9089,6 +12651,7 @@
               </w:rPr>
               <w:t>–</w:t>
             </w:r>
+            <w:proofErr w:type="spellStart"/>
             <w:r>
               <w:rPr>
                 <w:rFonts w:ascii="BRH Malayalam Extra" w:eastAsia="Times New Roman" w:hAnsi="BRH Malayalam Extra" w:cs="BRH Malayalam Extra"/>
@@ -9099,6 +12662,7 @@
               </w:rPr>
               <w:t>ræx</w:t>
             </w:r>
+            <w:proofErr w:type="spellEnd"/>
             <w:r>
               <w:rPr>
                 <w:rFonts w:ascii="BRH Malayalam Extra" w:eastAsia="Times New Roman" w:hAnsi="BRH Malayalam Extra" w:cs="BRH Malayalam Extra"/>
@@ -9131,6 +12695,7 @@
               </w:rPr>
               <w:t>–</w:t>
             </w:r>
+            <w:proofErr w:type="spellStart"/>
             <w:r>
               <w:rPr>
                 <w:rFonts w:ascii="BRH Malayalam Extra" w:eastAsia="Times New Roman" w:hAnsi="BRH Malayalam Extra" w:cs="BRH Malayalam Extra"/>
@@ -9141,6 +12706,7 @@
               </w:rPr>
               <w:t>qhõ</w:t>
             </w:r>
+            <w:proofErr w:type="spellEnd"/>
             <w:r>
               <w:rPr>
                 <w:rFonts w:ascii="BRH Malayalam Extra" w:eastAsia="Times New Roman" w:hAnsi="BRH Malayalam Extra" w:cs="BRH Malayalam Extra"/>
@@ -9178,6 +12744,7 @@
                 <w:lang w:val="en-IN" w:eastAsia="en-IN" w:bidi="ml-IN"/>
               </w:rPr>
             </w:pPr>
+            <w:proofErr w:type="spellStart"/>
             <w:r>
               <w:rPr>
                 <w:rFonts w:ascii="BRH Malayalam Extra" w:eastAsia="Times New Roman" w:hAnsi="BRH Malayalam Extra" w:cs="BRH Malayalam Extra"/>
@@ -9199,37 +12766,62 @@
               </w:rPr>
               <w:t>Zõ</w:t>
             </w:r>
-            <w:r>
-              <w:rPr>
-                <w:rFonts w:ascii="BRH Malayalam Extra" w:eastAsia="Times New Roman" w:hAnsi="BRH Malayalam Extra" w:cs="BRH Malayalam Extra"/>
-                <w:color w:val="000000"/>
-                <w:sz w:val="40"/>
-                <w:szCs w:val="40"/>
-                <w:lang w:val="en-IN" w:eastAsia="en-IN" w:bidi="ml-IN"/>
-              </w:rPr>
-              <w:t>—ræxb</w:t>
-            </w:r>
-            <w:r>
-              <w:rPr>
-                <w:rFonts w:ascii="BRH Malayalam Extra" w:eastAsia="Times New Roman" w:hAnsi="BRH Malayalam Extra" w:cs="BRH Malayalam Extra"/>
-                <w:b/>
-                <w:color w:val="000000"/>
-                <w:sz w:val="32"/>
-                <w:szCs w:val="40"/>
-                <w:lang w:val="en-IN" w:eastAsia="en-IN" w:bidi="ml-IN"/>
-              </w:rPr>
-              <w:t>–</w:t>
-            </w:r>
-            <w:r>
-              <w:rPr>
-                <w:rFonts w:ascii="BRH Malayalam Extra" w:eastAsia="Times New Roman" w:hAnsi="BRH Malayalam Extra" w:cs="BRH Malayalam Extra"/>
-                <w:color w:val="000000"/>
-                <w:sz w:val="40"/>
-                <w:szCs w:val="40"/>
-                <w:lang w:val="en-IN" w:eastAsia="en-IN" w:bidi="ml-IN"/>
-              </w:rPr>
-              <w:t>q - hõ</w:t>
-            </w:r>
+            <w:proofErr w:type="spellEnd"/>
+            <w:r>
+              <w:rPr>
+                <w:rFonts w:ascii="BRH Malayalam Extra" w:eastAsia="Times New Roman" w:hAnsi="BRH Malayalam Extra" w:cs="BRH Malayalam Extra"/>
+                <w:color w:val="000000"/>
+                <w:sz w:val="40"/>
+                <w:szCs w:val="40"/>
+                <w:lang w:val="en-IN" w:eastAsia="en-IN" w:bidi="ml-IN"/>
+              </w:rPr>
+              <w:t>—</w:t>
+            </w:r>
+            <w:proofErr w:type="spellStart"/>
+            <w:r>
+              <w:rPr>
+                <w:rFonts w:ascii="BRH Malayalam Extra" w:eastAsia="Times New Roman" w:hAnsi="BRH Malayalam Extra" w:cs="BRH Malayalam Extra"/>
+                <w:color w:val="000000"/>
+                <w:sz w:val="40"/>
+                <w:szCs w:val="40"/>
+                <w:lang w:val="en-IN" w:eastAsia="en-IN" w:bidi="ml-IN"/>
+              </w:rPr>
+              <w:t>ræxb</w:t>
+            </w:r>
+            <w:proofErr w:type="spellEnd"/>
+            <w:r>
+              <w:rPr>
+                <w:rFonts w:ascii="BRH Malayalam Extra" w:eastAsia="Times New Roman" w:hAnsi="BRH Malayalam Extra" w:cs="BRH Malayalam Extra"/>
+                <w:b/>
+                <w:color w:val="000000"/>
+                <w:sz w:val="32"/>
+                <w:szCs w:val="40"/>
+                <w:lang w:val="en-IN" w:eastAsia="en-IN" w:bidi="ml-IN"/>
+              </w:rPr>
+              <w:t>–</w:t>
+            </w:r>
+            <w:r>
+              <w:rPr>
+                <w:rFonts w:ascii="BRH Malayalam Extra" w:eastAsia="Times New Roman" w:hAnsi="BRH Malayalam Extra" w:cs="BRH Malayalam Extra"/>
+                <w:color w:val="000000"/>
+                <w:sz w:val="40"/>
+                <w:szCs w:val="40"/>
+                <w:lang w:val="en-IN" w:eastAsia="en-IN" w:bidi="ml-IN"/>
+              </w:rPr>
+              <w:t xml:space="preserve">q - </w:t>
+            </w:r>
+            <w:proofErr w:type="spellStart"/>
+            <w:r>
+              <w:rPr>
+                <w:rFonts w:ascii="BRH Malayalam Extra" w:eastAsia="Times New Roman" w:hAnsi="BRH Malayalam Extra" w:cs="BRH Malayalam Extra"/>
+                <w:color w:val="000000"/>
+                <w:sz w:val="40"/>
+                <w:szCs w:val="40"/>
+                <w:lang w:val="en-IN" w:eastAsia="en-IN" w:bidi="ml-IN"/>
+              </w:rPr>
+              <w:t>hõ</w:t>
+            </w:r>
+            <w:proofErr w:type="spellEnd"/>
             <w:r>
               <w:rPr>
                 <w:rFonts w:ascii="BRH Malayalam Extra" w:eastAsia="Times New Roman" w:hAnsi="BRH Malayalam Extra" w:cs="BRH Malayalam Extra"/>
@@ -9287,7 +12879,6 @@
                 <w:sz w:val="28"/>
                 <w:szCs w:val="32"/>
               </w:rPr>
-              <w:lastRenderedPageBreak/>
               <w:t>T.S.7.2.13.1 – Kramam</w:t>
             </w:r>
           </w:p>
@@ -9405,15 +12996,49 @@
               </w:rPr>
               <w:t>–</w:t>
             </w:r>
-            <w:r>
-              <w:rPr>
-                <w:rFonts w:ascii="BRH Malayalam Extra" w:eastAsia="Times New Roman" w:hAnsi="BRH Malayalam Extra" w:cs="BRH Malayalam Extra"/>
-                <w:color w:val="000000"/>
-                <w:sz w:val="40"/>
-                <w:szCs w:val="40"/>
-                <w:lang w:val="en-IN" w:eastAsia="en-IN" w:bidi="ml-IN"/>
-              </w:rPr>
-              <w:t xml:space="preserve">W§hõJ sûxtx˜ | </w:t>
+            <w:proofErr w:type="spellStart"/>
+            <w:r>
+              <w:rPr>
+                <w:rFonts w:ascii="BRH Malayalam Extra" w:eastAsia="Times New Roman" w:hAnsi="BRH Malayalam Extra" w:cs="BRH Malayalam Extra"/>
+                <w:color w:val="000000"/>
+                <w:sz w:val="40"/>
+                <w:szCs w:val="40"/>
+                <w:lang w:val="en-IN" w:eastAsia="en-IN" w:bidi="ml-IN"/>
+              </w:rPr>
+              <w:t>W§hõJ</w:t>
+            </w:r>
+            <w:proofErr w:type="spellEnd"/>
+            <w:r>
+              <w:rPr>
+                <w:rFonts w:ascii="BRH Malayalam Extra" w:eastAsia="Times New Roman" w:hAnsi="BRH Malayalam Extra" w:cs="BRH Malayalam Extra"/>
+                <w:color w:val="000000"/>
+                <w:sz w:val="40"/>
+                <w:szCs w:val="40"/>
+                <w:lang w:val="en-IN" w:eastAsia="en-IN" w:bidi="ml-IN"/>
+              </w:rPr>
+              <w:t xml:space="preserve"> </w:t>
+            </w:r>
+            <w:proofErr w:type="spellStart"/>
+            <w:r>
+              <w:rPr>
+                <w:rFonts w:ascii="BRH Malayalam Extra" w:eastAsia="Times New Roman" w:hAnsi="BRH Malayalam Extra" w:cs="BRH Malayalam Extra"/>
+                <w:color w:val="000000"/>
+                <w:sz w:val="40"/>
+                <w:szCs w:val="40"/>
+                <w:lang w:val="en-IN" w:eastAsia="en-IN" w:bidi="ml-IN"/>
+              </w:rPr>
+              <w:t>sûxtx</w:t>
+            </w:r>
+            <w:proofErr w:type="spellEnd"/>
+            <w:r>
+              <w:rPr>
+                <w:rFonts w:ascii="BRH Malayalam Extra" w:eastAsia="Times New Roman" w:hAnsi="BRH Malayalam Extra" w:cs="BRH Malayalam Extra"/>
+                <w:color w:val="000000"/>
+                <w:sz w:val="40"/>
+                <w:szCs w:val="40"/>
+                <w:lang w:val="en-IN" w:eastAsia="en-IN" w:bidi="ml-IN"/>
+              </w:rPr>
+              <w:t xml:space="preserve">˜ | </w:t>
             </w:r>
           </w:p>
           <w:p>
@@ -9452,6 +13077,7 @@
               </w:rPr>
               <w:t>–</w:t>
             </w:r>
+            <w:proofErr w:type="spellStart"/>
             <w:r>
               <w:rPr>
                 <w:rFonts w:ascii="BRH Malayalam Extra" w:eastAsia="Times New Roman" w:hAnsi="BRH Malayalam Extra" w:cs="BRH Malayalam Extra"/>
@@ -9473,15 +13099,82 @@
               </w:rPr>
               <w:t>h</w:t>
             </w:r>
-            <w:r>
-              <w:rPr>
-                <w:rFonts w:ascii="BRH Malayalam Extra" w:eastAsia="Times New Roman" w:hAnsi="BRH Malayalam Extra" w:cs="BRH Malayalam Extra"/>
-                <w:color w:val="000000"/>
-                <w:sz w:val="40"/>
-                <w:szCs w:val="40"/>
-                <w:lang w:val="en-IN" w:eastAsia="en-IN" w:bidi="ml-IN"/>
-              </w:rPr>
-              <w:t xml:space="preserve"> CZy— rU§ - hõJ |</w:t>
+            <w:proofErr w:type="spellEnd"/>
+            <w:r>
+              <w:rPr>
+                <w:rFonts w:ascii="BRH Malayalam Extra" w:eastAsia="Times New Roman" w:hAnsi="BRH Malayalam Extra" w:cs="BRH Malayalam Extra"/>
+                <w:color w:val="000000"/>
+                <w:sz w:val="40"/>
+                <w:szCs w:val="40"/>
+                <w:lang w:val="en-IN" w:eastAsia="en-IN" w:bidi="ml-IN"/>
+              </w:rPr>
+              <w:t xml:space="preserve"> </w:t>
+            </w:r>
+            <w:proofErr w:type="spellStart"/>
+            <w:r>
+              <w:rPr>
+                <w:rFonts w:ascii="BRH Malayalam Extra" w:eastAsia="Times New Roman" w:hAnsi="BRH Malayalam Extra" w:cs="BRH Malayalam Extra"/>
+                <w:color w:val="000000"/>
+                <w:sz w:val="40"/>
+                <w:szCs w:val="40"/>
+                <w:lang w:val="en-IN" w:eastAsia="en-IN" w:bidi="ml-IN"/>
+              </w:rPr>
+              <w:t>CZy</w:t>
+            </w:r>
+            <w:proofErr w:type="spellEnd"/>
+            <w:r>
+              <w:rPr>
+                <w:rFonts w:ascii="BRH Malayalam Extra" w:eastAsia="Times New Roman" w:hAnsi="BRH Malayalam Extra" w:cs="BRH Malayalam Extra"/>
+                <w:color w:val="000000"/>
+                <w:sz w:val="40"/>
+                <w:szCs w:val="40"/>
+                <w:lang w:val="en-IN" w:eastAsia="en-IN" w:bidi="ml-IN"/>
+              </w:rPr>
+              <w:t xml:space="preserve">— </w:t>
+            </w:r>
+            <w:proofErr w:type="spellStart"/>
+            <w:r>
+              <w:rPr>
+                <w:rFonts w:ascii="BRH Malayalam Extra" w:eastAsia="Times New Roman" w:hAnsi="BRH Malayalam Extra" w:cs="BRH Malayalam Extra"/>
+                <w:color w:val="000000"/>
+                <w:sz w:val="40"/>
+                <w:szCs w:val="40"/>
+                <w:lang w:val="en-IN" w:eastAsia="en-IN" w:bidi="ml-IN"/>
+              </w:rPr>
+              <w:t>rU</w:t>
+            </w:r>
+            <w:proofErr w:type="spellEnd"/>
+            <w:r>
+              <w:rPr>
+                <w:rFonts w:ascii="BRH Malayalam Extra" w:eastAsia="Times New Roman" w:hAnsi="BRH Malayalam Extra" w:cs="BRH Malayalam Extra"/>
+                <w:color w:val="000000"/>
+                <w:sz w:val="40"/>
+                <w:szCs w:val="40"/>
+                <w:lang w:val="en-IN" w:eastAsia="en-IN" w:bidi="ml-IN"/>
+              </w:rPr>
+              <w:t xml:space="preserve">§ - </w:t>
+            </w:r>
+            <w:proofErr w:type="spellStart"/>
+            <w:r>
+              <w:rPr>
+                <w:rFonts w:ascii="BRH Malayalam Extra" w:eastAsia="Times New Roman" w:hAnsi="BRH Malayalam Extra" w:cs="BRH Malayalam Extra"/>
+                <w:color w:val="000000"/>
+                <w:sz w:val="40"/>
+                <w:szCs w:val="40"/>
+                <w:lang w:val="en-IN" w:eastAsia="en-IN" w:bidi="ml-IN"/>
+              </w:rPr>
+              <w:t>hõJ</w:t>
+            </w:r>
+            <w:proofErr w:type="spellEnd"/>
+            <w:r>
+              <w:rPr>
+                <w:rFonts w:ascii="BRH Malayalam Extra" w:eastAsia="Times New Roman" w:hAnsi="BRH Malayalam Extra" w:cs="BRH Malayalam Extra"/>
+                <w:color w:val="000000"/>
+                <w:sz w:val="40"/>
+                <w:szCs w:val="40"/>
+                <w:lang w:val="en-IN" w:eastAsia="en-IN" w:bidi="ml-IN"/>
+              </w:rPr>
+              <w:t xml:space="preserve"> |</w:t>
             </w:r>
           </w:p>
         </w:tc>
@@ -9525,15 +13218,49 @@
               </w:rPr>
               <w:t>–</w:t>
             </w:r>
-            <w:r>
-              <w:rPr>
-                <w:rFonts w:ascii="BRH Malayalam Extra" w:eastAsia="Times New Roman" w:hAnsi="BRH Malayalam Extra" w:cs="BRH Malayalam Extra"/>
-                <w:color w:val="000000"/>
-                <w:sz w:val="40"/>
-                <w:szCs w:val="40"/>
-                <w:lang w:val="en-IN" w:eastAsia="en-IN" w:bidi="ml-IN"/>
-              </w:rPr>
-              <w:t xml:space="preserve">W§hõJ sûxtx˜ | </w:t>
+            <w:proofErr w:type="spellStart"/>
+            <w:r>
+              <w:rPr>
+                <w:rFonts w:ascii="BRH Malayalam Extra" w:eastAsia="Times New Roman" w:hAnsi="BRH Malayalam Extra" w:cs="BRH Malayalam Extra"/>
+                <w:color w:val="000000"/>
+                <w:sz w:val="40"/>
+                <w:szCs w:val="40"/>
+                <w:lang w:val="en-IN" w:eastAsia="en-IN" w:bidi="ml-IN"/>
+              </w:rPr>
+              <w:t>W§hõJ</w:t>
+            </w:r>
+            <w:proofErr w:type="spellEnd"/>
+            <w:r>
+              <w:rPr>
+                <w:rFonts w:ascii="BRH Malayalam Extra" w:eastAsia="Times New Roman" w:hAnsi="BRH Malayalam Extra" w:cs="BRH Malayalam Extra"/>
+                <w:color w:val="000000"/>
+                <w:sz w:val="40"/>
+                <w:szCs w:val="40"/>
+                <w:lang w:val="en-IN" w:eastAsia="en-IN" w:bidi="ml-IN"/>
+              </w:rPr>
+              <w:t xml:space="preserve"> </w:t>
+            </w:r>
+            <w:proofErr w:type="spellStart"/>
+            <w:r>
+              <w:rPr>
+                <w:rFonts w:ascii="BRH Malayalam Extra" w:eastAsia="Times New Roman" w:hAnsi="BRH Malayalam Extra" w:cs="BRH Malayalam Extra"/>
+                <w:color w:val="000000"/>
+                <w:sz w:val="40"/>
+                <w:szCs w:val="40"/>
+                <w:lang w:val="en-IN" w:eastAsia="en-IN" w:bidi="ml-IN"/>
+              </w:rPr>
+              <w:t>sûxtx</w:t>
+            </w:r>
+            <w:proofErr w:type="spellEnd"/>
+            <w:r>
+              <w:rPr>
+                <w:rFonts w:ascii="BRH Malayalam Extra" w:eastAsia="Times New Roman" w:hAnsi="BRH Malayalam Extra" w:cs="BRH Malayalam Extra"/>
+                <w:color w:val="000000"/>
+                <w:sz w:val="40"/>
+                <w:szCs w:val="40"/>
+                <w:lang w:val="en-IN" w:eastAsia="en-IN" w:bidi="ml-IN"/>
+              </w:rPr>
+              <w:t xml:space="preserve">˜ | </w:t>
             </w:r>
           </w:p>
           <w:p>
@@ -9572,6 +13299,7 @@
               </w:rPr>
               <w:t>–</w:t>
             </w:r>
+            <w:proofErr w:type="spellStart"/>
             <w:r>
               <w:rPr>
                 <w:rFonts w:ascii="BRH Malayalam Extra" w:eastAsia="Times New Roman" w:hAnsi="BRH Malayalam Extra" w:cs="BRH Malayalam Extra"/>
@@ -9593,15 +13321,82 @@
               </w:rPr>
               <w:t>hõ</w:t>
             </w:r>
-            <w:r>
-              <w:rPr>
-                <w:rFonts w:ascii="BRH Malayalam Extra" w:eastAsia="Times New Roman" w:hAnsi="BRH Malayalam Extra" w:cs="BRH Malayalam Extra"/>
-                <w:color w:val="000000"/>
-                <w:sz w:val="40"/>
-                <w:szCs w:val="40"/>
-                <w:lang w:val="en-IN" w:eastAsia="en-IN" w:bidi="ml-IN"/>
-              </w:rPr>
-              <w:t xml:space="preserve"> CZy— rU§ - hõJ |</w:t>
+            <w:proofErr w:type="spellEnd"/>
+            <w:r>
+              <w:rPr>
+                <w:rFonts w:ascii="BRH Malayalam Extra" w:eastAsia="Times New Roman" w:hAnsi="BRH Malayalam Extra" w:cs="BRH Malayalam Extra"/>
+                <w:color w:val="000000"/>
+                <w:sz w:val="40"/>
+                <w:szCs w:val="40"/>
+                <w:lang w:val="en-IN" w:eastAsia="en-IN" w:bidi="ml-IN"/>
+              </w:rPr>
+              <w:t xml:space="preserve"> </w:t>
+            </w:r>
+            <w:proofErr w:type="spellStart"/>
+            <w:r>
+              <w:rPr>
+                <w:rFonts w:ascii="BRH Malayalam Extra" w:eastAsia="Times New Roman" w:hAnsi="BRH Malayalam Extra" w:cs="BRH Malayalam Extra"/>
+                <w:color w:val="000000"/>
+                <w:sz w:val="40"/>
+                <w:szCs w:val="40"/>
+                <w:lang w:val="en-IN" w:eastAsia="en-IN" w:bidi="ml-IN"/>
+              </w:rPr>
+              <w:t>CZy</w:t>
+            </w:r>
+            <w:proofErr w:type="spellEnd"/>
+            <w:r>
+              <w:rPr>
+                <w:rFonts w:ascii="BRH Malayalam Extra" w:eastAsia="Times New Roman" w:hAnsi="BRH Malayalam Extra" w:cs="BRH Malayalam Extra"/>
+                <w:color w:val="000000"/>
+                <w:sz w:val="40"/>
+                <w:szCs w:val="40"/>
+                <w:lang w:val="en-IN" w:eastAsia="en-IN" w:bidi="ml-IN"/>
+              </w:rPr>
+              <w:t xml:space="preserve">— </w:t>
+            </w:r>
+            <w:proofErr w:type="spellStart"/>
+            <w:r>
+              <w:rPr>
+                <w:rFonts w:ascii="BRH Malayalam Extra" w:eastAsia="Times New Roman" w:hAnsi="BRH Malayalam Extra" w:cs="BRH Malayalam Extra"/>
+                <w:color w:val="000000"/>
+                <w:sz w:val="40"/>
+                <w:szCs w:val="40"/>
+                <w:lang w:val="en-IN" w:eastAsia="en-IN" w:bidi="ml-IN"/>
+              </w:rPr>
+              <w:t>rU</w:t>
+            </w:r>
+            <w:proofErr w:type="spellEnd"/>
+            <w:r>
+              <w:rPr>
+                <w:rFonts w:ascii="BRH Malayalam Extra" w:eastAsia="Times New Roman" w:hAnsi="BRH Malayalam Extra" w:cs="BRH Malayalam Extra"/>
+                <w:color w:val="000000"/>
+                <w:sz w:val="40"/>
+                <w:szCs w:val="40"/>
+                <w:lang w:val="en-IN" w:eastAsia="en-IN" w:bidi="ml-IN"/>
+              </w:rPr>
+              <w:t xml:space="preserve">§ - </w:t>
+            </w:r>
+            <w:proofErr w:type="spellStart"/>
+            <w:r>
+              <w:rPr>
+                <w:rFonts w:ascii="BRH Malayalam Extra" w:eastAsia="Times New Roman" w:hAnsi="BRH Malayalam Extra" w:cs="BRH Malayalam Extra"/>
+                <w:color w:val="000000"/>
+                <w:sz w:val="40"/>
+                <w:szCs w:val="40"/>
+                <w:lang w:val="en-IN" w:eastAsia="en-IN" w:bidi="ml-IN"/>
+              </w:rPr>
+              <w:t>hõJ</w:t>
+            </w:r>
+            <w:proofErr w:type="spellEnd"/>
+            <w:r>
+              <w:rPr>
+                <w:rFonts w:ascii="BRH Malayalam Extra" w:eastAsia="Times New Roman" w:hAnsi="BRH Malayalam Extra" w:cs="BRH Malayalam Extra"/>
+                <w:color w:val="000000"/>
+                <w:sz w:val="40"/>
+                <w:szCs w:val="40"/>
+                <w:lang w:val="en-IN" w:eastAsia="en-IN" w:bidi="ml-IN"/>
+              </w:rPr>
+              <w:t xml:space="preserve"> |</w:t>
             </w:r>
           </w:p>
         </w:tc>
@@ -9753,6 +13548,7 @@
                 <w:lang w:val="en-IN" w:eastAsia="en-IN" w:bidi="ml-IN"/>
               </w:rPr>
             </w:pPr>
+            <w:proofErr w:type="spellStart"/>
             <w:r>
               <w:rPr>
                 <w:rFonts w:ascii="BRH Malayalam Extra" w:eastAsia="Times New Roman" w:hAnsi="BRH Malayalam Extra" w:cs="BRH Malayalam Extra"/>
@@ -9772,28 +13568,63 @@
                 <w:szCs w:val="40"/>
                 <w:lang w:val="en-IN" w:eastAsia="en-IN" w:bidi="ml-IN"/>
               </w:rPr>
-              <w:t>tx˜„ræx</w:t>
-            </w:r>
-            <w:r>
-              <w:rPr>
-                <w:rFonts w:ascii="BRH Malayalam Extra" w:eastAsia="Times New Roman" w:hAnsi="BRH Malayalam Extra" w:cs="BRH Malayalam Extra"/>
-                <w:b/>
-                <w:color w:val="000000"/>
-                <w:sz w:val="32"/>
-                <w:szCs w:val="40"/>
-                <w:lang w:val="en-IN" w:eastAsia="en-IN" w:bidi="ml-IN"/>
-              </w:rPr>
-              <w:t>–</w:t>
-            </w:r>
-            <w:r>
-              <w:rPr>
-                <w:rFonts w:ascii="BRH Malayalam Extra" w:eastAsia="Times New Roman" w:hAnsi="BRH Malayalam Extra" w:cs="BRH Malayalam Extra"/>
-                <w:color w:val="000000"/>
-                <w:sz w:val="40"/>
-                <w:szCs w:val="40"/>
-                <w:lang w:val="en-IN" w:eastAsia="en-IN" w:bidi="ml-IN"/>
-              </w:rPr>
-              <w:t xml:space="preserve">hõJ | </w:t>
+              <w:t>tx</w:t>
+            </w:r>
+            <w:proofErr w:type="spellEnd"/>
+            <w:r>
+              <w:rPr>
+                <w:rFonts w:ascii="BRH Malayalam Extra" w:eastAsia="Times New Roman" w:hAnsi="BRH Malayalam Extra" w:cs="BRH Malayalam Extra"/>
+                <w:color w:val="000000"/>
+                <w:sz w:val="40"/>
+                <w:szCs w:val="40"/>
+                <w:lang w:val="en-IN" w:eastAsia="en-IN" w:bidi="ml-IN"/>
+              </w:rPr>
+              <w:t>˜„</w:t>
+            </w:r>
+            <w:proofErr w:type="spellStart"/>
+            <w:r>
+              <w:rPr>
+                <w:rFonts w:ascii="BRH Malayalam Extra" w:eastAsia="Times New Roman" w:hAnsi="BRH Malayalam Extra" w:cs="BRH Malayalam Extra"/>
+                <w:color w:val="000000"/>
+                <w:sz w:val="40"/>
+                <w:szCs w:val="40"/>
+                <w:lang w:val="en-IN" w:eastAsia="en-IN" w:bidi="ml-IN"/>
+              </w:rPr>
+              <w:t>ræx</w:t>
+            </w:r>
+            <w:proofErr w:type="spellEnd"/>
+            <w:r>
+              <w:rPr>
+                <w:rFonts w:ascii="BRH Malayalam Extra" w:eastAsia="Times New Roman" w:hAnsi="BRH Malayalam Extra" w:cs="BRH Malayalam Extra"/>
+                <w:b/>
+                <w:color w:val="000000"/>
+                <w:sz w:val="32"/>
+                <w:szCs w:val="40"/>
+                <w:lang w:val="en-IN" w:eastAsia="en-IN" w:bidi="ml-IN"/>
+              </w:rPr>
+              <w:t>–</w:t>
+            </w:r>
+            <w:proofErr w:type="spellStart"/>
+            <w:r>
+              <w:rPr>
+                <w:rFonts w:ascii="BRH Malayalam Extra" w:eastAsia="Times New Roman" w:hAnsi="BRH Malayalam Extra" w:cs="BRH Malayalam Extra"/>
+                <w:color w:val="000000"/>
+                <w:sz w:val="40"/>
+                <w:szCs w:val="40"/>
+                <w:lang w:val="en-IN" w:eastAsia="en-IN" w:bidi="ml-IN"/>
+              </w:rPr>
+              <w:t>hõJ</w:t>
+            </w:r>
+            <w:proofErr w:type="spellEnd"/>
+            <w:r>
+              <w:rPr>
+                <w:rFonts w:ascii="BRH Malayalam Extra" w:eastAsia="Times New Roman" w:hAnsi="BRH Malayalam Extra" w:cs="BRH Malayalam Extra"/>
+                <w:color w:val="000000"/>
+                <w:sz w:val="40"/>
+                <w:szCs w:val="40"/>
+                <w:lang w:val="en-IN" w:eastAsia="en-IN" w:bidi="ml-IN"/>
+              </w:rPr>
+              <w:t xml:space="preserve"> | </w:t>
             </w:r>
           </w:p>
           <w:p>
@@ -9832,6 +13663,7 @@
               </w:rPr>
               <w:t>–</w:t>
             </w:r>
+            <w:proofErr w:type="spellStart"/>
             <w:r>
               <w:rPr>
                 <w:rFonts w:ascii="BRH Malayalam Extra" w:eastAsia="Times New Roman" w:hAnsi="BRH Malayalam Extra" w:cs="BRH Malayalam Extra"/>
@@ -9842,26 +13674,61 @@
               </w:rPr>
               <w:t>ræx</w:t>
             </w:r>
-            <w:r>
-              <w:rPr>
-                <w:rFonts w:ascii="BRH Malayalam Extra" w:eastAsia="Times New Roman" w:hAnsi="BRH Malayalam Extra" w:cs="BRH Malayalam Extra"/>
-                <w:b/>
-                <w:color w:val="000000"/>
-                <w:sz w:val="32"/>
-                <w:szCs w:val="40"/>
-                <w:lang w:val="en-IN" w:eastAsia="en-IN" w:bidi="ml-IN"/>
-              </w:rPr>
-              <w:t>–</w:t>
-            </w:r>
-            <w:r>
-              <w:rPr>
-                <w:rFonts w:ascii="BRH Malayalam Extra" w:eastAsia="Times New Roman" w:hAnsi="BRH Malayalam Extra" w:cs="BRH Malayalam Extra"/>
-                <w:color w:val="000000"/>
-                <w:sz w:val="40"/>
-                <w:szCs w:val="40"/>
-                <w:lang w:val="en-IN" w:eastAsia="en-IN" w:bidi="ml-IN"/>
-              </w:rPr>
-              <w:t>hõJ sûxtx˜ |</w:t>
+            <w:proofErr w:type="spellEnd"/>
+            <w:r>
+              <w:rPr>
+                <w:rFonts w:ascii="BRH Malayalam Extra" w:eastAsia="Times New Roman" w:hAnsi="BRH Malayalam Extra" w:cs="BRH Malayalam Extra"/>
+                <w:b/>
+                <w:color w:val="000000"/>
+                <w:sz w:val="32"/>
+                <w:szCs w:val="40"/>
+                <w:lang w:val="en-IN" w:eastAsia="en-IN" w:bidi="ml-IN"/>
+              </w:rPr>
+              <w:t>–</w:t>
+            </w:r>
+            <w:proofErr w:type="spellStart"/>
+            <w:r>
+              <w:rPr>
+                <w:rFonts w:ascii="BRH Malayalam Extra" w:eastAsia="Times New Roman" w:hAnsi="BRH Malayalam Extra" w:cs="BRH Malayalam Extra"/>
+                <w:color w:val="000000"/>
+                <w:sz w:val="40"/>
+                <w:szCs w:val="40"/>
+                <w:lang w:val="en-IN" w:eastAsia="en-IN" w:bidi="ml-IN"/>
+              </w:rPr>
+              <w:t>hõJ</w:t>
+            </w:r>
+            <w:proofErr w:type="spellEnd"/>
+            <w:r>
+              <w:rPr>
+                <w:rFonts w:ascii="BRH Malayalam Extra" w:eastAsia="Times New Roman" w:hAnsi="BRH Malayalam Extra" w:cs="BRH Malayalam Extra"/>
+                <w:color w:val="000000"/>
+                <w:sz w:val="40"/>
+                <w:szCs w:val="40"/>
+                <w:lang w:val="en-IN" w:eastAsia="en-IN" w:bidi="ml-IN"/>
+              </w:rPr>
+              <w:t xml:space="preserve"> </w:t>
+            </w:r>
+            <w:proofErr w:type="spellStart"/>
+            <w:r>
+              <w:rPr>
+                <w:rFonts w:ascii="BRH Malayalam Extra" w:eastAsia="Times New Roman" w:hAnsi="BRH Malayalam Extra" w:cs="BRH Malayalam Extra"/>
+                <w:color w:val="000000"/>
+                <w:sz w:val="40"/>
+                <w:szCs w:val="40"/>
+                <w:lang w:val="en-IN" w:eastAsia="en-IN" w:bidi="ml-IN"/>
+              </w:rPr>
+              <w:t>sûxtx</w:t>
+            </w:r>
+            <w:proofErr w:type="spellEnd"/>
+            <w:r>
+              <w:rPr>
+                <w:rFonts w:ascii="BRH Malayalam Extra" w:eastAsia="Times New Roman" w:hAnsi="BRH Malayalam Extra" w:cs="BRH Malayalam Extra"/>
+                <w:color w:val="000000"/>
+                <w:sz w:val="40"/>
+                <w:szCs w:val="40"/>
+                <w:lang w:val="en-IN" w:eastAsia="en-IN" w:bidi="ml-IN"/>
+              </w:rPr>
+              <w:t>˜ |</w:t>
             </w:r>
           </w:p>
         </w:tc>
@@ -9884,6 +13751,7 @@
                 <w:lang w:val="en-IN" w:eastAsia="en-IN" w:bidi="ml-IN"/>
               </w:rPr>
             </w:pPr>
+            <w:proofErr w:type="spellStart"/>
             <w:r>
               <w:rPr>
                 <w:rFonts w:ascii="BRH Malayalam Extra" w:eastAsia="Times New Roman" w:hAnsi="BRH Malayalam Extra" w:cs="BRH Malayalam Extra"/>
@@ -9903,28 +13771,63 @@
                 <w:szCs w:val="40"/>
                 <w:lang w:val="en-IN" w:eastAsia="en-IN" w:bidi="ml-IN"/>
               </w:rPr>
-              <w:t>tx˜„ræx</w:t>
-            </w:r>
-            <w:r>
-              <w:rPr>
-                <w:rFonts w:ascii="BRH Malayalam Extra" w:eastAsia="Times New Roman" w:hAnsi="BRH Malayalam Extra" w:cs="BRH Malayalam Extra"/>
-                <w:b/>
-                <w:color w:val="000000"/>
-                <w:sz w:val="32"/>
-                <w:szCs w:val="40"/>
-                <w:lang w:val="en-IN" w:eastAsia="en-IN" w:bidi="ml-IN"/>
-              </w:rPr>
-              <w:t>–</w:t>
-            </w:r>
-            <w:r>
-              <w:rPr>
-                <w:rFonts w:ascii="BRH Malayalam Extra" w:eastAsia="Times New Roman" w:hAnsi="BRH Malayalam Extra" w:cs="BRH Malayalam Extra"/>
-                <w:color w:val="000000"/>
-                <w:sz w:val="40"/>
-                <w:szCs w:val="40"/>
-                <w:lang w:val="en-IN" w:eastAsia="en-IN" w:bidi="ml-IN"/>
-              </w:rPr>
-              <w:t xml:space="preserve">hõJ | </w:t>
+              <w:t>tx</w:t>
+            </w:r>
+            <w:proofErr w:type="spellEnd"/>
+            <w:r>
+              <w:rPr>
+                <w:rFonts w:ascii="BRH Malayalam Extra" w:eastAsia="Times New Roman" w:hAnsi="BRH Malayalam Extra" w:cs="BRH Malayalam Extra"/>
+                <w:color w:val="000000"/>
+                <w:sz w:val="40"/>
+                <w:szCs w:val="40"/>
+                <w:lang w:val="en-IN" w:eastAsia="en-IN" w:bidi="ml-IN"/>
+              </w:rPr>
+              <w:t>˜„</w:t>
+            </w:r>
+            <w:proofErr w:type="spellStart"/>
+            <w:r>
+              <w:rPr>
+                <w:rFonts w:ascii="BRH Malayalam Extra" w:eastAsia="Times New Roman" w:hAnsi="BRH Malayalam Extra" w:cs="BRH Malayalam Extra"/>
+                <w:color w:val="000000"/>
+                <w:sz w:val="40"/>
+                <w:szCs w:val="40"/>
+                <w:lang w:val="en-IN" w:eastAsia="en-IN" w:bidi="ml-IN"/>
+              </w:rPr>
+              <w:t>ræx</w:t>
+            </w:r>
+            <w:proofErr w:type="spellEnd"/>
+            <w:r>
+              <w:rPr>
+                <w:rFonts w:ascii="BRH Malayalam Extra" w:eastAsia="Times New Roman" w:hAnsi="BRH Malayalam Extra" w:cs="BRH Malayalam Extra"/>
+                <w:b/>
+                <w:color w:val="000000"/>
+                <w:sz w:val="32"/>
+                <w:szCs w:val="40"/>
+                <w:lang w:val="en-IN" w:eastAsia="en-IN" w:bidi="ml-IN"/>
+              </w:rPr>
+              <w:t>–</w:t>
+            </w:r>
+            <w:proofErr w:type="spellStart"/>
+            <w:r>
+              <w:rPr>
+                <w:rFonts w:ascii="BRH Malayalam Extra" w:eastAsia="Times New Roman" w:hAnsi="BRH Malayalam Extra" w:cs="BRH Malayalam Extra"/>
+                <w:color w:val="000000"/>
+                <w:sz w:val="40"/>
+                <w:szCs w:val="40"/>
+                <w:lang w:val="en-IN" w:eastAsia="en-IN" w:bidi="ml-IN"/>
+              </w:rPr>
+              <w:t>hõJ</w:t>
+            </w:r>
+            <w:proofErr w:type="spellEnd"/>
+            <w:r>
+              <w:rPr>
+                <w:rFonts w:ascii="BRH Malayalam Extra" w:eastAsia="Times New Roman" w:hAnsi="BRH Malayalam Extra" w:cs="BRH Malayalam Extra"/>
+                <w:color w:val="000000"/>
+                <w:sz w:val="40"/>
+                <w:szCs w:val="40"/>
+                <w:lang w:val="en-IN" w:eastAsia="en-IN" w:bidi="ml-IN"/>
+              </w:rPr>
+              <w:t xml:space="preserve"> | </w:t>
             </w:r>
           </w:p>
           <w:p>
@@ -9963,6 +13866,7 @@
               </w:rPr>
               <w:t>–</w:t>
             </w:r>
+            <w:proofErr w:type="spellStart"/>
             <w:r>
               <w:rPr>
                 <w:rFonts w:ascii="BRH Malayalam Extra" w:eastAsia="Times New Roman" w:hAnsi="BRH Malayalam Extra" w:cs="BRH Malayalam Extra"/>
@@ -9973,26 +13877,61 @@
               </w:rPr>
               <w:t>ræx</w:t>
             </w:r>
-            <w:r>
-              <w:rPr>
-                <w:rFonts w:ascii="BRH Malayalam Extra" w:eastAsia="Times New Roman" w:hAnsi="BRH Malayalam Extra" w:cs="BRH Malayalam Extra"/>
-                <w:b/>
-                <w:color w:val="000000"/>
-                <w:sz w:val="32"/>
-                <w:szCs w:val="40"/>
-                <w:lang w:val="en-IN" w:eastAsia="en-IN" w:bidi="ml-IN"/>
-              </w:rPr>
-              <w:t>–</w:t>
-            </w:r>
-            <w:r>
-              <w:rPr>
-                <w:rFonts w:ascii="BRH Malayalam Extra" w:eastAsia="Times New Roman" w:hAnsi="BRH Malayalam Extra" w:cs="BRH Malayalam Extra"/>
-                <w:color w:val="000000"/>
-                <w:sz w:val="40"/>
-                <w:szCs w:val="40"/>
-                <w:lang w:val="en-IN" w:eastAsia="en-IN" w:bidi="ml-IN"/>
-              </w:rPr>
-              <w:t>hõJ sûxtx˜ |</w:t>
+            <w:proofErr w:type="spellEnd"/>
+            <w:r>
+              <w:rPr>
+                <w:rFonts w:ascii="BRH Malayalam Extra" w:eastAsia="Times New Roman" w:hAnsi="BRH Malayalam Extra" w:cs="BRH Malayalam Extra"/>
+                <w:b/>
+                <w:color w:val="000000"/>
+                <w:sz w:val="32"/>
+                <w:szCs w:val="40"/>
+                <w:lang w:val="en-IN" w:eastAsia="en-IN" w:bidi="ml-IN"/>
+              </w:rPr>
+              <w:t>–</w:t>
+            </w:r>
+            <w:proofErr w:type="spellStart"/>
+            <w:r>
+              <w:rPr>
+                <w:rFonts w:ascii="BRH Malayalam Extra" w:eastAsia="Times New Roman" w:hAnsi="BRH Malayalam Extra" w:cs="BRH Malayalam Extra"/>
+                <w:color w:val="000000"/>
+                <w:sz w:val="40"/>
+                <w:szCs w:val="40"/>
+                <w:lang w:val="en-IN" w:eastAsia="en-IN" w:bidi="ml-IN"/>
+              </w:rPr>
+              <w:t>hõJ</w:t>
+            </w:r>
+            <w:proofErr w:type="spellEnd"/>
+            <w:r>
+              <w:rPr>
+                <w:rFonts w:ascii="BRH Malayalam Extra" w:eastAsia="Times New Roman" w:hAnsi="BRH Malayalam Extra" w:cs="BRH Malayalam Extra"/>
+                <w:color w:val="000000"/>
+                <w:sz w:val="40"/>
+                <w:szCs w:val="40"/>
+                <w:lang w:val="en-IN" w:eastAsia="en-IN" w:bidi="ml-IN"/>
+              </w:rPr>
+              <w:t xml:space="preserve"> </w:t>
+            </w:r>
+            <w:proofErr w:type="spellStart"/>
+            <w:r>
+              <w:rPr>
+                <w:rFonts w:ascii="BRH Malayalam Extra" w:eastAsia="Times New Roman" w:hAnsi="BRH Malayalam Extra" w:cs="BRH Malayalam Extra"/>
+                <w:color w:val="000000"/>
+                <w:sz w:val="40"/>
+                <w:szCs w:val="40"/>
+                <w:lang w:val="en-IN" w:eastAsia="en-IN" w:bidi="ml-IN"/>
+              </w:rPr>
+              <w:t>sûxtx</w:t>
+            </w:r>
+            <w:proofErr w:type="spellEnd"/>
+            <w:r>
+              <w:rPr>
+                <w:rFonts w:ascii="BRH Malayalam Extra" w:eastAsia="Times New Roman" w:hAnsi="BRH Malayalam Extra" w:cs="BRH Malayalam Extra"/>
+                <w:color w:val="000000"/>
+                <w:sz w:val="40"/>
+                <w:szCs w:val="40"/>
+                <w:lang w:val="en-IN" w:eastAsia="en-IN" w:bidi="ml-IN"/>
+              </w:rPr>
+              <w:t>˜ |</w:t>
             </w:r>
           </w:p>
         </w:tc>
@@ -10126,6 +14065,7 @@
                 <w:lang w:val="en-IN" w:eastAsia="en-IN" w:bidi="ml-IN"/>
               </w:rPr>
             </w:pPr>
+            <w:proofErr w:type="spellStart"/>
             <w:r>
               <w:rPr>
                 <w:rFonts w:ascii="BRH Malayalam Extra" w:eastAsia="Times New Roman" w:hAnsi="BRH Malayalam Extra" w:cs="BRH Malayalam Extra"/>
@@ -10136,27 +14076,40 @@
               </w:rPr>
               <w:t>sûxtx</w:t>
             </w:r>
-            <w:r>
-              <w:rPr>
-                <w:rFonts w:ascii="BRH Malayalam Extra" w:eastAsia="Times New Roman" w:hAnsi="BRH Malayalam Extra" w:cs="BRH Malayalam Extra"/>
-                <w:b/>
-                <w:color w:val="000000"/>
-                <w:sz w:val="32"/>
-                <w:szCs w:val="40"/>
-                <w:lang w:val="en-IN" w:eastAsia="en-IN" w:bidi="ml-IN"/>
-              </w:rPr>
-              <w:t>–</w:t>
-            </w:r>
-            <w:r>
-              <w:rPr>
-                <w:rFonts w:ascii="BRH Malayalam Extra" w:eastAsia="Times New Roman" w:hAnsi="BRH Malayalam Extra" w:cs="BRH Malayalam Extra"/>
-                <w:color w:val="000000"/>
-                <w:sz w:val="40"/>
-                <w:szCs w:val="40"/>
-                <w:lang w:val="en-IN" w:eastAsia="en-IN" w:bidi="ml-IN"/>
-              </w:rPr>
-              <w:t xml:space="preserve"> sªp</w:t>
-            </w:r>
+            <w:proofErr w:type="spellEnd"/>
+            <w:r>
+              <w:rPr>
+                <w:rFonts w:ascii="BRH Malayalam Extra" w:eastAsia="Times New Roman" w:hAnsi="BRH Malayalam Extra" w:cs="BRH Malayalam Extra"/>
+                <w:b/>
+                <w:color w:val="000000"/>
+                <w:sz w:val="32"/>
+                <w:szCs w:val="40"/>
+                <w:lang w:val="en-IN" w:eastAsia="en-IN" w:bidi="ml-IN"/>
+              </w:rPr>
+              <w:t>–</w:t>
+            </w:r>
+            <w:r>
+              <w:rPr>
+                <w:rFonts w:ascii="BRH Malayalam Extra" w:eastAsia="Times New Roman" w:hAnsi="BRH Malayalam Extra" w:cs="BRH Malayalam Extra"/>
+                <w:color w:val="000000"/>
+                <w:sz w:val="40"/>
+                <w:szCs w:val="40"/>
+                <w:lang w:val="en-IN" w:eastAsia="en-IN" w:bidi="ml-IN"/>
+              </w:rPr>
+              <w:t xml:space="preserve"> </w:t>
+            </w:r>
+            <w:proofErr w:type="spellStart"/>
+            <w:r>
+              <w:rPr>
+                <w:rFonts w:ascii="BRH Malayalam Extra" w:eastAsia="Times New Roman" w:hAnsi="BRH Malayalam Extra" w:cs="BRH Malayalam Extra"/>
+                <w:color w:val="000000"/>
+                <w:sz w:val="40"/>
+                <w:szCs w:val="40"/>
+                <w:lang w:val="en-IN" w:eastAsia="en-IN" w:bidi="ml-IN"/>
+              </w:rPr>
+              <w:t>sªp</w:t>
+            </w:r>
+            <w:proofErr w:type="spellEnd"/>
             <w:r>
               <w:rPr>
                 <w:rFonts w:ascii="BRH Malayalam Extra" w:eastAsia="Times New Roman" w:hAnsi="BRH Malayalam Extra" w:cs="BRH Malayalam Extra"/>
@@ -10166,17 +14119,40 @@
                 <w:highlight w:val="yellow"/>
                 <w:lang w:val="en-IN" w:eastAsia="en-IN" w:bidi="ml-IN"/>
               </w:rPr>
-              <w:t>—¤¤s</w:t>
-            </w:r>
-            <w:r>
-              <w:rPr>
-                <w:rFonts w:ascii="BRH Malayalam Extra" w:eastAsia="Times New Roman" w:hAnsi="BRH Malayalam Extra" w:cs="BRH Malayalam Extra"/>
-                <w:color w:val="000000"/>
-                <w:sz w:val="40"/>
-                <w:szCs w:val="40"/>
-                <w:lang w:val="en-IN" w:eastAsia="en-IN" w:bidi="ml-IN"/>
-              </w:rPr>
-              <w:t xml:space="preserve">õ | </w:t>
+              <w:t>—¤¤</w:t>
+            </w:r>
+            <w:proofErr w:type="spellStart"/>
+            <w:r>
+              <w:rPr>
+                <w:rFonts w:ascii="BRH Malayalam Extra" w:eastAsia="Times New Roman" w:hAnsi="BRH Malayalam Extra" w:cs="BRH Malayalam Extra"/>
+                <w:color w:val="000000"/>
+                <w:sz w:val="40"/>
+                <w:szCs w:val="40"/>
+                <w:highlight w:val="yellow"/>
+                <w:lang w:val="en-IN" w:eastAsia="en-IN" w:bidi="ml-IN"/>
+              </w:rPr>
+              <w:t>s</w:t>
+            </w:r>
+            <w:r>
+              <w:rPr>
+                <w:rFonts w:ascii="BRH Malayalam Extra" w:eastAsia="Times New Roman" w:hAnsi="BRH Malayalam Extra" w:cs="BRH Malayalam Extra"/>
+                <w:color w:val="000000"/>
+                <w:sz w:val="40"/>
+                <w:szCs w:val="40"/>
+                <w:lang w:val="en-IN" w:eastAsia="en-IN" w:bidi="ml-IN"/>
+              </w:rPr>
+              <w:t>õ</w:t>
+            </w:r>
+            <w:proofErr w:type="spellEnd"/>
+            <w:r>
+              <w:rPr>
+                <w:rFonts w:ascii="BRH Malayalam Extra" w:eastAsia="Times New Roman" w:hAnsi="BRH Malayalam Extra" w:cs="BRH Malayalam Extra"/>
+                <w:color w:val="000000"/>
+                <w:sz w:val="40"/>
+                <w:szCs w:val="40"/>
+                <w:lang w:val="en-IN" w:eastAsia="en-IN" w:bidi="ml-IN"/>
+              </w:rPr>
+              <w:t xml:space="preserve"> | </w:t>
             </w:r>
           </w:p>
           <w:p>
@@ -10194,36 +14170,82 @@
                 <w:lang w:val="en-IN" w:eastAsia="en-IN" w:bidi="ml-IN"/>
               </w:rPr>
             </w:pPr>
-            <w:r>
-              <w:rPr>
-                <w:rFonts w:ascii="BRH Malayalam Extra" w:eastAsia="Times New Roman" w:hAnsi="BRH Malayalam Extra" w:cs="BRH Malayalam Extra"/>
-                <w:color w:val="000000"/>
-                <w:sz w:val="40"/>
-                <w:szCs w:val="40"/>
-                <w:lang w:val="en-IN" w:eastAsia="en-IN" w:bidi="ml-IN"/>
-              </w:rPr>
-              <w:t>sªp—¤¤sô</w:t>
-            </w:r>
-            <w:r>
-              <w:rPr>
-                <w:rFonts w:ascii="BRH Malayalam Extra" w:eastAsia="Times New Roman" w:hAnsi="BRH Malayalam Extra" w:cs="BRH Malayalam Extra"/>
-                <w:b/>
-                <w:color w:val="000000"/>
-                <w:sz w:val="32"/>
-                <w:szCs w:val="40"/>
-                <w:lang w:val="en-IN" w:eastAsia="en-IN" w:bidi="ml-IN"/>
-              </w:rPr>
-              <w:t>–</w:t>
-            </w:r>
-            <w:r>
-              <w:rPr>
-                <w:rFonts w:ascii="BRH Malayalam Extra" w:eastAsia="Times New Roman" w:hAnsi="BRH Malayalam Extra" w:cs="BRH Malayalam Extra"/>
-                <w:color w:val="000000"/>
-                <w:sz w:val="40"/>
-                <w:szCs w:val="40"/>
-                <w:lang w:val="en-IN" w:eastAsia="en-IN" w:bidi="ml-IN"/>
-              </w:rPr>
-              <w:t xml:space="preserve"> sûxtx˜ |</w:t>
+            <w:proofErr w:type="spellStart"/>
+            <w:r>
+              <w:rPr>
+                <w:rFonts w:ascii="BRH Malayalam Extra" w:eastAsia="Times New Roman" w:hAnsi="BRH Malayalam Extra" w:cs="BRH Malayalam Extra"/>
+                <w:color w:val="000000"/>
+                <w:sz w:val="40"/>
+                <w:szCs w:val="40"/>
+                <w:lang w:val="en-IN" w:eastAsia="en-IN" w:bidi="ml-IN"/>
+              </w:rPr>
+              <w:t>sªp</w:t>
+            </w:r>
+            <w:proofErr w:type="spellEnd"/>
+            <w:r>
+              <w:rPr>
+                <w:rFonts w:ascii="BRH Malayalam Extra" w:eastAsia="Times New Roman" w:hAnsi="BRH Malayalam Extra" w:cs="BRH Malayalam Extra"/>
+                <w:color w:val="000000"/>
+                <w:sz w:val="40"/>
+                <w:szCs w:val="40"/>
+                <w:lang w:val="en-IN" w:eastAsia="en-IN" w:bidi="ml-IN"/>
+              </w:rPr>
+              <w:t>—¤¤</w:t>
+            </w:r>
+            <w:proofErr w:type="spellStart"/>
+            <w:r>
+              <w:rPr>
+                <w:rFonts w:ascii="BRH Malayalam Extra" w:eastAsia="Times New Roman" w:hAnsi="BRH Malayalam Extra" w:cs="BRH Malayalam Extra"/>
+                <w:color w:val="000000"/>
+                <w:sz w:val="40"/>
+                <w:szCs w:val="40"/>
+                <w:lang w:val="en-IN" w:eastAsia="en-IN" w:bidi="ml-IN"/>
+              </w:rPr>
+              <w:t>sô</w:t>
+            </w:r>
+            <w:proofErr w:type="spellEnd"/>
+            <w:r>
+              <w:rPr>
+                <w:rFonts w:ascii="BRH Malayalam Extra" w:eastAsia="Times New Roman" w:hAnsi="BRH Malayalam Extra" w:cs="BRH Malayalam Extra"/>
+                <w:b/>
+                <w:color w:val="000000"/>
+                <w:sz w:val="32"/>
+                <w:szCs w:val="40"/>
+                <w:lang w:val="en-IN" w:eastAsia="en-IN" w:bidi="ml-IN"/>
+              </w:rPr>
+              <w:t>–</w:t>
+            </w:r>
+            <w:r>
+              <w:rPr>
+                <w:rFonts w:ascii="BRH Malayalam Extra" w:eastAsia="Times New Roman" w:hAnsi="BRH Malayalam Extra" w:cs="BRH Malayalam Extra"/>
+                <w:color w:val="000000"/>
+                <w:sz w:val="40"/>
+                <w:szCs w:val="40"/>
+                <w:lang w:val="en-IN" w:eastAsia="en-IN" w:bidi="ml-IN"/>
+              </w:rPr>
+              <w:t xml:space="preserve"> </w:t>
+            </w:r>
+            <w:proofErr w:type="spellStart"/>
+            <w:r>
+              <w:rPr>
+                <w:rFonts w:ascii="BRH Malayalam Extra" w:eastAsia="Times New Roman" w:hAnsi="BRH Malayalam Extra" w:cs="BRH Malayalam Extra"/>
+                <w:color w:val="000000"/>
+                <w:sz w:val="40"/>
+                <w:szCs w:val="40"/>
+                <w:lang w:val="en-IN" w:eastAsia="en-IN" w:bidi="ml-IN"/>
+              </w:rPr>
+              <w:t>sûxtx</w:t>
+            </w:r>
+            <w:proofErr w:type="spellEnd"/>
+            <w:r>
+              <w:rPr>
+                <w:rFonts w:ascii="BRH Malayalam Extra" w:eastAsia="Times New Roman" w:hAnsi="BRH Malayalam Extra" w:cs="BRH Malayalam Extra"/>
+                <w:color w:val="000000"/>
+                <w:sz w:val="40"/>
+                <w:szCs w:val="40"/>
+                <w:lang w:val="en-IN" w:eastAsia="en-IN" w:bidi="ml-IN"/>
+              </w:rPr>
+              <w:t>˜ |</w:t>
             </w:r>
           </w:p>
         </w:tc>
@@ -10246,6 +14268,7 @@
                 <w:lang w:val="en-IN" w:eastAsia="en-IN" w:bidi="ml-IN"/>
               </w:rPr>
             </w:pPr>
+            <w:proofErr w:type="spellStart"/>
             <w:r>
               <w:rPr>
                 <w:rFonts w:ascii="BRH Malayalam Extra" w:eastAsia="Times New Roman" w:hAnsi="BRH Malayalam Extra" w:cs="BRH Malayalam Extra"/>
@@ -10256,27 +14279,51 @@
               </w:rPr>
               <w:t>sûxtx</w:t>
             </w:r>
-            <w:r>
-              <w:rPr>
-                <w:rFonts w:ascii="BRH Malayalam Extra" w:eastAsia="Times New Roman" w:hAnsi="BRH Malayalam Extra" w:cs="BRH Malayalam Extra"/>
-                <w:b/>
-                <w:color w:val="000000"/>
-                <w:sz w:val="32"/>
-                <w:szCs w:val="40"/>
-                <w:lang w:val="en-IN" w:eastAsia="en-IN" w:bidi="ml-IN"/>
-              </w:rPr>
-              <w:t>–</w:t>
-            </w:r>
-            <w:r>
-              <w:rPr>
-                <w:rFonts w:ascii="BRH Malayalam Extra" w:eastAsia="Times New Roman" w:hAnsi="BRH Malayalam Extra" w:cs="BRH Malayalam Extra"/>
-                <w:color w:val="000000"/>
-                <w:sz w:val="40"/>
-                <w:szCs w:val="40"/>
-                <w:lang w:val="en-IN" w:eastAsia="en-IN" w:bidi="ml-IN"/>
-              </w:rPr>
-              <w:t xml:space="preserve"> sªp—¤¤</w:t>
-            </w:r>
+            <w:proofErr w:type="spellEnd"/>
+            <w:r>
+              <w:rPr>
+                <w:rFonts w:ascii="BRH Malayalam Extra" w:eastAsia="Times New Roman" w:hAnsi="BRH Malayalam Extra" w:cs="BRH Malayalam Extra"/>
+                <w:b/>
+                <w:color w:val="000000"/>
+                <w:sz w:val="32"/>
+                <w:szCs w:val="40"/>
+                <w:lang w:val="en-IN" w:eastAsia="en-IN" w:bidi="ml-IN"/>
+              </w:rPr>
+              <w:t>–</w:t>
+            </w:r>
+            <w:r>
+              <w:rPr>
+                <w:rFonts w:ascii="BRH Malayalam Extra" w:eastAsia="Times New Roman" w:hAnsi="BRH Malayalam Extra" w:cs="BRH Malayalam Extra"/>
+                <w:color w:val="000000"/>
+                <w:sz w:val="40"/>
+                <w:szCs w:val="40"/>
+                <w:lang w:val="en-IN" w:eastAsia="en-IN" w:bidi="ml-IN"/>
+              </w:rPr>
+              <w:t xml:space="preserve"> </w:t>
+            </w:r>
+            <w:proofErr w:type="spellStart"/>
+            <w:r>
+              <w:rPr>
+                <w:rFonts w:ascii="BRH Malayalam Extra" w:eastAsia="Times New Roman" w:hAnsi="BRH Malayalam Extra" w:cs="BRH Malayalam Extra"/>
+                <w:color w:val="000000"/>
+                <w:sz w:val="40"/>
+                <w:szCs w:val="40"/>
+                <w:lang w:val="en-IN" w:eastAsia="en-IN" w:bidi="ml-IN"/>
+              </w:rPr>
+              <w:t>sªp</w:t>
+            </w:r>
+            <w:proofErr w:type="spellEnd"/>
+            <w:r>
+              <w:rPr>
+                <w:rFonts w:ascii="BRH Malayalam Extra" w:eastAsia="Times New Roman" w:hAnsi="BRH Malayalam Extra" w:cs="BRH Malayalam Extra"/>
+                <w:color w:val="000000"/>
+                <w:sz w:val="40"/>
+                <w:szCs w:val="40"/>
+                <w:lang w:val="en-IN" w:eastAsia="en-IN" w:bidi="ml-IN"/>
+              </w:rPr>
+              <w:t>—¤¤</w:t>
+            </w:r>
+            <w:proofErr w:type="spellStart"/>
             <w:r>
               <w:rPr>
                 <w:rFonts w:ascii="BRH Malayalam Extra" w:eastAsia="Times New Roman" w:hAnsi="BRH Malayalam Extra" w:cs="BRH Malayalam Extra"/>
@@ -10288,6 +14335,7 @@
               </w:rPr>
               <w:t>sô</w:t>
             </w:r>
+            <w:proofErr w:type="spellEnd"/>
             <w:r>
               <w:rPr>
                 <w:rFonts w:ascii="BRH Malayalam Extra" w:eastAsia="Times New Roman" w:hAnsi="BRH Malayalam Extra" w:cs="BRH Malayalam Extra"/>
@@ -10314,36 +14362,82 @@
                 <w:lang w:val="en-IN" w:eastAsia="en-IN" w:bidi="ml-IN"/>
               </w:rPr>
             </w:pPr>
-            <w:r>
-              <w:rPr>
-                <w:rFonts w:ascii="BRH Malayalam Extra" w:eastAsia="Times New Roman" w:hAnsi="BRH Malayalam Extra" w:cs="BRH Malayalam Extra"/>
-                <w:color w:val="000000"/>
-                <w:sz w:val="40"/>
-                <w:szCs w:val="40"/>
-                <w:lang w:val="en-IN" w:eastAsia="en-IN" w:bidi="ml-IN"/>
-              </w:rPr>
-              <w:t>sªp—¤¤sô</w:t>
-            </w:r>
-            <w:r>
-              <w:rPr>
-                <w:rFonts w:ascii="BRH Malayalam Extra" w:eastAsia="Times New Roman" w:hAnsi="BRH Malayalam Extra" w:cs="BRH Malayalam Extra"/>
-                <w:b/>
-                <w:color w:val="000000"/>
-                <w:sz w:val="32"/>
-                <w:szCs w:val="40"/>
-                <w:lang w:val="en-IN" w:eastAsia="en-IN" w:bidi="ml-IN"/>
-              </w:rPr>
-              <w:t>–</w:t>
-            </w:r>
-            <w:r>
-              <w:rPr>
-                <w:rFonts w:ascii="BRH Malayalam Extra" w:eastAsia="Times New Roman" w:hAnsi="BRH Malayalam Extra" w:cs="BRH Malayalam Extra"/>
-                <w:color w:val="000000"/>
-                <w:sz w:val="40"/>
-                <w:szCs w:val="40"/>
-                <w:lang w:val="en-IN" w:eastAsia="en-IN" w:bidi="ml-IN"/>
-              </w:rPr>
-              <w:t xml:space="preserve"> sûxtx˜ |</w:t>
+            <w:proofErr w:type="spellStart"/>
+            <w:r>
+              <w:rPr>
+                <w:rFonts w:ascii="BRH Malayalam Extra" w:eastAsia="Times New Roman" w:hAnsi="BRH Malayalam Extra" w:cs="BRH Malayalam Extra"/>
+                <w:color w:val="000000"/>
+                <w:sz w:val="40"/>
+                <w:szCs w:val="40"/>
+                <w:lang w:val="en-IN" w:eastAsia="en-IN" w:bidi="ml-IN"/>
+              </w:rPr>
+              <w:t>sªp</w:t>
+            </w:r>
+            <w:proofErr w:type="spellEnd"/>
+            <w:r>
+              <w:rPr>
+                <w:rFonts w:ascii="BRH Malayalam Extra" w:eastAsia="Times New Roman" w:hAnsi="BRH Malayalam Extra" w:cs="BRH Malayalam Extra"/>
+                <w:color w:val="000000"/>
+                <w:sz w:val="40"/>
+                <w:szCs w:val="40"/>
+                <w:lang w:val="en-IN" w:eastAsia="en-IN" w:bidi="ml-IN"/>
+              </w:rPr>
+              <w:t>—¤¤</w:t>
+            </w:r>
+            <w:proofErr w:type="spellStart"/>
+            <w:r>
+              <w:rPr>
+                <w:rFonts w:ascii="BRH Malayalam Extra" w:eastAsia="Times New Roman" w:hAnsi="BRH Malayalam Extra" w:cs="BRH Malayalam Extra"/>
+                <w:color w:val="000000"/>
+                <w:sz w:val="40"/>
+                <w:szCs w:val="40"/>
+                <w:lang w:val="en-IN" w:eastAsia="en-IN" w:bidi="ml-IN"/>
+              </w:rPr>
+              <w:t>sô</w:t>
+            </w:r>
+            <w:proofErr w:type="spellEnd"/>
+            <w:r>
+              <w:rPr>
+                <w:rFonts w:ascii="BRH Malayalam Extra" w:eastAsia="Times New Roman" w:hAnsi="BRH Malayalam Extra" w:cs="BRH Malayalam Extra"/>
+                <w:b/>
+                <w:color w:val="000000"/>
+                <w:sz w:val="32"/>
+                <w:szCs w:val="40"/>
+                <w:lang w:val="en-IN" w:eastAsia="en-IN" w:bidi="ml-IN"/>
+              </w:rPr>
+              <w:t>–</w:t>
+            </w:r>
+            <w:r>
+              <w:rPr>
+                <w:rFonts w:ascii="BRH Malayalam Extra" w:eastAsia="Times New Roman" w:hAnsi="BRH Malayalam Extra" w:cs="BRH Malayalam Extra"/>
+                <w:color w:val="000000"/>
+                <w:sz w:val="40"/>
+                <w:szCs w:val="40"/>
+                <w:lang w:val="en-IN" w:eastAsia="en-IN" w:bidi="ml-IN"/>
+              </w:rPr>
+              <w:t xml:space="preserve"> </w:t>
+            </w:r>
+            <w:proofErr w:type="spellStart"/>
+            <w:r>
+              <w:rPr>
+                <w:rFonts w:ascii="BRH Malayalam Extra" w:eastAsia="Times New Roman" w:hAnsi="BRH Malayalam Extra" w:cs="BRH Malayalam Extra"/>
+                <w:color w:val="000000"/>
+                <w:sz w:val="40"/>
+                <w:szCs w:val="40"/>
+                <w:lang w:val="en-IN" w:eastAsia="en-IN" w:bidi="ml-IN"/>
+              </w:rPr>
+              <w:t>sûxtx</w:t>
+            </w:r>
+            <w:proofErr w:type="spellEnd"/>
+            <w:r>
+              <w:rPr>
+                <w:rFonts w:ascii="BRH Malayalam Extra" w:eastAsia="Times New Roman" w:hAnsi="BRH Malayalam Extra" w:cs="BRH Malayalam Extra"/>
+                <w:color w:val="000000"/>
+                <w:sz w:val="40"/>
+                <w:szCs w:val="40"/>
+                <w:lang w:val="en-IN" w:eastAsia="en-IN" w:bidi="ml-IN"/>
+              </w:rPr>
+              <w:t>˜ |</w:t>
             </w:r>
           </w:p>
         </w:tc>
@@ -10375,7 +14469,29 @@
           <w:szCs w:val="40"/>
           <w:lang w:val="en-IN" w:eastAsia="en-IN"/>
         </w:rPr>
-        <w:t xml:space="preserve">"qï" </w:t>
+        <w:t>"</w:t>
+      </w:r>
+      <w:proofErr w:type="spellStart"/>
+      <w:r>
+        <w:rPr>
+          <w:rFonts w:ascii="BRH Malayalam" w:hAnsi="BRH Malayalam" w:cs="BRH Malayalam"/>
+          <w:color w:val="000000"/>
+          <w:sz w:val="40"/>
+          <w:szCs w:val="40"/>
+          <w:lang w:val="en-IN" w:eastAsia="en-IN"/>
+        </w:rPr>
+        <w:t>qï</w:t>
+      </w:r>
+      <w:proofErr w:type="spellEnd"/>
+      <w:r>
+        <w:rPr>
+          <w:rFonts w:ascii="BRH Malayalam" w:hAnsi="BRH Malayalam" w:cs="BRH Malayalam"/>
+          <w:color w:val="000000"/>
+          <w:sz w:val="40"/>
+          <w:szCs w:val="40"/>
+          <w:lang w:val="en-IN" w:eastAsia="en-IN"/>
+        </w:rPr>
+        <w:t xml:space="preserve">" </w:t>
       </w:r>
       <w:r>
         <w:rPr>
@@ -10414,6 +14530,7 @@
         </w:rPr>
         <w:t>"</w:t>
       </w:r>
+      <w:proofErr w:type="spellStart"/>
       <w:proofErr w:type="gramEnd"/>
       <w:r>
         <w:rPr>
@@ -10426,6 +14543,7 @@
         </w:rPr>
         <w:t>q§T</w:t>
       </w:r>
+      <w:proofErr w:type="spellEnd"/>
       <w:proofErr w:type="gramStart"/>
       <w:r>
         <w:rPr>
@@ -10829,7 +14947,6 @@
                 <w:sz w:val="32"/>
                 <w:szCs w:val="36"/>
               </w:rPr>
-              <w:lastRenderedPageBreak/>
               <w:t>None</w:t>
             </w:r>
           </w:p>
